--- a/Spark(3rd_delivery)/ProcessSpark.docx
+++ b/Spark(3rd_delivery)/ProcessSpark.docx
@@ -12,7 +12,7 @@
           <w:lang w:val="en-US"/>
         </w:rPr>
       </w:pPr>
-      <w:bookmarkStart w:name="_MON_1729939488" w:id="0"/>
+      <w:bookmarkStart w:id="0" w:name="_MON_1729939488"/>
       <w:bookmarkEnd w:id="0"/>
       <w:r>
         <w:rPr>
@@ -146,15 +146,7 @@
           <w:szCs w:val="32"/>
           <w:lang w:val="en-US"/>
         </w:rPr>
-        <w:t xml:space="preserve"> into csv using an online tool and we modified the csv using Excel formatting the columns and removing/adding attributes (for example we have added the email attribute to the authors by generating it coherently with their name, or we have eliminated some attributes for simplicity)</w:t>
-      </w:r>
-      <w:r>
-        <w:rPr>
-          <w:sz w:val="32"/>
-          <w:szCs w:val="32"/>
-          <w:lang w:val="en-US"/>
-        </w:rPr>
-        <w:t>.</w:t>
+        <w:t xml:space="preserve"> into csv using an online tool and we modified the csv using Excel formatting the columns and removing/adding attributes (for example we have added the email attribute to the authors by generating it coherently with their name, or we have eliminated some attributes for simplicity).</w:t>
       </w:r>
     </w:p>
     <w:p>
@@ -184,8 +176,18 @@
           <w:szCs w:val="32"/>
           <w:lang w:val="en-US"/>
         </w:rPr>
-        <w:t>table more important for the db</w:t>
-      </w:r>
+        <w:t xml:space="preserve">table more important for the </w:t>
+      </w:r>
+      <w:proofErr w:type="spellStart"/>
+      <w:r>
+        <w:rPr>
+          <w:sz w:val="32"/>
+          <w:szCs w:val="32"/>
+          <w:lang w:val="en-US"/>
+        </w:rPr>
+        <w:t>db</w:t>
+      </w:r>
+      <w:proofErr w:type="spellEnd"/>
       <w:r>
         <w:rPr>
           <w:sz w:val="32"/>
@@ -234,6 +236,7 @@
         </w:rPr>
         <w:t xml:space="preserve">For convenience, since we already have the csv files with the headers, we directly imported them into </w:t>
       </w:r>
+      <w:proofErr w:type="spellStart"/>
       <w:r>
         <w:rPr>
           <w:sz w:val="32"/>
@@ -242,6 +245,7 @@
         </w:rPr>
         <w:t>dataframes</w:t>
       </w:r>
+      <w:proofErr w:type="spellEnd"/>
       <w:r>
         <w:rPr>
           <w:sz w:val="32"/>
@@ -250,6 +254,7 @@
         </w:rPr>
         <w:t xml:space="preserve"> (and not into </w:t>
       </w:r>
+      <w:proofErr w:type="spellStart"/>
       <w:r>
         <w:rPr>
           <w:sz w:val="32"/>
@@ -258,6 +263,7 @@
         </w:rPr>
         <w:t>rdd</w:t>
       </w:r>
+      <w:proofErr w:type="spellEnd"/>
       <w:r>
         <w:rPr>
           <w:sz w:val="32"/>
@@ -272,32 +278,13 @@
           <w:szCs w:val="32"/>
           <w:lang w:val="en-US"/>
         </w:rPr>
-        <w:t>, e</w:t>
-      </w:r>
-      <w:r>
-        <w:rPr>
-          <w:sz w:val="32"/>
-          <w:szCs w:val="32"/>
-          <w:lang w:val="en-US"/>
-        </w:rPr>
-        <w:t>verything has been tested by printing schema and some examples of tables.</w:t>
-      </w:r>
-    </w:p>
-    <w:p>
-      <w:pPr>
-        <w:pStyle w:val="Normal"/>
-        <w:ind w:left="0"/>
-        <w:rPr>
-          <w:sz w:val="32"/>
-          <w:szCs w:val="32"/>
-          <w:lang w:val="en-US"/>
-        </w:rPr>
-      </w:pPr>
+        <w:t>, everything has been tested by printing schema and some examples of tables.</w:t>
+      </w:r>
     </w:p>
     <w:sectPr>
       <w:headerReference w:type="default" r:id="rId8"/>
       <w:footerReference w:type="default" r:id="rId9"/>
-      <w:pgSz w:w="11906" w:h="16838" w:orient="portrait"/>
+      <w:pgSz w:w="11906" w:h="16838"/>
       <w:pgMar w:top="720" w:right="720" w:bottom="720" w:left="720" w:header="708" w:footer="708" w:gutter="0"/>
       <w:cols w:space="708"/>
       <w:docGrid w:linePitch="360"/>
@@ -587,7 +574,7 @@
         <w:ind w:left="720" w:hanging="360"/>
       </w:pPr>
       <w:rPr>
-        <w:rFonts w:hint="default" w:ascii="Symbol" w:hAnsi="Symbol"/>
+        <w:rFonts w:ascii="Symbol" w:hAnsi="Symbol" w:hint="default"/>
       </w:rPr>
     </w:lvl>
     <w:lvl w:ilvl="1" w:tplc="08090003" w:tentative="1">
@@ -599,7 +586,7 @@
         <w:ind w:left="1440" w:hanging="360"/>
       </w:pPr>
       <w:rPr>
-        <w:rFonts w:hint="default" w:ascii="Courier New" w:hAnsi="Courier New" w:cs="Courier New"/>
+        <w:rFonts w:ascii="Courier New" w:hAnsi="Courier New" w:cs="Courier New" w:hint="default"/>
       </w:rPr>
     </w:lvl>
     <w:lvl w:ilvl="2" w:tplc="08090005" w:tentative="1">
@@ -611,7 +598,7 @@
         <w:ind w:left="2160" w:hanging="360"/>
       </w:pPr>
       <w:rPr>
-        <w:rFonts w:hint="default" w:ascii="Wingdings" w:hAnsi="Wingdings"/>
+        <w:rFonts w:ascii="Wingdings" w:hAnsi="Wingdings" w:hint="default"/>
       </w:rPr>
     </w:lvl>
     <w:lvl w:ilvl="3" w:tplc="08090001" w:tentative="1">
@@ -623,7 +610,7 @@
         <w:ind w:left="2880" w:hanging="360"/>
       </w:pPr>
       <w:rPr>
-        <w:rFonts w:hint="default" w:ascii="Symbol" w:hAnsi="Symbol"/>
+        <w:rFonts w:ascii="Symbol" w:hAnsi="Symbol" w:hint="default"/>
       </w:rPr>
     </w:lvl>
     <w:lvl w:ilvl="4" w:tplc="08090003" w:tentative="1">
@@ -635,7 +622,7 @@
         <w:ind w:left="3600" w:hanging="360"/>
       </w:pPr>
       <w:rPr>
-        <w:rFonts w:hint="default" w:ascii="Courier New" w:hAnsi="Courier New" w:cs="Courier New"/>
+        <w:rFonts w:ascii="Courier New" w:hAnsi="Courier New" w:cs="Courier New" w:hint="default"/>
       </w:rPr>
     </w:lvl>
     <w:lvl w:ilvl="5" w:tplc="08090005" w:tentative="1">
@@ -647,7 +634,7 @@
         <w:ind w:left="4320" w:hanging="360"/>
       </w:pPr>
       <w:rPr>
-        <w:rFonts w:hint="default" w:ascii="Wingdings" w:hAnsi="Wingdings"/>
+        <w:rFonts w:ascii="Wingdings" w:hAnsi="Wingdings" w:hint="default"/>
       </w:rPr>
     </w:lvl>
     <w:lvl w:ilvl="6" w:tplc="08090001" w:tentative="1">
@@ -659,7 +646,7 @@
         <w:ind w:left="5040" w:hanging="360"/>
       </w:pPr>
       <w:rPr>
-        <w:rFonts w:hint="default" w:ascii="Symbol" w:hAnsi="Symbol"/>
+        <w:rFonts w:ascii="Symbol" w:hAnsi="Symbol" w:hint="default"/>
       </w:rPr>
     </w:lvl>
     <w:lvl w:ilvl="7" w:tplc="08090003" w:tentative="1">
@@ -671,7 +658,7 @@
         <w:ind w:left="5760" w:hanging="360"/>
       </w:pPr>
       <w:rPr>
-        <w:rFonts w:hint="default" w:ascii="Courier New" w:hAnsi="Courier New" w:cs="Courier New"/>
+        <w:rFonts w:ascii="Courier New" w:hAnsi="Courier New" w:cs="Courier New" w:hint="default"/>
       </w:rPr>
     </w:lvl>
     <w:lvl w:ilvl="8" w:tplc="08090005" w:tentative="1">
@@ -683,7 +670,7 @@
         <w:ind w:left="6480" w:hanging="360"/>
       </w:pPr>
       <w:rPr>
-        <w:rFonts w:hint="default" w:ascii="Wingdings" w:hAnsi="Wingdings"/>
+        <w:rFonts w:ascii="Wingdings" w:hAnsi="Wingdings" w:hint="default"/>
       </w:rPr>
     </w:lvl>
   </w:abstractNum>
@@ -700,7 +687,7 @@
         <w:ind w:left="720" w:hanging="360"/>
       </w:pPr>
       <w:rPr>
-        <w:rFonts w:hint="default" w:ascii="Symbol" w:hAnsi="Symbol"/>
+        <w:rFonts w:ascii="Symbol" w:hAnsi="Symbol" w:hint="default"/>
       </w:rPr>
     </w:lvl>
     <w:lvl w:ilvl="1" w:tplc="08090003" w:tentative="1">
@@ -712,7 +699,7 @@
         <w:ind w:left="1440" w:hanging="360"/>
       </w:pPr>
       <w:rPr>
-        <w:rFonts w:hint="default" w:ascii="Courier New" w:hAnsi="Courier New" w:cs="Courier New"/>
+        <w:rFonts w:ascii="Courier New" w:hAnsi="Courier New" w:cs="Courier New" w:hint="default"/>
       </w:rPr>
     </w:lvl>
     <w:lvl w:ilvl="2" w:tplc="08090005" w:tentative="1">
@@ -724,7 +711,7 @@
         <w:ind w:left="2160" w:hanging="360"/>
       </w:pPr>
       <w:rPr>
-        <w:rFonts w:hint="default" w:ascii="Wingdings" w:hAnsi="Wingdings"/>
+        <w:rFonts w:ascii="Wingdings" w:hAnsi="Wingdings" w:hint="default"/>
       </w:rPr>
     </w:lvl>
     <w:lvl w:ilvl="3" w:tplc="08090001" w:tentative="1">
@@ -736,7 +723,7 @@
         <w:ind w:left="2880" w:hanging="360"/>
       </w:pPr>
       <w:rPr>
-        <w:rFonts w:hint="default" w:ascii="Symbol" w:hAnsi="Symbol"/>
+        <w:rFonts w:ascii="Symbol" w:hAnsi="Symbol" w:hint="default"/>
       </w:rPr>
     </w:lvl>
     <w:lvl w:ilvl="4" w:tplc="08090003" w:tentative="1">
@@ -748,7 +735,7 @@
         <w:ind w:left="3600" w:hanging="360"/>
       </w:pPr>
       <w:rPr>
-        <w:rFonts w:hint="default" w:ascii="Courier New" w:hAnsi="Courier New" w:cs="Courier New"/>
+        <w:rFonts w:ascii="Courier New" w:hAnsi="Courier New" w:cs="Courier New" w:hint="default"/>
       </w:rPr>
     </w:lvl>
     <w:lvl w:ilvl="5" w:tplc="08090005" w:tentative="1">
@@ -760,7 +747,7 @@
         <w:ind w:left="4320" w:hanging="360"/>
       </w:pPr>
       <w:rPr>
-        <w:rFonts w:hint="default" w:ascii="Wingdings" w:hAnsi="Wingdings"/>
+        <w:rFonts w:ascii="Wingdings" w:hAnsi="Wingdings" w:hint="default"/>
       </w:rPr>
     </w:lvl>
     <w:lvl w:ilvl="6" w:tplc="08090001" w:tentative="1">
@@ -772,7 +759,7 @@
         <w:ind w:left="5040" w:hanging="360"/>
       </w:pPr>
       <w:rPr>
-        <w:rFonts w:hint="default" w:ascii="Symbol" w:hAnsi="Symbol"/>
+        <w:rFonts w:ascii="Symbol" w:hAnsi="Symbol" w:hint="default"/>
       </w:rPr>
     </w:lvl>
     <w:lvl w:ilvl="7" w:tplc="08090003" w:tentative="1">
@@ -784,7 +771,7 @@
         <w:ind w:left="5760" w:hanging="360"/>
       </w:pPr>
       <w:rPr>
-        <w:rFonts w:hint="default" w:ascii="Courier New" w:hAnsi="Courier New" w:cs="Courier New"/>
+        <w:rFonts w:ascii="Courier New" w:hAnsi="Courier New" w:cs="Courier New" w:hint="default"/>
       </w:rPr>
     </w:lvl>
     <w:lvl w:ilvl="8" w:tplc="08090005" w:tentative="1">
@@ -796,7 +783,7 @@
         <w:ind w:left="6480" w:hanging="360"/>
       </w:pPr>
       <w:rPr>
-        <w:rFonts w:hint="default" w:ascii="Wingdings" w:hAnsi="Wingdings"/>
+        <w:rFonts w:ascii="Wingdings" w:hAnsi="Wingdings" w:hint="default"/>
       </w:rPr>
     </w:lvl>
   </w:abstractNum>
@@ -812,7 +799,7 @@
         <w:ind w:left="720" w:hanging="360"/>
       </w:pPr>
       <w:rPr>
-        <w:rFonts w:hint="default" w:ascii="Calibri" w:hAnsi="Calibri" w:cs="Calibri" w:eastAsiaTheme="minorHAnsi"/>
+        <w:rFonts w:ascii="Calibri" w:eastAsiaTheme="minorHAnsi" w:hAnsi="Calibri" w:cs="Calibri" w:hint="default"/>
       </w:rPr>
     </w:lvl>
     <w:lvl w:ilvl="1" w:tplc="04100003">
@@ -824,7 +811,7 @@
         <w:ind w:left="1440" w:hanging="360"/>
       </w:pPr>
       <w:rPr>
-        <w:rFonts w:hint="default" w:ascii="Courier New" w:hAnsi="Courier New" w:cs="Courier New"/>
+        <w:rFonts w:ascii="Courier New" w:hAnsi="Courier New" w:cs="Courier New" w:hint="default"/>
       </w:rPr>
     </w:lvl>
     <w:lvl w:ilvl="2" w:tplc="04100005" w:tentative="1">
@@ -836,7 +823,7 @@
         <w:ind w:left="2160" w:hanging="360"/>
       </w:pPr>
       <w:rPr>
-        <w:rFonts w:hint="default" w:ascii="Wingdings" w:hAnsi="Wingdings"/>
+        <w:rFonts w:ascii="Wingdings" w:hAnsi="Wingdings" w:hint="default"/>
       </w:rPr>
     </w:lvl>
     <w:lvl w:ilvl="3" w:tplc="04100001" w:tentative="1">
@@ -848,7 +835,7 @@
         <w:ind w:left="2880" w:hanging="360"/>
       </w:pPr>
       <w:rPr>
-        <w:rFonts w:hint="default" w:ascii="Symbol" w:hAnsi="Symbol"/>
+        <w:rFonts w:ascii="Symbol" w:hAnsi="Symbol" w:hint="default"/>
       </w:rPr>
     </w:lvl>
     <w:lvl w:ilvl="4" w:tplc="04100003" w:tentative="1">
@@ -860,7 +847,7 @@
         <w:ind w:left="3600" w:hanging="360"/>
       </w:pPr>
       <w:rPr>
-        <w:rFonts w:hint="default" w:ascii="Courier New" w:hAnsi="Courier New" w:cs="Courier New"/>
+        <w:rFonts w:ascii="Courier New" w:hAnsi="Courier New" w:cs="Courier New" w:hint="default"/>
       </w:rPr>
     </w:lvl>
     <w:lvl w:ilvl="5" w:tplc="04100005" w:tentative="1">
@@ -872,7 +859,7 @@
         <w:ind w:left="4320" w:hanging="360"/>
       </w:pPr>
       <w:rPr>
-        <w:rFonts w:hint="default" w:ascii="Wingdings" w:hAnsi="Wingdings"/>
+        <w:rFonts w:ascii="Wingdings" w:hAnsi="Wingdings" w:hint="default"/>
       </w:rPr>
     </w:lvl>
     <w:lvl w:ilvl="6" w:tplc="04100001" w:tentative="1">
@@ -884,7 +871,7 @@
         <w:ind w:left="5040" w:hanging="360"/>
       </w:pPr>
       <w:rPr>
-        <w:rFonts w:hint="default" w:ascii="Symbol" w:hAnsi="Symbol"/>
+        <w:rFonts w:ascii="Symbol" w:hAnsi="Symbol" w:hint="default"/>
       </w:rPr>
     </w:lvl>
     <w:lvl w:ilvl="7" w:tplc="04100003" w:tentative="1">
@@ -896,7 +883,7 @@
         <w:ind w:left="5760" w:hanging="360"/>
       </w:pPr>
       <w:rPr>
-        <w:rFonts w:hint="default" w:ascii="Courier New" w:hAnsi="Courier New" w:cs="Courier New"/>
+        <w:rFonts w:ascii="Courier New" w:hAnsi="Courier New" w:cs="Courier New" w:hint="default"/>
       </w:rPr>
     </w:lvl>
     <w:lvl w:ilvl="8" w:tplc="04100005" w:tentative="1">
@@ -908,7 +895,7 @@
         <w:ind w:left="6480" w:hanging="360"/>
       </w:pPr>
       <w:rPr>
-        <w:rFonts w:hint="default" w:ascii="Wingdings" w:hAnsi="Wingdings"/>
+        <w:rFonts w:ascii="Wingdings" w:hAnsi="Wingdings" w:hint="default"/>
       </w:rPr>
     </w:lvl>
   </w:abstractNum>
@@ -924,7 +911,7 @@
         <w:ind w:left="1776" w:hanging="360"/>
       </w:pPr>
       <w:rPr>
-        <w:rFonts w:hint="default" w:ascii="Calibri" w:hAnsi="Calibri" w:cs="Calibri" w:eastAsiaTheme="minorHAnsi"/>
+        <w:rFonts w:ascii="Calibri" w:eastAsiaTheme="minorHAnsi" w:hAnsi="Calibri" w:cs="Calibri" w:hint="default"/>
       </w:rPr>
     </w:lvl>
     <w:lvl w:ilvl="1" w:tplc="04100003" w:tentative="1">
@@ -936,7 +923,7 @@
         <w:ind w:left="2496" w:hanging="360"/>
       </w:pPr>
       <w:rPr>
-        <w:rFonts w:hint="default" w:ascii="Courier New" w:hAnsi="Courier New" w:cs="Courier New"/>
+        <w:rFonts w:ascii="Courier New" w:hAnsi="Courier New" w:cs="Courier New" w:hint="default"/>
       </w:rPr>
     </w:lvl>
     <w:lvl w:ilvl="2" w:tplc="04100005" w:tentative="1">
@@ -948,7 +935,7 @@
         <w:ind w:left="3216" w:hanging="360"/>
       </w:pPr>
       <w:rPr>
-        <w:rFonts w:hint="default" w:ascii="Wingdings" w:hAnsi="Wingdings"/>
+        <w:rFonts w:ascii="Wingdings" w:hAnsi="Wingdings" w:hint="default"/>
       </w:rPr>
     </w:lvl>
     <w:lvl w:ilvl="3" w:tplc="04100001" w:tentative="1">
@@ -960,7 +947,7 @@
         <w:ind w:left="3936" w:hanging="360"/>
       </w:pPr>
       <w:rPr>
-        <w:rFonts w:hint="default" w:ascii="Symbol" w:hAnsi="Symbol"/>
+        <w:rFonts w:ascii="Symbol" w:hAnsi="Symbol" w:hint="default"/>
       </w:rPr>
     </w:lvl>
     <w:lvl w:ilvl="4" w:tplc="04100003" w:tentative="1">
@@ -972,7 +959,7 @@
         <w:ind w:left="4656" w:hanging="360"/>
       </w:pPr>
       <w:rPr>
-        <w:rFonts w:hint="default" w:ascii="Courier New" w:hAnsi="Courier New" w:cs="Courier New"/>
+        <w:rFonts w:ascii="Courier New" w:hAnsi="Courier New" w:cs="Courier New" w:hint="default"/>
       </w:rPr>
     </w:lvl>
     <w:lvl w:ilvl="5" w:tplc="04100005" w:tentative="1">
@@ -984,7 +971,7 @@
         <w:ind w:left="5376" w:hanging="360"/>
       </w:pPr>
       <w:rPr>
-        <w:rFonts w:hint="default" w:ascii="Wingdings" w:hAnsi="Wingdings"/>
+        <w:rFonts w:ascii="Wingdings" w:hAnsi="Wingdings" w:hint="default"/>
       </w:rPr>
     </w:lvl>
     <w:lvl w:ilvl="6" w:tplc="04100001" w:tentative="1">
@@ -996,7 +983,7 @@
         <w:ind w:left="6096" w:hanging="360"/>
       </w:pPr>
       <w:rPr>
-        <w:rFonts w:hint="default" w:ascii="Symbol" w:hAnsi="Symbol"/>
+        <w:rFonts w:ascii="Symbol" w:hAnsi="Symbol" w:hint="default"/>
       </w:rPr>
     </w:lvl>
     <w:lvl w:ilvl="7" w:tplc="04100003" w:tentative="1">
@@ -1008,7 +995,7 @@
         <w:ind w:left="6816" w:hanging="360"/>
       </w:pPr>
       <w:rPr>
-        <w:rFonts w:hint="default" w:ascii="Courier New" w:hAnsi="Courier New" w:cs="Courier New"/>
+        <w:rFonts w:ascii="Courier New" w:hAnsi="Courier New" w:cs="Courier New" w:hint="default"/>
       </w:rPr>
     </w:lvl>
     <w:lvl w:ilvl="8" w:tplc="04100005" w:tentative="1">
@@ -1020,7 +1007,7 @@
         <w:ind w:left="7536" w:hanging="360"/>
       </w:pPr>
       <w:rPr>
-        <w:rFonts w:hint="default" w:ascii="Wingdings" w:hAnsi="Wingdings"/>
+        <w:rFonts w:ascii="Wingdings" w:hAnsi="Wingdings" w:hint="default"/>
       </w:rPr>
     </w:lvl>
   </w:abstractNum>
@@ -1123,7 +1110,7 @@
         <w:ind w:left="720" w:hanging="360"/>
       </w:pPr>
       <w:rPr>
-        <w:rFonts w:hint="default" w:ascii="Symbol" w:hAnsi="Symbol"/>
+        <w:rFonts w:ascii="Symbol" w:hAnsi="Symbol" w:hint="default"/>
       </w:rPr>
     </w:lvl>
     <w:lvl w:ilvl="1" w:tplc="4EAEC474">
@@ -1135,7 +1122,7 @@
         <w:ind w:left="1440" w:hanging="360"/>
       </w:pPr>
       <w:rPr>
-        <w:rFonts w:hint="default" w:ascii="Courier New" w:hAnsi="Courier New"/>
+        <w:rFonts w:ascii="Courier New" w:hAnsi="Courier New" w:hint="default"/>
       </w:rPr>
     </w:lvl>
     <w:lvl w:ilvl="2" w:tplc="396AFF7C">
@@ -1147,7 +1134,7 @@
         <w:ind w:left="2160" w:hanging="360"/>
       </w:pPr>
       <w:rPr>
-        <w:rFonts w:hint="default" w:ascii="Wingdings" w:hAnsi="Wingdings"/>
+        <w:rFonts w:ascii="Wingdings" w:hAnsi="Wingdings" w:hint="default"/>
       </w:rPr>
     </w:lvl>
     <w:lvl w:ilvl="3" w:tplc="DC0655EA">
@@ -1159,7 +1146,7 @@
         <w:ind w:left="2880" w:hanging="360"/>
       </w:pPr>
       <w:rPr>
-        <w:rFonts w:hint="default" w:ascii="Symbol" w:hAnsi="Symbol"/>
+        <w:rFonts w:ascii="Symbol" w:hAnsi="Symbol" w:hint="default"/>
       </w:rPr>
     </w:lvl>
     <w:lvl w:ilvl="4" w:tplc="8598781A">
@@ -1171,7 +1158,7 @@
         <w:ind w:left="3600" w:hanging="360"/>
       </w:pPr>
       <w:rPr>
-        <w:rFonts w:hint="default" w:ascii="Courier New" w:hAnsi="Courier New"/>
+        <w:rFonts w:ascii="Courier New" w:hAnsi="Courier New" w:hint="default"/>
       </w:rPr>
     </w:lvl>
     <w:lvl w:ilvl="5" w:tplc="0CC40CC2">
@@ -1183,7 +1170,7 @@
         <w:ind w:left="4320" w:hanging="360"/>
       </w:pPr>
       <w:rPr>
-        <w:rFonts w:hint="default" w:ascii="Wingdings" w:hAnsi="Wingdings"/>
+        <w:rFonts w:ascii="Wingdings" w:hAnsi="Wingdings" w:hint="default"/>
       </w:rPr>
     </w:lvl>
     <w:lvl w:ilvl="6" w:tplc="D4CE8C6C">
@@ -1195,7 +1182,7 @@
         <w:ind w:left="5040" w:hanging="360"/>
       </w:pPr>
       <w:rPr>
-        <w:rFonts w:hint="default" w:ascii="Symbol" w:hAnsi="Symbol"/>
+        <w:rFonts w:ascii="Symbol" w:hAnsi="Symbol" w:hint="default"/>
       </w:rPr>
     </w:lvl>
     <w:lvl w:ilvl="7" w:tplc="76B8D6D2">
@@ -1207,7 +1194,7 @@
         <w:ind w:left="5760" w:hanging="360"/>
       </w:pPr>
       <w:rPr>
-        <w:rFonts w:hint="default" w:ascii="Courier New" w:hAnsi="Courier New"/>
+        <w:rFonts w:ascii="Courier New" w:hAnsi="Courier New" w:hint="default"/>
       </w:rPr>
     </w:lvl>
     <w:lvl w:ilvl="8" w:tplc="F73AFF66">
@@ -1219,7 +1206,7 @@
         <w:ind w:left="6480" w:hanging="360"/>
       </w:pPr>
       <w:rPr>
-        <w:rFonts w:hint="default" w:ascii="Wingdings" w:hAnsi="Wingdings"/>
+        <w:rFonts w:ascii="Wingdings" w:hAnsi="Wingdings" w:hint="default"/>
       </w:rPr>
     </w:lvl>
   </w:abstractNum>
@@ -1236,7 +1223,7 @@
         <w:ind w:left="720" w:hanging="360"/>
       </w:pPr>
       <w:rPr>
-        <w:rFonts w:hint="default" w:ascii="Symbol" w:hAnsi="Symbol"/>
+        <w:rFonts w:ascii="Symbol" w:hAnsi="Symbol" w:hint="default"/>
       </w:rPr>
     </w:lvl>
     <w:lvl w:ilvl="1" w:tplc="08090003" w:tentative="1">
@@ -1248,7 +1235,7 @@
         <w:ind w:left="1440" w:hanging="360"/>
       </w:pPr>
       <w:rPr>
-        <w:rFonts w:hint="default" w:ascii="Courier New" w:hAnsi="Courier New" w:cs="Courier New"/>
+        <w:rFonts w:ascii="Courier New" w:hAnsi="Courier New" w:cs="Courier New" w:hint="default"/>
       </w:rPr>
     </w:lvl>
     <w:lvl w:ilvl="2" w:tplc="08090005" w:tentative="1">
@@ -1260,7 +1247,7 @@
         <w:ind w:left="2160" w:hanging="360"/>
       </w:pPr>
       <w:rPr>
-        <w:rFonts w:hint="default" w:ascii="Wingdings" w:hAnsi="Wingdings"/>
+        <w:rFonts w:ascii="Wingdings" w:hAnsi="Wingdings" w:hint="default"/>
       </w:rPr>
     </w:lvl>
     <w:lvl w:ilvl="3" w:tplc="08090001" w:tentative="1">
@@ -1272,7 +1259,7 @@
         <w:ind w:left="2880" w:hanging="360"/>
       </w:pPr>
       <w:rPr>
-        <w:rFonts w:hint="default" w:ascii="Symbol" w:hAnsi="Symbol"/>
+        <w:rFonts w:ascii="Symbol" w:hAnsi="Symbol" w:hint="default"/>
       </w:rPr>
     </w:lvl>
     <w:lvl w:ilvl="4" w:tplc="08090003" w:tentative="1">
@@ -1284,7 +1271,7 @@
         <w:ind w:left="3600" w:hanging="360"/>
       </w:pPr>
       <w:rPr>
-        <w:rFonts w:hint="default" w:ascii="Courier New" w:hAnsi="Courier New" w:cs="Courier New"/>
+        <w:rFonts w:ascii="Courier New" w:hAnsi="Courier New" w:cs="Courier New" w:hint="default"/>
       </w:rPr>
     </w:lvl>
     <w:lvl w:ilvl="5" w:tplc="08090005" w:tentative="1">
@@ -1296,7 +1283,7 @@
         <w:ind w:left="4320" w:hanging="360"/>
       </w:pPr>
       <w:rPr>
-        <w:rFonts w:hint="default" w:ascii="Wingdings" w:hAnsi="Wingdings"/>
+        <w:rFonts w:ascii="Wingdings" w:hAnsi="Wingdings" w:hint="default"/>
       </w:rPr>
     </w:lvl>
     <w:lvl w:ilvl="6" w:tplc="08090001" w:tentative="1">
@@ -1308,7 +1295,7 @@
         <w:ind w:left="5040" w:hanging="360"/>
       </w:pPr>
       <w:rPr>
-        <w:rFonts w:hint="default" w:ascii="Symbol" w:hAnsi="Symbol"/>
+        <w:rFonts w:ascii="Symbol" w:hAnsi="Symbol" w:hint="default"/>
       </w:rPr>
     </w:lvl>
     <w:lvl w:ilvl="7" w:tplc="08090003" w:tentative="1">
@@ -1320,7 +1307,7 @@
         <w:ind w:left="5760" w:hanging="360"/>
       </w:pPr>
       <w:rPr>
-        <w:rFonts w:hint="default" w:ascii="Courier New" w:hAnsi="Courier New" w:cs="Courier New"/>
+        <w:rFonts w:ascii="Courier New" w:hAnsi="Courier New" w:cs="Courier New" w:hint="default"/>
       </w:rPr>
     </w:lvl>
     <w:lvl w:ilvl="8" w:tplc="08090005" w:tentative="1">
@@ -1332,7 +1319,7 @@
         <w:ind w:left="6480" w:hanging="360"/>
       </w:pPr>
       <w:rPr>
-        <w:rFonts w:hint="default" w:ascii="Wingdings" w:hAnsi="Wingdings"/>
+        <w:rFonts w:ascii="Wingdings" w:hAnsi="Wingdings" w:hint="default"/>
       </w:rPr>
     </w:lvl>
   </w:abstractNum>
@@ -1523,7 +1510,7 @@
         <w:ind w:left="720" w:hanging="360"/>
       </w:pPr>
       <w:rPr>
-        <w:rFonts w:hint="default" w:ascii="Menlo" w:hAnsi="Menlo" w:eastAsia="Menlo" w:cs="Menlo"/>
+        <w:rFonts w:ascii="Menlo" w:eastAsia="Menlo" w:hAnsi="Menlo" w:cs="Menlo" w:hint="default"/>
       </w:rPr>
     </w:lvl>
     <w:lvl w:ilvl="1" w:tplc="04100003" w:tentative="1">
@@ -1535,7 +1522,7 @@
         <w:ind w:left="1440" w:hanging="360"/>
       </w:pPr>
       <w:rPr>
-        <w:rFonts w:hint="default" w:ascii="Courier New" w:hAnsi="Courier New" w:cs="Courier New"/>
+        <w:rFonts w:ascii="Courier New" w:hAnsi="Courier New" w:cs="Courier New" w:hint="default"/>
       </w:rPr>
     </w:lvl>
     <w:lvl w:ilvl="2" w:tplc="04100005" w:tentative="1">
@@ -1547,7 +1534,7 @@
         <w:ind w:left="2160" w:hanging="360"/>
       </w:pPr>
       <w:rPr>
-        <w:rFonts w:hint="default" w:ascii="Wingdings" w:hAnsi="Wingdings"/>
+        <w:rFonts w:ascii="Wingdings" w:hAnsi="Wingdings" w:hint="default"/>
       </w:rPr>
     </w:lvl>
     <w:lvl w:ilvl="3" w:tplc="04100001" w:tentative="1">
@@ -1559,7 +1546,7 @@
         <w:ind w:left="2880" w:hanging="360"/>
       </w:pPr>
       <w:rPr>
-        <w:rFonts w:hint="default" w:ascii="Symbol" w:hAnsi="Symbol"/>
+        <w:rFonts w:ascii="Symbol" w:hAnsi="Symbol" w:hint="default"/>
       </w:rPr>
     </w:lvl>
     <w:lvl w:ilvl="4" w:tplc="04100003" w:tentative="1">
@@ -1571,7 +1558,7 @@
         <w:ind w:left="3600" w:hanging="360"/>
       </w:pPr>
       <w:rPr>
-        <w:rFonts w:hint="default" w:ascii="Courier New" w:hAnsi="Courier New" w:cs="Courier New"/>
+        <w:rFonts w:ascii="Courier New" w:hAnsi="Courier New" w:cs="Courier New" w:hint="default"/>
       </w:rPr>
     </w:lvl>
     <w:lvl w:ilvl="5" w:tplc="04100005" w:tentative="1">
@@ -1583,7 +1570,7 @@
         <w:ind w:left="4320" w:hanging="360"/>
       </w:pPr>
       <w:rPr>
-        <w:rFonts w:hint="default" w:ascii="Wingdings" w:hAnsi="Wingdings"/>
+        <w:rFonts w:ascii="Wingdings" w:hAnsi="Wingdings" w:hint="default"/>
       </w:rPr>
     </w:lvl>
     <w:lvl w:ilvl="6" w:tplc="04100001" w:tentative="1">
@@ -1595,7 +1582,7 @@
         <w:ind w:left="5040" w:hanging="360"/>
       </w:pPr>
       <w:rPr>
-        <w:rFonts w:hint="default" w:ascii="Symbol" w:hAnsi="Symbol"/>
+        <w:rFonts w:ascii="Symbol" w:hAnsi="Symbol" w:hint="default"/>
       </w:rPr>
     </w:lvl>
     <w:lvl w:ilvl="7" w:tplc="04100003" w:tentative="1">
@@ -1607,7 +1594,7 @@
         <w:ind w:left="5760" w:hanging="360"/>
       </w:pPr>
       <w:rPr>
-        <w:rFonts w:hint="default" w:ascii="Courier New" w:hAnsi="Courier New" w:cs="Courier New"/>
+        <w:rFonts w:ascii="Courier New" w:hAnsi="Courier New" w:cs="Courier New" w:hint="default"/>
       </w:rPr>
     </w:lvl>
     <w:lvl w:ilvl="8" w:tplc="04100005" w:tentative="1">
@@ -1619,7 +1606,7 @@
         <w:ind w:left="6480" w:hanging="360"/>
       </w:pPr>
       <w:rPr>
-        <w:rFonts w:hint="default" w:ascii="Wingdings" w:hAnsi="Wingdings"/>
+        <w:rFonts w:ascii="Wingdings" w:hAnsi="Wingdings" w:hint="default"/>
       </w:rPr>
     </w:lvl>
   </w:abstractNum>
@@ -1753,7 +1740,7 @@
   <w:docDefaults>
     <w:rPrDefault>
       <w:rPr>
-        <w:rFonts w:asciiTheme="minorHAnsi" w:hAnsiTheme="minorHAnsi" w:eastAsiaTheme="minorHAnsi" w:cstheme="minorBidi"/>
+        <w:rFonts w:asciiTheme="minorHAnsi" w:eastAsiaTheme="minorHAnsi" w:hAnsiTheme="minorHAnsi" w:cstheme="minorBidi"/>
         <w:sz w:val="22"/>
         <w:szCs w:val="22"/>
         <w:lang w:val="it-IT" w:eastAsia="en-US" w:bidi="ar-SA"/>
@@ -1768,14 +1755,14 @@
   <w:latentStyles w:defLockedState="0" w:defUIPriority="99" w:defSemiHidden="0" w:defUnhideWhenUsed="0" w:defQFormat="0" w:count="376">
     <w:lsdException w:name="Normal" w:uiPriority="0" w:qFormat="1"/>
     <w:lsdException w:name="heading 1" w:uiPriority="9" w:qFormat="1"/>
-    <w:lsdException w:name="heading 2" w:uiPriority="9" w:semiHidden="1" w:unhideWhenUsed="1" w:qFormat="1"/>
-    <w:lsdException w:name="heading 3" w:uiPriority="9" w:semiHidden="1" w:unhideWhenUsed="1" w:qFormat="1"/>
-    <w:lsdException w:name="heading 4" w:uiPriority="9" w:semiHidden="1" w:unhideWhenUsed="1" w:qFormat="1"/>
-    <w:lsdException w:name="heading 5" w:uiPriority="9" w:semiHidden="1" w:unhideWhenUsed="1" w:qFormat="1"/>
-    <w:lsdException w:name="heading 6" w:uiPriority="9" w:semiHidden="1" w:unhideWhenUsed="1" w:qFormat="1"/>
-    <w:lsdException w:name="heading 7" w:uiPriority="9" w:semiHidden="1" w:unhideWhenUsed="1" w:qFormat="1"/>
-    <w:lsdException w:name="heading 8" w:uiPriority="9" w:semiHidden="1" w:unhideWhenUsed="1" w:qFormat="1"/>
-    <w:lsdException w:name="heading 9" w:uiPriority="9" w:semiHidden="1" w:unhideWhenUsed="1" w:qFormat="1"/>
+    <w:lsdException w:name="heading 2" w:semiHidden="1" w:uiPriority="9" w:unhideWhenUsed="1" w:qFormat="1"/>
+    <w:lsdException w:name="heading 3" w:semiHidden="1" w:uiPriority="9" w:unhideWhenUsed="1" w:qFormat="1"/>
+    <w:lsdException w:name="heading 4" w:semiHidden="1" w:uiPriority="9" w:unhideWhenUsed="1" w:qFormat="1"/>
+    <w:lsdException w:name="heading 5" w:semiHidden="1" w:uiPriority="9" w:unhideWhenUsed="1" w:qFormat="1"/>
+    <w:lsdException w:name="heading 6" w:semiHidden="1" w:uiPriority="9" w:unhideWhenUsed="1" w:qFormat="1"/>
+    <w:lsdException w:name="heading 7" w:semiHidden="1" w:uiPriority="9" w:unhideWhenUsed="1" w:qFormat="1"/>
+    <w:lsdException w:name="heading 8" w:semiHidden="1" w:uiPriority="9" w:unhideWhenUsed="1" w:qFormat="1"/>
+    <w:lsdException w:name="heading 9" w:semiHidden="1" w:uiPriority="9" w:unhideWhenUsed="1" w:qFormat="1"/>
     <w:lsdException w:name="index 1" w:semiHidden="1" w:unhideWhenUsed="1"/>
     <w:lsdException w:name="index 2" w:semiHidden="1" w:unhideWhenUsed="1"/>
     <w:lsdException w:name="index 3" w:semiHidden="1" w:unhideWhenUsed="1"/>
@@ -1785,22 +1772,22 @@
     <w:lsdException w:name="index 7" w:semiHidden="1" w:unhideWhenUsed="1"/>
     <w:lsdException w:name="index 8" w:semiHidden="1" w:unhideWhenUsed="1"/>
     <w:lsdException w:name="index 9" w:semiHidden="1" w:unhideWhenUsed="1"/>
-    <w:lsdException w:name="toc 1" w:uiPriority="39" w:semiHidden="1" w:unhideWhenUsed="1"/>
-    <w:lsdException w:name="toc 2" w:uiPriority="39" w:semiHidden="1" w:unhideWhenUsed="1"/>
-    <w:lsdException w:name="toc 3" w:uiPriority="39" w:semiHidden="1" w:unhideWhenUsed="1"/>
-    <w:lsdException w:name="toc 4" w:uiPriority="39" w:semiHidden="1" w:unhideWhenUsed="1"/>
-    <w:lsdException w:name="toc 5" w:uiPriority="39" w:semiHidden="1" w:unhideWhenUsed="1"/>
-    <w:lsdException w:name="toc 6" w:uiPriority="39" w:semiHidden="1" w:unhideWhenUsed="1"/>
-    <w:lsdException w:name="toc 7" w:uiPriority="39" w:semiHidden="1" w:unhideWhenUsed="1"/>
-    <w:lsdException w:name="toc 8" w:uiPriority="39" w:semiHidden="1" w:unhideWhenUsed="1"/>
-    <w:lsdException w:name="toc 9" w:uiPriority="39" w:semiHidden="1" w:unhideWhenUsed="1"/>
+    <w:lsdException w:name="toc 1" w:semiHidden="1" w:uiPriority="39" w:unhideWhenUsed="1"/>
+    <w:lsdException w:name="toc 2" w:semiHidden="1" w:uiPriority="39" w:unhideWhenUsed="1"/>
+    <w:lsdException w:name="toc 3" w:semiHidden="1" w:uiPriority="39" w:unhideWhenUsed="1"/>
+    <w:lsdException w:name="toc 4" w:semiHidden="1" w:uiPriority="39" w:unhideWhenUsed="1"/>
+    <w:lsdException w:name="toc 5" w:semiHidden="1" w:uiPriority="39" w:unhideWhenUsed="1"/>
+    <w:lsdException w:name="toc 6" w:semiHidden="1" w:uiPriority="39" w:unhideWhenUsed="1"/>
+    <w:lsdException w:name="toc 7" w:semiHidden="1" w:uiPriority="39" w:unhideWhenUsed="1"/>
+    <w:lsdException w:name="toc 8" w:semiHidden="1" w:uiPriority="39" w:unhideWhenUsed="1"/>
+    <w:lsdException w:name="toc 9" w:semiHidden="1" w:uiPriority="39" w:unhideWhenUsed="1"/>
     <w:lsdException w:name="Normal Indent" w:semiHidden="1" w:unhideWhenUsed="1"/>
     <w:lsdException w:name="footnote text" w:semiHidden="1" w:unhideWhenUsed="1"/>
     <w:lsdException w:name="annotation text" w:semiHidden="1" w:unhideWhenUsed="1"/>
     <w:lsdException w:name="header" w:semiHidden="1" w:unhideWhenUsed="1"/>
     <w:lsdException w:name="footer" w:semiHidden="1" w:unhideWhenUsed="1"/>
     <w:lsdException w:name="index heading" w:semiHidden="1" w:unhideWhenUsed="1"/>
-    <w:lsdException w:name="caption" w:uiPriority="35" w:semiHidden="1" w:unhideWhenUsed="1" w:qFormat="1"/>
+    <w:lsdException w:name="caption" w:semiHidden="1" w:uiPriority="35" w:unhideWhenUsed="1" w:qFormat="1"/>
     <w:lsdException w:name="table of figures" w:semiHidden="1" w:unhideWhenUsed="1"/>
     <w:lsdException w:name="envelope address" w:semiHidden="1" w:unhideWhenUsed="1"/>
     <w:lsdException w:name="envelope return" w:semiHidden="1" w:unhideWhenUsed="1"/>
@@ -1831,7 +1818,7 @@
     <w:lsdException w:name="Title" w:uiPriority="10" w:qFormat="1"/>
     <w:lsdException w:name="Closing" w:semiHidden="1" w:unhideWhenUsed="1"/>
     <w:lsdException w:name="Signature" w:semiHidden="1" w:unhideWhenUsed="1"/>
-    <w:lsdException w:name="Default Paragraph Font" w:uiPriority="1" w:semiHidden="1" w:unhideWhenUsed="1"/>
+    <w:lsdException w:name="Default Paragraph Font" w:semiHidden="1" w:uiPriority="1" w:unhideWhenUsed="1"/>
     <w:lsdException w:name="Body Text" w:semiHidden="1" w:unhideWhenUsed="1"/>
     <w:lsdException w:name="Body Text Indent" w:semiHidden="1" w:unhideWhenUsed="1"/>
     <w:lsdException w:name="List Continue" w:semiHidden="1" w:unhideWhenUsed="1"/>
@@ -2031,8 +2018,8 @@
     <w:lsdException w:name="Subtle Reference" w:uiPriority="31" w:qFormat="1"/>
     <w:lsdException w:name="Intense Reference" w:uiPriority="32" w:qFormat="1"/>
     <w:lsdException w:name="Book Title" w:uiPriority="33" w:qFormat="1"/>
-    <w:lsdException w:name="Bibliography" w:uiPriority="37" w:semiHidden="1" w:unhideWhenUsed="1"/>
-    <w:lsdException w:name="TOC Heading" w:uiPriority="39" w:semiHidden="1" w:unhideWhenUsed="1" w:qFormat="1"/>
+    <w:lsdException w:name="Bibliography" w:semiHidden="1" w:uiPriority="37" w:unhideWhenUsed="1"/>
+    <w:lsdException w:name="TOC Heading" w:semiHidden="1" w:uiPriority="39" w:unhideWhenUsed="1" w:qFormat="1"/>
     <w:lsdException w:name="Plain Table 1" w:uiPriority="41"/>
     <w:lsdException w:name="Plain Table 2" w:uiPriority="42"/>
     <w:lsdException w:name="Plain Table 3" w:uiPriority="43"/>
@@ -2143,17 +2130,17 @@
     <w:lsdException w:name="Unresolved Mention" w:semiHidden="1" w:unhideWhenUsed="1"/>
     <w:lsdException w:name="Smart Link" w:semiHidden="1" w:unhideWhenUsed="1"/>
   </w:latentStyles>
-  <w:style w:type="paragraph" w:styleId="Normal" w:default="1">
+  <w:style w:type="paragraph" w:default="1" w:styleId="Normal">
     <w:name w:val="Normal"/>
     <w:qFormat/>
   </w:style>
-  <w:style w:type="character" w:styleId="DefaultParagraphFont" w:default="1">
+  <w:style w:type="character" w:default="1" w:styleId="DefaultParagraphFont">
     <w:name w:val="Default Paragraph Font"/>
     <w:uiPriority w:val="1"/>
     <w:semiHidden/>
     <w:unhideWhenUsed/>
   </w:style>
-  <w:style w:type="table" w:styleId="TableNormal" w:default="1">
+  <w:style w:type="table" w:default="1" w:styleId="TableNormal">
     <w:name w:val="Normal Table"/>
     <w:uiPriority w:val="99"/>
     <w:semiHidden/>
@@ -2168,7 +2155,7 @@
       </w:tblCellMar>
     </w:tblPr>
   </w:style>
-  <w:style w:type="numbering" w:styleId="NoList" w:default="1">
+  <w:style w:type="numbering" w:default="1" w:styleId="NoList">
     <w:name w:val="No List"/>
     <w:uiPriority w:val="99"/>
     <w:semiHidden/>
@@ -2195,12 +2182,12 @@
     </w:pPr>
     <w:tblPr>
       <w:tblBorders>
-        <w:top w:val="single" w:color="000000" w:themeColor="text1" w:sz="4" w:space="0"/>
-        <w:left w:val="single" w:color="000000" w:themeColor="text1" w:sz="4" w:space="0"/>
-        <w:bottom w:val="single" w:color="000000" w:themeColor="text1" w:sz="4" w:space="0"/>
-        <w:right w:val="single" w:color="000000" w:themeColor="text1" w:sz="4" w:space="0"/>
-        <w:insideH w:val="single" w:color="000000" w:themeColor="text1" w:sz="4" w:space="0"/>
-        <w:insideV w:val="single" w:color="000000" w:themeColor="text1" w:sz="4" w:space="0"/>
+        <w:top w:val="single" w:sz="4" w:space="0" w:color="000000" w:themeColor="text1"/>
+        <w:left w:val="single" w:sz="4" w:space="0" w:color="000000" w:themeColor="text1"/>
+        <w:bottom w:val="single" w:sz="4" w:space="0" w:color="000000" w:themeColor="text1"/>
+        <w:right w:val="single" w:sz="4" w:space="0" w:color="000000" w:themeColor="text1"/>
+        <w:insideH w:val="single" w:sz="4" w:space="0" w:color="000000" w:themeColor="text1"/>
+        <w:insideV w:val="single" w:sz="4" w:space="0" w:color="000000" w:themeColor="text1"/>
       </w:tblBorders>
     </w:tblPr>
   </w:style>
@@ -2233,20 +2220,20 @@
       <w:spacing w:after="0" w:line="240" w:lineRule="auto"/>
     </w:pPr>
     <w:rPr>
-      <w:rFonts w:ascii="Courier New" w:hAnsi="Courier New" w:eastAsia="Times New Roman" w:cs="Courier New"/>
+      <w:rFonts w:ascii="Courier New" w:eastAsia="Times New Roman" w:hAnsi="Courier New" w:cs="Courier New"/>
       <w:sz w:val="20"/>
       <w:szCs w:val="20"/>
       <w:lang w:val="en-AU" w:eastAsia="en-GB"/>
     </w:rPr>
   </w:style>
-  <w:style w:type="character" w:styleId="HTMLPreformattedChar" w:customStyle="1">
+  <w:style w:type="character" w:customStyle="1" w:styleId="HTMLPreformattedChar">
     <w:name w:val="HTML Preformatted Char"/>
     <w:basedOn w:val="DefaultParagraphFont"/>
     <w:link w:val="HTMLPreformatted"/>
     <w:uiPriority w:val="99"/>
     <w:rsid w:val="00371D23"/>
     <w:rPr>
-      <w:rFonts w:ascii="Courier New" w:hAnsi="Courier New" w:eastAsia="Times New Roman" w:cs="Courier New"/>
+      <w:rFonts w:ascii="Courier New" w:eastAsia="Times New Roman" w:hAnsi="Courier New" w:cs="Courier New"/>
       <w:sz w:val="20"/>
       <w:szCs w:val="20"/>
       <w:lang w:val="en-AU" w:eastAsia="en-GB"/>
@@ -2279,7 +2266,7 @@
       <w:szCs w:val="20"/>
     </w:rPr>
   </w:style>
-  <w:style w:type="character" w:styleId="CommentTextChar" w:customStyle="1">
+  <w:style w:type="character" w:customStyle="1" w:styleId="CommentTextChar">
     <w:name w:val="Comment Text Char"/>
     <w:basedOn w:val="DefaultParagraphFont"/>
     <w:link w:val="CommentText"/>
@@ -2304,7 +2291,7 @@
       <w:bCs/>
     </w:rPr>
   </w:style>
-  <w:style w:type="character" w:styleId="CommentSubjectChar" w:customStyle="1">
+  <w:style w:type="character" w:customStyle="1" w:styleId="CommentSubjectChar">
     <w:name w:val="Comment Subject Char"/>
     <w:basedOn w:val="CommentTextChar"/>
     <w:link w:val="CommentSubject"/>
@@ -2326,32 +2313,32 @@
     <w:unhideWhenUsed/>
     <w:rsid w:val="004C0C05"/>
     <w:rPr>
-      <w:rFonts w:ascii="Courier New" w:hAnsi="Courier New" w:eastAsia="Times New Roman" w:cs="Courier New"/>
+      <w:rFonts w:ascii="Courier New" w:eastAsia="Times New Roman" w:hAnsi="Courier New" w:cs="Courier New"/>
       <w:sz w:val="20"/>
       <w:szCs w:val="20"/>
     </w:rPr>
   </w:style>
-  <w:style w:type="character" w:styleId="lg-highlight-attr" w:customStyle="1">
+  <w:style w:type="character" w:customStyle="1" w:styleId="lg-highlight-attr">
     <w:name w:val="lg-highlight-attr"/>
     <w:basedOn w:val="DefaultParagraphFont"/>
     <w:rsid w:val="004C0C05"/>
   </w:style>
-  <w:style w:type="character" w:styleId="lg-highlight-title" w:customStyle="1">
+  <w:style w:type="character" w:customStyle="1" w:styleId="lg-highlight-title">
     <w:name w:val="lg-highlight-title"/>
     <w:basedOn w:val="DefaultParagraphFont"/>
     <w:rsid w:val="004C0C05"/>
   </w:style>
-  <w:style w:type="character" w:styleId="lg-highlight-string" w:customStyle="1">
+  <w:style w:type="character" w:customStyle="1" w:styleId="lg-highlight-string">
     <w:name w:val="lg-highlight-string"/>
     <w:basedOn w:val="DefaultParagraphFont"/>
     <w:rsid w:val="004C0C05"/>
   </w:style>
-  <w:style w:type="character" w:styleId="lg-highlight-number" w:customStyle="1">
+  <w:style w:type="character" w:customStyle="1" w:styleId="lg-highlight-number">
     <w:name w:val="lg-highlight-number"/>
     <w:basedOn w:val="DefaultParagraphFont"/>
     <w:rsid w:val="004C0C05"/>
   </w:style>
-  <w:style w:type="character" w:styleId="HeaderChar" w:customStyle="1">
+  <w:style w:type="character" w:customStyle="1" w:styleId="HeaderChar">
     <w:name w:val="Header Char"/>
     <w:basedOn w:val="DefaultParagraphFont"/>
     <w:link w:val="Header"/>
@@ -2371,7 +2358,7 @@
       <w:spacing w:after="0" w:line="240" w:lineRule="auto"/>
     </w:pPr>
   </w:style>
-  <w:style w:type="character" w:styleId="FooterChar" w:customStyle="1">
+  <w:style w:type="character" w:customStyle="1" w:styleId="FooterChar">
     <w:name w:val="Footer Char"/>
     <w:basedOn w:val="DefaultParagraphFont"/>
     <w:link w:val="Footer"/>

--- a/Spark(3rd_delivery)/ProcessSpark.docx
+++ b/Spark(3rd_delivery)/ProcessSpark.docx
@@ -70,25 +70,7 @@
           <w:szCs w:val="32"/>
           <w:lang w:val="en-US"/>
         </w:rPr>
-        <w:t xml:space="preserve">for </w:t>
-      </w:r>
-      <w:proofErr w:type="gramStart"/>
-      <w:r>
-        <w:rPr>
-          <w:sz w:val="32"/>
-          <w:szCs w:val="32"/>
-          <w:lang w:val="en-US"/>
-        </w:rPr>
-        <w:t>N to N</w:t>
-      </w:r>
-      <w:proofErr w:type="gramEnd"/>
-      <w:r>
-        <w:rPr>
-          <w:sz w:val="32"/>
-          <w:szCs w:val="32"/>
-          <w:lang w:val="en-US"/>
-        </w:rPr>
-        <w:t xml:space="preserve"> relationships)</w:t>
+        <w:t>for N to N relationships)</w:t>
       </w:r>
     </w:p>
     <w:p>
@@ -110,43 +92,7 @@
           <w:szCs w:val="32"/>
           <w:lang w:val="en-US"/>
         </w:rPr>
-        <w:t xml:space="preserve">Then we pulled the data out of Neo4j by making the queries we needed and exporting the </w:t>
-      </w:r>
-      <w:proofErr w:type="spellStart"/>
-      <w:r>
-        <w:rPr>
-          <w:sz w:val="32"/>
-          <w:szCs w:val="32"/>
-          <w:lang w:val="en-US"/>
-        </w:rPr>
-        <w:t>json</w:t>
-      </w:r>
-      <w:proofErr w:type="spellEnd"/>
-      <w:r>
-        <w:rPr>
-          <w:sz w:val="32"/>
-          <w:szCs w:val="32"/>
-          <w:lang w:val="en-US"/>
-        </w:rPr>
-        <w:t xml:space="preserve"> (by directly exporting the csv the data was not complete), then we converted the </w:t>
-      </w:r>
-      <w:proofErr w:type="spellStart"/>
-      <w:r>
-        <w:rPr>
-          <w:sz w:val="32"/>
-          <w:szCs w:val="32"/>
-          <w:lang w:val="en-US"/>
-        </w:rPr>
-        <w:t>json</w:t>
-      </w:r>
-      <w:proofErr w:type="spellEnd"/>
-      <w:r>
-        <w:rPr>
-          <w:sz w:val="32"/>
-          <w:szCs w:val="32"/>
-          <w:lang w:val="en-US"/>
-        </w:rPr>
-        <w:t xml:space="preserve"> into csv using an online tool and we modified the csv using Excel formatting the columns and removing/adding attributes (for example we have added the email attribute to the authors by generating it coherently with their name, or we have eliminated some attributes for simplicity).</w:t>
+        <w:t>Then we pulled the data out of Neo4j by making the queries we needed and exporting the json (by directly exporting the csv the data was not complete), then we converted the json into csv using an online tool and we modified the csv using Excel formatting the columns and removing/adding attributes (for example we have added the email attribute to the authors by generating it coherently with their name, or we have eliminated some attributes for simplicity).</w:t>
       </w:r>
     </w:p>
     <w:p>
@@ -176,43 +122,15 @@
           <w:szCs w:val="32"/>
           <w:lang w:val="en-US"/>
         </w:rPr>
-        <w:t xml:space="preserve">table more important for the </w:t>
-      </w:r>
-      <w:proofErr w:type="spellStart"/>
+        <w:t>table more important for the db</w:t>
+      </w:r>
       <w:r>
         <w:rPr>
           <w:sz w:val="32"/>
           <w:szCs w:val="32"/>
           <w:lang w:val="en-US"/>
         </w:rPr>
-        <w:t>db</w:t>
-      </w:r>
-      <w:proofErr w:type="spellEnd"/>
-      <w:r>
-        <w:rPr>
-          <w:sz w:val="32"/>
-          <w:szCs w:val="32"/>
-          <w:lang w:val="en-US"/>
-        </w:rPr>
-        <w:t xml:space="preserve">) of the two </w:t>
-      </w:r>
-      <w:proofErr w:type="gramStart"/>
-      <w:r>
-        <w:rPr>
-          <w:sz w:val="32"/>
-          <w:szCs w:val="32"/>
-          <w:lang w:val="en-US"/>
-        </w:rPr>
-        <w:t>entity</w:t>
-      </w:r>
-      <w:proofErr w:type="gramEnd"/>
-      <w:r>
-        <w:rPr>
-          <w:sz w:val="32"/>
-          <w:szCs w:val="32"/>
-          <w:lang w:val="en-US"/>
-        </w:rPr>
-        <w:t xml:space="preserve"> in relation (to save space)</w:t>
+        <w:t>) of the two entity in relation (to save space)</w:t>
       </w:r>
     </w:p>
     <w:p>
@@ -234,43 +152,39 @@
           <w:szCs w:val="32"/>
           <w:lang w:val="en-US"/>
         </w:rPr>
-        <w:t xml:space="preserve">For convenience, since we already have the csv files with the headers, we directly imported them into </w:t>
-      </w:r>
-      <w:proofErr w:type="spellStart"/>
+        <w:t xml:space="preserve">There was a final format on </w:t>
+      </w:r>
       <w:r>
         <w:rPr>
           <w:sz w:val="32"/>
           <w:szCs w:val="32"/>
           <w:lang w:val="en-US"/>
         </w:rPr>
-        <w:t>dataframes</w:t>
-      </w:r>
-      <w:proofErr w:type="spellEnd"/>
+        <w:t xml:space="preserve">the </w:t>
+      </w:r>
       <w:r>
         <w:rPr>
           <w:sz w:val="32"/>
           <w:szCs w:val="32"/>
           <w:lang w:val="en-US"/>
         </w:rPr>
-        <w:t xml:space="preserve"> (and not into </w:t>
-      </w:r>
-      <w:proofErr w:type="spellStart"/>
+        <w:t>csv.</w:t>
+      </w:r>
       <w:r>
         <w:rPr>
           <w:sz w:val="32"/>
           <w:szCs w:val="32"/>
           <w:lang w:val="en-US"/>
         </w:rPr>
-        <w:t>rdd</w:t>
-      </w:r>
-      <w:proofErr w:type="spellEnd"/>
+        <w:t xml:space="preserve">txt files to </w:t>
+      </w:r>
       <w:r>
         <w:rPr>
           <w:sz w:val="32"/>
           <w:szCs w:val="32"/>
           <w:lang w:val="en-US"/>
         </w:rPr>
-        <w:t xml:space="preserve"> to modify and convert them); later we managed to modify them to make each attribute of the right type (such as dates in type Date)</w:t>
+        <w:t xml:space="preserve">have the </w:t>
       </w:r>
       <w:r>
         <w:rPr>
@@ -278,9 +192,845 @@
           <w:szCs w:val="32"/>
           <w:lang w:val="en-US"/>
         </w:rPr>
+        <w:t xml:space="preserve">files ready to be </w:t>
+      </w:r>
+      <w:r>
+        <w:rPr>
+          <w:sz w:val="32"/>
+          <w:szCs w:val="32"/>
+          <w:lang w:val="en-US"/>
+        </w:rPr>
+        <w:t>imported and to be configured on spark.</w:t>
+      </w:r>
+    </w:p>
+    <w:p>
+      <w:pPr>
+        <w:pStyle w:val="ListParagraph"/>
+        <w:numPr>
+          <w:ilvl w:val="0"/>
+          <w:numId w:val="12"/>
+        </w:numPr>
+        <w:rPr>
+          <w:sz w:val="32"/>
+          <w:szCs w:val="32"/>
+          <w:lang w:val="en-US"/>
+        </w:rPr>
+      </w:pPr>
+      <w:r>
+        <w:rPr>
+          <w:sz w:val="32"/>
+          <w:szCs w:val="32"/>
+          <w:lang w:val="en-US"/>
+        </w:rPr>
+        <w:t>For convenience, since we already have the csv files with the headers, we directly imported them into dataframes (and not into rdd to modify and convert them); later we managed to modify them to make each attribute of the right type (such as dates in type Date)</w:t>
+      </w:r>
+      <w:r>
+        <w:rPr>
+          <w:sz w:val="32"/>
+          <w:szCs w:val="32"/>
+          <w:lang w:val="en-US"/>
+        </w:rPr>
         <w:t>, everything has been tested by printing schema and some examples of tables.</w:t>
       </w:r>
+      <w:r>
+        <w:rPr>
+          <w:sz w:val="32"/>
+          <w:szCs w:val="32"/>
+          <w:lang w:val="en-US"/>
+        </w:rPr>
+        <w:t xml:space="preserve"> </w:t>
+      </w:r>
+      <w:r>
+        <w:rPr>
+          <w:sz w:val="32"/>
+          <w:szCs w:val="32"/>
+          <w:lang w:val="en-US"/>
+        </w:rPr>
+        <w:t xml:space="preserve">(but the </w:t>
+      </w:r>
+      <w:r>
+        <w:rPr>
+          <w:sz w:val="32"/>
+          <w:szCs w:val="32"/>
+          <w:lang w:val="en-US"/>
+        </w:rPr>
+        <w:t xml:space="preserve">unique </w:t>
+      </w:r>
+      <w:r>
+        <w:rPr>
+          <w:sz w:val="32"/>
+          <w:szCs w:val="32"/>
+          <w:lang w:val="en-US"/>
+        </w:rPr>
+        <w:t xml:space="preserve">problem is that </w:t>
+      </w:r>
+      <w:r>
+        <w:rPr>
+          <w:sz w:val="32"/>
+          <w:szCs w:val="32"/>
+          <w:lang w:val="en-US"/>
+        </w:rPr>
+        <w:t xml:space="preserve">the </w:t>
+      </w:r>
+      <w:r>
+        <w:rPr>
+          <w:sz w:val="32"/>
+          <w:szCs w:val="32"/>
+          <w:lang w:val="en-US"/>
+        </w:rPr>
+        <w:t>csv</w:t>
+      </w:r>
+      <w:r>
+        <w:rPr>
+          <w:sz w:val="32"/>
+          <w:szCs w:val="32"/>
+          <w:lang w:val="en-US"/>
+        </w:rPr>
+        <w:t xml:space="preserve"> </w:t>
+      </w:r>
+      <w:r>
+        <w:rPr>
+          <w:sz w:val="32"/>
+          <w:szCs w:val="32"/>
+          <w:lang w:val="en-US"/>
+        </w:rPr>
+        <w:t xml:space="preserve">are not able to </w:t>
+      </w:r>
+      <w:r>
+        <w:rPr>
+          <w:sz w:val="32"/>
+          <w:szCs w:val="32"/>
+          <w:lang w:val="en-US"/>
+        </w:rPr>
+        <w:t xml:space="preserve">read the </w:t>
+      </w:r>
+      <w:r>
+        <w:rPr>
+          <w:sz w:val="32"/>
+          <w:szCs w:val="32"/>
+          <w:lang w:val="en-US"/>
+        </w:rPr>
+        <w:t>special characters</w:t>
+      </w:r>
+      <w:r>
+        <w:rPr>
+          <w:sz w:val="32"/>
+          <w:szCs w:val="32"/>
+          <w:lang w:val="en-US"/>
+        </w:rPr>
+        <w:t>)</w:t>
+      </w:r>
     </w:p>
+    <w:p>
+      <w:pPr>
+        <w:pStyle w:val="ListParagraph"/>
+        <w:numPr>
+          <w:ilvl w:val="0"/>
+          <w:numId w:val="12"/>
+        </w:numPr>
+        <w:rPr>
+          <w:sz w:val="32"/>
+          <w:szCs w:val="32"/>
+          <w:lang w:val="en-US"/>
+        </w:rPr>
+      </w:pPr>
+      <w:r>
+        <w:rPr>
+          <w:sz w:val="32"/>
+          <w:szCs w:val="32"/>
+          <w:lang w:val="en-US"/>
+        </w:rPr>
+        <w:t xml:space="preserve">Queries and commands (the instructions are below), everyone has its own file to modify and after we will merge </w:t>
+      </w:r>
+      <w:r>
+        <w:rPr>
+          <w:sz w:val="32"/>
+          <w:szCs w:val="32"/>
+          <w:lang w:val="en-US"/>
+        </w:rPr>
+        <w:t>them all</w:t>
+      </w:r>
+      <w:r>
+        <w:rPr>
+          <w:sz w:val="32"/>
+          <w:szCs w:val="32"/>
+          <w:lang w:val="en-US"/>
+        </w:rPr>
+        <w:t>.</w:t>
+      </w:r>
+    </w:p>
+    <w:p>
+      <w:pPr>
+        <w:rPr>
+          <w:sz w:val="32"/>
+          <w:szCs w:val="32"/>
+          <w:lang w:val="en-US"/>
+        </w:rPr>
+      </w:pPr>
+      <w:r>
+        <w:rPr>
+          <w:sz w:val="32"/>
+          <w:szCs w:val="32"/>
+          <w:lang w:val="en-US"/>
+        </w:rPr>
+        <w:br w:type="page"/>
+      </w:r>
+    </w:p>
+    <w:p>
+      <w:pPr>
+        <w:rPr>
+          <w:lang w:val="en-US"/>
+        </w:rPr>
+      </w:pPr>
+      <w:r>
+        <w:rPr>
+          <w:lang w:val="en-US"/>
+        </w:rPr>
+        <w:t xml:space="preserve">- Perform at least 5 data creation/update operations (add a new row, remove a row, etc.) </w:t>
+      </w:r>
+    </w:p>
+    <w:p>
+      <w:pPr>
+        <w:pStyle w:val="ListParagraph"/>
+        <w:numPr>
+          <w:ilvl w:val="0"/>
+          <w:numId w:val="15"/>
+        </w:numPr>
+        <w:rPr>
+          <w:lang w:val="en-US"/>
+        </w:rPr>
+      </w:pPr>
+      <w:r>
+        <w:rPr>
+          <w:lang w:val="en-US"/>
+        </w:rPr>
+        <w:t>Delete1</w:t>
+      </w:r>
+      <w:r>
+        <w:rPr>
+          <w:lang w:val="en-US"/>
+        </w:rPr>
+        <w:t xml:space="preserve"> – </w:t>
+      </w:r>
+      <w:r>
+        <w:rPr>
+          <w:highlight w:val="yellow"/>
+          <w:lang w:val="en-US"/>
+        </w:rPr>
+        <w:t xml:space="preserve">FRA </w:t>
+      </w:r>
+      <w:r>
+        <w:rPr>
+          <w:u w:val="single"/>
+          <w:lang w:val="en-US"/>
+        </w:rPr>
+        <w:t>FATTO</w:t>
+      </w:r>
+    </w:p>
+    <w:p>
+      <w:pPr>
+        <w:pStyle w:val="ListParagraph"/>
+        <w:numPr>
+          <w:ilvl w:val="0"/>
+          <w:numId w:val="15"/>
+        </w:numPr>
+        <w:rPr>
+          <w:lang w:val="en-US"/>
+        </w:rPr>
+      </w:pPr>
+      <w:r>
+        <w:rPr>
+          <w:lang w:val="en-US"/>
+        </w:rPr>
+        <w:t>Creation1</w:t>
+      </w:r>
+      <w:r>
+        <w:rPr>
+          <w:lang w:val="en-US"/>
+        </w:rPr>
+        <w:t xml:space="preserve"> </w:t>
+      </w:r>
+      <w:r>
+        <w:rPr>
+          <w:lang w:val="en-US"/>
+        </w:rPr>
+        <w:t>–</w:t>
+      </w:r>
+      <w:r>
+        <w:rPr>
+          <w:lang w:val="en-US"/>
+        </w:rPr>
+        <w:t xml:space="preserve"> </w:t>
+      </w:r>
+      <w:r>
+        <w:rPr>
+          <w:lang w:val="en-US"/>
+        </w:rPr>
+        <w:t xml:space="preserve">(book creation) </w:t>
+      </w:r>
+      <w:r>
+        <w:rPr>
+          <w:highlight w:val="yellow"/>
+          <w:lang w:val="en-US"/>
+        </w:rPr>
+        <w:t>ALE</w:t>
+      </w:r>
+    </w:p>
+    <w:p>
+      <w:pPr>
+        <w:pStyle w:val="ListParagraph"/>
+        <w:numPr>
+          <w:ilvl w:val="0"/>
+          <w:numId w:val="15"/>
+        </w:numPr>
+        <w:rPr>
+          <w:lang w:val="en-US"/>
+        </w:rPr>
+      </w:pPr>
+      <w:r>
+        <w:rPr>
+          <w:lang w:val="en-US"/>
+        </w:rPr>
+        <w:t>Creation</w:t>
+      </w:r>
+      <w:r>
+        <w:rPr>
+          <w:lang w:val="en-US"/>
+        </w:rPr>
+        <w:t>2</w:t>
+      </w:r>
+      <w:r>
+        <w:rPr>
+          <w:lang w:val="en-US"/>
+        </w:rPr>
+        <w:t xml:space="preserve"> - </w:t>
+      </w:r>
+      <w:r>
+        <w:rPr>
+          <w:highlight w:val="yellow"/>
+          <w:lang w:val="en-US"/>
+        </w:rPr>
+        <w:t>MARCO</w:t>
+      </w:r>
+    </w:p>
+    <w:p>
+      <w:pPr>
+        <w:pStyle w:val="ListParagraph"/>
+        <w:numPr>
+          <w:ilvl w:val="0"/>
+          <w:numId w:val="15"/>
+        </w:numPr>
+        <w:rPr>
+          <w:lang w:val="en-US"/>
+        </w:rPr>
+      </w:pPr>
+      <w:r>
+        <w:rPr>
+          <w:lang w:val="en-US"/>
+        </w:rPr>
+        <w:t>Update1</w:t>
+      </w:r>
+      <w:r>
+        <w:rPr>
+          <w:lang w:val="en-US"/>
+        </w:rPr>
+        <w:t xml:space="preserve"> - </w:t>
+      </w:r>
+      <w:r>
+        <w:rPr>
+          <w:highlight w:val="yellow"/>
+          <w:lang w:val="en-US"/>
+        </w:rPr>
+        <w:t>SIMO</w:t>
+      </w:r>
+    </w:p>
+    <w:p>
+      <w:pPr>
+        <w:pStyle w:val="ListParagraph"/>
+        <w:numPr>
+          <w:ilvl w:val="0"/>
+          <w:numId w:val="15"/>
+        </w:numPr>
+        <w:rPr>
+          <w:lang w:val="en-US"/>
+        </w:rPr>
+      </w:pPr>
+      <w:r>
+        <w:rPr>
+          <w:lang w:val="en-US"/>
+        </w:rPr>
+        <w:t>Update2</w:t>
+      </w:r>
+      <w:r>
+        <w:rPr>
+          <w:lang w:val="en-US"/>
+        </w:rPr>
+        <w:t xml:space="preserve"> </w:t>
+      </w:r>
+      <w:r>
+        <w:rPr>
+          <w:lang w:val="en-US"/>
+        </w:rPr>
+        <w:t xml:space="preserve">- </w:t>
+      </w:r>
+      <w:r>
+        <w:rPr>
+          <w:highlight w:val="yellow"/>
+          <w:lang w:val="en-US"/>
+        </w:rPr>
+        <w:t xml:space="preserve">TAAC </w:t>
+      </w:r>
+      <w:r>
+        <w:rPr>
+          <w:highlight w:val="yellow"/>
+          <w:lang w:val="en-US"/>
+        </w:rPr>
+        <w:t>LOLLO</w:t>
+      </w:r>
+      <w:r>
+        <w:rPr>
+          <w:highlight w:val="yellow"/>
+          <w:lang w:val="en-US"/>
+        </w:rPr>
+        <w:t xml:space="preserve"> </w:t>
+      </w:r>
+      <w:r>
+        <w:rPr>
+          <w:highlight w:val="yellow"/>
+          <w:lang w:val="en-US"/>
+        </w:rPr>
+        <w:t xml:space="preserve"> (citation score)</w:t>
+      </w:r>
+    </w:p>
+    <w:p>
+      <w:pPr>
+        <w:rPr>
+          <w:lang w:val="en-US"/>
+        </w:rPr>
+      </w:pPr>
+      <w:r>
+        <w:rPr>
+          <w:lang w:val="en-US"/>
+        </w:rPr>
+        <w:t xml:space="preserve">- Perform at least 10 queries with the following complexities (they are provided using their SQL equivalents for simplicity) </w:t>
+      </w:r>
+    </w:p>
+    <w:p>
+      <w:pPr>
+        <w:pStyle w:val="ListParagraph"/>
+        <w:rPr>
+          <w:lang w:val="en-US"/>
+        </w:rPr>
+      </w:pPr>
+      <w:r>
+        <w:rPr>
+          <w:lang w:val="en-US"/>
+        </w:rPr>
+        <w:t xml:space="preserve">- </w:t>
+      </w:r>
+      <w:r>
+        <w:rPr>
+          <w:lang w:val="en-US"/>
+        </w:rPr>
+        <w:t xml:space="preserve">WHERE, JOIN </w:t>
+      </w:r>
+      <w:r>
+        <w:rPr>
+          <w:lang w:val="en-US"/>
+        </w:rPr>
+        <w:t>–LO SPUTO DEL SECOLO</w:t>
+      </w:r>
+      <w:r>
+        <w:rPr>
+          <w:lang w:val="en-US"/>
+        </w:rPr>
+        <w:t xml:space="preserve"> </w:t>
+      </w:r>
+      <w:r>
+        <w:rPr>
+          <w:highlight w:val="yellow"/>
+          <w:lang w:val="en-US"/>
+        </w:rPr>
+        <w:t>ALE</w:t>
+      </w:r>
+      <w:r>
+        <w:rPr>
+          <w:lang w:val="en-US"/>
+        </w:rPr>
+        <w:t xml:space="preserve">  </w:t>
+      </w:r>
+      <w:r>
+        <w:rPr>
+          <w:u w:val="single"/>
+          <w:lang w:val="en-US"/>
+        </w:rPr>
+        <w:t>FATTO</w:t>
+      </w:r>
+      <w:r>
+        <w:br/>
+      </w:r>
+      <w:r>
+        <w:rPr>
+          <w:lang w:val="en-US"/>
+        </w:rPr>
+        <w:t xml:space="preserve">- WHERE, LIMIT, LIKE </w:t>
+      </w:r>
+      <w:r>
+        <w:rPr>
+          <w:lang w:val="en-US"/>
+        </w:rPr>
+        <w:t xml:space="preserve">–Non so Rick </w:t>
+      </w:r>
+      <w:r>
+        <w:rPr>
+          <w:highlight w:val="yellow"/>
+          <w:lang w:val="en-US"/>
+        </w:rPr>
+        <w:t>FRA</w:t>
+      </w:r>
+      <w:r>
+        <w:rPr>
+          <w:highlight w:val="yellow"/>
+          <w:lang w:val="en-US"/>
+        </w:rPr>
+        <w:t xml:space="preserve"> </w:t>
+      </w:r>
+      <w:r>
+        <w:rPr>
+          <w:u w:val="single"/>
+          <w:lang w:val="en-US"/>
+        </w:rPr>
+        <w:t>FATTO</w:t>
+      </w:r>
+      <w:r>
+        <w:br/>
+      </w:r>
+      <w:r>
+        <w:rPr>
+          <w:lang w:val="en-US"/>
+        </w:rPr>
+        <w:t xml:space="preserve">- WHERE, IN, Nested Query </w:t>
+      </w:r>
+      <w:r>
+        <w:rPr>
+          <w:lang w:val="en-US"/>
+        </w:rPr>
+        <w:t xml:space="preserve"> - </w:t>
+      </w:r>
+      <w:r>
+        <w:rPr>
+          <w:highlight w:val="yellow"/>
+          <w:lang w:val="en-US"/>
+        </w:rPr>
+        <w:t>MARCO</w:t>
+      </w:r>
+      <w:r>
+        <w:br/>
+      </w:r>
+      <w:r>
+        <w:rPr>
+          <w:lang w:val="en-US"/>
+        </w:rPr>
+        <w:t xml:space="preserve">- GROUP BY, 1 JOIN, AS </w:t>
+      </w:r>
+      <w:r>
+        <w:rPr>
+          <w:lang w:val="en-US"/>
+        </w:rPr>
+        <w:t xml:space="preserve">- </w:t>
+      </w:r>
+      <w:r>
+        <w:rPr>
+          <w:highlight w:val="yellow"/>
+          <w:lang w:val="en-US"/>
+        </w:rPr>
+        <w:t>SIMO</w:t>
+      </w:r>
+      <w:r>
+        <w:br/>
+      </w:r>
+      <w:r>
+        <w:rPr>
+          <w:lang w:val="en-US"/>
+        </w:rPr>
+        <w:t xml:space="preserve">- WHERE, GROUP BY </w:t>
+      </w:r>
+      <w:r>
+        <w:rPr>
+          <w:lang w:val="en-US"/>
+        </w:rPr>
+        <w:t xml:space="preserve">– </w:t>
+      </w:r>
+      <w:r>
+        <w:rPr>
+          <w:highlight w:val="yellow"/>
+          <w:lang w:val="en-US"/>
+        </w:rPr>
+        <w:t>T</w:t>
+      </w:r>
+      <w:r>
+        <w:rPr>
+          <w:highlight w:val="yellow"/>
+          <w:lang w:val="en-US"/>
+        </w:rPr>
+        <w:t>AAC</w:t>
+      </w:r>
+      <w:r>
+        <w:rPr>
+          <w:highlight w:val="yellow"/>
+          <w:lang w:val="en-US"/>
+        </w:rPr>
+        <w:t xml:space="preserve"> LOLLO</w:t>
+      </w:r>
+      <w:r>
+        <w:rPr>
+          <w:highlight w:val="yellow"/>
+          <w:lang w:val="en-US"/>
+        </w:rPr>
+        <w:t xml:space="preserve"> ==&gt; </w:t>
+      </w:r>
+      <w:r>
+        <w:br/>
+      </w:r>
+      <w:r>
+        <w:rPr>
+          <w:lang w:val="en-US"/>
+        </w:rPr>
+        <w:t xml:space="preserve">- GROUP BY, HAVING, AS </w:t>
+      </w:r>
+      <w:r>
+        <w:rPr>
+          <w:lang w:val="en-US"/>
+        </w:rPr>
+        <w:t>–</w:t>
+      </w:r>
+      <w:r>
+        <w:rPr>
+          <w:lang w:val="en-US"/>
+        </w:rPr>
+        <w:t xml:space="preserve"> </w:t>
+      </w:r>
+      <w:r>
+        <w:rPr>
+          <w:highlight w:val="yellow"/>
+          <w:lang w:val="en-US"/>
+        </w:rPr>
+        <w:t>ALE</w:t>
+      </w:r>
+      <w:r>
+        <w:rPr>
+          <w:lang w:val="en-US"/>
+        </w:rPr>
+        <w:t xml:space="preserve"> </w:t>
+      </w:r>
+      <w:r>
+        <w:rPr>
+          <w:u w:val="single"/>
+          <w:lang w:val="en-US"/>
+        </w:rPr>
+        <w:t>FATTO</w:t>
+      </w:r>
+      <w:r>
+        <w:br/>
+      </w:r>
+      <w:r>
+        <w:rPr>
+          <w:lang w:val="en-US"/>
+        </w:rPr>
+        <w:t xml:space="preserve">- WHERE, GROUP BY, HAVING, AS </w:t>
+      </w:r>
+      <w:r>
+        <w:rPr>
+          <w:lang w:val="en-US"/>
+        </w:rPr>
+        <w:t>–</w:t>
+      </w:r>
+      <w:r>
+        <w:rPr>
+          <w:lang w:val="en-US"/>
+        </w:rPr>
+        <w:t xml:space="preserve"> </w:t>
+      </w:r>
+      <w:r>
+        <w:rPr>
+          <w:highlight w:val="yellow"/>
+          <w:lang w:val="en-US"/>
+        </w:rPr>
+        <w:t>FRA</w:t>
+      </w:r>
+      <w:r>
+        <w:rPr>
+          <w:lang w:val="en-US"/>
+        </w:rPr>
+        <w:t xml:space="preserve"> </w:t>
+      </w:r>
+      <w:r>
+        <w:rPr>
+          <w:u w:val="single"/>
+          <w:lang w:val="en-US"/>
+        </w:rPr>
+        <w:t>FATTO</w:t>
+      </w:r>
+      <w:r>
+        <w:br/>
+      </w:r>
+      <w:r>
+        <w:rPr>
+          <w:lang w:val="en-US"/>
+        </w:rPr>
+        <w:t xml:space="preserve">- WHERE, Nested Query (i.e., 2-step Queries), GROUP BY </w:t>
+      </w:r>
+      <w:r>
+        <w:rPr>
+          <w:lang w:val="en-US"/>
+        </w:rPr>
+        <w:t xml:space="preserve">- </w:t>
+      </w:r>
+      <w:r>
+        <w:rPr>
+          <w:highlight w:val="yellow"/>
+          <w:lang w:val="en-US"/>
+        </w:rPr>
+        <w:t>MARCO</w:t>
+      </w:r>
+      <w:r>
+        <w:br/>
+      </w:r>
+      <w:r>
+        <w:rPr>
+          <w:lang w:val="en-US"/>
+        </w:rPr>
+        <w:t xml:space="preserve">- WHERE, GROUP BY, HAVING, 1 JOIN </w:t>
+      </w:r>
+      <w:r>
+        <w:rPr>
+          <w:lang w:val="en-US"/>
+        </w:rPr>
+        <w:t>-</w:t>
+      </w:r>
+      <w:r>
+        <w:rPr>
+          <w:highlight w:val="yellow"/>
+          <w:lang w:val="en-US"/>
+        </w:rPr>
+        <w:t>SIMO</w:t>
+      </w:r>
+      <w:r>
+        <w:br/>
+      </w:r>
+      <w:r>
+        <w:rPr>
+          <w:lang w:val="en-US"/>
+        </w:rPr>
+        <w:t>- WHERE, GROUP BY, HAVING, 2 JOINs</w:t>
+      </w:r>
+      <w:r>
+        <w:rPr>
+          <w:lang w:val="en-US"/>
+        </w:rPr>
+        <w:t xml:space="preserve"> </w:t>
+      </w:r>
+      <w:r>
+        <w:rPr>
+          <w:lang w:val="en-US"/>
+        </w:rPr>
+        <w:t>–</w:t>
+      </w:r>
+      <w:r>
+        <w:rPr>
+          <w:lang w:val="en-US"/>
+        </w:rPr>
+        <w:t xml:space="preserve"> </w:t>
+      </w:r>
+      <w:r>
+        <w:rPr>
+          <w:highlight w:val="yellow"/>
+          <w:lang w:val="en-US"/>
+        </w:rPr>
+        <w:t xml:space="preserve">TAAC </w:t>
+      </w:r>
+      <w:r>
+        <w:rPr>
+          <w:highlight w:val="yellow"/>
+          <w:lang w:val="en-US"/>
+        </w:rPr>
+        <w:t>LOLLO</w:t>
+      </w:r>
+      <w:r>
+        <w:rPr>
+          <w:highlight w:val="yellow"/>
+          <w:lang w:val="en-US"/>
+        </w:rPr>
+        <w:t xml:space="preserve"> =&gt; ok fatto (possibili miglioramenti [1 anche il ciatation score 2 select non so se sono ottimizzate])</w:t>
+      </w:r>
+    </w:p>
+    <w:p>
+      <w:pPr>
+        <w:rPr>
+          <w:lang w:val="en-US"/>
+        </w:rPr>
+      </w:pPr>
+    </w:p>
+    <w:p>
+      <w:r>
+        <w:rPr>
+          <w:u w:val="single"/>
+        </w:rPr>
+        <w:t>ALE</w:t>
+      </w:r>
+      <w:r>
+        <w:t>:</w:t>
+      </w:r>
+    </w:p>
+    <w:p/>
+    <w:p>
+      <w:r>
+        <w:rPr>
+          <w:u w:val="single"/>
+        </w:rPr>
+        <w:t>FRA</w:t>
+      </w:r>
+      <w:r>
+        <w:t>:</w:t>
+      </w:r>
+    </w:p>
+    <w:p/>
+    <w:p>
+      <w:r>
+        <w:rPr>
+          <w:u w:val="single"/>
+        </w:rPr>
+        <w:t>MARCO</w:t>
+      </w:r>
+      <w:r>
+        <w:t>:</w:t>
+      </w:r>
+    </w:p>
+    <w:p/>
+    <w:p>
+      <w:r>
+        <w:rPr>
+          <w:u w:val="single"/>
+        </w:rPr>
+        <w:t>SIMO</w:t>
+      </w:r>
+      <w:r>
+        <w:t>:</w:t>
+      </w:r>
+    </w:p>
+    <w:p/>
+    <w:p>
+      <w:r>
+        <w:rPr>
+          <w:u w:val="single"/>
+        </w:rPr>
+        <w:t>TAAC LOLLO</w:t>
+      </w:r>
+      <w:r>
+        <w:t>:</w:t>
+      </w:r>
+    </w:p>
+    <w:p/>
     <w:sectPr>
       <w:headerReference w:type="default" r:id="rId8"/>
       <w:footerReference w:type="default" r:id="rId9"/>
@@ -476,6 +1226,118 @@
 <file path=word/numbering.xml><?xml version="1.0" encoding="utf-8"?>
 <w:numbering xmlns:wpc="http://schemas.microsoft.com/office/word/2010/wordprocessingCanvas" xmlns:cx="http://schemas.microsoft.com/office/drawing/2014/chartex" xmlns:cx1="http://schemas.microsoft.com/office/drawing/2015/9/8/chartex" xmlns:cx2="http://schemas.microsoft.com/office/drawing/2015/10/21/chartex" xmlns:cx3="http://schemas.microsoft.com/office/drawing/2016/5/9/chartex" xmlns:cx4="http://schemas.microsoft.com/office/drawing/2016/5/10/chartex" xmlns:cx5="http://schemas.microsoft.com/office/drawing/2016/5/11/chartex" xmlns:cx6="http://schemas.microsoft.com/office/drawing/2016/5/12/chartex" xmlns:cx7="http://schemas.microsoft.com/office/drawing/2016/5/13/chartex" xmlns:cx8="http://schemas.microsoft.com/office/drawing/2016/5/14/chartex" xmlns:mc="http://schemas.openxmlformats.org/markup-compatibility/2006" xmlns:aink="http://schemas.microsoft.com/office/drawing/2016/ink" xmlns:am3d="http://schemas.microsoft.com/office/drawing/2017/model3d" xmlns:o="urn:schemas-microsoft-com:office:office" xmlns:oel="http://schemas.microsoft.com/office/2019/extlst" xmlns:r="http://schemas.openxmlformats.org/officeDocument/2006/relationships" xmlns:m="http://schemas.openxmlformats.org/officeDocument/2006/math" xmlns:v="urn:schemas-microsoft-com:vml" xmlns:wp14="http://schemas.microsoft.com/office/word/2010/wordprocessingDrawing" xmlns:wp="http://schemas.openxmlformats.org/drawingml/2006/wordprocessingDrawing" xmlns:w10="urn:schemas-microsoft-com:office:word" xmlns:w="http://schemas.openxmlformats.org/wordprocessingml/2006/main" xmlns:w14="http://schemas.microsoft.com/office/word/2010/wordml" xmlns:w15="http://schemas.microsoft.com/office/word/2012/wordml" xmlns:w16cex="http://schemas.microsoft.com/office/word/2018/wordml/cex" xmlns:w16cid="http://schemas.microsoft.com/office/word/2016/wordml/cid" xmlns:w16="http://schemas.microsoft.com/office/word/2018/wordml" xmlns:w16sdtdh="http://schemas.microsoft.com/office/word/2020/wordml/sdtdatahash" xmlns:w16se="http://schemas.microsoft.com/office/word/2015/wordml/symex" xmlns:wpg="http://schemas.microsoft.com/office/word/2010/wordprocessingGroup" xmlns:wpi="http://schemas.microsoft.com/office/word/2010/wordprocessingInk" xmlns:wne="http://schemas.microsoft.com/office/word/2006/wordml" xmlns:wps="http://schemas.microsoft.com/office/word/2010/wordprocessingShape" mc:Ignorable="w14 w15 w16se w16cid w16 w16cex w16sdtdh wp14">
   <w:abstractNum w:abstractNumId="0" w15:restartNumberingAfterBreak="0">
+    <w:nsid w:val="0A871EC4"/>
+    <w:multiLevelType w:val="hybridMultilevel"/>
+    <w:tmpl w:val="D83E4370"/>
+    <w:lvl w:ilvl="0" w:tplc="A720ECD2">
+      <w:numFmt w:val="bullet"/>
+      <w:lvlText w:val="-"/>
+      <w:lvlJc w:val="left"/>
+      <w:pPr>
+        <w:ind w:left="720" w:hanging="360"/>
+      </w:pPr>
+      <w:rPr>
+        <w:rFonts w:ascii="Calibri" w:eastAsiaTheme="minorHAnsi" w:hAnsi="Calibri" w:cs="Calibri" w:hint="default"/>
+      </w:rPr>
+    </w:lvl>
+    <w:lvl w:ilvl="1" w:tplc="04100003" w:tentative="1">
+      <w:start w:val="1"/>
+      <w:numFmt w:val="bullet"/>
+      <w:lvlText w:val="o"/>
+      <w:lvlJc w:val="left"/>
+      <w:pPr>
+        <w:ind w:left="1440" w:hanging="360"/>
+      </w:pPr>
+      <w:rPr>
+        <w:rFonts w:ascii="Courier New" w:hAnsi="Courier New" w:cs="Courier New" w:hint="default"/>
+      </w:rPr>
+    </w:lvl>
+    <w:lvl w:ilvl="2" w:tplc="04100005" w:tentative="1">
+      <w:start w:val="1"/>
+      <w:numFmt w:val="bullet"/>
+      <w:lvlText w:val=""/>
+      <w:lvlJc w:val="left"/>
+      <w:pPr>
+        <w:ind w:left="2160" w:hanging="360"/>
+      </w:pPr>
+      <w:rPr>
+        <w:rFonts w:ascii="Wingdings" w:hAnsi="Wingdings" w:hint="default"/>
+      </w:rPr>
+    </w:lvl>
+    <w:lvl w:ilvl="3" w:tplc="04100001" w:tentative="1">
+      <w:start w:val="1"/>
+      <w:numFmt w:val="bullet"/>
+      <w:lvlText w:val=""/>
+      <w:lvlJc w:val="left"/>
+      <w:pPr>
+        <w:ind w:left="2880" w:hanging="360"/>
+      </w:pPr>
+      <w:rPr>
+        <w:rFonts w:ascii="Symbol" w:hAnsi="Symbol" w:hint="default"/>
+      </w:rPr>
+    </w:lvl>
+    <w:lvl w:ilvl="4" w:tplc="04100003" w:tentative="1">
+      <w:start w:val="1"/>
+      <w:numFmt w:val="bullet"/>
+      <w:lvlText w:val="o"/>
+      <w:lvlJc w:val="left"/>
+      <w:pPr>
+        <w:ind w:left="3600" w:hanging="360"/>
+      </w:pPr>
+      <w:rPr>
+        <w:rFonts w:ascii="Courier New" w:hAnsi="Courier New" w:cs="Courier New" w:hint="default"/>
+      </w:rPr>
+    </w:lvl>
+    <w:lvl w:ilvl="5" w:tplc="04100005" w:tentative="1">
+      <w:start w:val="1"/>
+      <w:numFmt w:val="bullet"/>
+      <w:lvlText w:val=""/>
+      <w:lvlJc w:val="left"/>
+      <w:pPr>
+        <w:ind w:left="4320" w:hanging="360"/>
+      </w:pPr>
+      <w:rPr>
+        <w:rFonts w:ascii="Wingdings" w:hAnsi="Wingdings" w:hint="default"/>
+      </w:rPr>
+    </w:lvl>
+    <w:lvl w:ilvl="6" w:tplc="04100001" w:tentative="1">
+      <w:start w:val="1"/>
+      <w:numFmt w:val="bullet"/>
+      <w:lvlText w:val=""/>
+      <w:lvlJc w:val="left"/>
+      <w:pPr>
+        <w:ind w:left="5040" w:hanging="360"/>
+      </w:pPr>
+      <w:rPr>
+        <w:rFonts w:ascii="Symbol" w:hAnsi="Symbol" w:hint="default"/>
+      </w:rPr>
+    </w:lvl>
+    <w:lvl w:ilvl="7" w:tplc="04100003" w:tentative="1">
+      <w:start w:val="1"/>
+      <w:numFmt w:val="bullet"/>
+      <w:lvlText w:val="o"/>
+      <w:lvlJc w:val="left"/>
+      <w:pPr>
+        <w:ind w:left="5760" w:hanging="360"/>
+      </w:pPr>
+      <w:rPr>
+        <w:rFonts w:ascii="Courier New" w:hAnsi="Courier New" w:cs="Courier New" w:hint="default"/>
+      </w:rPr>
+    </w:lvl>
+    <w:lvl w:ilvl="8" w:tplc="04100005" w:tentative="1">
+      <w:start w:val="1"/>
+      <w:numFmt w:val="bullet"/>
+      <w:lvlText w:val=""/>
+      <w:lvlJc w:val="left"/>
+      <w:pPr>
+        <w:ind w:left="6480" w:hanging="360"/>
+      </w:pPr>
+      <w:rPr>
+        <w:rFonts w:ascii="Wingdings" w:hAnsi="Wingdings" w:hint="default"/>
+      </w:rPr>
+    </w:lvl>
+  </w:abstractNum>
+  <w:abstractNum w:abstractNumId="1" w15:restartNumberingAfterBreak="0">
     <w:nsid w:val="0C0A7FCA"/>
     <w:multiLevelType w:val="hybridMultilevel"/>
     <w:tmpl w:val="FF2036F8"/>
@@ -561,7 +1423,7 @@
       </w:pPr>
     </w:lvl>
   </w:abstractNum>
-  <w:abstractNum w:abstractNumId="1" w15:restartNumberingAfterBreak="0">
+  <w:abstractNum w:abstractNumId="2" w15:restartNumberingAfterBreak="0">
     <w:nsid w:val="0D7572C8"/>
     <w:multiLevelType w:val="hybridMultilevel"/>
     <w:tmpl w:val="84E2405C"/>
@@ -674,7 +1536,7 @@
       </w:rPr>
     </w:lvl>
   </w:abstractNum>
-  <w:abstractNum w:abstractNumId="2" w15:restartNumberingAfterBreak="0">
+  <w:abstractNum w:abstractNumId="3" w15:restartNumberingAfterBreak="0">
     <w:nsid w:val="239C5230"/>
     <w:multiLevelType w:val="hybridMultilevel"/>
     <w:tmpl w:val="7CE4B3B8"/>
@@ -787,7 +1649,7 @@
       </w:rPr>
     </w:lvl>
   </w:abstractNum>
-  <w:abstractNum w:abstractNumId="3" w15:restartNumberingAfterBreak="0">
+  <w:abstractNum w:abstractNumId="4" w15:restartNumberingAfterBreak="0">
     <w:nsid w:val="2ACA4619"/>
     <w:multiLevelType w:val="hybridMultilevel"/>
     <w:tmpl w:val="2C0C15B0"/>
@@ -899,7 +1761,7 @@
       </w:rPr>
     </w:lvl>
   </w:abstractNum>
-  <w:abstractNum w:abstractNumId="4" w15:restartNumberingAfterBreak="0">
+  <w:abstractNum w:abstractNumId="5" w15:restartNumberingAfterBreak="0">
     <w:nsid w:val="2C9F7887"/>
     <w:multiLevelType w:val="hybridMultilevel"/>
     <w:tmpl w:val="9A368024"/>
@@ -1011,7 +1873,7 @@
       </w:rPr>
     </w:lvl>
   </w:abstractNum>
-  <w:abstractNum w:abstractNumId="5" w15:restartNumberingAfterBreak="0">
+  <w:abstractNum w:abstractNumId="6" w15:restartNumberingAfterBreak="0">
     <w:nsid w:val="3128DF3B"/>
     <w:multiLevelType w:val="hybridMultilevel"/>
     <w:tmpl w:val="80363C80"/>
@@ -1097,7 +1959,119 @@
       </w:pPr>
     </w:lvl>
   </w:abstractNum>
-  <w:abstractNum w:abstractNumId="6" w15:restartNumberingAfterBreak="0">
+  <w:abstractNum w:abstractNumId="7" w15:restartNumberingAfterBreak="0">
+    <w:nsid w:val="3E8959D7"/>
+    <w:multiLevelType w:val="hybridMultilevel"/>
+    <w:tmpl w:val="B658F190"/>
+    <w:lvl w:ilvl="0" w:tplc="A720ECD2">
+      <w:numFmt w:val="bullet"/>
+      <w:lvlText w:val="-"/>
+      <w:lvlJc w:val="left"/>
+      <w:pPr>
+        <w:ind w:left="720" w:hanging="360"/>
+      </w:pPr>
+      <w:rPr>
+        <w:rFonts w:ascii="Calibri" w:eastAsiaTheme="minorHAnsi" w:hAnsi="Calibri" w:cs="Calibri" w:hint="default"/>
+      </w:rPr>
+    </w:lvl>
+    <w:lvl w:ilvl="1" w:tplc="04100003" w:tentative="1">
+      <w:start w:val="1"/>
+      <w:numFmt w:val="bullet"/>
+      <w:lvlText w:val="o"/>
+      <w:lvlJc w:val="left"/>
+      <w:pPr>
+        <w:ind w:left="1440" w:hanging="360"/>
+      </w:pPr>
+      <w:rPr>
+        <w:rFonts w:ascii="Courier New" w:hAnsi="Courier New" w:cs="Courier New" w:hint="default"/>
+      </w:rPr>
+    </w:lvl>
+    <w:lvl w:ilvl="2" w:tplc="04100005" w:tentative="1">
+      <w:start w:val="1"/>
+      <w:numFmt w:val="bullet"/>
+      <w:lvlText w:val=""/>
+      <w:lvlJc w:val="left"/>
+      <w:pPr>
+        <w:ind w:left="2160" w:hanging="360"/>
+      </w:pPr>
+      <w:rPr>
+        <w:rFonts w:ascii="Wingdings" w:hAnsi="Wingdings" w:hint="default"/>
+      </w:rPr>
+    </w:lvl>
+    <w:lvl w:ilvl="3" w:tplc="04100001" w:tentative="1">
+      <w:start w:val="1"/>
+      <w:numFmt w:val="bullet"/>
+      <w:lvlText w:val=""/>
+      <w:lvlJc w:val="left"/>
+      <w:pPr>
+        <w:ind w:left="2880" w:hanging="360"/>
+      </w:pPr>
+      <w:rPr>
+        <w:rFonts w:ascii="Symbol" w:hAnsi="Symbol" w:hint="default"/>
+      </w:rPr>
+    </w:lvl>
+    <w:lvl w:ilvl="4" w:tplc="04100003" w:tentative="1">
+      <w:start w:val="1"/>
+      <w:numFmt w:val="bullet"/>
+      <w:lvlText w:val="o"/>
+      <w:lvlJc w:val="left"/>
+      <w:pPr>
+        <w:ind w:left="3600" w:hanging="360"/>
+      </w:pPr>
+      <w:rPr>
+        <w:rFonts w:ascii="Courier New" w:hAnsi="Courier New" w:cs="Courier New" w:hint="default"/>
+      </w:rPr>
+    </w:lvl>
+    <w:lvl w:ilvl="5" w:tplc="04100005" w:tentative="1">
+      <w:start w:val="1"/>
+      <w:numFmt w:val="bullet"/>
+      <w:lvlText w:val=""/>
+      <w:lvlJc w:val="left"/>
+      <w:pPr>
+        <w:ind w:left="4320" w:hanging="360"/>
+      </w:pPr>
+      <w:rPr>
+        <w:rFonts w:ascii="Wingdings" w:hAnsi="Wingdings" w:hint="default"/>
+      </w:rPr>
+    </w:lvl>
+    <w:lvl w:ilvl="6" w:tplc="04100001" w:tentative="1">
+      <w:start w:val="1"/>
+      <w:numFmt w:val="bullet"/>
+      <w:lvlText w:val=""/>
+      <w:lvlJc w:val="left"/>
+      <w:pPr>
+        <w:ind w:left="5040" w:hanging="360"/>
+      </w:pPr>
+      <w:rPr>
+        <w:rFonts w:ascii="Symbol" w:hAnsi="Symbol" w:hint="default"/>
+      </w:rPr>
+    </w:lvl>
+    <w:lvl w:ilvl="7" w:tplc="04100003" w:tentative="1">
+      <w:start w:val="1"/>
+      <w:numFmt w:val="bullet"/>
+      <w:lvlText w:val="o"/>
+      <w:lvlJc w:val="left"/>
+      <w:pPr>
+        <w:ind w:left="5760" w:hanging="360"/>
+      </w:pPr>
+      <w:rPr>
+        <w:rFonts w:ascii="Courier New" w:hAnsi="Courier New" w:cs="Courier New" w:hint="default"/>
+      </w:rPr>
+    </w:lvl>
+    <w:lvl w:ilvl="8" w:tplc="04100005" w:tentative="1">
+      <w:start w:val="1"/>
+      <w:numFmt w:val="bullet"/>
+      <w:lvlText w:val=""/>
+      <w:lvlJc w:val="left"/>
+      <w:pPr>
+        <w:ind w:left="6480" w:hanging="360"/>
+      </w:pPr>
+      <w:rPr>
+        <w:rFonts w:ascii="Wingdings" w:hAnsi="Wingdings" w:hint="default"/>
+      </w:rPr>
+    </w:lvl>
+  </w:abstractNum>
+  <w:abstractNum w:abstractNumId="8" w15:restartNumberingAfterBreak="0">
     <w:nsid w:val="407C93E6"/>
     <w:multiLevelType w:val="hybridMultilevel"/>
     <w:tmpl w:val="0082EF5A"/>
@@ -1210,7 +2184,7 @@
       </w:rPr>
     </w:lvl>
   </w:abstractNum>
-  <w:abstractNum w:abstractNumId="7" w15:restartNumberingAfterBreak="0">
+  <w:abstractNum w:abstractNumId="9" w15:restartNumberingAfterBreak="0">
     <w:nsid w:val="45091FD4"/>
     <w:multiLevelType w:val="hybridMultilevel"/>
     <w:tmpl w:val="7B3AFAFC"/>
@@ -1323,7 +2297,7 @@
       </w:rPr>
     </w:lvl>
   </w:abstractNum>
-  <w:abstractNum w:abstractNumId="8" w15:restartNumberingAfterBreak="0">
+  <w:abstractNum w:abstractNumId="10" w15:restartNumberingAfterBreak="0">
     <w:nsid w:val="466C5105"/>
     <w:multiLevelType w:val="hybridMultilevel"/>
     <w:tmpl w:val="C5D2B152"/>
@@ -1412,7 +2386,119 @@
       </w:pPr>
     </w:lvl>
   </w:abstractNum>
-  <w:abstractNum w:abstractNumId="9" w15:restartNumberingAfterBreak="0">
+  <w:abstractNum w:abstractNumId="11" w15:restartNumberingAfterBreak="0">
+    <w:nsid w:val="53B50715"/>
+    <w:multiLevelType w:val="hybridMultilevel"/>
+    <w:tmpl w:val="70061C02"/>
+    <w:lvl w:ilvl="0" w:tplc="A720ECD2">
+      <w:numFmt w:val="bullet"/>
+      <w:lvlText w:val="-"/>
+      <w:lvlJc w:val="left"/>
+      <w:pPr>
+        <w:ind w:left="720" w:hanging="360"/>
+      </w:pPr>
+      <w:rPr>
+        <w:rFonts w:ascii="Calibri" w:eastAsiaTheme="minorHAnsi" w:hAnsi="Calibri" w:cs="Calibri" w:hint="default"/>
+      </w:rPr>
+    </w:lvl>
+    <w:lvl w:ilvl="1" w:tplc="04100003" w:tentative="1">
+      <w:start w:val="1"/>
+      <w:numFmt w:val="bullet"/>
+      <w:lvlText w:val="o"/>
+      <w:lvlJc w:val="left"/>
+      <w:pPr>
+        <w:ind w:left="1440" w:hanging="360"/>
+      </w:pPr>
+      <w:rPr>
+        <w:rFonts w:ascii="Courier New" w:hAnsi="Courier New" w:cs="Courier New" w:hint="default"/>
+      </w:rPr>
+    </w:lvl>
+    <w:lvl w:ilvl="2" w:tplc="04100005" w:tentative="1">
+      <w:start w:val="1"/>
+      <w:numFmt w:val="bullet"/>
+      <w:lvlText w:val=""/>
+      <w:lvlJc w:val="left"/>
+      <w:pPr>
+        <w:ind w:left="2160" w:hanging="360"/>
+      </w:pPr>
+      <w:rPr>
+        <w:rFonts w:ascii="Wingdings" w:hAnsi="Wingdings" w:hint="default"/>
+      </w:rPr>
+    </w:lvl>
+    <w:lvl w:ilvl="3" w:tplc="04100001" w:tentative="1">
+      <w:start w:val="1"/>
+      <w:numFmt w:val="bullet"/>
+      <w:lvlText w:val=""/>
+      <w:lvlJc w:val="left"/>
+      <w:pPr>
+        <w:ind w:left="2880" w:hanging="360"/>
+      </w:pPr>
+      <w:rPr>
+        <w:rFonts w:ascii="Symbol" w:hAnsi="Symbol" w:hint="default"/>
+      </w:rPr>
+    </w:lvl>
+    <w:lvl w:ilvl="4" w:tplc="04100003" w:tentative="1">
+      <w:start w:val="1"/>
+      <w:numFmt w:val="bullet"/>
+      <w:lvlText w:val="o"/>
+      <w:lvlJc w:val="left"/>
+      <w:pPr>
+        <w:ind w:left="3600" w:hanging="360"/>
+      </w:pPr>
+      <w:rPr>
+        <w:rFonts w:ascii="Courier New" w:hAnsi="Courier New" w:cs="Courier New" w:hint="default"/>
+      </w:rPr>
+    </w:lvl>
+    <w:lvl w:ilvl="5" w:tplc="04100005" w:tentative="1">
+      <w:start w:val="1"/>
+      <w:numFmt w:val="bullet"/>
+      <w:lvlText w:val=""/>
+      <w:lvlJc w:val="left"/>
+      <w:pPr>
+        <w:ind w:left="4320" w:hanging="360"/>
+      </w:pPr>
+      <w:rPr>
+        <w:rFonts w:ascii="Wingdings" w:hAnsi="Wingdings" w:hint="default"/>
+      </w:rPr>
+    </w:lvl>
+    <w:lvl w:ilvl="6" w:tplc="04100001" w:tentative="1">
+      <w:start w:val="1"/>
+      <w:numFmt w:val="bullet"/>
+      <w:lvlText w:val=""/>
+      <w:lvlJc w:val="left"/>
+      <w:pPr>
+        <w:ind w:left="5040" w:hanging="360"/>
+      </w:pPr>
+      <w:rPr>
+        <w:rFonts w:ascii="Symbol" w:hAnsi="Symbol" w:hint="default"/>
+      </w:rPr>
+    </w:lvl>
+    <w:lvl w:ilvl="7" w:tplc="04100003" w:tentative="1">
+      <w:start w:val="1"/>
+      <w:numFmt w:val="bullet"/>
+      <w:lvlText w:val="o"/>
+      <w:lvlJc w:val="left"/>
+      <w:pPr>
+        <w:ind w:left="5760" w:hanging="360"/>
+      </w:pPr>
+      <w:rPr>
+        <w:rFonts w:ascii="Courier New" w:hAnsi="Courier New" w:cs="Courier New" w:hint="default"/>
+      </w:rPr>
+    </w:lvl>
+    <w:lvl w:ilvl="8" w:tplc="04100005" w:tentative="1">
+      <w:start w:val="1"/>
+      <w:numFmt w:val="bullet"/>
+      <w:lvlText w:val=""/>
+      <w:lvlJc w:val="left"/>
+      <w:pPr>
+        <w:ind w:left="6480" w:hanging="360"/>
+      </w:pPr>
+      <w:rPr>
+        <w:rFonts w:ascii="Wingdings" w:hAnsi="Wingdings" w:hint="default"/>
+      </w:rPr>
+    </w:lvl>
+  </w:abstractNum>
+  <w:abstractNum w:abstractNumId="12" w15:restartNumberingAfterBreak="0">
     <w:nsid w:val="60931134"/>
     <w:multiLevelType w:val="hybridMultilevel"/>
     <w:tmpl w:val="AAA64A12"/>
@@ -1498,7 +2584,7 @@
       </w:pPr>
     </w:lvl>
   </w:abstractNum>
-  <w:abstractNum w:abstractNumId="10" w15:restartNumberingAfterBreak="0">
+  <w:abstractNum w:abstractNumId="13" w15:restartNumberingAfterBreak="0">
     <w:nsid w:val="76EC0A44"/>
     <w:multiLevelType w:val="hybridMultilevel"/>
     <w:tmpl w:val="78B2E8A0"/>
@@ -1610,7 +2696,7 @@
       </w:rPr>
     </w:lvl>
   </w:abstractNum>
-  <w:abstractNum w:abstractNumId="11" w15:restartNumberingAfterBreak="0">
+  <w:abstractNum w:abstractNumId="14" w15:restartNumberingAfterBreak="0">
     <w:nsid w:val="7CBBE7F5"/>
     <w:multiLevelType w:val="hybridMultilevel"/>
     <w:tmpl w:val="F14A2F68"/>
@@ -1697,39 +2783,48 @@
     </w:lvl>
   </w:abstractNum>
   <w:num w:numId="1" w16cid:durableId="1365670270">
+    <w:abstractNumId w:val="4"/>
+  </w:num>
+  <w:num w:numId="2" w16cid:durableId="1500999047">
     <w:abstractNumId w:val="3"/>
   </w:num>
-  <w:num w:numId="2" w16cid:durableId="1500999047">
+  <w:num w:numId="3" w16cid:durableId="1311521376">
+    <w:abstractNumId w:val="1"/>
+  </w:num>
+  <w:num w:numId="4" w16cid:durableId="1188640738">
+    <w:abstractNumId w:val="12"/>
+  </w:num>
+  <w:num w:numId="5" w16cid:durableId="101921839">
+    <w:abstractNumId w:val="13"/>
+  </w:num>
+  <w:num w:numId="6" w16cid:durableId="510923340">
+    <w:abstractNumId w:val="10"/>
+  </w:num>
+  <w:num w:numId="7" w16cid:durableId="577327415">
+    <w:abstractNumId w:val="8"/>
+  </w:num>
+  <w:num w:numId="8" w16cid:durableId="491138324">
+    <w:abstractNumId w:val="6"/>
+  </w:num>
+  <w:num w:numId="9" w16cid:durableId="236551103">
+    <w:abstractNumId w:val="14"/>
+  </w:num>
+  <w:num w:numId="10" w16cid:durableId="1912419699">
+    <w:abstractNumId w:val="5"/>
+  </w:num>
+  <w:num w:numId="11" w16cid:durableId="1908421735">
     <w:abstractNumId w:val="2"/>
   </w:num>
-  <w:num w:numId="3" w16cid:durableId="1311521376">
+  <w:num w:numId="12" w16cid:durableId="1214922524">
+    <w:abstractNumId w:val="9"/>
+  </w:num>
+  <w:num w:numId="13" w16cid:durableId="538586531">
     <w:abstractNumId w:val="0"/>
   </w:num>
-  <w:num w:numId="4" w16cid:durableId="1188640738">
-    <w:abstractNumId w:val="9"/>
-  </w:num>
-  <w:num w:numId="5" w16cid:durableId="101921839">
-    <w:abstractNumId w:val="10"/>
-  </w:num>
-  <w:num w:numId="6" w16cid:durableId="510923340">
-    <w:abstractNumId w:val="8"/>
-  </w:num>
-  <w:num w:numId="7" w16cid:durableId="577327415">
-    <w:abstractNumId w:val="6"/>
-  </w:num>
-  <w:num w:numId="8" w16cid:durableId="491138324">
-    <w:abstractNumId w:val="5"/>
-  </w:num>
-  <w:num w:numId="9" w16cid:durableId="236551103">
+  <w:num w:numId="14" w16cid:durableId="498665700">
     <w:abstractNumId w:val="11"/>
   </w:num>
-  <w:num w:numId="10" w16cid:durableId="1912419699">
-    <w:abstractNumId w:val="4"/>
-  </w:num>
-  <w:num w:numId="11" w16cid:durableId="1908421735">
-    <w:abstractNumId w:val="1"/>
-  </w:num>
-  <w:num w:numId="12" w16cid:durableId="1214922524">
+  <w:num w:numId="15" w16cid:durableId="260528475">
     <w:abstractNumId w:val="7"/>
   </w:num>
 </w:numbering>

--- a/Spark(3rd_delivery)/ProcessSpark.docx
+++ b/Spark(3rd_delivery)/ProcessSpark.docx
@@ -12,7 +12,7 @@
           <w:lang w:val="en-US"/>
         </w:rPr>
       </w:pPr>
-      <w:bookmarkStart w:id="0" w:name="_MON_1729939488"/>
+      <w:bookmarkStart w:name="_MON_1729939488" w:id="0"/>
       <w:bookmarkEnd w:id="0"/>
       <w:r>
         <w:rPr>
@@ -40,7 +40,7 @@
         <w:pStyle w:val="ListParagraph"/>
         <w:numPr>
           <w:ilvl w:val="0"/>
-          <w:numId w:val="12"/>
+          <w:numId w:val="14"/>
         </w:numPr>
         <w:rPr>
           <w:sz w:val="32"/>
@@ -70,7 +70,25 @@
           <w:szCs w:val="32"/>
           <w:lang w:val="en-US"/>
         </w:rPr>
-        <w:t>for N to N relationships)</w:t>
+        <w:t xml:space="preserve">for </w:t>
+      </w:r>
+      <w:proofErr w:type="gramStart"/>
+      <w:r>
+        <w:rPr>
+          <w:sz w:val="32"/>
+          <w:szCs w:val="32"/>
+          <w:lang w:val="en-US"/>
+        </w:rPr>
+        <w:t>N to N</w:t>
+      </w:r>
+      <w:proofErr w:type="gramEnd"/>
+      <w:r>
+        <w:rPr>
+          <w:sz w:val="32"/>
+          <w:szCs w:val="32"/>
+          <w:lang w:val="en-US"/>
+        </w:rPr>
+        <w:t xml:space="preserve"> relationships)</w:t>
       </w:r>
     </w:p>
     <w:p>
@@ -78,7 +96,7 @@
         <w:pStyle w:val="ListParagraph"/>
         <w:numPr>
           <w:ilvl w:val="0"/>
-          <w:numId w:val="12"/>
+          <w:numId w:val="14"/>
         </w:numPr>
         <w:rPr>
           <w:sz w:val="32"/>
@@ -92,7 +110,43 @@
           <w:szCs w:val="32"/>
           <w:lang w:val="en-US"/>
         </w:rPr>
-        <w:t>Then we pulled the data out of Neo4j by making the queries we needed and exporting the json (by directly exporting the csv the data was not complete), then we converted the json into csv using an online tool and we modified the csv using Excel formatting the columns and removing/adding attributes (for example we have added the email attribute to the authors by generating it coherently with their name, or we have eliminated some attributes for simplicity).</w:t>
+        <w:t xml:space="preserve">Then we pulled the data out of Neo4j by making the queries we needed and exporting the </w:t>
+      </w:r>
+      <w:proofErr w:type="spellStart"/>
+      <w:r>
+        <w:rPr>
+          <w:sz w:val="32"/>
+          <w:szCs w:val="32"/>
+          <w:lang w:val="en-US"/>
+        </w:rPr>
+        <w:t>json</w:t>
+      </w:r>
+      <w:proofErr w:type="spellEnd"/>
+      <w:r>
+        <w:rPr>
+          <w:sz w:val="32"/>
+          <w:szCs w:val="32"/>
+          <w:lang w:val="en-US"/>
+        </w:rPr>
+        <w:t xml:space="preserve"> (by directly exporting the csv the data was not complete), then we converted the </w:t>
+      </w:r>
+      <w:proofErr w:type="spellStart"/>
+      <w:r>
+        <w:rPr>
+          <w:sz w:val="32"/>
+          <w:szCs w:val="32"/>
+          <w:lang w:val="en-US"/>
+        </w:rPr>
+        <w:t>json</w:t>
+      </w:r>
+      <w:proofErr w:type="spellEnd"/>
+      <w:r>
+        <w:rPr>
+          <w:sz w:val="32"/>
+          <w:szCs w:val="32"/>
+          <w:lang w:val="en-US"/>
+        </w:rPr>
+        <w:t xml:space="preserve"> into csv using an online tool and we modified the csv using Excel formatting the columns and removing/adding attributes (for example we have added the email attribute to the authors by generating it coherently with their name, or we have eliminated some attributes for simplicity).</w:t>
       </w:r>
     </w:p>
     <w:p>
@@ -100,7 +154,7 @@
         <w:pStyle w:val="ListParagraph"/>
         <w:numPr>
           <w:ilvl w:val="0"/>
-          <w:numId w:val="12"/>
+          <w:numId w:val="14"/>
         </w:numPr>
         <w:rPr>
           <w:sz w:val="32"/>
@@ -122,15 +176,43 @@
           <w:szCs w:val="32"/>
           <w:lang w:val="en-US"/>
         </w:rPr>
-        <w:t>table more important for the db</w:t>
-      </w:r>
-      <w:r>
-        <w:rPr>
-          <w:sz w:val="32"/>
-          <w:szCs w:val="32"/>
-          <w:lang w:val="en-US"/>
-        </w:rPr>
-        <w:t>) of the two entity in relation (to save space)</w:t>
+        <w:t xml:space="preserve">table more important for the </w:t>
+      </w:r>
+      <w:proofErr w:type="spellStart"/>
+      <w:r>
+        <w:rPr>
+          <w:sz w:val="32"/>
+          <w:szCs w:val="32"/>
+          <w:lang w:val="en-US"/>
+        </w:rPr>
+        <w:t>db</w:t>
+      </w:r>
+      <w:proofErr w:type="spellEnd"/>
+      <w:r>
+        <w:rPr>
+          <w:sz w:val="32"/>
+          <w:szCs w:val="32"/>
+          <w:lang w:val="en-US"/>
+        </w:rPr>
+        <w:t xml:space="preserve">) of the two </w:t>
+      </w:r>
+      <w:proofErr w:type="gramStart"/>
+      <w:r>
+        <w:rPr>
+          <w:sz w:val="32"/>
+          <w:szCs w:val="32"/>
+          <w:lang w:val="en-US"/>
+        </w:rPr>
+        <w:t>entity</w:t>
+      </w:r>
+      <w:proofErr w:type="gramEnd"/>
+      <w:r>
+        <w:rPr>
+          <w:sz w:val="32"/>
+          <w:szCs w:val="32"/>
+          <w:lang w:val="en-US"/>
+        </w:rPr>
+        <w:t xml:space="preserve"> in relation (to save space)</w:t>
       </w:r>
     </w:p>
     <w:p>
@@ -138,7 +220,7 @@
         <w:pStyle w:val="ListParagraph"/>
         <w:numPr>
           <w:ilvl w:val="0"/>
-          <w:numId w:val="12"/>
+          <w:numId w:val="14"/>
         </w:numPr>
         <w:rPr>
           <w:sz w:val="32"/>
@@ -208,7 +290,7 @@
         <w:pStyle w:val="ListParagraph"/>
         <w:numPr>
           <w:ilvl w:val="0"/>
-          <w:numId w:val="12"/>
+          <w:numId w:val="14"/>
         </w:numPr>
         <w:rPr>
           <w:sz w:val="32"/>
@@ -222,7 +304,43 @@
           <w:szCs w:val="32"/>
           <w:lang w:val="en-US"/>
         </w:rPr>
-        <w:t>For convenience, since we already have the csv files with the headers, we directly imported them into dataframes (and not into rdd to modify and convert them); later we managed to modify them to make each attribute of the right type (such as dates in type Date)</w:t>
+        <w:t xml:space="preserve">For convenience, since we already have the csv files with the headers, we directly imported them into </w:t>
+      </w:r>
+      <w:proofErr w:type="spellStart"/>
+      <w:r>
+        <w:rPr>
+          <w:sz w:val="32"/>
+          <w:szCs w:val="32"/>
+          <w:lang w:val="en-US"/>
+        </w:rPr>
+        <w:t>dataframes</w:t>
+      </w:r>
+      <w:proofErr w:type="spellEnd"/>
+      <w:r>
+        <w:rPr>
+          <w:sz w:val="32"/>
+          <w:szCs w:val="32"/>
+          <w:lang w:val="en-US"/>
+        </w:rPr>
+        <w:t xml:space="preserve"> (and not into </w:t>
+      </w:r>
+      <w:proofErr w:type="spellStart"/>
+      <w:r>
+        <w:rPr>
+          <w:sz w:val="32"/>
+          <w:szCs w:val="32"/>
+          <w:lang w:val="en-US"/>
+        </w:rPr>
+        <w:t>rdd</w:t>
+      </w:r>
+      <w:proofErr w:type="spellEnd"/>
+      <w:r>
+        <w:rPr>
+          <w:sz w:val="32"/>
+          <w:szCs w:val="32"/>
+          <w:lang w:val="en-US"/>
+        </w:rPr>
+        <w:t xml:space="preserve"> to modify and convert them); later we managed to modify them to make each attribute of the right type (such as dates in type Date)</w:t>
       </w:r>
       <w:r>
         <w:rPr>
@@ -246,7 +364,25 @@
           <w:szCs w:val="32"/>
           <w:lang w:val="en-US"/>
         </w:rPr>
-        <w:t xml:space="preserve">(but the </w:t>
+        <w:t>(</w:t>
+      </w:r>
+      <w:proofErr w:type="gramStart"/>
+      <w:r>
+        <w:rPr>
+          <w:sz w:val="32"/>
+          <w:szCs w:val="32"/>
+          <w:lang w:val="en-US"/>
+        </w:rPr>
+        <w:t>but</w:t>
+      </w:r>
+      <w:proofErr w:type="gramEnd"/>
+      <w:r>
+        <w:rPr>
+          <w:sz w:val="32"/>
+          <w:szCs w:val="32"/>
+          <w:lang w:val="en-US"/>
+        </w:rPr>
+        <w:t xml:space="preserve"> the </w:t>
       </w:r>
       <w:r>
         <w:rPr>
@@ -326,7 +462,7 @@
         <w:pStyle w:val="ListParagraph"/>
         <w:numPr>
           <w:ilvl w:val="0"/>
-          <w:numId w:val="12"/>
+          <w:numId w:val="14"/>
         </w:numPr>
         <w:rPr>
           <w:sz w:val="32"/>
@@ -394,7 +530,7 @@
         <w:pStyle w:val="ListParagraph"/>
         <w:numPr>
           <w:ilvl w:val="0"/>
-          <w:numId w:val="15"/>
+          <w:numId w:val="17"/>
         </w:numPr>
         <w:rPr>
           <w:lang w:val="en-US"/>
@@ -432,7 +568,7 @@
         <w:pStyle w:val="ListParagraph"/>
         <w:numPr>
           <w:ilvl w:val="0"/>
-          <w:numId w:val="15"/>
+          <w:numId w:val="17"/>
         </w:numPr>
         <w:rPr>
           <w:lang w:val="en-US"/>
@@ -481,7 +617,7 @@
         <w:pStyle w:val="ListParagraph"/>
         <w:numPr>
           <w:ilvl w:val="0"/>
-          <w:numId w:val="15"/>
+          <w:numId w:val="17"/>
         </w:numPr>
         <w:rPr>
           <w:lang w:val="en-US"/>
@@ -503,7 +639,19 @@
         <w:rPr>
           <w:lang w:val="en-US"/>
         </w:rPr>
-        <w:t xml:space="preserve"> - </w:t>
+        <w:t xml:space="preserve"> </w:t>
+      </w:r>
+      <w:r>
+        <w:rPr>
+          <w:lang w:val="en-US"/>
+        </w:rPr>
+        <w:t>–</w:t>
+      </w:r>
+      <w:r>
+        <w:rPr>
+          <w:lang w:val="en-US"/>
+        </w:rPr>
+        <w:t xml:space="preserve"> </w:t>
       </w:r>
       <w:r>
         <w:rPr>
@@ -511,6 +659,19 @@
           <w:lang w:val="en-US"/>
         </w:rPr>
         <w:t>MARCO</w:t>
+      </w:r>
+      <w:r>
+        <w:rPr>
+          <w:lang w:val="en-US"/>
+        </w:rPr>
+        <w:t xml:space="preserve"> </w:t>
+      </w:r>
+      <w:r>
+        <w:rPr>
+          <w:u w:val="single"/>
+          <w:lang w:val="en-US"/>
+        </w:rPr>
+        <w:t>FATTO</w:t>
       </w:r>
     </w:p>
     <w:p>
@@ -518,9 +679,10 @@
         <w:pStyle w:val="ListParagraph"/>
         <w:numPr>
           <w:ilvl w:val="0"/>
-          <w:numId w:val="15"/>
+          <w:numId w:val="17"/>
         </w:numPr>
         <w:rPr>
+          <w:highlight w:val="yellow"/>
           <w:lang w:val="en-US"/>
         </w:rPr>
       </w:pPr>
@@ -542,6 +704,13 @@
           <w:lang w:val="en-US"/>
         </w:rPr>
         <w:t>SIMO</w:t>
+      </w:r>
+      <w:r>
+        <w:rPr>
+          <w:u w:val="single"/>
+          <w:lang w:val="en-US"/>
+        </w:rPr>
+        <w:t xml:space="preserve"> FATTO</w:t>
       </w:r>
     </w:p>
     <w:p>
@@ -549,57 +718,51 @@
         <w:pStyle w:val="ListParagraph"/>
         <w:numPr>
           <w:ilvl w:val="0"/>
-          <w:numId w:val="15"/>
+          <w:numId w:val="17"/>
         </w:numPr>
-        <w:rPr>
-          <w:lang w:val="en-US"/>
-        </w:rPr>
-      </w:pPr>
-      <w:r>
-        <w:rPr>
-          <w:lang w:val="en-US"/>
-        </w:rPr>
+        <w:rPr/>
+      </w:pPr>
+      <w:r>
+        <w:rPr/>
         <w:t>Update2</w:t>
       </w:r>
       <w:r>
-        <w:rPr>
-          <w:lang w:val="en-US"/>
-        </w:rPr>
+        <w:rPr/>
         <w:t xml:space="preserve"> </w:t>
       </w:r>
       <w:r>
-        <w:rPr>
-          <w:lang w:val="en-US"/>
-        </w:rPr>
+        <w:rPr/>
         <w:t xml:space="preserve">- </w:t>
       </w:r>
       <w:r>
         <w:rPr>
           <w:highlight w:val="yellow"/>
-          <w:lang w:val="en-US"/>
         </w:rPr>
         <w:t xml:space="preserve">TAAC </w:t>
       </w:r>
       <w:r>
         <w:rPr>
           <w:highlight w:val="yellow"/>
-          <w:lang w:val="en-US"/>
         </w:rPr>
         <w:t>LOLLO</w:t>
       </w:r>
       <w:r>
         <w:rPr>
           <w:highlight w:val="yellow"/>
-          <w:lang w:val="en-US"/>
         </w:rPr>
         <w:t xml:space="preserve"> </w:t>
       </w:r>
       <w:r>
         <w:rPr>
           <w:highlight w:val="yellow"/>
-          <w:lang w:val="en-US"/>
-        </w:rPr>
-        <w:t xml:space="preserve"> (citation score)</w:t>
+        </w:rPr>
+        <w:t xml:space="preserve"> (</w:t>
+      </w:r>
+      <w:r>
+        <w:rPr>
+          <w:highlight w:val="yellow"/>
+        </w:rPr>
+        <w:t>)</w:t>
       </w:r>
     </w:p>
     <w:p>
@@ -618,368 +781,491 @@
     <w:p>
       <w:pPr>
         <w:pStyle w:val="ListParagraph"/>
-        <w:rPr>
-          <w:lang w:val="en-US"/>
-        </w:rPr>
-      </w:pPr>
-      <w:r>
-        <w:rPr>
-          <w:lang w:val="en-US"/>
-        </w:rPr>
-        <w:t xml:space="preserve">- </w:t>
-      </w:r>
-      <w:r>
-        <w:rPr>
-          <w:lang w:val="en-US"/>
-        </w:rPr>
+        <w:numPr>
+          <w:ilvl w:val="1"/>
+          <w:numId w:val="1"/>
+        </w:numPr>
+      </w:pPr>
+      <w:r>
+        <w:rPr>
+          <w:lang w:val="en-US"/>
+        </w:rPr>
+        <w:t xml:space="preserve"> </w:t>
+      </w:r>
+      <w:r>
         <w:t xml:space="preserve">WHERE, JOIN </w:t>
       </w:r>
       <w:r>
-        <w:rPr>
-          <w:lang w:val="en-US"/>
-        </w:rPr>
         <w:t>–LO SPUTO DEL SECOLO</w:t>
       </w:r>
       <w:r>
-        <w:rPr>
-          <w:lang w:val="en-US"/>
-        </w:rPr>
         <w:t xml:space="preserve"> </w:t>
       </w:r>
       <w:r>
         <w:rPr>
           <w:highlight w:val="yellow"/>
-          <w:lang w:val="en-US"/>
         </w:rPr>
         <w:t>ALE</w:t>
       </w:r>
       <w:r>
-        <w:rPr>
-          <w:lang w:val="en-US"/>
-        </w:rPr>
         <w:t xml:space="preserve">  </w:t>
       </w:r>
       <w:r>
         <w:rPr>
           <w:u w:val="single"/>
-          <w:lang w:val="en-US"/>
         </w:rPr>
         <w:t>FATTO</w:t>
-      </w:r>
-      <w:r>
-        <w:br/>
-      </w:r>
-      <w:r>
-        <w:rPr>
-          <w:lang w:val="en-US"/>
-        </w:rPr>
-        <w:t xml:space="preserve">- WHERE, LIMIT, LIKE </w:t>
-      </w:r>
-      <w:r>
-        <w:rPr>
-          <w:lang w:val="en-US"/>
-        </w:rPr>
-        <w:t xml:space="preserve">–Non so Rick </w:t>
-      </w:r>
-      <w:r>
-        <w:rPr>
-          <w:highlight w:val="yellow"/>
-          <w:lang w:val="en-US"/>
-        </w:rPr>
-        <w:t>FRA</w:t>
-      </w:r>
-      <w:r>
-        <w:rPr>
-          <w:highlight w:val="yellow"/>
-          <w:lang w:val="en-US"/>
-        </w:rPr>
-        <w:t xml:space="preserve"> </w:t>
-      </w:r>
-      <w:r>
-        <w:rPr>
-          <w:u w:val="single"/>
-          <w:lang w:val="en-US"/>
-        </w:rPr>
-        <w:t>FATTO</w:t>
-      </w:r>
-      <w:r>
-        <w:br/>
-      </w:r>
-      <w:r>
-        <w:rPr>
-          <w:lang w:val="en-US"/>
-        </w:rPr>
-        <w:t xml:space="preserve">- WHERE, IN, Nested Query </w:t>
-      </w:r>
-      <w:r>
-        <w:rPr>
-          <w:lang w:val="en-US"/>
-        </w:rPr>
-        <w:t xml:space="preserve"> - </w:t>
-      </w:r>
-      <w:r>
-        <w:rPr>
-          <w:highlight w:val="yellow"/>
-          <w:lang w:val="en-US"/>
-        </w:rPr>
-        <w:t>MARCO</w:t>
-      </w:r>
-      <w:r>
-        <w:br/>
-      </w:r>
-      <w:r>
-        <w:rPr>
-          <w:lang w:val="en-US"/>
-        </w:rPr>
-        <w:t xml:space="preserve">- GROUP BY, 1 JOIN, AS </w:t>
-      </w:r>
-      <w:r>
-        <w:rPr>
-          <w:lang w:val="en-US"/>
-        </w:rPr>
-        <w:t xml:space="preserve">- </w:t>
-      </w:r>
-      <w:r>
-        <w:rPr>
-          <w:highlight w:val="yellow"/>
-          <w:lang w:val="en-US"/>
-        </w:rPr>
-        <w:t>SIMO</w:t>
-      </w:r>
-      <w:r>
-        <w:br/>
-      </w:r>
-      <w:r>
-        <w:rPr>
-          <w:lang w:val="en-US"/>
-        </w:rPr>
-        <w:t xml:space="preserve">- WHERE, GROUP BY </w:t>
-      </w:r>
-      <w:r>
-        <w:rPr>
-          <w:lang w:val="en-US"/>
-        </w:rPr>
-        <w:t xml:space="preserve">– </w:t>
-      </w:r>
-      <w:r>
-        <w:rPr>
-          <w:highlight w:val="yellow"/>
-          <w:lang w:val="en-US"/>
-        </w:rPr>
-        <w:t>T</w:t>
-      </w:r>
-      <w:r>
-        <w:rPr>
-          <w:highlight w:val="yellow"/>
-          <w:lang w:val="en-US"/>
-        </w:rPr>
-        <w:t>AAC</w:t>
-      </w:r>
-      <w:r>
-        <w:rPr>
-          <w:highlight w:val="yellow"/>
-          <w:lang w:val="en-US"/>
-        </w:rPr>
-        <w:t xml:space="preserve"> LOLLO</w:t>
-      </w:r>
-      <w:r>
-        <w:rPr>
-          <w:highlight w:val="yellow"/>
-          <w:lang w:val="en-US"/>
-        </w:rPr>
-        <w:t xml:space="preserve"> ==&gt; </w:t>
-      </w:r>
-      <w:r>
-        <w:br/>
-      </w:r>
-      <w:r>
-        <w:rPr>
-          <w:lang w:val="en-US"/>
-        </w:rPr>
-        <w:t xml:space="preserve">- GROUP BY, HAVING, AS </w:t>
-      </w:r>
-      <w:r>
-        <w:rPr>
-          <w:lang w:val="en-US"/>
-        </w:rPr>
-        <w:t>–</w:t>
-      </w:r>
-      <w:r>
-        <w:rPr>
-          <w:lang w:val="en-US"/>
-        </w:rPr>
-        <w:t xml:space="preserve"> </w:t>
-      </w:r>
-      <w:r>
-        <w:rPr>
-          <w:highlight w:val="yellow"/>
-          <w:lang w:val="en-US"/>
-        </w:rPr>
-        <w:t>ALE</w:t>
-      </w:r>
-      <w:r>
-        <w:rPr>
-          <w:lang w:val="en-US"/>
-        </w:rPr>
-        <w:t xml:space="preserve"> </w:t>
-      </w:r>
-      <w:r>
-        <w:rPr>
-          <w:u w:val="single"/>
-          <w:lang w:val="en-US"/>
-        </w:rPr>
-        <w:t>FATTO</w:t>
-      </w:r>
-      <w:r>
-        <w:br/>
-      </w:r>
-      <w:r>
-        <w:rPr>
-          <w:lang w:val="en-US"/>
-        </w:rPr>
-        <w:t xml:space="preserve">- WHERE, GROUP BY, HAVING, AS </w:t>
-      </w:r>
-      <w:r>
-        <w:rPr>
-          <w:lang w:val="en-US"/>
-        </w:rPr>
-        <w:t>–</w:t>
-      </w:r>
-      <w:r>
-        <w:rPr>
-          <w:lang w:val="en-US"/>
-        </w:rPr>
-        <w:t xml:space="preserve"> </w:t>
-      </w:r>
-      <w:r>
-        <w:rPr>
-          <w:highlight w:val="yellow"/>
-          <w:lang w:val="en-US"/>
-        </w:rPr>
-        <w:t>FRA</w:t>
-      </w:r>
-      <w:r>
-        <w:rPr>
-          <w:lang w:val="en-US"/>
-        </w:rPr>
-        <w:t xml:space="preserve"> </w:t>
-      </w:r>
-      <w:r>
-        <w:rPr>
-          <w:u w:val="single"/>
-          <w:lang w:val="en-US"/>
-        </w:rPr>
-        <w:t>FATTO</w:t>
-      </w:r>
-      <w:r>
-        <w:br/>
-      </w:r>
-      <w:r>
-        <w:rPr>
-          <w:lang w:val="en-US"/>
-        </w:rPr>
-        <w:t xml:space="preserve">- WHERE, Nested Query (i.e., 2-step Queries), GROUP BY </w:t>
-      </w:r>
-      <w:r>
-        <w:rPr>
-          <w:lang w:val="en-US"/>
-        </w:rPr>
-        <w:t xml:space="preserve">- </w:t>
-      </w:r>
-      <w:r>
-        <w:rPr>
-          <w:highlight w:val="yellow"/>
-          <w:lang w:val="en-US"/>
-        </w:rPr>
-        <w:t>MARCO</w:t>
-      </w:r>
-      <w:r>
-        <w:br/>
-      </w:r>
-      <w:r>
-        <w:rPr>
-          <w:lang w:val="en-US"/>
-        </w:rPr>
-        <w:t xml:space="preserve">- WHERE, GROUP BY, HAVING, 1 JOIN </w:t>
-      </w:r>
-      <w:r>
-        <w:rPr>
-          <w:lang w:val="en-US"/>
-        </w:rPr>
-        <w:t>-</w:t>
-      </w:r>
-      <w:r>
-        <w:rPr>
-          <w:highlight w:val="yellow"/>
-          <w:lang w:val="en-US"/>
-        </w:rPr>
-        <w:t>SIMO</w:t>
-      </w:r>
-      <w:r>
-        <w:br/>
-      </w:r>
-      <w:r>
-        <w:rPr>
-          <w:lang w:val="en-US"/>
-        </w:rPr>
-        <w:t>- WHERE, GROUP BY, HAVING, 2 JOINs</w:t>
-      </w:r>
-      <w:r>
-        <w:rPr>
-          <w:lang w:val="en-US"/>
-        </w:rPr>
-        <w:t xml:space="preserve"> </w:t>
-      </w:r>
-      <w:r>
-        <w:rPr>
-          <w:lang w:val="en-US"/>
-        </w:rPr>
-        <w:t>–</w:t>
-      </w:r>
-      <w:r>
-        <w:rPr>
-          <w:lang w:val="en-US"/>
-        </w:rPr>
-        <w:t xml:space="preserve"> </w:t>
-      </w:r>
-      <w:r>
-        <w:rPr>
-          <w:highlight w:val="yellow"/>
-          <w:lang w:val="en-US"/>
-        </w:rPr>
-        <w:t xml:space="preserve">TAAC </w:t>
-      </w:r>
-      <w:r>
-        <w:rPr>
-          <w:highlight w:val="yellow"/>
-          <w:lang w:val="en-US"/>
-        </w:rPr>
-        <w:t>LOLLO</w:t>
-      </w:r>
-      <w:r>
-        <w:rPr>
-          <w:highlight w:val="yellow"/>
-          <w:lang w:val="en-US"/>
-        </w:rPr>
-        <w:t xml:space="preserve"> =&gt; ok fatto (possibili miglioramenti [1 anche il ciatation score 2 select non so se sono ottimizzate])</w:t>
       </w:r>
     </w:p>
     <w:p>
       <w:pPr>
-        <w:rPr>
-          <w:lang w:val="en-US"/>
-        </w:rPr>
-      </w:pPr>
+        <w:pStyle w:val="ListParagraph"/>
+        <w:numPr>
+          <w:ilvl w:val="1"/>
+          <w:numId w:val="1"/>
+        </w:numPr>
+        <w:rPr>
+          <w:lang w:val="en-US"/>
+        </w:rPr>
+      </w:pPr>
+      <w:r>
+        <w:t xml:space="preserve"> </w:t>
+      </w:r>
+      <w:r>
+        <w:rPr>
+          <w:lang w:val="en-US"/>
+        </w:rPr>
+        <w:t xml:space="preserve">WHERE, LIMIT, LIKE </w:t>
+      </w:r>
+      <w:r>
+        <w:rPr>
+          <w:lang w:val="en-US"/>
+        </w:rPr>
+        <w:t xml:space="preserve">–Non so Rick </w:t>
+      </w:r>
+      <w:r>
+        <w:rPr>
+          <w:highlight w:val="yellow"/>
+          <w:lang w:val="en-US"/>
+        </w:rPr>
+        <w:t>FRA</w:t>
+      </w:r>
+      <w:r>
+        <w:rPr>
+          <w:highlight w:val="yellow"/>
+          <w:lang w:val="en-US"/>
+        </w:rPr>
+        <w:t xml:space="preserve"> </w:t>
+      </w:r>
+      <w:r>
+        <w:rPr>
+          <w:u w:val="single"/>
+          <w:lang w:val="en-US"/>
+        </w:rPr>
+        <w:t>FATTO</w:t>
+      </w:r>
     </w:p>
     <w:p>
+      <w:pPr>
+        <w:pStyle w:val="ListParagraph"/>
+        <w:numPr>
+          <w:ilvl w:val="1"/>
+          <w:numId w:val="1"/>
+        </w:numPr>
+        <w:rPr>
+          <w:lang w:val="en-US"/>
+        </w:rPr>
+      </w:pPr>
+      <w:r>
+        <w:rPr>
+          <w:lang w:val="en-US"/>
+        </w:rPr>
+        <w:t xml:space="preserve">WHERE, IN, Nested </w:t>
+      </w:r>
+      <w:proofErr w:type="gramStart"/>
+      <w:r>
+        <w:rPr>
+          <w:lang w:val="en-US"/>
+        </w:rPr>
+        <w:t xml:space="preserve">Query </w:t>
+      </w:r>
+      <w:r>
+        <w:rPr>
+          <w:lang w:val="en-US"/>
+        </w:rPr>
+        <w:t xml:space="preserve"> -</w:t>
+      </w:r>
+      <w:proofErr w:type="gramEnd"/>
+      <w:r>
+        <w:rPr>
+          <w:lang w:val="en-US"/>
+        </w:rPr>
+        <w:t xml:space="preserve"> </w:t>
+      </w:r>
+      <w:r>
+        <w:rPr>
+          <w:highlight w:val="yellow"/>
+          <w:lang w:val="en-US"/>
+        </w:rPr>
+        <w:t>MARCO</w:t>
+      </w:r>
+      <w:r>
+        <w:rPr>
+          <w:lang w:val="en-US"/>
+        </w:rPr>
+        <w:t xml:space="preserve"> </w:t>
+      </w:r>
       <w:r>
         <w:rPr>
           <w:u w:val="single"/>
+          <w:lang w:val="en-US"/>
+        </w:rPr>
+        <w:t>FATTO</w:t>
+      </w:r>
+    </w:p>
+    <w:p>
+      <w:pPr>
+        <w:pStyle w:val="ListParagraph"/>
+        <w:numPr>
+          <w:ilvl w:val="1"/>
+          <w:numId w:val="1"/>
+        </w:numPr>
+        <w:rPr>
+          <w:lang w:val="en-US"/>
+        </w:rPr>
+      </w:pPr>
+      <w:r>
+        <w:rPr>
+          <w:lang w:val="en-US"/>
+        </w:rPr>
+        <w:t xml:space="preserve">GROUP BY, 1 JOIN, AS </w:t>
+      </w:r>
+      <w:r>
+        <w:rPr>
+          <w:lang w:val="en-US"/>
+        </w:rPr>
+        <w:t xml:space="preserve">- </w:t>
+      </w:r>
+      <w:r>
+        <w:rPr>
+          <w:highlight w:val="yellow"/>
+          <w:lang w:val="en-US"/>
+        </w:rPr>
+        <w:t>SIMO</w:t>
+      </w:r>
+      <w:r>
+        <w:rPr>
+          <w:u w:val="single"/>
+          <w:lang w:val="en-US"/>
+        </w:rPr>
+        <w:t xml:space="preserve"> FATTO</w:t>
+      </w:r>
+    </w:p>
+    <w:p>
+      <w:pPr>
+        <w:pStyle w:val="ListParagraph"/>
+        <w:numPr>
+          <w:ilvl w:val="1"/>
+          <w:numId w:val="1"/>
+        </w:numPr>
+        <w:rPr>
+          <w:lang w:val="en-US"/>
+        </w:rPr>
+      </w:pPr>
+      <w:r>
+        <w:rPr>
+          <w:lang w:val="en-US"/>
+        </w:rPr>
+        <w:t xml:space="preserve">WHERE, GROUP BY </w:t>
+      </w:r>
+      <w:r>
+        <w:rPr>
+          <w:lang w:val="en-US"/>
+        </w:rPr>
+        <w:t xml:space="preserve">– </w:t>
+      </w:r>
+      <w:r>
+        <w:rPr>
+          <w:highlight w:val="yellow"/>
+          <w:lang w:val="en-US"/>
+        </w:rPr>
+        <w:t>T</w:t>
+      </w:r>
+      <w:r>
+        <w:rPr>
+          <w:highlight w:val="yellow"/>
+          <w:lang w:val="en-US"/>
+        </w:rPr>
+        <w:t>AAC</w:t>
+      </w:r>
+      <w:r>
+        <w:rPr>
+          <w:highlight w:val="yellow"/>
+          <w:lang w:val="en-US"/>
+        </w:rPr>
+        <w:t xml:space="preserve"> LOLLO</w:t>
+      </w:r>
+      <w:r>
+        <w:rPr>
+          <w:highlight w:val="yellow"/>
+          <w:lang w:val="en-US"/>
+        </w:rPr>
+        <w:t xml:space="preserve"> ==&gt; </w:t>
+      </w:r>
+    </w:p>
+    <w:p>
+      <w:pPr>
+        <w:pStyle w:val="ListParagraph"/>
+        <w:numPr>
+          <w:ilvl w:val="1"/>
+          <w:numId w:val="1"/>
+        </w:numPr>
+        <w:rPr>
+          <w:lang w:val="en-US"/>
+        </w:rPr>
+      </w:pPr>
+      <w:r>
+        <w:rPr>
+          <w:lang w:val="en-US"/>
+        </w:rPr>
+        <w:t xml:space="preserve">GROUP BY, HAVING, AS </w:t>
+      </w:r>
+      <w:r>
+        <w:rPr>
+          <w:lang w:val="en-US"/>
+        </w:rPr>
+        <w:t>–</w:t>
+      </w:r>
+      <w:r>
+        <w:rPr>
+          <w:lang w:val="en-US"/>
+        </w:rPr>
+        <w:t xml:space="preserve"> </w:t>
+      </w:r>
+      <w:r>
+        <w:rPr>
+          <w:highlight w:val="yellow"/>
+          <w:lang w:val="en-US"/>
         </w:rPr>
         <w:t>ALE</w:t>
       </w:r>
       <w:r>
-        <w:t>:</w:t>
+        <w:rPr>
+          <w:lang w:val="en-US"/>
+        </w:rPr>
+        <w:t xml:space="preserve"> </w:t>
+      </w:r>
+      <w:r>
+        <w:rPr>
+          <w:u w:val="single"/>
+          <w:lang w:val="en-US"/>
+        </w:rPr>
+        <w:t>FATTO</w:t>
+      </w:r>
+    </w:p>
+    <w:p>
+      <w:pPr>
+        <w:pStyle w:val="ListParagraph"/>
+        <w:numPr>
+          <w:ilvl w:val="1"/>
+          <w:numId w:val="1"/>
+        </w:numPr>
+        <w:rPr>
+          <w:lang w:val="en-US"/>
+        </w:rPr>
+      </w:pPr>
+      <w:r>
+        <w:rPr>
+          <w:lang w:val="en-US"/>
+        </w:rPr>
+        <w:t xml:space="preserve">WHERE, GROUP BY, HAVING, AS </w:t>
+      </w:r>
+      <w:r>
+        <w:rPr>
+          <w:lang w:val="en-US"/>
+        </w:rPr>
+        <w:t>–</w:t>
+      </w:r>
+      <w:r>
+        <w:rPr>
+          <w:lang w:val="en-US"/>
+        </w:rPr>
+        <w:t xml:space="preserve"> </w:t>
+      </w:r>
+      <w:r>
+        <w:rPr>
+          <w:highlight w:val="yellow"/>
+          <w:lang w:val="en-US"/>
+        </w:rPr>
+        <w:t>FRA</w:t>
+      </w:r>
+      <w:r>
+        <w:rPr>
+          <w:lang w:val="en-US"/>
+        </w:rPr>
+        <w:t xml:space="preserve"> </w:t>
+      </w:r>
+      <w:r>
+        <w:rPr>
+          <w:u w:val="single"/>
+          <w:lang w:val="en-US"/>
+        </w:rPr>
+        <w:t>FATTO</w:t>
+      </w:r>
+    </w:p>
+    <w:p>
+      <w:pPr>
+        <w:pStyle w:val="ListParagraph"/>
+        <w:numPr>
+          <w:ilvl w:val="1"/>
+          <w:numId w:val="1"/>
+        </w:numPr>
+        <w:rPr>
+          <w:lang w:val="en-US"/>
+        </w:rPr>
+      </w:pPr>
+      <w:r>
+        <w:rPr>
+          <w:lang w:val="en-US"/>
+        </w:rPr>
+        <w:t>WHERE, Nested Query (i.e., 2-step Queries), GROUP BY</w:t>
+      </w:r>
+      <w:r>
+        <w:rPr>
+          <w:lang w:val="en-US"/>
+        </w:rPr>
+        <w:t xml:space="preserve"> – </w:t>
+      </w:r>
+      <w:r>
+        <w:rPr>
+          <w:highlight w:val="yellow"/>
+          <w:lang w:val="en-US"/>
+        </w:rPr>
+        <w:t>MARCO</w:t>
+      </w:r>
+      <w:r>
+        <w:rPr>
+          <w:u w:val="single"/>
+          <w:lang w:val="en-US"/>
+        </w:rPr>
+        <w:t xml:space="preserve"> </w:t>
+      </w:r>
+      <w:r>
+        <w:rPr>
+          <w:u w:val="single"/>
+          <w:lang w:val="en-US"/>
+        </w:rPr>
+        <w:t>FATTO</w:t>
+      </w:r>
+    </w:p>
+    <w:p>
+      <w:pPr>
+        <w:pStyle w:val="ListParagraph"/>
+        <w:numPr>
+          <w:ilvl w:val="1"/>
+          <w:numId w:val="1"/>
+        </w:numPr>
+        <w:rPr>
+          <w:lang w:val="en-US"/>
+        </w:rPr>
+      </w:pPr>
+      <w:r>
+        <w:rPr>
+          <w:lang w:val="en-US"/>
+        </w:rPr>
+        <w:t xml:space="preserve">WHERE, GROUP BY, HAVING, 1 JOIN </w:t>
+      </w:r>
+      <w:r>
+        <w:rPr>
+          <w:lang w:val="en-US"/>
+        </w:rPr>
+        <w:t>-</w:t>
+      </w:r>
+      <w:r>
+        <w:rPr>
+          <w:highlight w:val="yellow"/>
+          <w:lang w:val="en-US"/>
+        </w:rPr>
+        <w:t>SIMO</w:t>
+      </w:r>
+      <w:r>
+        <w:rPr>
+          <w:u w:val="single"/>
+          <w:lang w:val="en-US"/>
+        </w:rPr>
+        <w:t xml:space="preserve"> FATTO</w:t>
+      </w:r>
+    </w:p>
+    <w:p>
+      <w:pPr>
+        <w:pStyle w:val="ListParagraph"/>
+        <w:numPr>
+          <w:ilvl w:val="1"/>
+          <w:numId w:val="1"/>
+        </w:numPr>
+      </w:pPr>
+      <w:r>
+        <w:t xml:space="preserve">WHERE, GROUP BY, HAVING, 2 </w:t>
+      </w:r>
+      <w:proofErr w:type="spellStart"/>
+      <w:r>
+        <w:t>JOINs</w:t>
+      </w:r>
+      <w:proofErr w:type="spellEnd"/>
+      <w:r>
+        <w:t xml:space="preserve"> </w:t>
+      </w:r>
+      <w:r>
+        <w:t>–</w:t>
+      </w:r>
+      <w:r>
+        <w:t xml:space="preserve"> </w:t>
+      </w:r>
+      <w:r>
+        <w:rPr>
+          <w:highlight w:val="yellow"/>
+        </w:rPr>
+        <w:t xml:space="preserve">TAAC </w:t>
+      </w:r>
+      <w:r>
+        <w:rPr>
+          <w:highlight w:val="yellow"/>
+        </w:rPr>
+        <w:t>LOLLO</w:t>
+      </w:r>
+      <w:r>
+        <w:rPr>
+          <w:highlight w:val="yellow"/>
+        </w:rPr>
+        <w:t xml:space="preserve"> =&gt; ok fatto (possibili miglioramenti [1 anche il </w:t>
+      </w:r>
+      <w:proofErr w:type="spellStart"/>
+      <w:r>
+        <w:rPr>
+          <w:highlight w:val="yellow"/>
+        </w:rPr>
+        <w:t>ciatation</w:t>
+      </w:r>
+      <w:proofErr w:type="spellEnd"/>
+      <w:r>
+        <w:rPr>
+          <w:highlight w:val="yellow"/>
+        </w:rPr>
+        <w:t xml:space="preserve"> score 2 </w:t>
+      </w:r>
+      <w:proofErr w:type="spellStart"/>
+      <w:r>
+        <w:rPr>
+          <w:highlight w:val="yellow"/>
+        </w:rPr>
+        <w:t>select</w:t>
+      </w:r>
+      <w:proofErr w:type="spellEnd"/>
+      <w:r>
+        <w:rPr>
+          <w:highlight w:val="yellow"/>
+        </w:rPr>
+        <w:t xml:space="preserve"> non so se sono ottimizzate])</w:t>
       </w:r>
     </w:p>
     <w:p/>
@@ -988,7 +1274,7 @@
         <w:rPr>
           <w:u w:val="single"/>
         </w:rPr>
-        <w:t>FRA</w:t>
+        <w:t>ALE</w:t>
       </w:r>
       <w:r>
         <w:t>:</w:t>
@@ -1000,7 +1286,7 @@
         <w:rPr>
           <w:u w:val="single"/>
         </w:rPr>
-        <w:t>MARCO</w:t>
+        <w:t>FRA</w:t>
       </w:r>
       <w:r>
         <w:t>:</w:t>
@@ -1012,7 +1298,7 @@
         <w:rPr>
           <w:u w:val="single"/>
         </w:rPr>
-        <w:t>SIMO</w:t>
+        <w:t>MARCO</w:t>
       </w:r>
       <w:r>
         <w:t>:</w:t>
@@ -1024,17 +1310,70 @@
         <w:rPr>
           <w:u w:val="single"/>
         </w:rPr>
-        <w:t>TAAC LOLLO</w:t>
+        <w:t>SIMO</w:t>
       </w:r>
       <w:r>
         <w:t>:</w:t>
       </w:r>
+    </w:p>
+    <w:p/>
+    <w:p>
+      <w:r>
+        <w:rPr>
+          <w:u w:val="single"/>
+        </w:rPr>
+        <w:t>LOLLO</w:t>
+      </w:r>
+      <w:r>
+        <w:rPr/>
+        <w:t>:</w:t>
+      </w:r>
+    </w:p>
+    <w:p>
+      <w:pPr>
+        <w:pStyle w:val="Normal"/>
+      </w:pPr>
+    </w:p>
+    <w:p>
+      <w:pPr>
+        <w:pStyle w:val="Normal"/>
+      </w:pPr>
+    </w:p>
+    <w:p>
+      <w:pPr>
+        <w:pStyle w:val="Normal"/>
+      </w:pPr>
+    </w:p>
+    <w:p>
+      <w:pPr>
+        <w:pStyle w:val="Normal"/>
+      </w:pPr>
+    </w:p>
+    <w:p>
+      <w:pPr>
+        <w:pStyle w:val="Normal"/>
+      </w:pPr>
+    </w:p>
+    <w:p>
+      <w:pPr>
+        <w:pStyle w:val="Normal"/>
+      </w:pPr>
+    </w:p>
+    <w:p>
+      <w:pPr>
+        <w:pStyle w:val="Normal"/>
+      </w:pPr>
+    </w:p>
+    <w:p>
+      <w:pPr>
+        <w:pStyle w:val="Normal"/>
+      </w:pPr>
     </w:p>
     <w:p/>
     <w:sectPr>
       <w:headerReference w:type="default" r:id="rId8"/>
       <w:footerReference w:type="default" r:id="rId9"/>
-      <w:pgSz w:w="11906" w:h="16838"/>
+      <w:pgSz w:w="11906" w:h="16838" w:orient="portrait"/>
       <w:pgMar w:top="720" w:right="720" w:bottom="720" w:left="720" w:header="708" w:footer="708" w:gutter="0"/>
       <w:cols w:space="708"/>
       <w:docGrid w:linePitch="360"/>
@@ -1237,7 +1576,7 @@
         <w:ind w:left="720" w:hanging="360"/>
       </w:pPr>
       <w:rPr>
-        <w:rFonts w:ascii="Calibri" w:eastAsiaTheme="minorHAnsi" w:hAnsi="Calibri" w:cs="Calibri" w:hint="default"/>
+        <w:rFonts w:hint="default" w:ascii="Calibri" w:hAnsi="Calibri" w:cs="Calibri" w:eastAsiaTheme="minorHAnsi"/>
       </w:rPr>
     </w:lvl>
     <w:lvl w:ilvl="1" w:tplc="04100003" w:tentative="1">
@@ -1249,7 +1588,7 @@
         <w:ind w:left="1440" w:hanging="360"/>
       </w:pPr>
       <w:rPr>
-        <w:rFonts w:ascii="Courier New" w:hAnsi="Courier New" w:cs="Courier New" w:hint="default"/>
+        <w:rFonts w:hint="default" w:ascii="Courier New" w:hAnsi="Courier New" w:cs="Courier New"/>
       </w:rPr>
     </w:lvl>
     <w:lvl w:ilvl="2" w:tplc="04100005" w:tentative="1">
@@ -1261,7 +1600,7 @@
         <w:ind w:left="2160" w:hanging="360"/>
       </w:pPr>
       <w:rPr>
-        <w:rFonts w:ascii="Wingdings" w:hAnsi="Wingdings" w:hint="default"/>
+        <w:rFonts w:hint="default" w:ascii="Wingdings" w:hAnsi="Wingdings"/>
       </w:rPr>
     </w:lvl>
     <w:lvl w:ilvl="3" w:tplc="04100001" w:tentative="1">
@@ -1273,7 +1612,7 @@
         <w:ind w:left="2880" w:hanging="360"/>
       </w:pPr>
       <w:rPr>
-        <w:rFonts w:ascii="Symbol" w:hAnsi="Symbol" w:hint="default"/>
+        <w:rFonts w:hint="default" w:ascii="Symbol" w:hAnsi="Symbol"/>
       </w:rPr>
     </w:lvl>
     <w:lvl w:ilvl="4" w:tplc="04100003" w:tentative="1">
@@ -1285,7 +1624,7 @@
         <w:ind w:left="3600" w:hanging="360"/>
       </w:pPr>
       <w:rPr>
-        <w:rFonts w:ascii="Courier New" w:hAnsi="Courier New" w:cs="Courier New" w:hint="default"/>
+        <w:rFonts w:hint="default" w:ascii="Courier New" w:hAnsi="Courier New" w:cs="Courier New"/>
       </w:rPr>
     </w:lvl>
     <w:lvl w:ilvl="5" w:tplc="04100005" w:tentative="1">
@@ -1297,7 +1636,7 @@
         <w:ind w:left="4320" w:hanging="360"/>
       </w:pPr>
       <w:rPr>
-        <w:rFonts w:ascii="Wingdings" w:hAnsi="Wingdings" w:hint="default"/>
+        <w:rFonts w:hint="default" w:ascii="Wingdings" w:hAnsi="Wingdings"/>
       </w:rPr>
     </w:lvl>
     <w:lvl w:ilvl="6" w:tplc="04100001" w:tentative="1">
@@ -1309,7 +1648,7 @@
         <w:ind w:left="5040" w:hanging="360"/>
       </w:pPr>
       <w:rPr>
-        <w:rFonts w:ascii="Symbol" w:hAnsi="Symbol" w:hint="default"/>
+        <w:rFonts w:hint="default" w:ascii="Symbol" w:hAnsi="Symbol"/>
       </w:rPr>
     </w:lvl>
     <w:lvl w:ilvl="7" w:tplc="04100003" w:tentative="1">
@@ -1321,7 +1660,7 @@
         <w:ind w:left="5760" w:hanging="360"/>
       </w:pPr>
       <w:rPr>
-        <w:rFonts w:ascii="Courier New" w:hAnsi="Courier New" w:cs="Courier New" w:hint="default"/>
+        <w:rFonts w:hint="default" w:ascii="Courier New" w:hAnsi="Courier New" w:cs="Courier New"/>
       </w:rPr>
     </w:lvl>
     <w:lvl w:ilvl="8" w:tplc="04100005" w:tentative="1">
@@ -1333,7 +1672,7 @@
         <w:ind w:left="6480" w:hanging="360"/>
       </w:pPr>
       <w:rPr>
-        <w:rFonts w:ascii="Wingdings" w:hAnsi="Wingdings" w:hint="default"/>
+        <w:rFonts w:hint="default" w:ascii="Wingdings" w:hAnsi="Wingdings"/>
       </w:rPr>
     </w:lvl>
   </w:abstractNum>
@@ -1436,7 +1775,7 @@
         <w:ind w:left="720" w:hanging="360"/>
       </w:pPr>
       <w:rPr>
-        <w:rFonts w:ascii="Symbol" w:hAnsi="Symbol" w:hint="default"/>
+        <w:rFonts w:hint="default" w:ascii="Symbol" w:hAnsi="Symbol"/>
       </w:rPr>
     </w:lvl>
     <w:lvl w:ilvl="1" w:tplc="08090003" w:tentative="1">
@@ -1448,7 +1787,7 @@
         <w:ind w:left="1440" w:hanging="360"/>
       </w:pPr>
       <w:rPr>
-        <w:rFonts w:ascii="Courier New" w:hAnsi="Courier New" w:cs="Courier New" w:hint="default"/>
+        <w:rFonts w:hint="default" w:ascii="Courier New" w:hAnsi="Courier New" w:cs="Courier New"/>
       </w:rPr>
     </w:lvl>
     <w:lvl w:ilvl="2" w:tplc="08090005" w:tentative="1">
@@ -1460,7 +1799,7 @@
         <w:ind w:left="2160" w:hanging="360"/>
       </w:pPr>
       <w:rPr>
-        <w:rFonts w:ascii="Wingdings" w:hAnsi="Wingdings" w:hint="default"/>
+        <w:rFonts w:hint="default" w:ascii="Wingdings" w:hAnsi="Wingdings"/>
       </w:rPr>
     </w:lvl>
     <w:lvl w:ilvl="3" w:tplc="08090001" w:tentative="1">
@@ -1472,7 +1811,7 @@
         <w:ind w:left="2880" w:hanging="360"/>
       </w:pPr>
       <w:rPr>
-        <w:rFonts w:ascii="Symbol" w:hAnsi="Symbol" w:hint="default"/>
+        <w:rFonts w:hint="default" w:ascii="Symbol" w:hAnsi="Symbol"/>
       </w:rPr>
     </w:lvl>
     <w:lvl w:ilvl="4" w:tplc="08090003" w:tentative="1">
@@ -1484,7 +1823,7 @@
         <w:ind w:left="3600" w:hanging="360"/>
       </w:pPr>
       <w:rPr>
-        <w:rFonts w:ascii="Courier New" w:hAnsi="Courier New" w:cs="Courier New" w:hint="default"/>
+        <w:rFonts w:hint="default" w:ascii="Courier New" w:hAnsi="Courier New" w:cs="Courier New"/>
       </w:rPr>
     </w:lvl>
     <w:lvl w:ilvl="5" w:tplc="08090005" w:tentative="1">
@@ -1496,7 +1835,7 @@
         <w:ind w:left="4320" w:hanging="360"/>
       </w:pPr>
       <w:rPr>
-        <w:rFonts w:ascii="Wingdings" w:hAnsi="Wingdings" w:hint="default"/>
+        <w:rFonts w:hint="default" w:ascii="Wingdings" w:hAnsi="Wingdings"/>
       </w:rPr>
     </w:lvl>
     <w:lvl w:ilvl="6" w:tplc="08090001" w:tentative="1">
@@ -1508,7 +1847,7 @@
         <w:ind w:left="5040" w:hanging="360"/>
       </w:pPr>
       <w:rPr>
-        <w:rFonts w:ascii="Symbol" w:hAnsi="Symbol" w:hint="default"/>
+        <w:rFonts w:hint="default" w:ascii="Symbol" w:hAnsi="Symbol"/>
       </w:rPr>
     </w:lvl>
     <w:lvl w:ilvl="7" w:tplc="08090003" w:tentative="1">
@@ -1520,7 +1859,7 @@
         <w:ind w:left="5760" w:hanging="360"/>
       </w:pPr>
       <w:rPr>
-        <w:rFonts w:ascii="Courier New" w:hAnsi="Courier New" w:cs="Courier New" w:hint="default"/>
+        <w:rFonts w:hint="default" w:ascii="Courier New" w:hAnsi="Courier New" w:cs="Courier New"/>
       </w:rPr>
     </w:lvl>
     <w:lvl w:ilvl="8" w:tplc="08090005" w:tentative="1">
@@ -1532,7 +1871,7 @@
         <w:ind w:left="6480" w:hanging="360"/>
       </w:pPr>
       <w:rPr>
-        <w:rFonts w:ascii="Wingdings" w:hAnsi="Wingdings" w:hint="default"/>
+        <w:rFonts w:hint="default" w:ascii="Wingdings" w:hAnsi="Wingdings"/>
       </w:rPr>
     </w:lvl>
   </w:abstractNum>
@@ -1549,7 +1888,7 @@
         <w:ind w:left="720" w:hanging="360"/>
       </w:pPr>
       <w:rPr>
-        <w:rFonts w:ascii="Symbol" w:hAnsi="Symbol" w:hint="default"/>
+        <w:rFonts w:hint="default" w:ascii="Symbol" w:hAnsi="Symbol"/>
       </w:rPr>
     </w:lvl>
     <w:lvl w:ilvl="1" w:tplc="08090003" w:tentative="1">
@@ -1561,7 +1900,7 @@
         <w:ind w:left="1440" w:hanging="360"/>
       </w:pPr>
       <w:rPr>
-        <w:rFonts w:ascii="Courier New" w:hAnsi="Courier New" w:cs="Courier New" w:hint="default"/>
+        <w:rFonts w:hint="default" w:ascii="Courier New" w:hAnsi="Courier New" w:cs="Courier New"/>
       </w:rPr>
     </w:lvl>
     <w:lvl w:ilvl="2" w:tplc="08090005" w:tentative="1">
@@ -1573,7 +1912,7 @@
         <w:ind w:left="2160" w:hanging="360"/>
       </w:pPr>
       <w:rPr>
-        <w:rFonts w:ascii="Wingdings" w:hAnsi="Wingdings" w:hint="default"/>
+        <w:rFonts w:hint="default" w:ascii="Wingdings" w:hAnsi="Wingdings"/>
       </w:rPr>
     </w:lvl>
     <w:lvl w:ilvl="3" w:tplc="08090001" w:tentative="1">
@@ -1585,7 +1924,7 @@
         <w:ind w:left="2880" w:hanging="360"/>
       </w:pPr>
       <w:rPr>
-        <w:rFonts w:ascii="Symbol" w:hAnsi="Symbol" w:hint="default"/>
+        <w:rFonts w:hint="default" w:ascii="Symbol" w:hAnsi="Symbol"/>
       </w:rPr>
     </w:lvl>
     <w:lvl w:ilvl="4" w:tplc="08090003" w:tentative="1">
@@ -1597,7 +1936,7 @@
         <w:ind w:left="3600" w:hanging="360"/>
       </w:pPr>
       <w:rPr>
-        <w:rFonts w:ascii="Courier New" w:hAnsi="Courier New" w:cs="Courier New" w:hint="default"/>
+        <w:rFonts w:hint="default" w:ascii="Courier New" w:hAnsi="Courier New" w:cs="Courier New"/>
       </w:rPr>
     </w:lvl>
     <w:lvl w:ilvl="5" w:tplc="08090005" w:tentative="1">
@@ -1609,7 +1948,7 @@
         <w:ind w:left="4320" w:hanging="360"/>
       </w:pPr>
       <w:rPr>
-        <w:rFonts w:ascii="Wingdings" w:hAnsi="Wingdings" w:hint="default"/>
+        <w:rFonts w:hint="default" w:ascii="Wingdings" w:hAnsi="Wingdings"/>
       </w:rPr>
     </w:lvl>
     <w:lvl w:ilvl="6" w:tplc="08090001" w:tentative="1">
@@ -1621,7 +1960,7 @@
         <w:ind w:left="5040" w:hanging="360"/>
       </w:pPr>
       <w:rPr>
-        <w:rFonts w:ascii="Symbol" w:hAnsi="Symbol" w:hint="default"/>
+        <w:rFonts w:hint="default" w:ascii="Symbol" w:hAnsi="Symbol"/>
       </w:rPr>
     </w:lvl>
     <w:lvl w:ilvl="7" w:tplc="08090003" w:tentative="1">
@@ -1633,7 +1972,7 @@
         <w:ind w:left="5760" w:hanging="360"/>
       </w:pPr>
       <w:rPr>
-        <w:rFonts w:ascii="Courier New" w:hAnsi="Courier New" w:cs="Courier New" w:hint="default"/>
+        <w:rFonts w:hint="default" w:ascii="Courier New" w:hAnsi="Courier New" w:cs="Courier New"/>
       </w:rPr>
     </w:lvl>
     <w:lvl w:ilvl="8" w:tplc="08090005" w:tentative="1">
@@ -1645,7 +1984,7 @@
         <w:ind w:left="6480" w:hanging="360"/>
       </w:pPr>
       <w:rPr>
-        <w:rFonts w:ascii="Wingdings" w:hAnsi="Wingdings" w:hint="default"/>
+        <w:rFonts w:hint="default" w:ascii="Wingdings" w:hAnsi="Wingdings"/>
       </w:rPr>
     </w:lvl>
   </w:abstractNum>
@@ -1661,7 +2000,7 @@
         <w:ind w:left="720" w:hanging="360"/>
       </w:pPr>
       <w:rPr>
-        <w:rFonts w:ascii="Calibri" w:eastAsiaTheme="minorHAnsi" w:hAnsi="Calibri" w:cs="Calibri" w:hint="default"/>
+        <w:rFonts w:hint="default" w:ascii="Calibri" w:hAnsi="Calibri" w:cs="Calibri" w:eastAsiaTheme="minorHAnsi"/>
       </w:rPr>
     </w:lvl>
     <w:lvl w:ilvl="1" w:tplc="04100003">
@@ -1673,7 +2012,7 @@
         <w:ind w:left="1440" w:hanging="360"/>
       </w:pPr>
       <w:rPr>
-        <w:rFonts w:ascii="Courier New" w:hAnsi="Courier New" w:cs="Courier New" w:hint="default"/>
+        <w:rFonts w:hint="default" w:ascii="Courier New" w:hAnsi="Courier New" w:cs="Courier New"/>
       </w:rPr>
     </w:lvl>
     <w:lvl w:ilvl="2" w:tplc="04100005" w:tentative="1">
@@ -1685,7 +2024,7 @@
         <w:ind w:left="2160" w:hanging="360"/>
       </w:pPr>
       <w:rPr>
-        <w:rFonts w:ascii="Wingdings" w:hAnsi="Wingdings" w:hint="default"/>
+        <w:rFonts w:hint="default" w:ascii="Wingdings" w:hAnsi="Wingdings"/>
       </w:rPr>
     </w:lvl>
     <w:lvl w:ilvl="3" w:tplc="04100001" w:tentative="1">
@@ -1697,7 +2036,7 @@
         <w:ind w:left="2880" w:hanging="360"/>
       </w:pPr>
       <w:rPr>
-        <w:rFonts w:ascii="Symbol" w:hAnsi="Symbol" w:hint="default"/>
+        <w:rFonts w:hint="default" w:ascii="Symbol" w:hAnsi="Symbol"/>
       </w:rPr>
     </w:lvl>
     <w:lvl w:ilvl="4" w:tplc="04100003" w:tentative="1">
@@ -1709,7 +2048,7 @@
         <w:ind w:left="3600" w:hanging="360"/>
       </w:pPr>
       <w:rPr>
-        <w:rFonts w:ascii="Courier New" w:hAnsi="Courier New" w:cs="Courier New" w:hint="default"/>
+        <w:rFonts w:hint="default" w:ascii="Courier New" w:hAnsi="Courier New" w:cs="Courier New"/>
       </w:rPr>
     </w:lvl>
     <w:lvl w:ilvl="5" w:tplc="04100005" w:tentative="1">
@@ -1721,7 +2060,7 @@
         <w:ind w:left="4320" w:hanging="360"/>
       </w:pPr>
       <w:rPr>
-        <w:rFonts w:ascii="Wingdings" w:hAnsi="Wingdings" w:hint="default"/>
+        <w:rFonts w:hint="default" w:ascii="Wingdings" w:hAnsi="Wingdings"/>
       </w:rPr>
     </w:lvl>
     <w:lvl w:ilvl="6" w:tplc="04100001" w:tentative="1">
@@ -1733,7 +2072,7 @@
         <w:ind w:left="5040" w:hanging="360"/>
       </w:pPr>
       <w:rPr>
-        <w:rFonts w:ascii="Symbol" w:hAnsi="Symbol" w:hint="default"/>
+        <w:rFonts w:hint="default" w:ascii="Symbol" w:hAnsi="Symbol"/>
       </w:rPr>
     </w:lvl>
     <w:lvl w:ilvl="7" w:tplc="04100003" w:tentative="1">
@@ -1745,7 +2084,7 @@
         <w:ind w:left="5760" w:hanging="360"/>
       </w:pPr>
       <w:rPr>
-        <w:rFonts w:ascii="Courier New" w:hAnsi="Courier New" w:cs="Courier New" w:hint="default"/>
+        <w:rFonts w:hint="default" w:ascii="Courier New" w:hAnsi="Courier New" w:cs="Courier New"/>
       </w:rPr>
     </w:lvl>
     <w:lvl w:ilvl="8" w:tplc="04100005" w:tentative="1">
@@ -1757,7 +2096,7 @@
         <w:ind w:left="6480" w:hanging="360"/>
       </w:pPr>
       <w:rPr>
-        <w:rFonts w:ascii="Wingdings" w:hAnsi="Wingdings" w:hint="default"/>
+        <w:rFonts w:hint="default" w:ascii="Wingdings" w:hAnsi="Wingdings"/>
       </w:rPr>
     </w:lvl>
   </w:abstractNum>
@@ -1773,7 +2112,7 @@
         <w:ind w:left="1776" w:hanging="360"/>
       </w:pPr>
       <w:rPr>
-        <w:rFonts w:ascii="Calibri" w:eastAsiaTheme="minorHAnsi" w:hAnsi="Calibri" w:cs="Calibri" w:hint="default"/>
+        <w:rFonts w:hint="default" w:ascii="Calibri" w:hAnsi="Calibri" w:cs="Calibri" w:eastAsiaTheme="minorHAnsi"/>
       </w:rPr>
     </w:lvl>
     <w:lvl w:ilvl="1" w:tplc="04100003" w:tentative="1">
@@ -1785,7 +2124,7 @@
         <w:ind w:left="2496" w:hanging="360"/>
       </w:pPr>
       <w:rPr>
-        <w:rFonts w:ascii="Courier New" w:hAnsi="Courier New" w:cs="Courier New" w:hint="default"/>
+        <w:rFonts w:hint="default" w:ascii="Courier New" w:hAnsi="Courier New" w:cs="Courier New"/>
       </w:rPr>
     </w:lvl>
     <w:lvl w:ilvl="2" w:tplc="04100005" w:tentative="1">
@@ -1797,7 +2136,7 @@
         <w:ind w:left="3216" w:hanging="360"/>
       </w:pPr>
       <w:rPr>
-        <w:rFonts w:ascii="Wingdings" w:hAnsi="Wingdings" w:hint="default"/>
+        <w:rFonts w:hint="default" w:ascii="Wingdings" w:hAnsi="Wingdings"/>
       </w:rPr>
     </w:lvl>
     <w:lvl w:ilvl="3" w:tplc="04100001" w:tentative="1">
@@ -1809,7 +2148,7 @@
         <w:ind w:left="3936" w:hanging="360"/>
       </w:pPr>
       <w:rPr>
-        <w:rFonts w:ascii="Symbol" w:hAnsi="Symbol" w:hint="default"/>
+        <w:rFonts w:hint="default" w:ascii="Symbol" w:hAnsi="Symbol"/>
       </w:rPr>
     </w:lvl>
     <w:lvl w:ilvl="4" w:tplc="04100003" w:tentative="1">
@@ -1821,7 +2160,7 @@
         <w:ind w:left="4656" w:hanging="360"/>
       </w:pPr>
       <w:rPr>
-        <w:rFonts w:ascii="Courier New" w:hAnsi="Courier New" w:cs="Courier New" w:hint="default"/>
+        <w:rFonts w:hint="default" w:ascii="Courier New" w:hAnsi="Courier New" w:cs="Courier New"/>
       </w:rPr>
     </w:lvl>
     <w:lvl w:ilvl="5" w:tplc="04100005" w:tentative="1">
@@ -1833,7 +2172,7 @@
         <w:ind w:left="5376" w:hanging="360"/>
       </w:pPr>
       <w:rPr>
-        <w:rFonts w:ascii="Wingdings" w:hAnsi="Wingdings" w:hint="default"/>
+        <w:rFonts w:hint="default" w:ascii="Wingdings" w:hAnsi="Wingdings"/>
       </w:rPr>
     </w:lvl>
     <w:lvl w:ilvl="6" w:tplc="04100001" w:tentative="1">
@@ -1845,7 +2184,7 @@
         <w:ind w:left="6096" w:hanging="360"/>
       </w:pPr>
       <w:rPr>
-        <w:rFonts w:ascii="Symbol" w:hAnsi="Symbol" w:hint="default"/>
+        <w:rFonts w:hint="default" w:ascii="Symbol" w:hAnsi="Symbol"/>
       </w:rPr>
     </w:lvl>
     <w:lvl w:ilvl="7" w:tplc="04100003" w:tentative="1">
@@ -1857,7 +2196,7 @@
         <w:ind w:left="6816" w:hanging="360"/>
       </w:pPr>
       <w:rPr>
-        <w:rFonts w:ascii="Courier New" w:hAnsi="Courier New" w:cs="Courier New" w:hint="default"/>
+        <w:rFonts w:hint="default" w:ascii="Courier New" w:hAnsi="Courier New" w:cs="Courier New"/>
       </w:rPr>
     </w:lvl>
     <w:lvl w:ilvl="8" w:tplc="04100005" w:tentative="1">
@@ -1869,7 +2208,7 @@
         <w:ind w:left="7536" w:hanging="360"/>
       </w:pPr>
       <w:rPr>
-        <w:rFonts w:ascii="Wingdings" w:hAnsi="Wingdings" w:hint="default"/>
+        <w:rFonts w:hint="default" w:ascii="Wingdings" w:hAnsi="Wingdings"/>
       </w:rPr>
     </w:lvl>
   </w:abstractNum>
@@ -1971,7 +2310,7 @@
         <w:ind w:left="720" w:hanging="360"/>
       </w:pPr>
       <w:rPr>
-        <w:rFonts w:ascii="Calibri" w:eastAsiaTheme="minorHAnsi" w:hAnsi="Calibri" w:cs="Calibri" w:hint="default"/>
+        <w:rFonts w:hint="default" w:ascii="Calibri" w:hAnsi="Calibri" w:cs="Calibri" w:eastAsiaTheme="minorHAnsi"/>
       </w:rPr>
     </w:lvl>
     <w:lvl w:ilvl="1" w:tplc="04100003" w:tentative="1">
@@ -1983,7 +2322,7 @@
         <w:ind w:left="1440" w:hanging="360"/>
       </w:pPr>
       <w:rPr>
-        <w:rFonts w:ascii="Courier New" w:hAnsi="Courier New" w:cs="Courier New" w:hint="default"/>
+        <w:rFonts w:hint="default" w:ascii="Courier New" w:hAnsi="Courier New" w:cs="Courier New"/>
       </w:rPr>
     </w:lvl>
     <w:lvl w:ilvl="2" w:tplc="04100005" w:tentative="1">
@@ -1995,7 +2334,7 @@
         <w:ind w:left="2160" w:hanging="360"/>
       </w:pPr>
       <w:rPr>
-        <w:rFonts w:ascii="Wingdings" w:hAnsi="Wingdings" w:hint="default"/>
+        <w:rFonts w:hint="default" w:ascii="Wingdings" w:hAnsi="Wingdings"/>
       </w:rPr>
     </w:lvl>
     <w:lvl w:ilvl="3" w:tplc="04100001" w:tentative="1">
@@ -2007,7 +2346,7 @@
         <w:ind w:left="2880" w:hanging="360"/>
       </w:pPr>
       <w:rPr>
-        <w:rFonts w:ascii="Symbol" w:hAnsi="Symbol" w:hint="default"/>
+        <w:rFonts w:hint="default" w:ascii="Symbol" w:hAnsi="Symbol"/>
       </w:rPr>
     </w:lvl>
     <w:lvl w:ilvl="4" w:tplc="04100003" w:tentative="1">
@@ -2019,7 +2358,7 @@
         <w:ind w:left="3600" w:hanging="360"/>
       </w:pPr>
       <w:rPr>
-        <w:rFonts w:ascii="Courier New" w:hAnsi="Courier New" w:cs="Courier New" w:hint="default"/>
+        <w:rFonts w:hint="default" w:ascii="Courier New" w:hAnsi="Courier New" w:cs="Courier New"/>
       </w:rPr>
     </w:lvl>
     <w:lvl w:ilvl="5" w:tplc="04100005" w:tentative="1">
@@ -2031,7 +2370,7 @@
         <w:ind w:left="4320" w:hanging="360"/>
       </w:pPr>
       <w:rPr>
-        <w:rFonts w:ascii="Wingdings" w:hAnsi="Wingdings" w:hint="default"/>
+        <w:rFonts w:hint="default" w:ascii="Wingdings" w:hAnsi="Wingdings"/>
       </w:rPr>
     </w:lvl>
     <w:lvl w:ilvl="6" w:tplc="04100001" w:tentative="1">
@@ -2043,7 +2382,7 @@
         <w:ind w:left="5040" w:hanging="360"/>
       </w:pPr>
       <w:rPr>
-        <w:rFonts w:ascii="Symbol" w:hAnsi="Symbol" w:hint="default"/>
+        <w:rFonts w:hint="default" w:ascii="Symbol" w:hAnsi="Symbol"/>
       </w:rPr>
     </w:lvl>
     <w:lvl w:ilvl="7" w:tplc="04100003" w:tentative="1">
@@ -2055,7 +2394,7 @@
         <w:ind w:left="5760" w:hanging="360"/>
       </w:pPr>
       <w:rPr>
-        <w:rFonts w:ascii="Courier New" w:hAnsi="Courier New" w:cs="Courier New" w:hint="default"/>
+        <w:rFonts w:hint="default" w:ascii="Courier New" w:hAnsi="Courier New" w:cs="Courier New"/>
       </w:rPr>
     </w:lvl>
     <w:lvl w:ilvl="8" w:tplc="04100005" w:tentative="1">
@@ -2067,7 +2406,7 @@
         <w:ind w:left="6480" w:hanging="360"/>
       </w:pPr>
       <w:rPr>
-        <w:rFonts w:ascii="Wingdings" w:hAnsi="Wingdings" w:hint="default"/>
+        <w:rFonts w:hint="default" w:ascii="Wingdings" w:hAnsi="Wingdings"/>
       </w:rPr>
     </w:lvl>
   </w:abstractNum>
@@ -2084,7 +2423,7 @@
         <w:ind w:left="720" w:hanging="360"/>
       </w:pPr>
       <w:rPr>
-        <w:rFonts w:ascii="Symbol" w:hAnsi="Symbol" w:hint="default"/>
+        <w:rFonts w:hint="default" w:ascii="Symbol" w:hAnsi="Symbol"/>
       </w:rPr>
     </w:lvl>
     <w:lvl w:ilvl="1" w:tplc="4EAEC474">
@@ -2096,7 +2435,7 @@
         <w:ind w:left="1440" w:hanging="360"/>
       </w:pPr>
       <w:rPr>
-        <w:rFonts w:ascii="Courier New" w:hAnsi="Courier New" w:hint="default"/>
+        <w:rFonts w:hint="default" w:ascii="Courier New" w:hAnsi="Courier New"/>
       </w:rPr>
     </w:lvl>
     <w:lvl w:ilvl="2" w:tplc="396AFF7C">
@@ -2108,7 +2447,7 @@
         <w:ind w:left="2160" w:hanging="360"/>
       </w:pPr>
       <w:rPr>
-        <w:rFonts w:ascii="Wingdings" w:hAnsi="Wingdings" w:hint="default"/>
+        <w:rFonts w:hint="default" w:ascii="Wingdings" w:hAnsi="Wingdings"/>
       </w:rPr>
     </w:lvl>
     <w:lvl w:ilvl="3" w:tplc="DC0655EA">
@@ -2120,7 +2459,7 @@
         <w:ind w:left="2880" w:hanging="360"/>
       </w:pPr>
       <w:rPr>
-        <w:rFonts w:ascii="Symbol" w:hAnsi="Symbol" w:hint="default"/>
+        <w:rFonts w:hint="default" w:ascii="Symbol" w:hAnsi="Symbol"/>
       </w:rPr>
     </w:lvl>
     <w:lvl w:ilvl="4" w:tplc="8598781A">
@@ -2132,7 +2471,7 @@
         <w:ind w:left="3600" w:hanging="360"/>
       </w:pPr>
       <w:rPr>
-        <w:rFonts w:ascii="Courier New" w:hAnsi="Courier New" w:hint="default"/>
+        <w:rFonts w:hint="default" w:ascii="Courier New" w:hAnsi="Courier New"/>
       </w:rPr>
     </w:lvl>
     <w:lvl w:ilvl="5" w:tplc="0CC40CC2">
@@ -2144,7 +2483,7 @@
         <w:ind w:left="4320" w:hanging="360"/>
       </w:pPr>
       <w:rPr>
-        <w:rFonts w:ascii="Wingdings" w:hAnsi="Wingdings" w:hint="default"/>
+        <w:rFonts w:hint="default" w:ascii="Wingdings" w:hAnsi="Wingdings"/>
       </w:rPr>
     </w:lvl>
     <w:lvl w:ilvl="6" w:tplc="D4CE8C6C">
@@ -2156,7 +2495,7 @@
         <w:ind w:left="5040" w:hanging="360"/>
       </w:pPr>
       <w:rPr>
-        <w:rFonts w:ascii="Symbol" w:hAnsi="Symbol" w:hint="default"/>
+        <w:rFonts w:hint="default" w:ascii="Symbol" w:hAnsi="Symbol"/>
       </w:rPr>
     </w:lvl>
     <w:lvl w:ilvl="7" w:tplc="76B8D6D2">
@@ -2168,7 +2507,7 @@
         <w:ind w:left="5760" w:hanging="360"/>
       </w:pPr>
       <w:rPr>
-        <w:rFonts w:ascii="Courier New" w:hAnsi="Courier New" w:hint="default"/>
+        <w:rFonts w:hint="default" w:ascii="Courier New" w:hAnsi="Courier New"/>
       </w:rPr>
     </w:lvl>
     <w:lvl w:ilvl="8" w:tplc="F73AFF66">
@@ -2180,7 +2519,7 @@
         <w:ind w:left="6480" w:hanging="360"/>
       </w:pPr>
       <w:rPr>
-        <w:rFonts w:ascii="Wingdings" w:hAnsi="Wingdings" w:hint="default"/>
+        <w:rFonts w:hint="default" w:ascii="Wingdings" w:hAnsi="Wingdings"/>
       </w:rPr>
     </w:lvl>
   </w:abstractNum>
@@ -2197,7 +2536,7 @@
         <w:ind w:left="720" w:hanging="360"/>
       </w:pPr>
       <w:rPr>
-        <w:rFonts w:ascii="Symbol" w:hAnsi="Symbol" w:hint="default"/>
+        <w:rFonts w:hint="default" w:ascii="Symbol" w:hAnsi="Symbol"/>
       </w:rPr>
     </w:lvl>
     <w:lvl w:ilvl="1" w:tplc="08090003" w:tentative="1">
@@ -2209,7 +2548,7 @@
         <w:ind w:left="1440" w:hanging="360"/>
       </w:pPr>
       <w:rPr>
-        <w:rFonts w:ascii="Courier New" w:hAnsi="Courier New" w:cs="Courier New" w:hint="default"/>
+        <w:rFonts w:hint="default" w:ascii="Courier New" w:hAnsi="Courier New" w:cs="Courier New"/>
       </w:rPr>
     </w:lvl>
     <w:lvl w:ilvl="2" w:tplc="08090005" w:tentative="1">
@@ -2221,7 +2560,7 @@
         <w:ind w:left="2160" w:hanging="360"/>
       </w:pPr>
       <w:rPr>
-        <w:rFonts w:ascii="Wingdings" w:hAnsi="Wingdings" w:hint="default"/>
+        <w:rFonts w:hint="default" w:ascii="Wingdings" w:hAnsi="Wingdings"/>
       </w:rPr>
     </w:lvl>
     <w:lvl w:ilvl="3" w:tplc="08090001" w:tentative="1">
@@ -2233,7 +2572,7 @@
         <w:ind w:left="2880" w:hanging="360"/>
       </w:pPr>
       <w:rPr>
-        <w:rFonts w:ascii="Symbol" w:hAnsi="Symbol" w:hint="default"/>
+        <w:rFonts w:hint="default" w:ascii="Symbol" w:hAnsi="Symbol"/>
       </w:rPr>
     </w:lvl>
     <w:lvl w:ilvl="4" w:tplc="08090003" w:tentative="1">
@@ -2245,7 +2584,7 @@
         <w:ind w:left="3600" w:hanging="360"/>
       </w:pPr>
       <w:rPr>
-        <w:rFonts w:ascii="Courier New" w:hAnsi="Courier New" w:cs="Courier New" w:hint="default"/>
+        <w:rFonts w:hint="default" w:ascii="Courier New" w:hAnsi="Courier New" w:cs="Courier New"/>
       </w:rPr>
     </w:lvl>
     <w:lvl w:ilvl="5" w:tplc="08090005" w:tentative="1">
@@ -2257,7 +2596,7 @@
         <w:ind w:left="4320" w:hanging="360"/>
       </w:pPr>
       <w:rPr>
-        <w:rFonts w:ascii="Wingdings" w:hAnsi="Wingdings" w:hint="default"/>
+        <w:rFonts w:hint="default" w:ascii="Wingdings" w:hAnsi="Wingdings"/>
       </w:rPr>
     </w:lvl>
     <w:lvl w:ilvl="6" w:tplc="08090001" w:tentative="1">
@@ -2269,7 +2608,7 @@
         <w:ind w:left="5040" w:hanging="360"/>
       </w:pPr>
       <w:rPr>
-        <w:rFonts w:ascii="Symbol" w:hAnsi="Symbol" w:hint="default"/>
+        <w:rFonts w:hint="default" w:ascii="Symbol" w:hAnsi="Symbol"/>
       </w:rPr>
     </w:lvl>
     <w:lvl w:ilvl="7" w:tplc="08090003" w:tentative="1">
@@ -2281,7 +2620,7 @@
         <w:ind w:left="5760" w:hanging="360"/>
       </w:pPr>
       <w:rPr>
-        <w:rFonts w:ascii="Courier New" w:hAnsi="Courier New" w:cs="Courier New" w:hint="default"/>
+        <w:rFonts w:hint="default" w:ascii="Courier New" w:hAnsi="Courier New" w:cs="Courier New"/>
       </w:rPr>
     </w:lvl>
     <w:lvl w:ilvl="8" w:tplc="08090005" w:tentative="1">
@@ -2293,7 +2632,7 @@
         <w:ind w:left="6480" w:hanging="360"/>
       </w:pPr>
       <w:rPr>
-        <w:rFonts w:ascii="Wingdings" w:hAnsi="Wingdings" w:hint="default"/>
+        <w:rFonts w:hint="default" w:ascii="Wingdings" w:hAnsi="Wingdings"/>
       </w:rPr>
     </w:lvl>
   </w:abstractNum>
@@ -2387,6 +2726,92 @@
     </w:lvl>
   </w:abstractNum>
   <w:abstractNum w:abstractNumId="11" w15:restartNumberingAfterBreak="0">
+    <w:nsid w:val="52F7E4B1"/>
+    <w:multiLevelType w:val="hybridMultilevel"/>
+    <w:tmpl w:val="E02C8F20"/>
+    <w:lvl w:ilvl="0" w:tplc="6BCE2B46">
+      <w:start w:val="1"/>
+      <w:numFmt w:val="decimal"/>
+      <w:lvlText w:val="%1."/>
+      <w:lvlJc w:val="left"/>
+      <w:pPr>
+        <w:ind w:left="720" w:hanging="360"/>
+      </w:pPr>
+    </w:lvl>
+    <w:lvl w:ilvl="1" w:tplc="6582B5A4">
+      <w:start w:val="1"/>
+      <w:numFmt w:val="decimal"/>
+      <w:lvlText w:val="%2."/>
+      <w:lvlJc w:val="left"/>
+      <w:pPr>
+        <w:ind w:left="1440" w:hanging="360"/>
+      </w:pPr>
+    </w:lvl>
+    <w:lvl w:ilvl="2" w:tplc="01489B12">
+      <w:start w:val="1"/>
+      <w:numFmt w:val="lowerRoman"/>
+      <w:lvlText w:val="%3."/>
+      <w:lvlJc w:val="right"/>
+      <w:pPr>
+        <w:ind w:left="2160" w:hanging="180"/>
+      </w:pPr>
+    </w:lvl>
+    <w:lvl w:ilvl="3" w:tplc="7BB8A862">
+      <w:start w:val="1"/>
+      <w:numFmt w:val="decimal"/>
+      <w:lvlText w:val="%4."/>
+      <w:lvlJc w:val="left"/>
+      <w:pPr>
+        <w:ind w:left="2880" w:hanging="360"/>
+      </w:pPr>
+    </w:lvl>
+    <w:lvl w:ilvl="4" w:tplc="3A042C5E">
+      <w:start w:val="1"/>
+      <w:numFmt w:val="lowerLetter"/>
+      <w:lvlText w:val="%5."/>
+      <w:lvlJc w:val="left"/>
+      <w:pPr>
+        <w:ind w:left="3600" w:hanging="360"/>
+      </w:pPr>
+    </w:lvl>
+    <w:lvl w:ilvl="5" w:tplc="5DEEF5CE">
+      <w:start w:val="1"/>
+      <w:numFmt w:val="lowerRoman"/>
+      <w:lvlText w:val="%6."/>
+      <w:lvlJc w:val="right"/>
+      <w:pPr>
+        <w:ind w:left="4320" w:hanging="180"/>
+      </w:pPr>
+    </w:lvl>
+    <w:lvl w:ilvl="6" w:tplc="A698A144">
+      <w:start w:val="1"/>
+      <w:numFmt w:val="decimal"/>
+      <w:lvlText w:val="%7."/>
+      <w:lvlJc w:val="left"/>
+      <w:pPr>
+        <w:ind w:left="5040" w:hanging="360"/>
+      </w:pPr>
+    </w:lvl>
+    <w:lvl w:ilvl="7" w:tplc="58CE4ACC">
+      <w:start w:val="1"/>
+      <w:numFmt w:val="lowerLetter"/>
+      <w:lvlText w:val="%8."/>
+      <w:lvlJc w:val="left"/>
+      <w:pPr>
+        <w:ind w:left="5760" w:hanging="360"/>
+      </w:pPr>
+    </w:lvl>
+    <w:lvl w:ilvl="8" w:tplc="EAAE969E">
+      <w:start w:val="1"/>
+      <w:numFmt w:val="lowerRoman"/>
+      <w:lvlText w:val="%9."/>
+      <w:lvlJc w:val="right"/>
+      <w:pPr>
+        <w:ind w:left="6480" w:hanging="180"/>
+      </w:pPr>
+    </w:lvl>
+  </w:abstractNum>
+  <w:abstractNum w:abstractNumId="12" w15:restartNumberingAfterBreak="0">
     <w:nsid w:val="53B50715"/>
     <w:multiLevelType w:val="hybridMultilevel"/>
     <w:tmpl w:val="70061C02"/>
@@ -2398,7 +2823,7 @@
         <w:ind w:left="720" w:hanging="360"/>
       </w:pPr>
       <w:rPr>
-        <w:rFonts w:ascii="Calibri" w:eastAsiaTheme="minorHAnsi" w:hAnsi="Calibri" w:cs="Calibri" w:hint="default"/>
+        <w:rFonts w:hint="default" w:ascii="Calibri" w:hAnsi="Calibri" w:cs="Calibri" w:eastAsiaTheme="minorHAnsi"/>
       </w:rPr>
     </w:lvl>
     <w:lvl w:ilvl="1" w:tplc="04100003" w:tentative="1">
@@ -2410,7 +2835,7 @@
         <w:ind w:left="1440" w:hanging="360"/>
       </w:pPr>
       <w:rPr>
-        <w:rFonts w:ascii="Courier New" w:hAnsi="Courier New" w:cs="Courier New" w:hint="default"/>
+        <w:rFonts w:hint="default" w:ascii="Courier New" w:hAnsi="Courier New" w:cs="Courier New"/>
       </w:rPr>
     </w:lvl>
     <w:lvl w:ilvl="2" w:tplc="04100005" w:tentative="1">
@@ -2422,7 +2847,7 @@
         <w:ind w:left="2160" w:hanging="360"/>
       </w:pPr>
       <w:rPr>
-        <w:rFonts w:ascii="Wingdings" w:hAnsi="Wingdings" w:hint="default"/>
+        <w:rFonts w:hint="default" w:ascii="Wingdings" w:hAnsi="Wingdings"/>
       </w:rPr>
     </w:lvl>
     <w:lvl w:ilvl="3" w:tplc="04100001" w:tentative="1">
@@ -2434,7 +2859,7 @@
         <w:ind w:left="2880" w:hanging="360"/>
       </w:pPr>
       <w:rPr>
-        <w:rFonts w:ascii="Symbol" w:hAnsi="Symbol" w:hint="default"/>
+        <w:rFonts w:hint="default" w:ascii="Symbol" w:hAnsi="Symbol"/>
       </w:rPr>
     </w:lvl>
     <w:lvl w:ilvl="4" w:tplc="04100003" w:tentative="1">
@@ -2446,7 +2871,7 @@
         <w:ind w:left="3600" w:hanging="360"/>
       </w:pPr>
       <w:rPr>
-        <w:rFonts w:ascii="Courier New" w:hAnsi="Courier New" w:cs="Courier New" w:hint="default"/>
+        <w:rFonts w:hint="default" w:ascii="Courier New" w:hAnsi="Courier New" w:cs="Courier New"/>
       </w:rPr>
     </w:lvl>
     <w:lvl w:ilvl="5" w:tplc="04100005" w:tentative="1">
@@ -2458,7 +2883,7 @@
         <w:ind w:left="4320" w:hanging="360"/>
       </w:pPr>
       <w:rPr>
-        <w:rFonts w:ascii="Wingdings" w:hAnsi="Wingdings" w:hint="default"/>
+        <w:rFonts w:hint="default" w:ascii="Wingdings" w:hAnsi="Wingdings"/>
       </w:rPr>
     </w:lvl>
     <w:lvl w:ilvl="6" w:tplc="04100001" w:tentative="1">
@@ -2470,7 +2895,7 @@
         <w:ind w:left="5040" w:hanging="360"/>
       </w:pPr>
       <w:rPr>
-        <w:rFonts w:ascii="Symbol" w:hAnsi="Symbol" w:hint="default"/>
+        <w:rFonts w:hint="default" w:ascii="Symbol" w:hAnsi="Symbol"/>
       </w:rPr>
     </w:lvl>
     <w:lvl w:ilvl="7" w:tplc="04100003" w:tentative="1">
@@ -2482,7 +2907,7 @@
         <w:ind w:left="5760" w:hanging="360"/>
       </w:pPr>
       <w:rPr>
-        <w:rFonts w:ascii="Courier New" w:hAnsi="Courier New" w:cs="Courier New" w:hint="default"/>
+        <w:rFonts w:hint="default" w:ascii="Courier New" w:hAnsi="Courier New" w:cs="Courier New"/>
       </w:rPr>
     </w:lvl>
     <w:lvl w:ilvl="8" w:tplc="04100005" w:tentative="1">
@@ -2494,11 +2919,11 @@
         <w:ind w:left="6480" w:hanging="360"/>
       </w:pPr>
       <w:rPr>
-        <w:rFonts w:ascii="Wingdings" w:hAnsi="Wingdings" w:hint="default"/>
+        <w:rFonts w:hint="default" w:ascii="Wingdings" w:hAnsi="Wingdings"/>
       </w:rPr>
     </w:lvl>
   </w:abstractNum>
-  <w:abstractNum w:abstractNumId="12" w15:restartNumberingAfterBreak="0">
+  <w:abstractNum w:abstractNumId="13" w15:restartNumberingAfterBreak="0">
     <w:nsid w:val="60931134"/>
     <w:multiLevelType w:val="hybridMultilevel"/>
     <w:tmpl w:val="AAA64A12"/>
@@ -2584,7 +3009,93 @@
       </w:pPr>
     </w:lvl>
   </w:abstractNum>
-  <w:abstractNum w:abstractNumId="13" w15:restartNumberingAfterBreak="0">
+  <w:abstractNum w:abstractNumId="14" w15:restartNumberingAfterBreak="0">
+    <w:nsid w:val="696C1915"/>
+    <w:multiLevelType w:val="hybridMultilevel"/>
+    <w:tmpl w:val="DE84FB62"/>
+    <w:lvl w:ilvl="0" w:tplc="61B49FE6">
+      <w:start w:val="1"/>
+      <w:numFmt w:val="decimal"/>
+      <w:lvlText w:val="%1."/>
+      <w:lvlJc w:val="left"/>
+      <w:pPr>
+        <w:ind w:left="720" w:hanging="360"/>
+      </w:pPr>
+    </w:lvl>
+    <w:lvl w:ilvl="1" w:tplc="E750AF7C">
+      <w:start w:val="1"/>
+      <w:numFmt w:val="lowerLetter"/>
+      <w:lvlText w:val="%2."/>
+      <w:lvlJc w:val="left"/>
+      <w:pPr>
+        <w:ind w:left="1440" w:hanging="360"/>
+      </w:pPr>
+    </w:lvl>
+    <w:lvl w:ilvl="2" w:tplc="D5328436">
+      <w:start w:val="1"/>
+      <w:numFmt w:val="lowerRoman"/>
+      <w:lvlText w:val="%3."/>
+      <w:lvlJc w:val="right"/>
+      <w:pPr>
+        <w:ind w:left="2160" w:hanging="180"/>
+      </w:pPr>
+    </w:lvl>
+    <w:lvl w:ilvl="3" w:tplc="739ED14C">
+      <w:start w:val="1"/>
+      <w:numFmt w:val="decimal"/>
+      <w:lvlText w:val="%4."/>
+      <w:lvlJc w:val="left"/>
+      <w:pPr>
+        <w:ind w:left="2880" w:hanging="360"/>
+      </w:pPr>
+    </w:lvl>
+    <w:lvl w:ilvl="4" w:tplc="1168382E">
+      <w:start w:val="1"/>
+      <w:numFmt w:val="lowerLetter"/>
+      <w:lvlText w:val="%5."/>
+      <w:lvlJc w:val="left"/>
+      <w:pPr>
+        <w:ind w:left="3600" w:hanging="360"/>
+      </w:pPr>
+    </w:lvl>
+    <w:lvl w:ilvl="5" w:tplc="8D34A3DC">
+      <w:start w:val="1"/>
+      <w:numFmt w:val="lowerRoman"/>
+      <w:lvlText w:val="%6."/>
+      <w:lvlJc w:val="right"/>
+      <w:pPr>
+        <w:ind w:left="4320" w:hanging="180"/>
+      </w:pPr>
+    </w:lvl>
+    <w:lvl w:ilvl="6" w:tplc="CA3622B8">
+      <w:start w:val="1"/>
+      <w:numFmt w:val="decimal"/>
+      <w:lvlText w:val="%7."/>
+      <w:lvlJc w:val="left"/>
+      <w:pPr>
+        <w:ind w:left="5040" w:hanging="360"/>
+      </w:pPr>
+    </w:lvl>
+    <w:lvl w:ilvl="7" w:tplc="311A1050">
+      <w:start w:val="1"/>
+      <w:numFmt w:val="lowerLetter"/>
+      <w:lvlText w:val="%8."/>
+      <w:lvlJc w:val="left"/>
+      <w:pPr>
+        <w:ind w:left="5760" w:hanging="360"/>
+      </w:pPr>
+    </w:lvl>
+    <w:lvl w:ilvl="8" w:tplc="13A4DAF2">
+      <w:start w:val="1"/>
+      <w:numFmt w:val="lowerRoman"/>
+      <w:lvlText w:val="%9."/>
+      <w:lvlJc w:val="right"/>
+      <w:pPr>
+        <w:ind w:left="6480" w:hanging="180"/>
+      </w:pPr>
+    </w:lvl>
+  </w:abstractNum>
+  <w:abstractNum w:abstractNumId="15" w15:restartNumberingAfterBreak="0">
     <w:nsid w:val="76EC0A44"/>
     <w:multiLevelType w:val="hybridMultilevel"/>
     <w:tmpl w:val="78B2E8A0"/>
@@ -2596,7 +3107,7 @@
         <w:ind w:left="720" w:hanging="360"/>
       </w:pPr>
       <w:rPr>
-        <w:rFonts w:ascii="Menlo" w:eastAsia="Menlo" w:hAnsi="Menlo" w:cs="Menlo" w:hint="default"/>
+        <w:rFonts w:hint="default" w:ascii="Menlo" w:hAnsi="Menlo" w:eastAsia="Menlo" w:cs="Menlo"/>
       </w:rPr>
     </w:lvl>
     <w:lvl w:ilvl="1" w:tplc="04100003" w:tentative="1">
@@ -2608,7 +3119,7 @@
         <w:ind w:left="1440" w:hanging="360"/>
       </w:pPr>
       <w:rPr>
-        <w:rFonts w:ascii="Courier New" w:hAnsi="Courier New" w:cs="Courier New" w:hint="default"/>
+        <w:rFonts w:hint="default" w:ascii="Courier New" w:hAnsi="Courier New" w:cs="Courier New"/>
       </w:rPr>
     </w:lvl>
     <w:lvl w:ilvl="2" w:tplc="04100005" w:tentative="1">
@@ -2620,7 +3131,7 @@
         <w:ind w:left="2160" w:hanging="360"/>
       </w:pPr>
       <w:rPr>
-        <w:rFonts w:ascii="Wingdings" w:hAnsi="Wingdings" w:hint="default"/>
+        <w:rFonts w:hint="default" w:ascii="Wingdings" w:hAnsi="Wingdings"/>
       </w:rPr>
     </w:lvl>
     <w:lvl w:ilvl="3" w:tplc="04100001" w:tentative="1">
@@ -2632,7 +3143,7 @@
         <w:ind w:left="2880" w:hanging="360"/>
       </w:pPr>
       <w:rPr>
-        <w:rFonts w:ascii="Symbol" w:hAnsi="Symbol" w:hint="default"/>
+        <w:rFonts w:hint="default" w:ascii="Symbol" w:hAnsi="Symbol"/>
       </w:rPr>
     </w:lvl>
     <w:lvl w:ilvl="4" w:tplc="04100003" w:tentative="1">
@@ -2644,7 +3155,7 @@
         <w:ind w:left="3600" w:hanging="360"/>
       </w:pPr>
       <w:rPr>
-        <w:rFonts w:ascii="Courier New" w:hAnsi="Courier New" w:cs="Courier New" w:hint="default"/>
+        <w:rFonts w:hint="default" w:ascii="Courier New" w:hAnsi="Courier New" w:cs="Courier New"/>
       </w:rPr>
     </w:lvl>
     <w:lvl w:ilvl="5" w:tplc="04100005" w:tentative="1">
@@ -2656,7 +3167,7 @@
         <w:ind w:left="4320" w:hanging="360"/>
       </w:pPr>
       <w:rPr>
-        <w:rFonts w:ascii="Wingdings" w:hAnsi="Wingdings" w:hint="default"/>
+        <w:rFonts w:hint="default" w:ascii="Wingdings" w:hAnsi="Wingdings"/>
       </w:rPr>
     </w:lvl>
     <w:lvl w:ilvl="6" w:tplc="04100001" w:tentative="1">
@@ -2668,7 +3179,7 @@
         <w:ind w:left="5040" w:hanging="360"/>
       </w:pPr>
       <w:rPr>
-        <w:rFonts w:ascii="Symbol" w:hAnsi="Symbol" w:hint="default"/>
+        <w:rFonts w:hint="default" w:ascii="Symbol" w:hAnsi="Symbol"/>
       </w:rPr>
     </w:lvl>
     <w:lvl w:ilvl="7" w:tplc="04100003" w:tentative="1">
@@ -2680,7 +3191,7 @@
         <w:ind w:left="5760" w:hanging="360"/>
       </w:pPr>
       <w:rPr>
-        <w:rFonts w:ascii="Courier New" w:hAnsi="Courier New" w:cs="Courier New" w:hint="default"/>
+        <w:rFonts w:hint="default" w:ascii="Courier New" w:hAnsi="Courier New" w:cs="Courier New"/>
       </w:rPr>
     </w:lvl>
     <w:lvl w:ilvl="8" w:tplc="04100005" w:tentative="1">
@@ -2692,11 +3203,11 @@
         <w:ind w:left="6480" w:hanging="360"/>
       </w:pPr>
       <w:rPr>
-        <w:rFonts w:ascii="Wingdings" w:hAnsi="Wingdings" w:hint="default"/>
+        <w:rFonts w:hint="default" w:ascii="Wingdings" w:hAnsi="Wingdings"/>
       </w:rPr>
     </w:lvl>
   </w:abstractNum>
-  <w:abstractNum w:abstractNumId="14" w15:restartNumberingAfterBreak="0">
+  <w:abstractNum w:abstractNumId="16" w15:restartNumberingAfterBreak="0">
     <w:nsid w:val="7CBBE7F5"/>
     <w:multiLevelType w:val="hybridMultilevel"/>
     <w:tmpl w:val="F14A2F68"/>
@@ -2782,49 +3293,55 @@
       </w:pPr>
     </w:lvl>
   </w:abstractNum>
-  <w:num w:numId="1" w16cid:durableId="1365670270">
+  <w:num w:numId="1" w16cid:durableId="883129529">
+    <w:abstractNumId w:val="11"/>
+  </w:num>
+  <w:num w:numId="2" w16cid:durableId="596443740">
+    <w:abstractNumId w:val="14"/>
+  </w:num>
+  <w:num w:numId="3" w16cid:durableId="1365670270">
     <w:abstractNumId w:val="4"/>
   </w:num>
-  <w:num w:numId="2" w16cid:durableId="1500999047">
+  <w:num w:numId="4" w16cid:durableId="1500999047">
     <w:abstractNumId w:val="3"/>
   </w:num>
-  <w:num w:numId="3" w16cid:durableId="1311521376">
+  <w:num w:numId="5" w16cid:durableId="1311521376">
     <w:abstractNumId w:val="1"/>
   </w:num>
-  <w:num w:numId="4" w16cid:durableId="1188640738">
+  <w:num w:numId="6" w16cid:durableId="1188640738">
+    <w:abstractNumId w:val="13"/>
+  </w:num>
+  <w:num w:numId="7" w16cid:durableId="101921839">
+    <w:abstractNumId w:val="15"/>
+  </w:num>
+  <w:num w:numId="8" w16cid:durableId="510923340">
+    <w:abstractNumId w:val="10"/>
+  </w:num>
+  <w:num w:numId="9" w16cid:durableId="577327415">
+    <w:abstractNumId w:val="8"/>
+  </w:num>
+  <w:num w:numId="10" w16cid:durableId="491138324">
+    <w:abstractNumId w:val="6"/>
+  </w:num>
+  <w:num w:numId="11" w16cid:durableId="236551103">
+    <w:abstractNumId w:val="16"/>
+  </w:num>
+  <w:num w:numId="12" w16cid:durableId="1912419699">
+    <w:abstractNumId w:val="5"/>
+  </w:num>
+  <w:num w:numId="13" w16cid:durableId="1908421735">
+    <w:abstractNumId w:val="2"/>
+  </w:num>
+  <w:num w:numId="14" w16cid:durableId="1214922524">
+    <w:abstractNumId w:val="9"/>
+  </w:num>
+  <w:num w:numId="15" w16cid:durableId="538586531">
+    <w:abstractNumId w:val="0"/>
+  </w:num>
+  <w:num w:numId="16" w16cid:durableId="498665700">
     <w:abstractNumId w:val="12"/>
   </w:num>
-  <w:num w:numId="5" w16cid:durableId="101921839">
-    <w:abstractNumId w:val="13"/>
-  </w:num>
-  <w:num w:numId="6" w16cid:durableId="510923340">
-    <w:abstractNumId w:val="10"/>
-  </w:num>
-  <w:num w:numId="7" w16cid:durableId="577327415">
-    <w:abstractNumId w:val="8"/>
-  </w:num>
-  <w:num w:numId="8" w16cid:durableId="491138324">
-    <w:abstractNumId w:val="6"/>
-  </w:num>
-  <w:num w:numId="9" w16cid:durableId="236551103">
-    <w:abstractNumId w:val="14"/>
-  </w:num>
-  <w:num w:numId="10" w16cid:durableId="1912419699">
-    <w:abstractNumId w:val="5"/>
-  </w:num>
-  <w:num w:numId="11" w16cid:durableId="1908421735">
-    <w:abstractNumId w:val="2"/>
-  </w:num>
-  <w:num w:numId="12" w16cid:durableId="1214922524">
-    <w:abstractNumId w:val="9"/>
-  </w:num>
-  <w:num w:numId="13" w16cid:durableId="538586531">
-    <w:abstractNumId w:val="0"/>
-  </w:num>
-  <w:num w:numId="14" w16cid:durableId="498665700">
-    <w:abstractNumId w:val="11"/>
-  </w:num>
-  <w:num w:numId="15" w16cid:durableId="260528475">
+  <w:num w:numId="17" w16cid:durableId="260528475">
     <w:abstractNumId w:val="7"/>
   </w:num>
 </w:numbering>
@@ -2835,7 +3352,7 @@
   <w:docDefaults>
     <w:rPrDefault>
       <w:rPr>
-        <w:rFonts w:asciiTheme="minorHAnsi" w:eastAsiaTheme="minorHAnsi" w:hAnsiTheme="minorHAnsi" w:cstheme="minorBidi"/>
+        <w:rFonts w:asciiTheme="minorHAnsi" w:hAnsiTheme="minorHAnsi" w:eastAsiaTheme="minorHAnsi" w:cstheme="minorBidi"/>
         <w:sz w:val="22"/>
         <w:szCs w:val="22"/>
         <w:lang w:val="it-IT" w:eastAsia="en-US" w:bidi="ar-SA"/>
@@ -2850,14 +3367,14 @@
   <w:latentStyles w:defLockedState="0" w:defUIPriority="99" w:defSemiHidden="0" w:defUnhideWhenUsed="0" w:defQFormat="0" w:count="376">
     <w:lsdException w:name="Normal" w:uiPriority="0" w:qFormat="1"/>
     <w:lsdException w:name="heading 1" w:uiPriority="9" w:qFormat="1"/>
-    <w:lsdException w:name="heading 2" w:semiHidden="1" w:uiPriority="9" w:unhideWhenUsed="1" w:qFormat="1"/>
-    <w:lsdException w:name="heading 3" w:semiHidden="1" w:uiPriority="9" w:unhideWhenUsed="1" w:qFormat="1"/>
-    <w:lsdException w:name="heading 4" w:semiHidden="1" w:uiPriority="9" w:unhideWhenUsed="1" w:qFormat="1"/>
-    <w:lsdException w:name="heading 5" w:semiHidden="1" w:uiPriority="9" w:unhideWhenUsed="1" w:qFormat="1"/>
-    <w:lsdException w:name="heading 6" w:semiHidden="1" w:uiPriority="9" w:unhideWhenUsed="1" w:qFormat="1"/>
-    <w:lsdException w:name="heading 7" w:semiHidden="1" w:uiPriority="9" w:unhideWhenUsed="1" w:qFormat="1"/>
-    <w:lsdException w:name="heading 8" w:semiHidden="1" w:uiPriority="9" w:unhideWhenUsed="1" w:qFormat="1"/>
-    <w:lsdException w:name="heading 9" w:semiHidden="1" w:uiPriority="9" w:unhideWhenUsed="1" w:qFormat="1"/>
+    <w:lsdException w:name="heading 2" w:uiPriority="9" w:semiHidden="1" w:unhideWhenUsed="1" w:qFormat="1"/>
+    <w:lsdException w:name="heading 3" w:uiPriority="9" w:semiHidden="1" w:unhideWhenUsed="1" w:qFormat="1"/>
+    <w:lsdException w:name="heading 4" w:uiPriority="9" w:semiHidden="1" w:unhideWhenUsed="1" w:qFormat="1"/>
+    <w:lsdException w:name="heading 5" w:uiPriority="9" w:semiHidden="1" w:unhideWhenUsed="1" w:qFormat="1"/>
+    <w:lsdException w:name="heading 6" w:uiPriority="9" w:semiHidden="1" w:unhideWhenUsed="1" w:qFormat="1"/>
+    <w:lsdException w:name="heading 7" w:uiPriority="9" w:semiHidden="1" w:unhideWhenUsed="1" w:qFormat="1"/>
+    <w:lsdException w:name="heading 8" w:uiPriority="9" w:semiHidden="1" w:unhideWhenUsed="1" w:qFormat="1"/>
+    <w:lsdException w:name="heading 9" w:uiPriority="9" w:semiHidden="1" w:unhideWhenUsed="1" w:qFormat="1"/>
     <w:lsdException w:name="index 1" w:semiHidden="1" w:unhideWhenUsed="1"/>
     <w:lsdException w:name="index 2" w:semiHidden="1" w:unhideWhenUsed="1"/>
     <w:lsdException w:name="index 3" w:semiHidden="1" w:unhideWhenUsed="1"/>
@@ -2867,22 +3384,22 @@
     <w:lsdException w:name="index 7" w:semiHidden="1" w:unhideWhenUsed="1"/>
     <w:lsdException w:name="index 8" w:semiHidden="1" w:unhideWhenUsed="1"/>
     <w:lsdException w:name="index 9" w:semiHidden="1" w:unhideWhenUsed="1"/>
-    <w:lsdException w:name="toc 1" w:semiHidden="1" w:uiPriority="39" w:unhideWhenUsed="1"/>
-    <w:lsdException w:name="toc 2" w:semiHidden="1" w:uiPriority="39" w:unhideWhenUsed="1"/>
-    <w:lsdException w:name="toc 3" w:semiHidden="1" w:uiPriority="39" w:unhideWhenUsed="1"/>
-    <w:lsdException w:name="toc 4" w:semiHidden="1" w:uiPriority="39" w:unhideWhenUsed="1"/>
-    <w:lsdException w:name="toc 5" w:semiHidden="1" w:uiPriority="39" w:unhideWhenUsed="1"/>
-    <w:lsdException w:name="toc 6" w:semiHidden="1" w:uiPriority="39" w:unhideWhenUsed="1"/>
-    <w:lsdException w:name="toc 7" w:semiHidden="1" w:uiPriority="39" w:unhideWhenUsed="1"/>
-    <w:lsdException w:name="toc 8" w:semiHidden="1" w:uiPriority="39" w:unhideWhenUsed="1"/>
-    <w:lsdException w:name="toc 9" w:semiHidden="1" w:uiPriority="39" w:unhideWhenUsed="1"/>
+    <w:lsdException w:name="toc 1" w:uiPriority="39" w:semiHidden="1" w:unhideWhenUsed="1"/>
+    <w:lsdException w:name="toc 2" w:uiPriority="39" w:semiHidden="1" w:unhideWhenUsed="1"/>
+    <w:lsdException w:name="toc 3" w:uiPriority="39" w:semiHidden="1" w:unhideWhenUsed="1"/>
+    <w:lsdException w:name="toc 4" w:uiPriority="39" w:semiHidden="1" w:unhideWhenUsed="1"/>
+    <w:lsdException w:name="toc 5" w:uiPriority="39" w:semiHidden="1" w:unhideWhenUsed="1"/>
+    <w:lsdException w:name="toc 6" w:uiPriority="39" w:semiHidden="1" w:unhideWhenUsed="1"/>
+    <w:lsdException w:name="toc 7" w:uiPriority="39" w:semiHidden="1" w:unhideWhenUsed="1"/>
+    <w:lsdException w:name="toc 8" w:uiPriority="39" w:semiHidden="1" w:unhideWhenUsed="1"/>
+    <w:lsdException w:name="toc 9" w:uiPriority="39" w:semiHidden="1" w:unhideWhenUsed="1"/>
     <w:lsdException w:name="Normal Indent" w:semiHidden="1" w:unhideWhenUsed="1"/>
     <w:lsdException w:name="footnote text" w:semiHidden="1" w:unhideWhenUsed="1"/>
     <w:lsdException w:name="annotation text" w:semiHidden="1" w:unhideWhenUsed="1"/>
     <w:lsdException w:name="header" w:semiHidden="1" w:unhideWhenUsed="1"/>
     <w:lsdException w:name="footer" w:semiHidden="1" w:unhideWhenUsed="1"/>
     <w:lsdException w:name="index heading" w:semiHidden="1" w:unhideWhenUsed="1"/>
-    <w:lsdException w:name="caption" w:semiHidden="1" w:uiPriority="35" w:unhideWhenUsed="1" w:qFormat="1"/>
+    <w:lsdException w:name="caption" w:uiPriority="35" w:semiHidden="1" w:unhideWhenUsed="1" w:qFormat="1"/>
     <w:lsdException w:name="table of figures" w:semiHidden="1" w:unhideWhenUsed="1"/>
     <w:lsdException w:name="envelope address" w:semiHidden="1" w:unhideWhenUsed="1"/>
     <w:lsdException w:name="envelope return" w:semiHidden="1" w:unhideWhenUsed="1"/>
@@ -2913,7 +3430,7 @@
     <w:lsdException w:name="Title" w:uiPriority="10" w:qFormat="1"/>
     <w:lsdException w:name="Closing" w:semiHidden="1" w:unhideWhenUsed="1"/>
     <w:lsdException w:name="Signature" w:semiHidden="1" w:unhideWhenUsed="1"/>
-    <w:lsdException w:name="Default Paragraph Font" w:semiHidden="1" w:uiPriority="1" w:unhideWhenUsed="1"/>
+    <w:lsdException w:name="Default Paragraph Font" w:uiPriority="1" w:semiHidden="1" w:unhideWhenUsed="1"/>
     <w:lsdException w:name="Body Text" w:semiHidden="1" w:unhideWhenUsed="1"/>
     <w:lsdException w:name="Body Text Indent" w:semiHidden="1" w:unhideWhenUsed="1"/>
     <w:lsdException w:name="List Continue" w:semiHidden="1" w:unhideWhenUsed="1"/>
@@ -3113,8 +3630,8 @@
     <w:lsdException w:name="Subtle Reference" w:uiPriority="31" w:qFormat="1"/>
     <w:lsdException w:name="Intense Reference" w:uiPriority="32" w:qFormat="1"/>
     <w:lsdException w:name="Book Title" w:uiPriority="33" w:qFormat="1"/>
-    <w:lsdException w:name="Bibliography" w:semiHidden="1" w:uiPriority="37" w:unhideWhenUsed="1"/>
-    <w:lsdException w:name="TOC Heading" w:semiHidden="1" w:uiPriority="39" w:unhideWhenUsed="1" w:qFormat="1"/>
+    <w:lsdException w:name="Bibliography" w:uiPriority="37" w:semiHidden="1" w:unhideWhenUsed="1"/>
+    <w:lsdException w:name="TOC Heading" w:uiPriority="39" w:semiHidden="1" w:unhideWhenUsed="1" w:qFormat="1"/>
     <w:lsdException w:name="Plain Table 1" w:uiPriority="41"/>
     <w:lsdException w:name="Plain Table 2" w:uiPriority="42"/>
     <w:lsdException w:name="Plain Table 3" w:uiPriority="43"/>
@@ -3225,17 +3742,17 @@
     <w:lsdException w:name="Unresolved Mention" w:semiHidden="1" w:unhideWhenUsed="1"/>
     <w:lsdException w:name="Smart Link" w:semiHidden="1" w:unhideWhenUsed="1"/>
   </w:latentStyles>
-  <w:style w:type="paragraph" w:default="1" w:styleId="Normal">
+  <w:style w:type="paragraph" w:styleId="Normal" w:default="1">
     <w:name w:val="Normal"/>
     <w:qFormat/>
   </w:style>
-  <w:style w:type="character" w:default="1" w:styleId="DefaultParagraphFont">
+  <w:style w:type="character" w:styleId="DefaultParagraphFont" w:default="1">
     <w:name w:val="Default Paragraph Font"/>
     <w:uiPriority w:val="1"/>
     <w:semiHidden/>
     <w:unhideWhenUsed/>
   </w:style>
-  <w:style w:type="table" w:default="1" w:styleId="TableNormal">
+  <w:style w:type="table" w:styleId="TableNormal" w:default="1">
     <w:name w:val="Normal Table"/>
     <w:uiPriority w:val="99"/>
     <w:semiHidden/>
@@ -3250,7 +3767,7 @@
       </w:tblCellMar>
     </w:tblPr>
   </w:style>
-  <w:style w:type="numbering" w:default="1" w:styleId="NoList">
+  <w:style w:type="numbering" w:styleId="NoList" w:default="1">
     <w:name w:val="No List"/>
     <w:uiPriority w:val="99"/>
     <w:semiHidden/>
@@ -3277,12 +3794,12 @@
     </w:pPr>
     <w:tblPr>
       <w:tblBorders>
-        <w:top w:val="single" w:sz="4" w:space="0" w:color="000000" w:themeColor="text1"/>
-        <w:left w:val="single" w:sz="4" w:space="0" w:color="000000" w:themeColor="text1"/>
-        <w:bottom w:val="single" w:sz="4" w:space="0" w:color="000000" w:themeColor="text1"/>
-        <w:right w:val="single" w:sz="4" w:space="0" w:color="000000" w:themeColor="text1"/>
-        <w:insideH w:val="single" w:sz="4" w:space="0" w:color="000000" w:themeColor="text1"/>
-        <w:insideV w:val="single" w:sz="4" w:space="0" w:color="000000" w:themeColor="text1"/>
+        <w:top w:val="single" w:color="000000" w:themeColor="text1" w:sz="4" w:space="0"/>
+        <w:left w:val="single" w:color="000000" w:themeColor="text1" w:sz="4" w:space="0"/>
+        <w:bottom w:val="single" w:color="000000" w:themeColor="text1" w:sz="4" w:space="0"/>
+        <w:right w:val="single" w:color="000000" w:themeColor="text1" w:sz="4" w:space="0"/>
+        <w:insideH w:val="single" w:color="000000" w:themeColor="text1" w:sz="4" w:space="0"/>
+        <w:insideV w:val="single" w:color="000000" w:themeColor="text1" w:sz="4" w:space="0"/>
       </w:tblBorders>
     </w:tblPr>
   </w:style>
@@ -3315,20 +3832,20 @@
       <w:spacing w:after="0" w:line="240" w:lineRule="auto"/>
     </w:pPr>
     <w:rPr>
-      <w:rFonts w:ascii="Courier New" w:eastAsia="Times New Roman" w:hAnsi="Courier New" w:cs="Courier New"/>
+      <w:rFonts w:ascii="Courier New" w:hAnsi="Courier New" w:eastAsia="Times New Roman" w:cs="Courier New"/>
       <w:sz w:val="20"/>
       <w:szCs w:val="20"/>
       <w:lang w:val="en-AU" w:eastAsia="en-GB"/>
     </w:rPr>
   </w:style>
-  <w:style w:type="character" w:customStyle="1" w:styleId="HTMLPreformattedChar">
+  <w:style w:type="character" w:styleId="HTMLPreformattedChar" w:customStyle="1">
     <w:name w:val="HTML Preformatted Char"/>
     <w:basedOn w:val="DefaultParagraphFont"/>
     <w:link w:val="HTMLPreformatted"/>
     <w:uiPriority w:val="99"/>
     <w:rsid w:val="00371D23"/>
     <w:rPr>
-      <w:rFonts w:ascii="Courier New" w:eastAsia="Times New Roman" w:hAnsi="Courier New" w:cs="Courier New"/>
+      <w:rFonts w:ascii="Courier New" w:hAnsi="Courier New" w:eastAsia="Times New Roman" w:cs="Courier New"/>
       <w:sz w:val="20"/>
       <w:szCs w:val="20"/>
       <w:lang w:val="en-AU" w:eastAsia="en-GB"/>
@@ -3361,7 +3878,7 @@
       <w:szCs w:val="20"/>
     </w:rPr>
   </w:style>
-  <w:style w:type="character" w:customStyle="1" w:styleId="CommentTextChar">
+  <w:style w:type="character" w:styleId="CommentTextChar" w:customStyle="1">
     <w:name w:val="Comment Text Char"/>
     <w:basedOn w:val="DefaultParagraphFont"/>
     <w:link w:val="CommentText"/>
@@ -3386,7 +3903,7 @@
       <w:bCs/>
     </w:rPr>
   </w:style>
-  <w:style w:type="character" w:customStyle="1" w:styleId="CommentSubjectChar">
+  <w:style w:type="character" w:styleId="CommentSubjectChar" w:customStyle="1">
     <w:name w:val="Comment Subject Char"/>
     <w:basedOn w:val="CommentTextChar"/>
     <w:link w:val="CommentSubject"/>
@@ -3408,32 +3925,32 @@
     <w:unhideWhenUsed/>
     <w:rsid w:val="004C0C05"/>
     <w:rPr>
-      <w:rFonts w:ascii="Courier New" w:eastAsia="Times New Roman" w:hAnsi="Courier New" w:cs="Courier New"/>
+      <w:rFonts w:ascii="Courier New" w:hAnsi="Courier New" w:eastAsia="Times New Roman" w:cs="Courier New"/>
       <w:sz w:val="20"/>
       <w:szCs w:val="20"/>
     </w:rPr>
   </w:style>
-  <w:style w:type="character" w:customStyle="1" w:styleId="lg-highlight-attr">
+  <w:style w:type="character" w:styleId="lg-highlight-attr" w:customStyle="1">
     <w:name w:val="lg-highlight-attr"/>
     <w:basedOn w:val="DefaultParagraphFont"/>
     <w:rsid w:val="004C0C05"/>
   </w:style>
-  <w:style w:type="character" w:customStyle="1" w:styleId="lg-highlight-title">
+  <w:style w:type="character" w:styleId="lg-highlight-title" w:customStyle="1">
     <w:name w:val="lg-highlight-title"/>
     <w:basedOn w:val="DefaultParagraphFont"/>
     <w:rsid w:val="004C0C05"/>
   </w:style>
-  <w:style w:type="character" w:customStyle="1" w:styleId="lg-highlight-string">
+  <w:style w:type="character" w:styleId="lg-highlight-string" w:customStyle="1">
     <w:name w:val="lg-highlight-string"/>
     <w:basedOn w:val="DefaultParagraphFont"/>
     <w:rsid w:val="004C0C05"/>
   </w:style>
-  <w:style w:type="character" w:customStyle="1" w:styleId="lg-highlight-number">
+  <w:style w:type="character" w:styleId="lg-highlight-number" w:customStyle="1">
     <w:name w:val="lg-highlight-number"/>
     <w:basedOn w:val="DefaultParagraphFont"/>
     <w:rsid w:val="004C0C05"/>
   </w:style>
-  <w:style w:type="character" w:customStyle="1" w:styleId="HeaderChar">
+  <w:style w:type="character" w:styleId="HeaderChar" w:customStyle="1">
     <w:name w:val="Header Char"/>
     <w:basedOn w:val="DefaultParagraphFont"/>
     <w:link w:val="Header"/>
@@ -3453,7 +3970,7 @@
       <w:spacing w:after="0" w:line="240" w:lineRule="auto"/>
     </w:pPr>
   </w:style>
-  <w:style w:type="character" w:customStyle="1" w:styleId="FooterChar">
+  <w:style w:type="character" w:styleId="FooterChar" w:customStyle="1">
     <w:name w:val="Footer Char"/>
     <w:basedOn w:val="DefaultParagraphFont"/>
     <w:link w:val="Footer"/>

--- a/Spark(3rd_delivery)/ProcessSpark.docx
+++ b/Spark(3rd_delivery)/ProcessSpark.docx
@@ -12,7 +12,7 @@
           <w:lang w:val="en-US"/>
         </w:rPr>
       </w:pPr>
-      <w:bookmarkStart w:name="_MON_1729939488" w:id="0"/>
+      <w:bookmarkStart w:id="0" w:name="_MON_1729939488"/>
       <w:bookmarkEnd w:id="0"/>
       <w:r>
         <w:rPr>
@@ -70,25 +70,7 @@
           <w:szCs w:val="32"/>
           <w:lang w:val="en-US"/>
         </w:rPr>
-        <w:t xml:space="preserve">for </w:t>
-      </w:r>
-      <w:proofErr w:type="gramStart"/>
-      <w:r>
-        <w:rPr>
-          <w:sz w:val="32"/>
-          <w:szCs w:val="32"/>
-          <w:lang w:val="en-US"/>
-        </w:rPr>
-        <w:t>N to N</w:t>
-      </w:r>
-      <w:proofErr w:type="gramEnd"/>
-      <w:r>
-        <w:rPr>
-          <w:sz w:val="32"/>
-          <w:szCs w:val="32"/>
-          <w:lang w:val="en-US"/>
-        </w:rPr>
-        <w:t xml:space="preserve"> relationships)</w:t>
+        <w:t>for N to N relationships)</w:t>
       </w:r>
     </w:p>
     <w:p>
@@ -110,43 +92,7 @@
           <w:szCs w:val="32"/>
           <w:lang w:val="en-US"/>
         </w:rPr>
-        <w:t xml:space="preserve">Then we pulled the data out of Neo4j by making the queries we needed and exporting the </w:t>
-      </w:r>
-      <w:proofErr w:type="spellStart"/>
-      <w:r>
-        <w:rPr>
-          <w:sz w:val="32"/>
-          <w:szCs w:val="32"/>
-          <w:lang w:val="en-US"/>
-        </w:rPr>
-        <w:t>json</w:t>
-      </w:r>
-      <w:proofErr w:type="spellEnd"/>
-      <w:r>
-        <w:rPr>
-          <w:sz w:val="32"/>
-          <w:szCs w:val="32"/>
-          <w:lang w:val="en-US"/>
-        </w:rPr>
-        <w:t xml:space="preserve"> (by directly exporting the csv the data was not complete), then we converted the </w:t>
-      </w:r>
-      <w:proofErr w:type="spellStart"/>
-      <w:r>
-        <w:rPr>
-          <w:sz w:val="32"/>
-          <w:szCs w:val="32"/>
-          <w:lang w:val="en-US"/>
-        </w:rPr>
-        <w:t>json</w:t>
-      </w:r>
-      <w:proofErr w:type="spellEnd"/>
-      <w:r>
-        <w:rPr>
-          <w:sz w:val="32"/>
-          <w:szCs w:val="32"/>
-          <w:lang w:val="en-US"/>
-        </w:rPr>
-        <w:t xml:space="preserve"> into csv using an online tool and we modified the csv using Excel formatting the columns and removing/adding attributes (for example we have added the email attribute to the authors by generating it coherently with their name, or we have eliminated some attributes for simplicity).</w:t>
+        <w:t>Then we pulled the data out of Neo4j by making the queries we needed and exporting the json (by directly exporting the csv the data was not complete), then we converted the json into csv using an online tool and we modified the csv using Excel formatting the columns and removing/adding attributes (for example we have added the email attribute to the authors by generating it coherently with their name, or we have eliminated some attributes for simplicity).</w:t>
       </w:r>
     </w:p>
     <w:p>
@@ -176,43 +122,15 @@
           <w:szCs w:val="32"/>
           <w:lang w:val="en-US"/>
         </w:rPr>
-        <w:t xml:space="preserve">table more important for the </w:t>
-      </w:r>
-      <w:proofErr w:type="spellStart"/>
+        <w:t>table more important for the db</w:t>
+      </w:r>
       <w:r>
         <w:rPr>
           <w:sz w:val="32"/>
           <w:szCs w:val="32"/>
           <w:lang w:val="en-US"/>
         </w:rPr>
-        <w:t>db</w:t>
-      </w:r>
-      <w:proofErr w:type="spellEnd"/>
-      <w:r>
-        <w:rPr>
-          <w:sz w:val="32"/>
-          <w:szCs w:val="32"/>
-          <w:lang w:val="en-US"/>
-        </w:rPr>
-        <w:t xml:space="preserve">) of the two </w:t>
-      </w:r>
-      <w:proofErr w:type="gramStart"/>
-      <w:r>
-        <w:rPr>
-          <w:sz w:val="32"/>
-          <w:szCs w:val="32"/>
-          <w:lang w:val="en-US"/>
-        </w:rPr>
-        <w:t>entity</w:t>
-      </w:r>
-      <w:proofErr w:type="gramEnd"/>
-      <w:r>
-        <w:rPr>
-          <w:sz w:val="32"/>
-          <w:szCs w:val="32"/>
-          <w:lang w:val="en-US"/>
-        </w:rPr>
-        <w:t xml:space="preserve"> in relation (to save space)</w:t>
+        <w:t>) of the two entity in relation (to save space)</w:t>
       </w:r>
     </w:p>
     <w:p>
@@ -304,157 +222,31 @@
           <w:szCs w:val="32"/>
           <w:lang w:val="en-US"/>
         </w:rPr>
-        <w:t xml:space="preserve">For convenience, since we already have the csv files with the headers, we directly imported them into </w:t>
-      </w:r>
-      <w:proofErr w:type="spellStart"/>
+        <w:t>For convenience, since we already have the csv files with the headers, we directly imported them into dataframes (and not into rdd to modify and convert them); later we managed to modify them to make each attribute of the right type (such as dates in type Date)</w:t>
+      </w:r>
       <w:r>
         <w:rPr>
           <w:sz w:val="32"/>
           <w:szCs w:val="32"/>
           <w:lang w:val="en-US"/>
         </w:rPr>
-        <w:t>dataframes</w:t>
-      </w:r>
-      <w:proofErr w:type="spellEnd"/>
+        <w:t>, everything has been tested by printing schema and some examples of tables.</w:t>
+      </w:r>
       <w:r>
         <w:rPr>
           <w:sz w:val="32"/>
           <w:szCs w:val="32"/>
           <w:lang w:val="en-US"/>
         </w:rPr>
-        <w:t xml:space="preserve"> (and not into </w:t>
-      </w:r>
-      <w:proofErr w:type="spellStart"/>
+        <w:t xml:space="preserve"> (</w:t>
+      </w:r>
       <w:r>
         <w:rPr>
           <w:sz w:val="32"/>
           <w:szCs w:val="32"/>
           <w:lang w:val="en-US"/>
         </w:rPr>
-        <w:t>rdd</w:t>
-      </w:r>
-      <w:proofErr w:type="spellEnd"/>
-      <w:r>
-        <w:rPr>
-          <w:sz w:val="32"/>
-          <w:szCs w:val="32"/>
-          <w:lang w:val="en-US"/>
-        </w:rPr>
-        <w:t xml:space="preserve"> to modify and convert them); later we managed to modify them to make each attribute of the right type (such as dates in type Date)</w:t>
-      </w:r>
-      <w:r>
-        <w:rPr>
-          <w:sz w:val="32"/>
-          <w:szCs w:val="32"/>
-          <w:lang w:val="en-US"/>
-        </w:rPr>
-        <w:t>, everything has been tested by printing schema and some examples of tables.</w:t>
-      </w:r>
-      <w:r>
-        <w:rPr>
-          <w:sz w:val="32"/>
-          <w:szCs w:val="32"/>
-          <w:lang w:val="en-US"/>
-        </w:rPr>
-        <w:t xml:space="preserve"> </w:t>
-      </w:r>
-      <w:r>
-        <w:rPr>
-          <w:sz w:val="32"/>
-          <w:szCs w:val="32"/>
-          <w:lang w:val="en-US"/>
-        </w:rPr>
-        <w:t>(</w:t>
-      </w:r>
-      <w:proofErr w:type="gramStart"/>
-      <w:r>
-        <w:rPr>
-          <w:sz w:val="32"/>
-          <w:szCs w:val="32"/>
-          <w:lang w:val="en-US"/>
-        </w:rPr>
-        <w:t>but</w:t>
-      </w:r>
-      <w:proofErr w:type="gramEnd"/>
-      <w:r>
-        <w:rPr>
-          <w:sz w:val="32"/>
-          <w:szCs w:val="32"/>
-          <w:lang w:val="en-US"/>
-        </w:rPr>
-        <w:t xml:space="preserve"> the </w:t>
-      </w:r>
-      <w:r>
-        <w:rPr>
-          <w:sz w:val="32"/>
-          <w:szCs w:val="32"/>
-          <w:lang w:val="en-US"/>
-        </w:rPr>
-        <w:t xml:space="preserve">unique </w:t>
-      </w:r>
-      <w:r>
-        <w:rPr>
-          <w:sz w:val="32"/>
-          <w:szCs w:val="32"/>
-          <w:lang w:val="en-US"/>
-        </w:rPr>
-        <w:t xml:space="preserve">problem is that </w:t>
-      </w:r>
-      <w:r>
-        <w:rPr>
-          <w:sz w:val="32"/>
-          <w:szCs w:val="32"/>
-          <w:lang w:val="en-US"/>
-        </w:rPr>
-        <w:t xml:space="preserve">the </w:t>
-      </w:r>
-      <w:r>
-        <w:rPr>
-          <w:sz w:val="32"/>
-          <w:szCs w:val="32"/>
-          <w:lang w:val="en-US"/>
-        </w:rPr>
-        <w:t>csv</w:t>
-      </w:r>
-      <w:r>
-        <w:rPr>
-          <w:sz w:val="32"/>
-          <w:szCs w:val="32"/>
-          <w:lang w:val="en-US"/>
-        </w:rPr>
-        <w:t xml:space="preserve"> </w:t>
-      </w:r>
-      <w:r>
-        <w:rPr>
-          <w:sz w:val="32"/>
-          <w:szCs w:val="32"/>
-          <w:lang w:val="en-US"/>
-        </w:rPr>
-        <w:t xml:space="preserve">are not able to </w:t>
-      </w:r>
-      <w:r>
-        <w:rPr>
-          <w:sz w:val="32"/>
-          <w:szCs w:val="32"/>
-          <w:lang w:val="en-US"/>
-        </w:rPr>
-        <w:t xml:space="preserve">read the </w:t>
-      </w:r>
-      <w:r>
-        <w:rPr>
-          <w:sz w:val="32"/>
-          <w:szCs w:val="32"/>
-          <w:lang w:val="en-US"/>
-        </w:rPr>
-        <w:t>special characters</w:t>
-      </w:r>
-      <w:r>
-        <w:rPr>
-          <w:sz w:val="32"/>
-          <w:szCs w:val="32"/>
-          <w:lang w:val="en-US"/>
-        </w:rPr>
-        <w:t>)</w:t>
+        <w:t>OK SPECIAL CHARACTERS)</w:t>
       </w:r>
     </w:p>
     <w:p>
@@ -611,6 +403,19 @@
         </w:rPr>
         <w:t>ALE</w:t>
       </w:r>
+      <w:r>
+        <w:rPr>
+          <w:lang w:val="en-US"/>
+        </w:rPr>
+        <w:t xml:space="preserve"> </w:t>
+      </w:r>
+      <w:r>
+        <w:rPr>
+          <w:u w:val="single"/>
+          <w:lang w:val="en-US"/>
+        </w:rPr>
+        <w:t>FATTO</w:t>
+      </w:r>
     </w:p>
     <w:p>
       <w:pPr>
@@ -717,21 +522,21 @@
       <w:pPr>
         <w:pStyle w:val="ListParagraph"/>
         <w:numPr>
-          <w:ilvl w:val="0"/>
+          <w:ilvl w:val="1"/>
           <w:numId w:val="17"/>
         </w:numPr>
-        <w:rPr/>
-      </w:pPr>
-      <w:r>
-        <w:rPr/>
+        <w:rPr>
+          <w:highlight w:val="red"/>
+          <w:lang w:val="en-US"/>
+        </w:rPr>
+      </w:pPr>
+      <w:r>
         <w:t>Update2</w:t>
       </w:r>
       <w:r>
-        <w:rPr/>
         <w:t xml:space="preserve"> </w:t>
       </w:r>
       <w:r>
-        <w:rPr/>
         <w:t xml:space="preserve">- </w:t>
       </w:r>
       <w:r>
@@ -756,17 +561,12 @@
         <w:rPr>
           <w:highlight w:val="yellow"/>
         </w:rPr>
-        <w:t xml:space="preserve"> (</w:t>
-      </w:r>
-      <w:r>
-        <w:rPr>
-          <w:highlight w:val="yellow"/>
-        </w:rPr>
-        <w:t>)</w:t>
+        <w:t xml:space="preserve"> ()</w:t>
       </w:r>
     </w:p>
     <w:p>
       <w:pPr>
+        <w:ind w:left="720"/>
         <w:rPr>
           <w:lang w:val="en-US"/>
         </w:rPr>
@@ -873,54 +673,34 @@
           <w:numId w:val="1"/>
         </w:numPr>
         <w:rPr>
-          <w:lang w:val="en-US"/>
-        </w:rPr>
-      </w:pPr>
-      <w:r>
-        <w:rPr>
-          <w:lang w:val="en-US"/>
-        </w:rPr>
-        <w:t xml:space="preserve">WHERE, IN, Nested </w:t>
-      </w:r>
-      <w:proofErr w:type="gramStart"/>
-      <w:r>
-        <w:rPr>
-          <w:lang w:val="en-US"/>
-        </w:rPr>
-        <w:t xml:space="preserve">Query </w:t>
-      </w:r>
-      <w:r>
-        <w:rPr>
-          <w:lang w:val="en-US"/>
-        </w:rPr>
-        <w:t xml:space="preserve"> -</w:t>
-      </w:r>
-      <w:proofErr w:type="gramEnd"/>
+          <w:highlight w:val="red"/>
+          <w:lang w:val="en-US"/>
+        </w:rPr>
+      </w:pPr>
+      <w:r>
+        <w:rPr>
+          <w:lang w:val="en-US"/>
+        </w:rPr>
+        <w:t xml:space="preserve">WHERE, IN, Nested Query </w:t>
+      </w:r>
+      <w:r>
+        <w:rPr>
+          <w:lang w:val="en-US"/>
+        </w:rPr>
+        <w:t xml:space="preserve"> - </w:t>
+      </w:r>
+      <w:r>
+        <w:rPr>
+          <w:highlight w:val="yellow"/>
+          <w:lang w:val="en-US"/>
+        </w:rPr>
+        <w:t>MARCO</w:t>
+      </w:r>
       <w:r>
         <w:rPr>
           <w:lang w:val="en-US"/>
         </w:rPr>
         <w:t xml:space="preserve"> </w:t>
-      </w:r>
-      <w:r>
-        <w:rPr>
-          <w:highlight w:val="yellow"/>
-          <w:lang w:val="en-US"/>
-        </w:rPr>
-        <w:t>MARCO</w:t>
-      </w:r>
-      <w:r>
-        <w:rPr>
-          <w:lang w:val="en-US"/>
-        </w:rPr>
-        <w:t xml:space="preserve"> </w:t>
-      </w:r>
-      <w:r>
-        <w:rPr>
-          <w:u w:val="single"/>
-          <w:lang w:val="en-US"/>
-        </w:rPr>
-        <w:t>FATTO</w:t>
       </w:r>
     </w:p>
     <w:p>
@@ -969,6 +749,7 @@
           <w:numId w:val="1"/>
         </w:numPr>
         <w:rPr>
+          <w:highlight w:val="red"/>
           <w:lang w:val="en-US"/>
         </w:rPr>
       </w:pPr>
@@ -1021,6 +802,7 @@
           <w:numId w:val="1"/>
         </w:numPr>
         <w:rPr>
+          <w:highlight w:val="red"/>
           <w:lang w:val="en-US"/>
         </w:rPr>
       </w:pPr>
@@ -1057,10 +839,10 @@
       </w:r>
       <w:r>
         <w:rPr>
-          <w:u w:val="single"/>
-          <w:lang w:val="en-US"/>
-        </w:rPr>
-        <w:t>FATTO</w:t>
+          <w:highlight w:val="red"/>
+          <w:lang w:val="en-US"/>
+        </w:rPr>
+        <w:t>RIGUARDARE</w:t>
       </w:r>
     </w:p>
     <w:p>
@@ -1148,14 +930,7 @@
           <w:u w:val="single"/>
           <w:lang w:val="en-US"/>
         </w:rPr>
-        <w:t xml:space="preserve"> </w:t>
-      </w:r>
-      <w:r>
-        <w:rPr>
-          <w:u w:val="single"/>
-          <w:lang w:val="en-US"/>
-        </w:rPr>
-        <w:t>FATTO</w:t>
+        <w:t xml:space="preserve"> FATTO</w:t>
       </w:r>
     </w:p>
     <w:p>
@@ -1203,15 +978,14 @@
           <w:ilvl w:val="1"/>
           <w:numId w:val="1"/>
         </w:numPr>
-      </w:pPr>
-      <w:r>
-        <w:t xml:space="preserve">WHERE, GROUP BY, HAVING, 2 </w:t>
-      </w:r>
-      <w:proofErr w:type="spellStart"/>
-      <w:r>
-        <w:t>JOINs</w:t>
-      </w:r>
-      <w:proofErr w:type="spellEnd"/>
+        <w:rPr>
+          <w:highlight w:val="red"/>
+          <w:lang w:val="en-US"/>
+        </w:rPr>
+      </w:pPr>
+      <w:r>
+        <w:t>WHERE, GROUP BY, HAVING, 2 JOINs</w:t>
+      </w:r>
       <w:r>
         <w:t xml:space="preserve"> </w:t>
       </w:r>
@@ -1237,35 +1011,18 @@
         <w:rPr>
           <w:highlight w:val="yellow"/>
         </w:rPr>
-        <w:t xml:space="preserve"> =&gt; ok fatto (possibili miglioramenti [1 anche il </w:t>
-      </w:r>
-      <w:proofErr w:type="spellStart"/>
-      <w:r>
-        <w:rPr>
-          <w:highlight w:val="yellow"/>
-        </w:rPr>
-        <w:t>ciatation</w:t>
-      </w:r>
-      <w:proofErr w:type="spellEnd"/>
-      <w:r>
-        <w:rPr>
-          <w:highlight w:val="yellow"/>
-        </w:rPr>
-        <w:t xml:space="preserve"> score 2 </w:t>
-      </w:r>
-      <w:proofErr w:type="spellStart"/>
-      <w:r>
-        <w:rPr>
-          <w:highlight w:val="yellow"/>
-        </w:rPr>
-        <w:t>select</w:t>
-      </w:r>
-      <w:proofErr w:type="spellEnd"/>
-      <w:r>
-        <w:rPr>
-          <w:highlight w:val="yellow"/>
-        </w:rPr>
-        <w:t xml:space="preserve"> non so se sono ottimizzate])</w:t>
+        <w:t xml:space="preserve"> =&gt; ok fatto (possibili miglioramenti [1 anche il ciatation score 2 select non so se sono ottimizzate])</w:t>
+      </w:r>
+    </w:p>
+    <w:p>
+      <w:r>
+        <w:rPr>
+          <w:u w:val="single"/>
+        </w:rPr>
+        <w:t>ALE</w:t>
+      </w:r>
+      <w:r>
+        <w:t>:</w:t>
       </w:r>
     </w:p>
     <w:p/>
@@ -1274,7 +1031,7 @@
         <w:rPr>
           <w:u w:val="single"/>
         </w:rPr>
-        <w:t>ALE</w:t>
+        <w:t>FRA</w:t>
       </w:r>
       <w:r>
         <w:t>:</w:t>
@@ -1286,7 +1043,7 @@
         <w:rPr>
           <w:u w:val="single"/>
         </w:rPr>
-        <w:t>FRA</w:t>
+        <w:t>MARCO</w:t>
       </w:r>
       <w:r>
         <w:t>:</w:t>
@@ -1298,7 +1055,7 @@
         <w:rPr>
           <w:u w:val="single"/>
         </w:rPr>
-        <w:t>MARCO</w:t>
+        <w:t>SIMO</w:t>
       </w:r>
       <w:r>
         <w:t>:</w:t>
@@ -1310,70 +1067,3475 @@
         <w:rPr>
           <w:u w:val="single"/>
         </w:rPr>
-        <w:t>SIMO</w:t>
+        <w:t>LOLLO</w:t>
       </w:r>
       <w:r>
         <w:t>:</w:t>
       </w:r>
     </w:p>
     <w:p/>
+    <w:p/>
+    <w:p/>
+    <w:p/>
+    <w:p/>
+    <w:p/>
+    <w:p/>
+    <w:p/>
+    <w:p/>
+    <w:p/>
     <w:p>
-      <w:r>
-        <w:rPr>
-          <w:u w:val="single"/>
-        </w:rPr>
-        <w:t>LOLLO</w:t>
-      </w:r>
-      <w:r>
-        <w:rPr/>
-        <w:t>:</w:t>
-      </w:r>
+      <w:pPr>
+        <w:rPr>
+          <w:color w:val="000000" w:themeColor="text1"/>
+        </w:rPr>
+      </w:pPr>
     </w:p>
     <w:p>
       <w:pPr>
-        <w:pStyle w:val="Normal"/>
+        <w:rPr>
+          <w:color w:val="000000" w:themeColor="text1"/>
+        </w:rPr>
       </w:pPr>
     </w:p>
+    <w:tbl>
+      <w:tblPr>
+        <w:tblStyle w:val="TableGrid"/>
+        <w:tblW w:w="0" w:type="auto"/>
+        <w:tblBorders>
+          <w:top w:val="single" w:sz="6" w:space="0" w:color="auto"/>
+          <w:left w:val="single" w:sz="6" w:space="0" w:color="auto"/>
+          <w:bottom w:val="single" w:sz="6" w:space="0" w:color="auto"/>
+          <w:right w:val="single" w:sz="6" w:space="0" w:color="auto"/>
+        </w:tblBorders>
+        <w:tblLayout w:type="fixed"/>
+        <w:tblLook w:val="06A0" w:firstRow="1" w:lastRow="0" w:firstColumn="1" w:lastColumn="0" w:noHBand="1" w:noVBand="1"/>
+      </w:tblPr>
+      <w:tblGrid>
+        <w:gridCol w:w="2614"/>
+        <w:gridCol w:w="2614"/>
+        <w:gridCol w:w="2614"/>
+        <w:gridCol w:w="2614"/>
+      </w:tblGrid>
+      <w:tr>
+        <w:tc>
+          <w:tcPr>
+            <w:tcW w:w="2614" w:type="dxa"/>
+            <w:tcBorders>
+              <w:top w:val="single" w:sz="0" w:space="0" w:color="auto"/>
+              <w:left w:val="nil"/>
+              <w:bottom w:val="single" w:sz="6" w:space="0" w:color="auto"/>
+              <w:right w:val="single" w:sz="0" w:space="0" w:color="auto"/>
+            </w:tcBorders>
+            <w:vAlign w:val="center"/>
+          </w:tcPr>
+          <w:p>
+            <w:pPr>
+              <w:jc w:val="center"/>
+              <w:rPr>
+                <w:rFonts w:ascii="Helvetica Neue" w:eastAsia="Helvetica Neue" w:hAnsi="Helvetica Neue" w:cs="Helvetica Neue"/>
+                <w:b/>
+                <w:bCs/>
+                <w:color w:val="000000" w:themeColor="text1"/>
+                <w:sz w:val="21"/>
+                <w:szCs w:val="21"/>
+              </w:rPr>
+            </w:pPr>
+          </w:p>
+        </w:tc>
+        <w:tc>
+          <w:tcPr>
+            <w:tcW w:w="2614" w:type="dxa"/>
+            <w:tcBorders>
+              <w:top w:val="single" w:sz="0" w:space="0" w:color="auto"/>
+              <w:left w:val="single" w:sz="0" w:space="0" w:color="auto"/>
+              <w:bottom w:val="single" w:sz="6" w:space="0" w:color="auto"/>
+              <w:right w:val="single" w:sz="0" w:space="0" w:color="auto"/>
+            </w:tcBorders>
+            <w:vAlign w:val="center"/>
+          </w:tcPr>
+          <w:p>
+            <w:pPr>
+              <w:jc w:val="center"/>
+              <w:rPr>
+                <w:rFonts w:ascii="Helvetica Neue" w:eastAsia="Helvetica Neue" w:hAnsi="Helvetica Neue" w:cs="Helvetica Neue"/>
+                <w:b/>
+                <w:bCs/>
+                <w:color w:val="000000" w:themeColor="text1"/>
+                <w:sz w:val="21"/>
+                <w:szCs w:val="21"/>
+              </w:rPr>
+            </w:pPr>
+            <w:r>
+              <w:rPr>
+                <w:rFonts w:ascii="Helvetica Neue" w:eastAsia="Helvetica Neue" w:hAnsi="Helvetica Neue" w:cs="Helvetica Neue"/>
+                <w:b/>
+                <w:bCs/>
+                <w:color w:val="000000" w:themeColor="text1"/>
+                <w:sz w:val="21"/>
+                <w:szCs w:val="21"/>
+              </w:rPr>
+              <w:t>AthorName</w:t>
+            </w:r>
+          </w:p>
+        </w:tc>
+        <w:tc>
+          <w:tcPr>
+            <w:tcW w:w="2614" w:type="dxa"/>
+            <w:tcBorders>
+              <w:top w:val="single" w:sz="0" w:space="0" w:color="auto"/>
+              <w:left w:val="single" w:sz="0" w:space="0" w:color="auto"/>
+              <w:bottom w:val="single" w:sz="6" w:space="0" w:color="auto"/>
+              <w:right w:val="single" w:sz="0" w:space="0" w:color="auto"/>
+            </w:tcBorders>
+            <w:vAlign w:val="center"/>
+          </w:tcPr>
+          <w:p>
+            <w:pPr>
+              <w:jc w:val="center"/>
+              <w:rPr>
+                <w:rFonts w:ascii="Helvetica Neue" w:eastAsia="Helvetica Neue" w:hAnsi="Helvetica Neue" w:cs="Helvetica Neue"/>
+                <w:b/>
+                <w:bCs/>
+                <w:color w:val="000000" w:themeColor="text1"/>
+                <w:sz w:val="21"/>
+                <w:szCs w:val="21"/>
+              </w:rPr>
+            </w:pPr>
+            <w:r>
+              <w:rPr>
+                <w:rFonts w:ascii="Helvetica Neue" w:eastAsia="Helvetica Neue" w:hAnsi="Helvetica Neue" w:cs="Helvetica Neue"/>
+                <w:b/>
+                <w:bCs/>
+                <w:color w:val="000000" w:themeColor="text1"/>
+                <w:sz w:val="21"/>
+                <w:szCs w:val="21"/>
+              </w:rPr>
+              <w:t>numIncollectionWrittenByAthor</w:t>
+            </w:r>
+          </w:p>
+        </w:tc>
+        <w:tc>
+          <w:tcPr>
+            <w:tcW w:w="2614" w:type="dxa"/>
+            <w:vAlign w:val="center"/>
+          </w:tcPr>
+          <w:p>
+            <w:pPr>
+              <w:jc w:val="center"/>
+              <w:rPr>
+                <w:rFonts w:ascii="Helvetica Neue" w:eastAsia="Helvetica Neue" w:hAnsi="Helvetica Neue" w:cs="Helvetica Neue"/>
+                <w:b/>
+                <w:bCs/>
+                <w:color w:val="000000" w:themeColor="text1"/>
+                <w:sz w:val="21"/>
+                <w:szCs w:val="21"/>
+              </w:rPr>
+            </w:pPr>
+            <w:r>
+              <w:rPr>
+                <w:rFonts w:ascii="Helvetica Neue" w:eastAsia="Helvetica Neue" w:hAnsi="Helvetica Neue" w:cs="Helvetica Neue"/>
+                <w:b/>
+                <w:bCs/>
+                <w:color w:val="000000" w:themeColor="text1"/>
+                <w:sz w:val="21"/>
+                <w:szCs w:val="21"/>
+              </w:rPr>
+              <w:t>percentageIncollection</w:t>
+            </w:r>
+          </w:p>
+        </w:tc>
+      </w:tr>
+      <w:tr>
+        <w:tc>
+          <w:tcPr>
+            <w:tcW w:w="2614" w:type="dxa"/>
+            <w:tcBorders>
+              <w:top w:val="single" w:sz="6" w:space="0" w:color="auto"/>
+              <w:left w:val="single" w:sz="0" w:space="0" w:color="auto"/>
+              <w:bottom w:val="single" w:sz="0" w:space="0" w:color="auto"/>
+              <w:right w:val="single" w:sz="0" w:space="0" w:color="auto"/>
+            </w:tcBorders>
+          </w:tcPr>
+          <w:p>
+            <w:pPr>
+              <w:rPr>
+                <w:rFonts w:ascii="Helvetica Neue" w:eastAsia="Helvetica Neue" w:hAnsi="Helvetica Neue" w:cs="Helvetica Neue"/>
+                <w:b/>
+                <w:bCs/>
+                <w:color w:val="000000" w:themeColor="text1"/>
+                <w:sz w:val="12"/>
+                <w:szCs w:val="12"/>
+              </w:rPr>
+            </w:pPr>
+            <w:r>
+              <w:rPr>
+                <w:rFonts w:ascii="Helvetica Neue" w:eastAsia="Helvetica Neue" w:hAnsi="Helvetica Neue" w:cs="Helvetica Neue"/>
+                <w:b/>
+                <w:bCs/>
+                <w:color w:val="000000" w:themeColor="text1"/>
+                <w:sz w:val="12"/>
+                <w:szCs w:val="12"/>
+              </w:rPr>
+              <w:t>1</w:t>
+            </w:r>
+          </w:p>
+        </w:tc>
+        <w:tc>
+          <w:tcPr>
+            <w:tcW w:w="2614" w:type="dxa"/>
+            <w:tcBorders>
+              <w:top w:val="single" w:sz="6" w:space="0" w:color="auto"/>
+              <w:left w:val="single" w:sz="0" w:space="0" w:color="auto"/>
+              <w:bottom w:val="single" w:sz="0" w:space="0" w:color="auto"/>
+              <w:right w:val="single" w:sz="0" w:space="0" w:color="auto"/>
+            </w:tcBorders>
+          </w:tcPr>
+          <w:p>
+            <w:pPr>
+              <w:rPr>
+                <w:rFonts w:ascii="Helvetica Neue" w:eastAsia="Helvetica Neue" w:hAnsi="Helvetica Neue" w:cs="Helvetica Neue"/>
+                <w:color w:val="000000" w:themeColor="text1"/>
+                <w:sz w:val="21"/>
+                <w:szCs w:val="21"/>
+              </w:rPr>
+            </w:pPr>
+            <w:r>
+              <w:rPr>
+                <w:rFonts w:ascii="Helvetica Neue" w:eastAsia="Helvetica Neue" w:hAnsi="Helvetica Neue" w:cs="Helvetica Neue"/>
+                <w:color w:val="000000" w:themeColor="text1"/>
+                <w:sz w:val="21"/>
+                <w:szCs w:val="21"/>
+              </w:rPr>
+              <w:t>"Friedrich L. Bauer"</w:t>
+            </w:r>
+          </w:p>
+        </w:tc>
+        <w:tc>
+          <w:tcPr>
+            <w:tcW w:w="2614" w:type="dxa"/>
+            <w:tcBorders>
+              <w:top w:val="single" w:sz="6" w:space="0" w:color="auto"/>
+              <w:left w:val="single" w:sz="0" w:space="0" w:color="auto"/>
+              <w:bottom w:val="single" w:sz="0" w:space="0" w:color="auto"/>
+              <w:right w:val="single" w:sz="0" w:space="0" w:color="auto"/>
+            </w:tcBorders>
+          </w:tcPr>
+          <w:p>
+            <w:pPr>
+              <w:rPr>
+                <w:rFonts w:ascii="Helvetica Neue" w:eastAsia="Helvetica Neue" w:hAnsi="Helvetica Neue" w:cs="Helvetica Neue"/>
+                <w:color w:val="000000" w:themeColor="text1"/>
+                <w:sz w:val="21"/>
+                <w:szCs w:val="21"/>
+              </w:rPr>
+            </w:pPr>
+            <w:r>
+              <w:rPr>
+                <w:rFonts w:ascii="Helvetica Neue" w:eastAsia="Helvetica Neue" w:hAnsi="Helvetica Neue" w:cs="Helvetica Neue"/>
+                <w:color w:val="000000" w:themeColor="text1"/>
+                <w:sz w:val="21"/>
+                <w:szCs w:val="21"/>
+              </w:rPr>
+              <w:t>3</w:t>
+            </w:r>
+          </w:p>
+        </w:tc>
+        <w:tc>
+          <w:tcPr>
+            <w:tcW w:w="2614" w:type="dxa"/>
+            <w:tcBorders>
+              <w:top w:val="nil"/>
+              <w:left w:val="single" w:sz="0" w:space="0" w:color="auto"/>
+              <w:bottom w:val="single" w:sz="0" w:space="0" w:color="auto"/>
+              <w:right w:val="single" w:sz="0" w:space="0" w:color="auto"/>
+            </w:tcBorders>
+          </w:tcPr>
+          <w:p>
+            <w:pPr>
+              <w:rPr>
+                <w:rFonts w:ascii="Helvetica Neue" w:eastAsia="Helvetica Neue" w:hAnsi="Helvetica Neue" w:cs="Helvetica Neue"/>
+                <w:color w:val="000000" w:themeColor="text1"/>
+                <w:sz w:val="21"/>
+                <w:szCs w:val="21"/>
+              </w:rPr>
+            </w:pPr>
+            <w:r>
+              <w:rPr>
+                <w:rFonts w:ascii="Helvetica Neue" w:eastAsia="Helvetica Neue" w:hAnsi="Helvetica Neue" w:cs="Helvetica Neue"/>
+                <w:color w:val="000000" w:themeColor="text1"/>
+                <w:sz w:val="21"/>
+                <w:szCs w:val="21"/>
+              </w:rPr>
+              <w:t>15.0</w:t>
+            </w:r>
+          </w:p>
+        </w:tc>
+      </w:tr>
+      <w:tr>
+        <w:tc>
+          <w:tcPr>
+            <w:tcW w:w="2614" w:type="dxa"/>
+            <w:tcBorders>
+              <w:top w:val="single" w:sz="6" w:space="0" w:color="auto"/>
+              <w:left w:val="single" w:sz="0" w:space="0" w:color="auto"/>
+              <w:bottom w:val="single" w:sz="0" w:space="0" w:color="auto"/>
+              <w:right w:val="single" w:sz="0" w:space="0" w:color="auto"/>
+            </w:tcBorders>
+          </w:tcPr>
+          <w:p>
+            <w:pPr>
+              <w:rPr>
+                <w:rFonts w:ascii="Helvetica Neue" w:eastAsia="Helvetica Neue" w:hAnsi="Helvetica Neue" w:cs="Helvetica Neue"/>
+                <w:b/>
+                <w:bCs/>
+                <w:color w:val="000000" w:themeColor="text1"/>
+                <w:sz w:val="12"/>
+                <w:szCs w:val="12"/>
+              </w:rPr>
+            </w:pPr>
+            <w:r>
+              <w:rPr>
+                <w:rFonts w:ascii="Helvetica Neue" w:eastAsia="Helvetica Neue" w:hAnsi="Helvetica Neue" w:cs="Helvetica Neue"/>
+                <w:b/>
+                <w:bCs/>
+                <w:color w:val="000000" w:themeColor="text1"/>
+                <w:sz w:val="12"/>
+                <w:szCs w:val="12"/>
+              </w:rPr>
+              <w:t>2</w:t>
+            </w:r>
+          </w:p>
+        </w:tc>
+        <w:tc>
+          <w:tcPr>
+            <w:tcW w:w="2614" w:type="dxa"/>
+            <w:tcBorders>
+              <w:top w:val="single" w:sz="6" w:space="0" w:color="auto"/>
+              <w:left w:val="single" w:sz="0" w:space="0" w:color="auto"/>
+              <w:bottom w:val="single" w:sz="0" w:space="0" w:color="auto"/>
+              <w:right w:val="single" w:sz="0" w:space="0" w:color="auto"/>
+            </w:tcBorders>
+          </w:tcPr>
+          <w:p>
+            <w:pPr>
+              <w:rPr>
+                <w:rFonts w:ascii="Helvetica Neue" w:eastAsia="Helvetica Neue" w:hAnsi="Helvetica Neue" w:cs="Helvetica Neue"/>
+                <w:color w:val="000000" w:themeColor="text1"/>
+                <w:sz w:val="21"/>
+                <w:szCs w:val="21"/>
+              </w:rPr>
+            </w:pPr>
+            <w:r>
+              <w:rPr>
+                <w:rFonts w:ascii="Helvetica Neue" w:eastAsia="Helvetica Neue" w:hAnsi="Helvetica Neue" w:cs="Helvetica Neue"/>
+                <w:color w:val="000000" w:themeColor="text1"/>
+                <w:sz w:val="21"/>
+                <w:szCs w:val="21"/>
+              </w:rPr>
+              <w:t>"Sabrina De Capitani di Vimercati"</w:t>
+            </w:r>
+          </w:p>
+        </w:tc>
+        <w:tc>
+          <w:tcPr>
+            <w:tcW w:w="2614" w:type="dxa"/>
+            <w:tcBorders>
+              <w:top w:val="single" w:sz="6" w:space="0" w:color="auto"/>
+              <w:left w:val="single" w:sz="0" w:space="0" w:color="auto"/>
+              <w:bottom w:val="single" w:sz="0" w:space="0" w:color="auto"/>
+              <w:right w:val="single" w:sz="0" w:space="0" w:color="auto"/>
+            </w:tcBorders>
+          </w:tcPr>
+          <w:p>
+            <w:pPr>
+              <w:rPr>
+                <w:rFonts w:ascii="Helvetica Neue" w:eastAsia="Helvetica Neue" w:hAnsi="Helvetica Neue" w:cs="Helvetica Neue"/>
+                <w:color w:val="000000" w:themeColor="text1"/>
+                <w:sz w:val="21"/>
+                <w:szCs w:val="21"/>
+              </w:rPr>
+            </w:pPr>
+            <w:r>
+              <w:rPr>
+                <w:rFonts w:ascii="Helvetica Neue" w:eastAsia="Helvetica Neue" w:hAnsi="Helvetica Neue" w:cs="Helvetica Neue"/>
+                <w:color w:val="000000" w:themeColor="text1"/>
+                <w:sz w:val="21"/>
+                <w:szCs w:val="21"/>
+              </w:rPr>
+              <w:t>2</w:t>
+            </w:r>
+          </w:p>
+        </w:tc>
+        <w:tc>
+          <w:tcPr>
+            <w:tcW w:w="2614" w:type="dxa"/>
+            <w:tcBorders>
+              <w:top w:val="single" w:sz="6" w:space="0" w:color="auto"/>
+              <w:left w:val="single" w:sz="0" w:space="0" w:color="auto"/>
+              <w:bottom w:val="single" w:sz="0" w:space="0" w:color="auto"/>
+              <w:right w:val="single" w:sz="0" w:space="0" w:color="auto"/>
+            </w:tcBorders>
+          </w:tcPr>
+          <w:p>
+            <w:pPr>
+              <w:rPr>
+                <w:rFonts w:ascii="Helvetica Neue" w:eastAsia="Helvetica Neue" w:hAnsi="Helvetica Neue" w:cs="Helvetica Neue"/>
+                <w:color w:val="000000" w:themeColor="text1"/>
+                <w:sz w:val="21"/>
+                <w:szCs w:val="21"/>
+              </w:rPr>
+            </w:pPr>
+            <w:r>
+              <w:rPr>
+                <w:rFonts w:ascii="Helvetica Neue" w:eastAsia="Helvetica Neue" w:hAnsi="Helvetica Neue" w:cs="Helvetica Neue"/>
+                <w:color w:val="000000" w:themeColor="text1"/>
+                <w:sz w:val="21"/>
+                <w:szCs w:val="21"/>
+              </w:rPr>
+              <w:t>10.0</w:t>
+            </w:r>
+          </w:p>
+        </w:tc>
+      </w:tr>
+      <w:tr>
+        <w:tc>
+          <w:tcPr>
+            <w:tcW w:w="2614" w:type="dxa"/>
+            <w:tcBorders>
+              <w:top w:val="single" w:sz="6" w:space="0" w:color="auto"/>
+              <w:left w:val="single" w:sz="0" w:space="0" w:color="auto"/>
+              <w:bottom w:val="single" w:sz="0" w:space="0" w:color="auto"/>
+              <w:right w:val="single" w:sz="0" w:space="0" w:color="auto"/>
+            </w:tcBorders>
+          </w:tcPr>
+          <w:p>
+            <w:pPr>
+              <w:rPr>
+                <w:rFonts w:ascii="Helvetica Neue" w:eastAsia="Helvetica Neue" w:hAnsi="Helvetica Neue" w:cs="Helvetica Neue"/>
+                <w:b/>
+                <w:bCs/>
+                <w:color w:val="000000" w:themeColor="text1"/>
+                <w:sz w:val="12"/>
+                <w:szCs w:val="12"/>
+              </w:rPr>
+            </w:pPr>
+            <w:r>
+              <w:rPr>
+                <w:rFonts w:ascii="Helvetica Neue" w:eastAsia="Helvetica Neue" w:hAnsi="Helvetica Neue" w:cs="Helvetica Neue"/>
+                <w:b/>
+                <w:bCs/>
+                <w:color w:val="000000" w:themeColor="text1"/>
+                <w:sz w:val="12"/>
+                <w:szCs w:val="12"/>
+              </w:rPr>
+              <w:t>3</w:t>
+            </w:r>
+          </w:p>
+        </w:tc>
+        <w:tc>
+          <w:tcPr>
+            <w:tcW w:w="2614" w:type="dxa"/>
+            <w:tcBorders>
+              <w:top w:val="single" w:sz="6" w:space="0" w:color="auto"/>
+              <w:left w:val="single" w:sz="0" w:space="0" w:color="auto"/>
+              <w:bottom w:val="single" w:sz="0" w:space="0" w:color="auto"/>
+              <w:right w:val="single" w:sz="0" w:space="0" w:color="auto"/>
+            </w:tcBorders>
+          </w:tcPr>
+          <w:p>
+            <w:pPr>
+              <w:rPr>
+                <w:rFonts w:ascii="Helvetica Neue" w:eastAsia="Helvetica Neue" w:hAnsi="Helvetica Neue" w:cs="Helvetica Neue"/>
+                <w:color w:val="000000" w:themeColor="text1"/>
+                <w:sz w:val="21"/>
+                <w:szCs w:val="21"/>
+              </w:rPr>
+            </w:pPr>
+            <w:r>
+              <w:rPr>
+                <w:rFonts w:ascii="Helvetica Neue" w:eastAsia="Helvetica Neue" w:hAnsi="Helvetica Neue" w:cs="Helvetica Neue"/>
+                <w:color w:val="000000" w:themeColor="text1"/>
+                <w:sz w:val="21"/>
+                <w:szCs w:val="21"/>
+              </w:rPr>
+              <w:t>"Petra Steffens"</w:t>
+            </w:r>
+          </w:p>
+        </w:tc>
+        <w:tc>
+          <w:tcPr>
+            <w:tcW w:w="2614" w:type="dxa"/>
+            <w:tcBorders>
+              <w:top w:val="single" w:sz="6" w:space="0" w:color="auto"/>
+              <w:left w:val="single" w:sz="0" w:space="0" w:color="auto"/>
+              <w:bottom w:val="single" w:sz="0" w:space="0" w:color="auto"/>
+              <w:right w:val="single" w:sz="0" w:space="0" w:color="auto"/>
+            </w:tcBorders>
+          </w:tcPr>
+          <w:p>
+            <w:pPr>
+              <w:rPr>
+                <w:rFonts w:ascii="Helvetica Neue" w:eastAsia="Helvetica Neue" w:hAnsi="Helvetica Neue" w:cs="Helvetica Neue"/>
+                <w:color w:val="000000" w:themeColor="text1"/>
+                <w:sz w:val="21"/>
+                <w:szCs w:val="21"/>
+              </w:rPr>
+            </w:pPr>
+            <w:r>
+              <w:rPr>
+                <w:rFonts w:ascii="Helvetica Neue" w:eastAsia="Helvetica Neue" w:hAnsi="Helvetica Neue" w:cs="Helvetica Neue"/>
+                <w:color w:val="000000" w:themeColor="text1"/>
+                <w:sz w:val="21"/>
+                <w:szCs w:val="21"/>
+              </w:rPr>
+              <w:t>1</w:t>
+            </w:r>
+          </w:p>
+        </w:tc>
+        <w:tc>
+          <w:tcPr>
+            <w:tcW w:w="2614" w:type="dxa"/>
+            <w:tcBorders>
+              <w:top w:val="single" w:sz="6" w:space="0" w:color="auto"/>
+              <w:left w:val="single" w:sz="0" w:space="0" w:color="auto"/>
+              <w:bottom w:val="single" w:sz="0" w:space="0" w:color="auto"/>
+              <w:right w:val="single" w:sz="0" w:space="0" w:color="auto"/>
+            </w:tcBorders>
+          </w:tcPr>
+          <w:p>
+            <w:pPr>
+              <w:rPr>
+                <w:rFonts w:ascii="Helvetica Neue" w:eastAsia="Helvetica Neue" w:hAnsi="Helvetica Neue" w:cs="Helvetica Neue"/>
+                <w:color w:val="000000" w:themeColor="text1"/>
+                <w:sz w:val="21"/>
+                <w:szCs w:val="21"/>
+              </w:rPr>
+            </w:pPr>
+            <w:r>
+              <w:rPr>
+                <w:rFonts w:ascii="Helvetica Neue" w:eastAsia="Helvetica Neue" w:hAnsi="Helvetica Neue" w:cs="Helvetica Neue"/>
+                <w:color w:val="000000" w:themeColor="text1"/>
+                <w:sz w:val="21"/>
+                <w:szCs w:val="21"/>
+              </w:rPr>
+              <w:t>5.0</w:t>
+            </w:r>
+          </w:p>
+        </w:tc>
+      </w:tr>
+      <w:tr>
+        <w:tc>
+          <w:tcPr>
+            <w:tcW w:w="2614" w:type="dxa"/>
+            <w:tcBorders>
+              <w:top w:val="single" w:sz="6" w:space="0" w:color="auto"/>
+              <w:left w:val="single" w:sz="0" w:space="0" w:color="auto"/>
+              <w:bottom w:val="single" w:sz="0" w:space="0" w:color="auto"/>
+              <w:right w:val="single" w:sz="0" w:space="0" w:color="auto"/>
+            </w:tcBorders>
+          </w:tcPr>
+          <w:p>
+            <w:pPr>
+              <w:rPr>
+                <w:rFonts w:ascii="Helvetica Neue" w:eastAsia="Helvetica Neue" w:hAnsi="Helvetica Neue" w:cs="Helvetica Neue"/>
+                <w:b/>
+                <w:bCs/>
+                <w:color w:val="000000" w:themeColor="text1"/>
+                <w:sz w:val="12"/>
+                <w:szCs w:val="12"/>
+              </w:rPr>
+            </w:pPr>
+            <w:r>
+              <w:rPr>
+                <w:rFonts w:ascii="Helvetica Neue" w:eastAsia="Helvetica Neue" w:hAnsi="Helvetica Neue" w:cs="Helvetica Neue"/>
+                <w:b/>
+                <w:bCs/>
+                <w:color w:val="000000" w:themeColor="text1"/>
+                <w:sz w:val="12"/>
+                <w:szCs w:val="12"/>
+              </w:rPr>
+              <w:t>4</w:t>
+            </w:r>
+          </w:p>
+        </w:tc>
+        <w:tc>
+          <w:tcPr>
+            <w:tcW w:w="2614" w:type="dxa"/>
+            <w:tcBorders>
+              <w:top w:val="single" w:sz="6" w:space="0" w:color="auto"/>
+              <w:left w:val="single" w:sz="0" w:space="0" w:color="auto"/>
+              <w:bottom w:val="single" w:sz="0" w:space="0" w:color="auto"/>
+              <w:right w:val="single" w:sz="0" w:space="0" w:color="auto"/>
+            </w:tcBorders>
+          </w:tcPr>
+          <w:p>
+            <w:pPr>
+              <w:rPr>
+                <w:rFonts w:ascii="Helvetica Neue" w:eastAsia="Helvetica Neue" w:hAnsi="Helvetica Neue" w:cs="Helvetica Neue"/>
+                <w:color w:val="000000" w:themeColor="text1"/>
+                <w:sz w:val="21"/>
+                <w:szCs w:val="21"/>
+              </w:rPr>
+            </w:pPr>
+            <w:r>
+              <w:rPr>
+                <w:rFonts w:ascii="Helvetica Neue" w:eastAsia="Helvetica Neue" w:hAnsi="Helvetica Neue" w:cs="Helvetica Neue"/>
+                <w:color w:val="000000" w:themeColor="text1"/>
+                <w:sz w:val="21"/>
+                <w:szCs w:val="21"/>
+              </w:rPr>
+              <w:t>"Alex Mihailidis"</w:t>
+            </w:r>
+          </w:p>
+        </w:tc>
+        <w:tc>
+          <w:tcPr>
+            <w:tcW w:w="2614" w:type="dxa"/>
+            <w:tcBorders>
+              <w:top w:val="single" w:sz="6" w:space="0" w:color="auto"/>
+              <w:left w:val="single" w:sz="0" w:space="0" w:color="auto"/>
+              <w:bottom w:val="single" w:sz="0" w:space="0" w:color="auto"/>
+              <w:right w:val="single" w:sz="0" w:space="0" w:color="auto"/>
+            </w:tcBorders>
+          </w:tcPr>
+          <w:p>
+            <w:pPr>
+              <w:rPr>
+                <w:rFonts w:ascii="Helvetica Neue" w:eastAsia="Helvetica Neue" w:hAnsi="Helvetica Neue" w:cs="Helvetica Neue"/>
+                <w:color w:val="000000" w:themeColor="text1"/>
+                <w:sz w:val="21"/>
+                <w:szCs w:val="21"/>
+              </w:rPr>
+            </w:pPr>
+            <w:r>
+              <w:rPr>
+                <w:rFonts w:ascii="Helvetica Neue" w:eastAsia="Helvetica Neue" w:hAnsi="Helvetica Neue" w:cs="Helvetica Neue"/>
+                <w:color w:val="000000" w:themeColor="text1"/>
+                <w:sz w:val="21"/>
+                <w:szCs w:val="21"/>
+              </w:rPr>
+              <w:t>1</w:t>
+            </w:r>
+          </w:p>
+        </w:tc>
+        <w:tc>
+          <w:tcPr>
+            <w:tcW w:w="2614" w:type="dxa"/>
+            <w:tcBorders>
+              <w:top w:val="single" w:sz="6" w:space="0" w:color="auto"/>
+              <w:left w:val="single" w:sz="0" w:space="0" w:color="auto"/>
+              <w:bottom w:val="single" w:sz="0" w:space="0" w:color="auto"/>
+              <w:right w:val="single" w:sz="0" w:space="0" w:color="auto"/>
+            </w:tcBorders>
+          </w:tcPr>
+          <w:p>
+            <w:pPr>
+              <w:rPr>
+                <w:rFonts w:ascii="Helvetica Neue" w:eastAsia="Helvetica Neue" w:hAnsi="Helvetica Neue" w:cs="Helvetica Neue"/>
+                <w:color w:val="000000" w:themeColor="text1"/>
+                <w:sz w:val="21"/>
+                <w:szCs w:val="21"/>
+              </w:rPr>
+            </w:pPr>
+            <w:r>
+              <w:rPr>
+                <w:rFonts w:ascii="Helvetica Neue" w:eastAsia="Helvetica Neue" w:hAnsi="Helvetica Neue" w:cs="Helvetica Neue"/>
+                <w:color w:val="000000" w:themeColor="text1"/>
+                <w:sz w:val="21"/>
+                <w:szCs w:val="21"/>
+              </w:rPr>
+              <w:t>5.0</w:t>
+            </w:r>
+          </w:p>
+        </w:tc>
+      </w:tr>
+      <w:tr>
+        <w:tc>
+          <w:tcPr>
+            <w:tcW w:w="2614" w:type="dxa"/>
+            <w:tcBorders>
+              <w:top w:val="single" w:sz="6" w:space="0" w:color="auto"/>
+              <w:left w:val="single" w:sz="0" w:space="0" w:color="auto"/>
+              <w:bottom w:val="single" w:sz="0" w:space="0" w:color="auto"/>
+              <w:right w:val="single" w:sz="0" w:space="0" w:color="auto"/>
+            </w:tcBorders>
+          </w:tcPr>
+          <w:p>
+            <w:pPr>
+              <w:rPr>
+                <w:rFonts w:ascii="Helvetica Neue" w:eastAsia="Helvetica Neue" w:hAnsi="Helvetica Neue" w:cs="Helvetica Neue"/>
+                <w:b/>
+                <w:bCs/>
+                <w:color w:val="000000" w:themeColor="text1"/>
+                <w:sz w:val="12"/>
+                <w:szCs w:val="12"/>
+              </w:rPr>
+            </w:pPr>
+            <w:r>
+              <w:rPr>
+                <w:rFonts w:ascii="Helvetica Neue" w:eastAsia="Helvetica Neue" w:hAnsi="Helvetica Neue" w:cs="Helvetica Neue"/>
+                <w:b/>
+                <w:bCs/>
+                <w:color w:val="000000" w:themeColor="text1"/>
+                <w:sz w:val="12"/>
+                <w:szCs w:val="12"/>
+              </w:rPr>
+              <w:t>5</w:t>
+            </w:r>
+          </w:p>
+        </w:tc>
+        <w:tc>
+          <w:tcPr>
+            <w:tcW w:w="2614" w:type="dxa"/>
+            <w:tcBorders>
+              <w:top w:val="single" w:sz="6" w:space="0" w:color="auto"/>
+              <w:left w:val="single" w:sz="0" w:space="0" w:color="auto"/>
+              <w:bottom w:val="single" w:sz="0" w:space="0" w:color="auto"/>
+              <w:right w:val="single" w:sz="0" w:space="0" w:color="auto"/>
+            </w:tcBorders>
+          </w:tcPr>
+          <w:p>
+            <w:pPr>
+              <w:rPr>
+                <w:rFonts w:ascii="Helvetica Neue" w:eastAsia="Helvetica Neue" w:hAnsi="Helvetica Neue" w:cs="Helvetica Neue"/>
+                <w:color w:val="000000" w:themeColor="text1"/>
+                <w:sz w:val="21"/>
+                <w:szCs w:val="21"/>
+              </w:rPr>
+            </w:pPr>
+            <w:r>
+              <w:rPr>
+                <w:rFonts w:ascii="Helvetica Neue" w:eastAsia="Helvetica Neue" w:hAnsi="Helvetica Neue" w:cs="Helvetica Neue"/>
+                <w:color w:val="000000" w:themeColor="text1"/>
+                <w:sz w:val="21"/>
+                <w:szCs w:val="21"/>
+              </w:rPr>
+              <w:t>"Pierangela Samarati"</w:t>
+            </w:r>
+          </w:p>
+        </w:tc>
+        <w:tc>
+          <w:tcPr>
+            <w:tcW w:w="2614" w:type="dxa"/>
+            <w:tcBorders>
+              <w:top w:val="single" w:sz="6" w:space="0" w:color="auto"/>
+              <w:left w:val="single" w:sz="0" w:space="0" w:color="auto"/>
+              <w:bottom w:val="single" w:sz="0" w:space="0" w:color="auto"/>
+              <w:right w:val="single" w:sz="0" w:space="0" w:color="auto"/>
+            </w:tcBorders>
+          </w:tcPr>
+          <w:p>
+            <w:pPr>
+              <w:rPr>
+                <w:rFonts w:ascii="Helvetica Neue" w:eastAsia="Helvetica Neue" w:hAnsi="Helvetica Neue" w:cs="Helvetica Neue"/>
+                <w:color w:val="000000" w:themeColor="text1"/>
+                <w:sz w:val="21"/>
+                <w:szCs w:val="21"/>
+              </w:rPr>
+            </w:pPr>
+            <w:r>
+              <w:rPr>
+                <w:rFonts w:ascii="Helvetica Neue" w:eastAsia="Helvetica Neue" w:hAnsi="Helvetica Neue" w:cs="Helvetica Neue"/>
+                <w:color w:val="000000" w:themeColor="text1"/>
+                <w:sz w:val="21"/>
+                <w:szCs w:val="21"/>
+              </w:rPr>
+              <w:t>1</w:t>
+            </w:r>
+          </w:p>
+        </w:tc>
+        <w:tc>
+          <w:tcPr>
+            <w:tcW w:w="2614" w:type="dxa"/>
+            <w:tcBorders>
+              <w:top w:val="single" w:sz="6" w:space="0" w:color="auto"/>
+              <w:left w:val="single" w:sz="0" w:space="0" w:color="auto"/>
+              <w:bottom w:val="single" w:sz="0" w:space="0" w:color="auto"/>
+              <w:right w:val="single" w:sz="0" w:space="0" w:color="auto"/>
+            </w:tcBorders>
+          </w:tcPr>
+          <w:p>
+            <w:pPr>
+              <w:rPr>
+                <w:rFonts w:ascii="Helvetica Neue" w:eastAsia="Helvetica Neue" w:hAnsi="Helvetica Neue" w:cs="Helvetica Neue"/>
+                <w:color w:val="000000" w:themeColor="text1"/>
+                <w:sz w:val="21"/>
+                <w:szCs w:val="21"/>
+              </w:rPr>
+            </w:pPr>
+            <w:r>
+              <w:rPr>
+                <w:rFonts w:ascii="Helvetica Neue" w:eastAsia="Helvetica Neue" w:hAnsi="Helvetica Neue" w:cs="Helvetica Neue"/>
+                <w:color w:val="000000" w:themeColor="text1"/>
+                <w:sz w:val="21"/>
+                <w:szCs w:val="21"/>
+              </w:rPr>
+              <w:t>5.0</w:t>
+            </w:r>
+          </w:p>
+        </w:tc>
+      </w:tr>
+      <w:tr>
+        <w:tc>
+          <w:tcPr>
+            <w:tcW w:w="2614" w:type="dxa"/>
+            <w:tcBorders>
+              <w:top w:val="single" w:sz="6" w:space="0" w:color="auto"/>
+              <w:left w:val="single" w:sz="0" w:space="0" w:color="auto"/>
+              <w:bottom w:val="single" w:sz="0" w:space="0" w:color="auto"/>
+              <w:right w:val="single" w:sz="0" w:space="0" w:color="auto"/>
+            </w:tcBorders>
+          </w:tcPr>
+          <w:p>
+            <w:pPr>
+              <w:rPr>
+                <w:rFonts w:ascii="Helvetica Neue" w:eastAsia="Helvetica Neue" w:hAnsi="Helvetica Neue" w:cs="Helvetica Neue"/>
+                <w:b/>
+                <w:bCs/>
+                <w:color w:val="000000" w:themeColor="text1"/>
+                <w:sz w:val="12"/>
+                <w:szCs w:val="12"/>
+              </w:rPr>
+            </w:pPr>
+            <w:r>
+              <w:rPr>
+                <w:rFonts w:ascii="Helvetica Neue" w:eastAsia="Helvetica Neue" w:hAnsi="Helvetica Neue" w:cs="Helvetica Neue"/>
+                <w:b/>
+                <w:bCs/>
+                <w:color w:val="000000" w:themeColor="text1"/>
+                <w:sz w:val="12"/>
+                <w:szCs w:val="12"/>
+              </w:rPr>
+              <w:t>6</w:t>
+            </w:r>
+          </w:p>
+        </w:tc>
+        <w:tc>
+          <w:tcPr>
+            <w:tcW w:w="2614" w:type="dxa"/>
+            <w:tcBorders>
+              <w:top w:val="single" w:sz="6" w:space="0" w:color="auto"/>
+              <w:left w:val="single" w:sz="0" w:space="0" w:color="auto"/>
+              <w:bottom w:val="single" w:sz="0" w:space="0" w:color="auto"/>
+              <w:right w:val="single" w:sz="0" w:space="0" w:color="auto"/>
+            </w:tcBorders>
+          </w:tcPr>
+          <w:p>
+            <w:pPr>
+              <w:rPr>
+                <w:rFonts w:ascii="Helvetica Neue" w:eastAsia="Helvetica Neue" w:hAnsi="Helvetica Neue" w:cs="Helvetica Neue"/>
+                <w:color w:val="000000" w:themeColor="text1"/>
+                <w:sz w:val="21"/>
+                <w:szCs w:val="21"/>
+              </w:rPr>
+            </w:pPr>
+            <w:r>
+              <w:rPr>
+                <w:rFonts w:ascii="Helvetica Neue" w:eastAsia="Helvetica Neue" w:hAnsi="Helvetica Neue" w:cs="Helvetica Neue"/>
+                <w:color w:val="000000" w:themeColor="text1"/>
+                <w:sz w:val="21"/>
+                <w:szCs w:val="21"/>
+              </w:rPr>
+              <w:t>"Gerald Brose"</w:t>
+            </w:r>
+          </w:p>
+        </w:tc>
+        <w:tc>
+          <w:tcPr>
+            <w:tcW w:w="2614" w:type="dxa"/>
+            <w:tcBorders>
+              <w:top w:val="single" w:sz="6" w:space="0" w:color="auto"/>
+              <w:left w:val="single" w:sz="0" w:space="0" w:color="auto"/>
+              <w:bottom w:val="single" w:sz="0" w:space="0" w:color="auto"/>
+              <w:right w:val="single" w:sz="0" w:space="0" w:color="auto"/>
+            </w:tcBorders>
+          </w:tcPr>
+          <w:p>
+            <w:pPr>
+              <w:rPr>
+                <w:rFonts w:ascii="Helvetica Neue" w:eastAsia="Helvetica Neue" w:hAnsi="Helvetica Neue" w:cs="Helvetica Neue"/>
+                <w:color w:val="000000" w:themeColor="text1"/>
+                <w:sz w:val="21"/>
+                <w:szCs w:val="21"/>
+              </w:rPr>
+            </w:pPr>
+            <w:r>
+              <w:rPr>
+                <w:rFonts w:ascii="Helvetica Neue" w:eastAsia="Helvetica Neue" w:hAnsi="Helvetica Neue" w:cs="Helvetica Neue"/>
+                <w:color w:val="000000" w:themeColor="text1"/>
+                <w:sz w:val="21"/>
+                <w:szCs w:val="21"/>
+              </w:rPr>
+              <w:t>1</w:t>
+            </w:r>
+          </w:p>
+        </w:tc>
+        <w:tc>
+          <w:tcPr>
+            <w:tcW w:w="2614" w:type="dxa"/>
+            <w:tcBorders>
+              <w:top w:val="single" w:sz="6" w:space="0" w:color="auto"/>
+              <w:left w:val="single" w:sz="0" w:space="0" w:color="auto"/>
+              <w:bottom w:val="single" w:sz="0" w:space="0" w:color="auto"/>
+              <w:right w:val="single" w:sz="0" w:space="0" w:color="auto"/>
+            </w:tcBorders>
+          </w:tcPr>
+          <w:p>
+            <w:pPr>
+              <w:rPr>
+                <w:rFonts w:ascii="Helvetica Neue" w:eastAsia="Helvetica Neue" w:hAnsi="Helvetica Neue" w:cs="Helvetica Neue"/>
+                <w:color w:val="000000" w:themeColor="text1"/>
+                <w:sz w:val="21"/>
+                <w:szCs w:val="21"/>
+              </w:rPr>
+            </w:pPr>
+            <w:r>
+              <w:rPr>
+                <w:rFonts w:ascii="Helvetica Neue" w:eastAsia="Helvetica Neue" w:hAnsi="Helvetica Neue" w:cs="Helvetica Neue"/>
+                <w:color w:val="000000" w:themeColor="text1"/>
+                <w:sz w:val="21"/>
+                <w:szCs w:val="21"/>
+              </w:rPr>
+              <w:t>5.0</w:t>
+            </w:r>
+          </w:p>
+        </w:tc>
+      </w:tr>
+      <w:tr>
+        <w:tc>
+          <w:tcPr>
+            <w:tcW w:w="2614" w:type="dxa"/>
+            <w:tcBorders>
+              <w:top w:val="single" w:sz="6" w:space="0" w:color="auto"/>
+              <w:left w:val="single" w:sz="0" w:space="0" w:color="auto"/>
+              <w:bottom w:val="single" w:sz="0" w:space="0" w:color="auto"/>
+              <w:right w:val="single" w:sz="0" w:space="0" w:color="auto"/>
+            </w:tcBorders>
+          </w:tcPr>
+          <w:p>
+            <w:pPr>
+              <w:rPr>
+                <w:rFonts w:ascii="Helvetica Neue" w:eastAsia="Helvetica Neue" w:hAnsi="Helvetica Neue" w:cs="Helvetica Neue"/>
+                <w:b/>
+                <w:bCs/>
+                <w:color w:val="000000" w:themeColor="text1"/>
+                <w:sz w:val="12"/>
+                <w:szCs w:val="12"/>
+              </w:rPr>
+            </w:pPr>
+            <w:r>
+              <w:rPr>
+                <w:rFonts w:ascii="Helvetica Neue" w:eastAsia="Helvetica Neue" w:hAnsi="Helvetica Neue" w:cs="Helvetica Neue"/>
+                <w:b/>
+                <w:bCs/>
+                <w:color w:val="000000" w:themeColor="text1"/>
+                <w:sz w:val="12"/>
+                <w:szCs w:val="12"/>
+              </w:rPr>
+              <w:t>7</w:t>
+            </w:r>
+          </w:p>
+        </w:tc>
+        <w:tc>
+          <w:tcPr>
+            <w:tcW w:w="2614" w:type="dxa"/>
+            <w:tcBorders>
+              <w:top w:val="single" w:sz="6" w:space="0" w:color="auto"/>
+              <w:left w:val="single" w:sz="0" w:space="0" w:color="auto"/>
+              <w:bottom w:val="single" w:sz="0" w:space="0" w:color="auto"/>
+              <w:right w:val="single" w:sz="0" w:space="0" w:color="auto"/>
+            </w:tcBorders>
+          </w:tcPr>
+          <w:p>
+            <w:pPr>
+              <w:rPr>
+                <w:rFonts w:ascii="Helvetica Neue" w:eastAsia="Helvetica Neue" w:hAnsi="Helvetica Neue" w:cs="Helvetica Neue"/>
+                <w:color w:val="000000" w:themeColor="text1"/>
+                <w:sz w:val="21"/>
+                <w:szCs w:val="21"/>
+              </w:rPr>
+            </w:pPr>
+            <w:r>
+              <w:rPr>
+                <w:rFonts w:ascii="Helvetica Neue" w:eastAsia="Helvetica Neue" w:hAnsi="Helvetica Neue" w:cs="Helvetica Neue"/>
+                <w:color w:val="000000" w:themeColor="text1"/>
+                <w:sz w:val="21"/>
+                <w:szCs w:val="21"/>
+              </w:rPr>
+              <w:t>"Salvatore J. Stolfo"</w:t>
+            </w:r>
+          </w:p>
+        </w:tc>
+        <w:tc>
+          <w:tcPr>
+            <w:tcW w:w="2614" w:type="dxa"/>
+            <w:tcBorders>
+              <w:top w:val="single" w:sz="6" w:space="0" w:color="auto"/>
+              <w:left w:val="single" w:sz="0" w:space="0" w:color="auto"/>
+              <w:bottom w:val="single" w:sz="0" w:space="0" w:color="auto"/>
+              <w:right w:val="single" w:sz="0" w:space="0" w:color="auto"/>
+            </w:tcBorders>
+          </w:tcPr>
+          <w:p>
+            <w:pPr>
+              <w:rPr>
+                <w:rFonts w:ascii="Helvetica Neue" w:eastAsia="Helvetica Neue" w:hAnsi="Helvetica Neue" w:cs="Helvetica Neue"/>
+                <w:color w:val="000000" w:themeColor="text1"/>
+                <w:sz w:val="21"/>
+                <w:szCs w:val="21"/>
+              </w:rPr>
+            </w:pPr>
+            <w:r>
+              <w:rPr>
+                <w:rFonts w:ascii="Helvetica Neue" w:eastAsia="Helvetica Neue" w:hAnsi="Helvetica Neue" w:cs="Helvetica Neue"/>
+                <w:color w:val="000000" w:themeColor="text1"/>
+                <w:sz w:val="21"/>
+                <w:szCs w:val="21"/>
+              </w:rPr>
+              <w:t>1</w:t>
+            </w:r>
+          </w:p>
+        </w:tc>
+        <w:tc>
+          <w:tcPr>
+            <w:tcW w:w="2614" w:type="dxa"/>
+            <w:tcBorders>
+              <w:top w:val="single" w:sz="6" w:space="0" w:color="auto"/>
+              <w:left w:val="single" w:sz="0" w:space="0" w:color="auto"/>
+              <w:bottom w:val="single" w:sz="0" w:space="0" w:color="auto"/>
+              <w:right w:val="single" w:sz="0" w:space="0" w:color="auto"/>
+            </w:tcBorders>
+          </w:tcPr>
+          <w:p>
+            <w:pPr>
+              <w:rPr>
+                <w:rFonts w:ascii="Helvetica Neue" w:eastAsia="Helvetica Neue" w:hAnsi="Helvetica Neue" w:cs="Helvetica Neue"/>
+                <w:color w:val="000000" w:themeColor="text1"/>
+                <w:sz w:val="21"/>
+                <w:szCs w:val="21"/>
+              </w:rPr>
+            </w:pPr>
+            <w:r>
+              <w:rPr>
+                <w:rFonts w:ascii="Helvetica Neue" w:eastAsia="Helvetica Neue" w:hAnsi="Helvetica Neue" w:cs="Helvetica Neue"/>
+                <w:color w:val="000000" w:themeColor="text1"/>
+                <w:sz w:val="21"/>
+                <w:szCs w:val="21"/>
+              </w:rPr>
+              <w:t>5.0</w:t>
+            </w:r>
+          </w:p>
+        </w:tc>
+      </w:tr>
+      <w:tr>
+        <w:tc>
+          <w:tcPr>
+            <w:tcW w:w="2614" w:type="dxa"/>
+            <w:tcBorders>
+              <w:top w:val="single" w:sz="6" w:space="0" w:color="auto"/>
+              <w:left w:val="single" w:sz="0" w:space="0" w:color="auto"/>
+              <w:bottom w:val="single" w:sz="0" w:space="0" w:color="auto"/>
+              <w:right w:val="single" w:sz="0" w:space="0" w:color="auto"/>
+            </w:tcBorders>
+          </w:tcPr>
+          <w:p>
+            <w:pPr>
+              <w:rPr>
+                <w:rFonts w:ascii="Helvetica Neue" w:eastAsia="Helvetica Neue" w:hAnsi="Helvetica Neue" w:cs="Helvetica Neue"/>
+                <w:b/>
+                <w:bCs/>
+                <w:color w:val="000000" w:themeColor="text1"/>
+                <w:sz w:val="12"/>
+                <w:szCs w:val="12"/>
+              </w:rPr>
+            </w:pPr>
+            <w:r>
+              <w:rPr>
+                <w:rFonts w:ascii="Helvetica Neue" w:eastAsia="Helvetica Neue" w:hAnsi="Helvetica Neue" w:cs="Helvetica Neue"/>
+                <w:b/>
+                <w:bCs/>
+                <w:color w:val="000000" w:themeColor="text1"/>
+                <w:sz w:val="12"/>
+                <w:szCs w:val="12"/>
+              </w:rPr>
+              <w:t>8</w:t>
+            </w:r>
+          </w:p>
+        </w:tc>
+        <w:tc>
+          <w:tcPr>
+            <w:tcW w:w="2614" w:type="dxa"/>
+            <w:tcBorders>
+              <w:top w:val="single" w:sz="6" w:space="0" w:color="auto"/>
+              <w:left w:val="single" w:sz="0" w:space="0" w:color="auto"/>
+              <w:bottom w:val="single" w:sz="0" w:space="0" w:color="auto"/>
+              <w:right w:val="single" w:sz="0" w:space="0" w:color="auto"/>
+            </w:tcBorders>
+          </w:tcPr>
+          <w:p>
+            <w:pPr>
+              <w:rPr>
+                <w:rFonts w:ascii="Helvetica Neue" w:eastAsia="Helvetica Neue" w:hAnsi="Helvetica Neue" w:cs="Helvetica Neue"/>
+                <w:color w:val="000000" w:themeColor="text1"/>
+                <w:sz w:val="21"/>
+                <w:szCs w:val="21"/>
+              </w:rPr>
+            </w:pPr>
+            <w:r>
+              <w:rPr>
+                <w:rFonts w:ascii="Helvetica Neue" w:eastAsia="Helvetica Neue" w:hAnsi="Helvetica Neue" w:cs="Helvetica Neue"/>
+                <w:color w:val="000000" w:themeColor="text1"/>
+                <w:sz w:val="21"/>
+                <w:szCs w:val="21"/>
+              </w:rPr>
+              <w:t>"Brian M. Bowen"</w:t>
+            </w:r>
+          </w:p>
+        </w:tc>
+        <w:tc>
+          <w:tcPr>
+            <w:tcW w:w="2614" w:type="dxa"/>
+            <w:tcBorders>
+              <w:top w:val="single" w:sz="6" w:space="0" w:color="auto"/>
+              <w:left w:val="single" w:sz="0" w:space="0" w:color="auto"/>
+              <w:bottom w:val="single" w:sz="0" w:space="0" w:color="auto"/>
+              <w:right w:val="single" w:sz="0" w:space="0" w:color="auto"/>
+            </w:tcBorders>
+          </w:tcPr>
+          <w:p>
+            <w:pPr>
+              <w:rPr>
+                <w:rFonts w:ascii="Helvetica Neue" w:eastAsia="Helvetica Neue" w:hAnsi="Helvetica Neue" w:cs="Helvetica Neue"/>
+                <w:color w:val="000000" w:themeColor="text1"/>
+                <w:sz w:val="21"/>
+                <w:szCs w:val="21"/>
+              </w:rPr>
+            </w:pPr>
+            <w:r>
+              <w:rPr>
+                <w:rFonts w:ascii="Helvetica Neue" w:eastAsia="Helvetica Neue" w:hAnsi="Helvetica Neue" w:cs="Helvetica Neue"/>
+                <w:color w:val="000000" w:themeColor="text1"/>
+                <w:sz w:val="21"/>
+                <w:szCs w:val="21"/>
+              </w:rPr>
+              <w:t>1</w:t>
+            </w:r>
+          </w:p>
+        </w:tc>
+        <w:tc>
+          <w:tcPr>
+            <w:tcW w:w="2614" w:type="dxa"/>
+            <w:tcBorders>
+              <w:top w:val="single" w:sz="6" w:space="0" w:color="auto"/>
+              <w:left w:val="single" w:sz="0" w:space="0" w:color="auto"/>
+              <w:bottom w:val="single" w:sz="0" w:space="0" w:color="auto"/>
+              <w:right w:val="single" w:sz="0" w:space="0" w:color="auto"/>
+            </w:tcBorders>
+          </w:tcPr>
+          <w:p>
+            <w:pPr>
+              <w:rPr>
+                <w:rFonts w:ascii="Helvetica Neue" w:eastAsia="Helvetica Neue" w:hAnsi="Helvetica Neue" w:cs="Helvetica Neue"/>
+                <w:color w:val="000000" w:themeColor="text1"/>
+                <w:sz w:val="21"/>
+                <w:szCs w:val="21"/>
+              </w:rPr>
+            </w:pPr>
+            <w:r>
+              <w:rPr>
+                <w:rFonts w:ascii="Helvetica Neue" w:eastAsia="Helvetica Neue" w:hAnsi="Helvetica Neue" w:cs="Helvetica Neue"/>
+                <w:color w:val="000000" w:themeColor="text1"/>
+                <w:sz w:val="21"/>
+                <w:szCs w:val="21"/>
+              </w:rPr>
+              <w:t>5.0</w:t>
+            </w:r>
+          </w:p>
+        </w:tc>
+      </w:tr>
+      <w:tr>
+        <w:tc>
+          <w:tcPr>
+            <w:tcW w:w="2614" w:type="dxa"/>
+            <w:tcBorders>
+              <w:top w:val="single" w:sz="6" w:space="0" w:color="auto"/>
+              <w:left w:val="single" w:sz="0" w:space="0" w:color="auto"/>
+              <w:bottom w:val="single" w:sz="0" w:space="0" w:color="auto"/>
+              <w:right w:val="single" w:sz="0" w:space="0" w:color="auto"/>
+            </w:tcBorders>
+          </w:tcPr>
+          <w:p>
+            <w:pPr>
+              <w:rPr>
+                <w:rFonts w:ascii="Helvetica Neue" w:eastAsia="Helvetica Neue" w:hAnsi="Helvetica Neue" w:cs="Helvetica Neue"/>
+                <w:b/>
+                <w:bCs/>
+                <w:color w:val="000000" w:themeColor="text1"/>
+                <w:sz w:val="12"/>
+                <w:szCs w:val="12"/>
+              </w:rPr>
+            </w:pPr>
+            <w:r>
+              <w:rPr>
+                <w:rFonts w:ascii="Helvetica Neue" w:eastAsia="Helvetica Neue" w:hAnsi="Helvetica Neue" w:cs="Helvetica Neue"/>
+                <w:b/>
+                <w:bCs/>
+                <w:color w:val="000000" w:themeColor="text1"/>
+                <w:sz w:val="12"/>
+                <w:szCs w:val="12"/>
+              </w:rPr>
+              <w:t>9</w:t>
+            </w:r>
+          </w:p>
+        </w:tc>
+        <w:tc>
+          <w:tcPr>
+            <w:tcW w:w="2614" w:type="dxa"/>
+            <w:tcBorders>
+              <w:top w:val="single" w:sz="6" w:space="0" w:color="auto"/>
+              <w:left w:val="single" w:sz="0" w:space="0" w:color="auto"/>
+              <w:bottom w:val="single" w:sz="0" w:space="0" w:color="auto"/>
+              <w:right w:val="single" w:sz="0" w:space="0" w:color="auto"/>
+            </w:tcBorders>
+          </w:tcPr>
+          <w:p>
+            <w:pPr>
+              <w:rPr>
+                <w:rFonts w:ascii="Helvetica Neue" w:eastAsia="Helvetica Neue" w:hAnsi="Helvetica Neue" w:cs="Helvetica Neue"/>
+                <w:color w:val="000000" w:themeColor="text1"/>
+                <w:sz w:val="21"/>
+                <w:szCs w:val="21"/>
+              </w:rPr>
+            </w:pPr>
+            <w:r>
+              <w:rPr>
+                <w:rFonts w:ascii="Helvetica Neue" w:eastAsia="Helvetica Neue" w:hAnsi="Helvetica Neue" w:cs="Helvetica Neue"/>
+                <w:color w:val="000000" w:themeColor="text1"/>
+                <w:sz w:val="21"/>
+                <w:szCs w:val="21"/>
+              </w:rPr>
+              <w:t>"Malek Ben Salem 0001"</w:t>
+            </w:r>
+          </w:p>
+        </w:tc>
+        <w:tc>
+          <w:tcPr>
+            <w:tcW w:w="2614" w:type="dxa"/>
+            <w:tcBorders>
+              <w:top w:val="single" w:sz="6" w:space="0" w:color="auto"/>
+              <w:left w:val="single" w:sz="0" w:space="0" w:color="auto"/>
+              <w:bottom w:val="single" w:sz="0" w:space="0" w:color="auto"/>
+              <w:right w:val="single" w:sz="0" w:space="0" w:color="auto"/>
+            </w:tcBorders>
+          </w:tcPr>
+          <w:p>
+            <w:pPr>
+              <w:rPr>
+                <w:rFonts w:ascii="Helvetica Neue" w:eastAsia="Helvetica Neue" w:hAnsi="Helvetica Neue" w:cs="Helvetica Neue"/>
+                <w:color w:val="000000" w:themeColor="text1"/>
+                <w:sz w:val="21"/>
+                <w:szCs w:val="21"/>
+              </w:rPr>
+            </w:pPr>
+            <w:r>
+              <w:rPr>
+                <w:rFonts w:ascii="Helvetica Neue" w:eastAsia="Helvetica Neue" w:hAnsi="Helvetica Neue" w:cs="Helvetica Neue"/>
+                <w:color w:val="000000" w:themeColor="text1"/>
+                <w:sz w:val="21"/>
+                <w:szCs w:val="21"/>
+              </w:rPr>
+              <w:t>1</w:t>
+            </w:r>
+          </w:p>
+        </w:tc>
+        <w:tc>
+          <w:tcPr>
+            <w:tcW w:w="2614" w:type="dxa"/>
+            <w:tcBorders>
+              <w:top w:val="single" w:sz="6" w:space="0" w:color="auto"/>
+              <w:left w:val="single" w:sz="0" w:space="0" w:color="auto"/>
+              <w:bottom w:val="single" w:sz="0" w:space="0" w:color="auto"/>
+              <w:right w:val="single" w:sz="0" w:space="0" w:color="auto"/>
+            </w:tcBorders>
+          </w:tcPr>
+          <w:p>
+            <w:pPr>
+              <w:rPr>
+                <w:rFonts w:ascii="Helvetica Neue" w:eastAsia="Helvetica Neue" w:hAnsi="Helvetica Neue" w:cs="Helvetica Neue"/>
+                <w:color w:val="000000" w:themeColor="text1"/>
+                <w:sz w:val="21"/>
+                <w:szCs w:val="21"/>
+              </w:rPr>
+            </w:pPr>
+            <w:r>
+              <w:rPr>
+                <w:rFonts w:ascii="Helvetica Neue" w:eastAsia="Helvetica Neue" w:hAnsi="Helvetica Neue" w:cs="Helvetica Neue"/>
+                <w:color w:val="000000" w:themeColor="text1"/>
+                <w:sz w:val="21"/>
+                <w:szCs w:val="21"/>
+              </w:rPr>
+              <w:t>5.0</w:t>
+            </w:r>
+          </w:p>
+        </w:tc>
+      </w:tr>
+      <w:tr>
+        <w:tc>
+          <w:tcPr>
+            <w:tcW w:w="2614" w:type="dxa"/>
+            <w:tcBorders>
+              <w:top w:val="single" w:sz="6" w:space="0" w:color="auto"/>
+              <w:left w:val="single" w:sz="0" w:space="0" w:color="auto"/>
+              <w:bottom w:val="single" w:sz="0" w:space="0" w:color="auto"/>
+              <w:right w:val="single" w:sz="0" w:space="0" w:color="auto"/>
+            </w:tcBorders>
+          </w:tcPr>
+          <w:p>
+            <w:pPr>
+              <w:rPr>
+                <w:rFonts w:ascii="Helvetica Neue" w:eastAsia="Helvetica Neue" w:hAnsi="Helvetica Neue" w:cs="Helvetica Neue"/>
+                <w:b/>
+                <w:bCs/>
+                <w:color w:val="000000" w:themeColor="text1"/>
+                <w:sz w:val="12"/>
+                <w:szCs w:val="12"/>
+              </w:rPr>
+            </w:pPr>
+            <w:r>
+              <w:rPr>
+                <w:rFonts w:ascii="Helvetica Neue" w:eastAsia="Helvetica Neue" w:hAnsi="Helvetica Neue" w:cs="Helvetica Neue"/>
+                <w:b/>
+                <w:bCs/>
+                <w:color w:val="000000" w:themeColor="text1"/>
+                <w:sz w:val="12"/>
+                <w:szCs w:val="12"/>
+              </w:rPr>
+              <w:t>10</w:t>
+            </w:r>
+          </w:p>
+        </w:tc>
+        <w:tc>
+          <w:tcPr>
+            <w:tcW w:w="2614" w:type="dxa"/>
+            <w:tcBorders>
+              <w:top w:val="single" w:sz="6" w:space="0" w:color="auto"/>
+              <w:left w:val="single" w:sz="0" w:space="0" w:color="auto"/>
+              <w:bottom w:val="single" w:sz="0" w:space="0" w:color="auto"/>
+              <w:right w:val="single" w:sz="0" w:space="0" w:color="auto"/>
+            </w:tcBorders>
+          </w:tcPr>
+          <w:p>
+            <w:pPr>
+              <w:rPr>
+                <w:rFonts w:ascii="Helvetica Neue" w:eastAsia="Helvetica Neue" w:hAnsi="Helvetica Neue" w:cs="Helvetica Neue"/>
+                <w:color w:val="000000" w:themeColor="text1"/>
+                <w:sz w:val="21"/>
+                <w:szCs w:val="21"/>
+              </w:rPr>
+            </w:pPr>
+            <w:r>
+              <w:rPr>
+                <w:rFonts w:ascii="Helvetica Neue" w:eastAsia="Helvetica Neue" w:hAnsi="Helvetica Neue" w:cs="Helvetica Neue"/>
+                <w:color w:val="000000" w:themeColor="text1"/>
+                <w:sz w:val="21"/>
+                <w:szCs w:val="21"/>
+              </w:rPr>
+              <w:t>"Jean-Jacques Quisquater"</w:t>
+            </w:r>
+          </w:p>
+        </w:tc>
+        <w:tc>
+          <w:tcPr>
+            <w:tcW w:w="2614" w:type="dxa"/>
+            <w:tcBorders>
+              <w:top w:val="single" w:sz="6" w:space="0" w:color="auto"/>
+              <w:left w:val="single" w:sz="0" w:space="0" w:color="auto"/>
+              <w:bottom w:val="single" w:sz="0" w:space="0" w:color="auto"/>
+              <w:right w:val="single" w:sz="0" w:space="0" w:color="auto"/>
+            </w:tcBorders>
+          </w:tcPr>
+          <w:p>
+            <w:pPr>
+              <w:rPr>
+                <w:rFonts w:ascii="Helvetica Neue" w:eastAsia="Helvetica Neue" w:hAnsi="Helvetica Neue" w:cs="Helvetica Neue"/>
+                <w:color w:val="000000" w:themeColor="text1"/>
+                <w:sz w:val="21"/>
+                <w:szCs w:val="21"/>
+              </w:rPr>
+            </w:pPr>
+            <w:r>
+              <w:rPr>
+                <w:rFonts w:ascii="Helvetica Neue" w:eastAsia="Helvetica Neue" w:hAnsi="Helvetica Neue" w:cs="Helvetica Neue"/>
+                <w:color w:val="000000" w:themeColor="text1"/>
+                <w:sz w:val="21"/>
+                <w:szCs w:val="21"/>
+              </w:rPr>
+              <w:t>1</w:t>
+            </w:r>
+          </w:p>
+        </w:tc>
+        <w:tc>
+          <w:tcPr>
+            <w:tcW w:w="2614" w:type="dxa"/>
+            <w:tcBorders>
+              <w:top w:val="single" w:sz="6" w:space="0" w:color="auto"/>
+              <w:left w:val="single" w:sz="0" w:space="0" w:color="auto"/>
+              <w:bottom w:val="single" w:sz="0" w:space="0" w:color="auto"/>
+              <w:right w:val="single" w:sz="0" w:space="0" w:color="auto"/>
+            </w:tcBorders>
+          </w:tcPr>
+          <w:p>
+            <w:pPr>
+              <w:rPr>
+                <w:rFonts w:ascii="Helvetica Neue" w:eastAsia="Helvetica Neue" w:hAnsi="Helvetica Neue" w:cs="Helvetica Neue"/>
+                <w:color w:val="000000" w:themeColor="text1"/>
+                <w:sz w:val="21"/>
+                <w:szCs w:val="21"/>
+              </w:rPr>
+            </w:pPr>
+            <w:r>
+              <w:rPr>
+                <w:rFonts w:ascii="Helvetica Neue" w:eastAsia="Helvetica Neue" w:hAnsi="Helvetica Neue" w:cs="Helvetica Neue"/>
+                <w:color w:val="000000" w:themeColor="text1"/>
+                <w:sz w:val="21"/>
+                <w:szCs w:val="21"/>
+              </w:rPr>
+              <w:t>5.0</w:t>
+            </w:r>
+          </w:p>
+        </w:tc>
+      </w:tr>
+      <w:tr>
+        <w:tc>
+          <w:tcPr>
+            <w:tcW w:w="2614" w:type="dxa"/>
+            <w:tcBorders>
+              <w:top w:val="single" w:sz="6" w:space="0" w:color="auto"/>
+              <w:left w:val="single" w:sz="0" w:space="0" w:color="auto"/>
+              <w:bottom w:val="single" w:sz="0" w:space="0" w:color="auto"/>
+              <w:right w:val="single" w:sz="0" w:space="0" w:color="auto"/>
+            </w:tcBorders>
+          </w:tcPr>
+          <w:p>
+            <w:pPr>
+              <w:rPr>
+                <w:rFonts w:ascii="Helvetica Neue" w:eastAsia="Helvetica Neue" w:hAnsi="Helvetica Neue" w:cs="Helvetica Neue"/>
+                <w:b/>
+                <w:bCs/>
+                <w:color w:val="000000" w:themeColor="text1"/>
+                <w:sz w:val="12"/>
+                <w:szCs w:val="12"/>
+              </w:rPr>
+            </w:pPr>
+            <w:r>
+              <w:rPr>
+                <w:rFonts w:ascii="Helvetica Neue" w:eastAsia="Helvetica Neue" w:hAnsi="Helvetica Neue" w:cs="Helvetica Neue"/>
+                <w:b/>
+                <w:bCs/>
+                <w:color w:val="000000" w:themeColor="text1"/>
+                <w:sz w:val="12"/>
+                <w:szCs w:val="12"/>
+              </w:rPr>
+              <w:t>11</w:t>
+            </w:r>
+          </w:p>
+        </w:tc>
+        <w:tc>
+          <w:tcPr>
+            <w:tcW w:w="2614" w:type="dxa"/>
+            <w:tcBorders>
+              <w:top w:val="single" w:sz="6" w:space="0" w:color="auto"/>
+              <w:left w:val="single" w:sz="0" w:space="0" w:color="auto"/>
+              <w:bottom w:val="single" w:sz="0" w:space="0" w:color="auto"/>
+              <w:right w:val="single" w:sz="0" w:space="0" w:color="auto"/>
+            </w:tcBorders>
+          </w:tcPr>
+          <w:p>
+            <w:pPr>
+              <w:rPr>
+                <w:rFonts w:ascii="Helvetica Neue" w:eastAsia="Helvetica Neue" w:hAnsi="Helvetica Neue" w:cs="Helvetica Neue"/>
+                <w:color w:val="000000" w:themeColor="text1"/>
+                <w:sz w:val="21"/>
+                <w:szCs w:val="21"/>
+              </w:rPr>
+            </w:pPr>
+            <w:r>
+              <w:rPr>
+                <w:rFonts w:ascii="Helvetica Neue" w:eastAsia="Helvetica Neue" w:hAnsi="Helvetica Neue" w:cs="Helvetica Neue"/>
+                <w:color w:val="000000" w:themeColor="text1"/>
+                <w:sz w:val="21"/>
+                <w:szCs w:val="21"/>
+              </w:rPr>
+              <w:t>"Mike Just"</w:t>
+            </w:r>
+          </w:p>
+        </w:tc>
+        <w:tc>
+          <w:tcPr>
+            <w:tcW w:w="2614" w:type="dxa"/>
+            <w:tcBorders>
+              <w:top w:val="single" w:sz="6" w:space="0" w:color="auto"/>
+              <w:left w:val="single" w:sz="0" w:space="0" w:color="auto"/>
+              <w:bottom w:val="single" w:sz="0" w:space="0" w:color="auto"/>
+              <w:right w:val="single" w:sz="0" w:space="0" w:color="auto"/>
+            </w:tcBorders>
+          </w:tcPr>
+          <w:p>
+            <w:pPr>
+              <w:rPr>
+                <w:rFonts w:ascii="Helvetica Neue" w:eastAsia="Helvetica Neue" w:hAnsi="Helvetica Neue" w:cs="Helvetica Neue"/>
+                <w:color w:val="000000" w:themeColor="text1"/>
+                <w:sz w:val="21"/>
+                <w:szCs w:val="21"/>
+              </w:rPr>
+            </w:pPr>
+            <w:r>
+              <w:rPr>
+                <w:rFonts w:ascii="Helvetica Neue" w:eastAsia="Helvetica Neue" w:hAnsi="Helvetica Neue" w:cs="Helvetica Neue"/>
+                <w:color w:val="000000" w:themeColor="text1"/>
+                <w:sz w:val="21"/>
+                <w:szCs w:val="21"/>
+              </w:rPr>
+              <w:t>1</w:t>
+            </w:r>
+          </w:p>
+        </w:tc>
+        <w:tc>
+          <w:tcPr>
+            <w:tcW w:w="2614" w:type="dxa"/>
+            <w:tcBorders>
+              <w:top w:val="single" w:sz="6" w:space="0" w:color="auto"/>
+              <w:left w:val="single" w:sz="0" w:space="0" w:color="auto"/>
+              <w:bottom w:val="single" w:sz="0" w:space="0" w:color="auto"/>
+              <w:right w:val="single" w:sz="0" w:space="0" w:color="auto"/>
+            </w:tcBorders>
+          </w:tcPr>
+          <w:p>
+            <w:pPr>
+              <w:rPr>
+                <w:rFonts w:ascii="Helvetica Neue" w:eastAsia="Helvetica Neue" w:hAnsi="Helvetica Neue" w:cs="Helvetica Neue"/>
+                <w:color w:val="000000" w:themeColor="text1"/>
+                <w:sz w:val="21"/>
+                <w:szCs w:val="21"/>
+              </w:rPr>
+            </w:pPr>
+            <w:r>
+              <w:rPr>
+                <w:rFonts w:ascii="Helvetica Neue" w:eastAsia="Helvetica Neue" w:hAnsi="Helvetica Neue" w:cs="Helvetica Neue"/>
+                <w:color w:val="000000" w:themeColor="text1"/>
+                <w:sz w:val="21"/>
+                <w:szCs w:val="21"/>
+              </w:rPr>
+              <w:t>5.0</w:t>
+            </w:r>
+          </w:p>
+        </w:tc>
+      </w:tr>
+      <w:tr>
+        <w:tc>
+          <w:tcPr>
+            <w:tcW w:w="2614" w:type="dxa"/>
+            <w:tcBorders>
+              <w:top w:val="single" w:sz="6" w:space="0" w:color="auto"/>
+              <w:left w:val="single" w:sz="0" w:space="0" w:color="auto"/>
+              <w:bottom w:val="single" w:sz="0" w:space="0" w:color="auto"/>
+              <w:right w:val="single" w:sz="0" w:space="0" w:color="auto"/>
+            </w:tcBorders>
+          </w:tcPr>
+          <w:p>
+            <w:pPr>
+              <w:rPr>
+                <w:rFonts w:ascii="Helvetica Neue" w:eastAsia="Helvetica Neue" w:hAnsi="Helvetica Neue" w:cs="Helvetica Neue"/>
+                <w:b/>
+                <w:bCs/>
+                <w:color w:val="000000" w:themeColor="text1"/>
+                <w:sz w:val="12"/>
+                <w:szCs w:val="12"/>
+              </w:rPr>
+            </w:pPr>
+            <w:r>
+              <w:rPr>
+                <w:rFonts w:ascii="Helvetica Neue" w:eastAsia="Helvetica Neue" w:hAnsi="Helvetica Neue" w:cs="Helvetica Neue"/>
+                <w:b/>
+                <w:bCs/>
+                <w:color w:val="000000" w:themeColor="text1"/>
+                <w:sz w:val="12"/>
+                <w:szCs w:val="12"/>
+              </w:rPr>
+              <w:t>12</w:t>
+            </w:r>
+          </w:p>
+        </w:tc>
+        <w:tc>
+          <w:tcPr>
+            <w:tcW w:w="2614" w:type="dxa"/>
+            <w:tcBorders>
+              <w:top w:val="single" w:sz="6" w:space="0" w:color="auto"/>
+              <w:left w:val="single" w:sz="0" w:space="0" w:color="auto"/>
+              <w:bottom w:val="single" w:sz="0" w:space="0" w:color="auto"/>
+              <w:right w:val="single" w:sz="0" w:space="0" w:color="auto"/>
+            </w:tcBorders>
+          </w:tcPr>
+          <w:p>
+            <w:pPr>
+              <w:rPr>
+                <w:rFonts w:ascii="Helvetica Neue" w:eastAsia="Helvetica Neue" w:hAnsi="Helvetica Neue" w:cs="Helvetica Neue"/>
+                <w:color w:val="000000" w:themeColor="text1"/>
+                <w:sz w:val="21"/>
+                <w:szCs w:val="21"/>
+              </w:rPr>
+            </w:pPr>
+            <w:r>
+              <w:rPr>
+                <w:rFonts w:ascii="Helvetica Neue" w:eastAsia="Helvetica Neue" w:hAnsi="Helvetica Neue" w:cs="Helvetica Neue"/>
+                <w:color w:val="000000" w:themeColor="text1"/>
+                <w:sz w:val="21"/>
+                <w:szCs w:val="21"/>
+              </w:rPr>
+              <w:t>"Jon Callas"</w:t>
+            </w:r>
+          </w:p>
+        </w:tc>
+        <w:tc>
+          <w:tcPr>
+            <w:tcW w:w="2614" w:type="dxa"/>
+            <w:tcBorders>
+              <w:top w:val="single" w:sz="6" w:space="0" w:color="auto"/>
+              <w:left w:val="single" w:sz="0" w:space="0" w:color="auto"/>
+              <w:bottom w:val="single" w:sz="0" w:space="0" w:color="auto"/>
+              <w:right w:val="single" w:sz="0" w:space="0" w:color="auto"/>
+            </w:tcBorders>
+          </w:tcPr>
+          <w:p>
+            <w:pPr>
+              <w:rPr>
+                <w:rFonts w:ascii="Helvetica Neue" w:eastAsia="Helvetica Neue" w:hAnsi="Helvetica Neue" w:cs="Helvetica Neue"/>
+                <w:color w:val="000000" w:themeColor="text1"/>
+                <w:sz w:val="21"/>
+                <w:szCs w:val="21"/>
+              </w:rPr>
+            </w:pPr>
+            <w:r>
+              <w:rPr>
+                <w:rFonts w:ascii="Helvetica Neue" w:eastAsia="Helvetica Neue" w:hAnsi="Helvetica Neue" w:cs="Helvetica Neue"/>
+                <w:color w:val="000000" w:themeColor="text1"/>
+                <w:sz w:val="21"/>
+                <w:szCs w:val="21"/>
+              </w:rPr>
+              <w:t>1</w:t>
+            </w:r>
+          </w:p>
+        </w:tc>
+        <w:tc>
+          <w:tcPr>
+            <w:tcW w:w="2614" w:type="dxa"/>
+            <w:tcBorders>
+              <w:top w:val="single" w:sz="6" w:space="0" w:color="auto"/>
+              <w:left w:val="single" w:sz="0" w:space="0" w:color="auto"/>
+              <w:bottom w:val="single" w:sz="0" w:space="0" w:color="auto"/>
+              <w:right w:val="single" w:sz="0" w:space="0" w:color="auto"/>
+            </w:tcBorders>
+          </w:tcPr>
+          <w:p>
+            <w:pPr>
+              <w:rPr>
+                <w:rFonts w:ascii="Helvetica Neue" w:eastAsia="Helvetica Neue" w:hAnsi="Helvetica Neue" w:cs="Helvetica Neue"/>
+                <w:color w:val="000000" w:themeColor="text1"/>
+                <w:sz w:val="21"/>
+                <w:szCs w:val="21"/>
+              </w:rPr>
+            </w:pPr>
+            <w:r>
+              <w:rPr>
+                <w:rFonts w:ascii="Helvetica Neue" w:eastAsia="Helvetica Neue" w:hAnsi="Helvetica Neue" w:cs="Helvetica Neue"/>
+                <w:color w:val="000000" w:themeColor="text1"/>
+                <w:sz w:val="21"/>
+                <w:szCs w:val="21"/>
+              </w:rPr>
+              <w:t>5.0</w:t>
+            </w:r>
+          </w:p>
+        </w:tc>
+      </w:tr>
+      <w:tr>
+        <w:tc>
+          <w:tcPr>
+            <w:tcW w:w="2614" w:type="dxa"/>
+            <w:tcBorders>
+              <w:top w:val="single" w:sz="6" w:space="0" w:color="auto"/>
+              <w:left w:val="single" w:sz="0" w:space="0" w:color="auto"/>
+              <w:bottom w:val="single" w:sz="0" w:space="0" w:color="auto"/>
+              <w:right w:val="single" w:sz="0" w:space="0" w:color="auto"/>
+            </w:tcBorders>
+          </w:tcPr>
+          <w:p>
+            <w:pPr>
+              <w:rPr>
+                <w:rFonts w:ascii="Helvetica Neue" w:eastAsia="Helvetica Neue" w:hAnsi="Helvetica Neue" w:cs="Helvetica Neue"/>
+                <w:b/>
+                <w:bCs/>
+                <w:color w:val="000000" w:themeColor="text1"/>
+                <w:sz w:val="12"/>
+                <w:szCs w:val="12"/>
+              </w:rPr>
+            </w:pPr>
+            <w:r>
+              <w:rPr>
+                <w:rFonts w:ascii="Helvetica Neue" w:eastAsia="Helvetica Neue" w:hAnsi="Helvetica Neue" w:cs="Helvetica Neue"/>
+                <w:b/>
+                <w:bCs/>
+                <w:color w:val="000000" w:themeColor="text1"/>
+                <w:sz w:val="12"/>
+                <w:szCs w:val="12"/>
+              </w:rPr>
+              <w:t>13</w:t>
+            </w:r>
+          </w:p>
+        </w:tc>
+        <w:tc>
+          <w:tcPr>
+            <w:tcW w:w="2614" w:type="dxa"/>
+            <w:tcBorders>
+              <w:top w:val="single" w:sz="6" w:space="0" w:color="auto"/>
+              <w:left w:val="single" w:sz="0" w:space="0" w:color="auto"/>
+              <w:bottom w:val="single" w:sz="0" w:space="0" w:color="auto"/>
+              <w:right w:val="single" w:sz="0" w:space="0" w:color="auto"/>
+            </w:tcBorders>
+          </w:tcPr>
+          <w:p>
+            <w:pPr>
+              <w:rPr>
+                <w:rFonts w:ascii="Helvetica Neue" w:eastAsia="Helvetica Neue" w:hAnsi="Helvetica Neue" w:cs="Helvetica Neue"/>
+                <w:color w:val="000000" w:themeColor="text1"/>
+                <w:sz w:val="21"/>
+                <w:szCs w:val="21"/>
+              </w:rPr>
+            </w:pPr>
+            <w:r>
+              <w:rPr>
+                <w:rFonts w:ascii="Helvetica Neue" w:eastAsia="Helvetica Neue" w:hAnsi="Helvetica Neue" w:cs="Helvetica Neue"/>
+                <w:color w:val="000000" w:themeColor="text1"/>
+                <w:sz w:val="21"/>
+                <w:szCs w:val="21"/>
+              </w:rPr>
+              <w:t>"Daniel Nagy"</w:t>
+            </w:r>
+          </w:p>
+        </w:tc>
+        <w:tc>
+          <w:tcPr>
+            <w:tcW w:w="2614" w:type="dxa"/>
+            <w:tcBorders>
+              <w:top w:val="single" w:sz="6" w:space="0" w:color="auto"/>
+              <w:left w:val="single" w:sz="0" w:space="0" w:color="auto"/>
+              <w:bottom w:val="single" w:sz="0" w:space="0" w:color="auto"/>
+              <w:right w:val="single" w:sz="0" w:space="0" w:color="auto"/>
+            </w:tcBorders>
+          </w:tcPr>
+          <w:p>
+            <w:pPr>
+              <w:rPr>
+                <w:rFonts w:ascii="Helvetica Neue" w:eastAsia="Helvetica Neue" w:hAnsi="Helvetica Neue" w:cs="Helvetica Neue"/>
+                <w:color w:val="000000" w:themeColor="text1"/>
+                <w:sz w:val="21"/>
+                <w:szCs w:val="21"/>
+              </w:rPr>
+            </w:pPr>
+            <w:r>
+              <w:rPr>
+                <w:rFonts w:ascii="Helvetica Neue" w:eastAsia="Helvetica Neue" w:hAnsi="Helvetica Neue" w:cs="Helvetica Neue"/>
+                <w:color w:val="000000" w:themeColor="text1"/>
+                <w:sz w:val="21"/>
+                <w:szCs w:val="21"/>
+              </w:rPr>
+              <w:t>1</w:t>
+            </w:r>
+          </w:p>
+        </w:tc>
+        <w:tc>
+          <w:tcPr>
+            <w:tcW w:w="2614" w:type="dxa"/>
+            <w:tcBorders>
+              <w:top w:val="single" w:sz="6" w:space="0" w:color="auto"/>
+              <w:left w:val="single" w:sz="0" w:space="0" w:color="auto"/>
+              <w:bottom w:val="single" w:sz="0" w:space="0" w:color="auto"/>
+              <w:right w:val="single" w:sz="0" w:space="0" w:color="auto"/>
+            </w:tcBorders>
+          </w:tcPr>
+          <w:p>
+            <w:pPr>
+              <w:rPr>
+                <w:rFonts w:ascii="Helvetica Neue" w:eastAsia="Helvetica Neue" w:hAnsi="Helvetica Neue" w:cs="Helvetica Neue"/>
+                <w:color w:val="000000" w:themeColor="text1"/>
+                <w:sz w:val="21"/>
+                <w:szCs w:val="21"/>
+              </w:rPr>
+            </w:pPr>
+            <w:r>
+              <w:rPr>
+                <w:rFonts w:ascii="Helvetica Neue" w:eastAsia="Helvetica Neue" w:hAnsi="Helvetica Neue" w:cs="Helvetica Neue"/>
+                <w:color w:val="000000" w:themeColor="text1"/>
+                <w:sz w:val="21"/>
+                <w:szCs w:val="21"/>
+              </w:rPr>
+              <w:t>5.0</w:t>
+            </w:r>
+          </w:p>
+        </w:tc>
+      </w:tr>
+      <w:tr>
+        <w:tc>
+          <w:tcPr>
+            <w:tcW w:w="2614" w:type="dxa"/>
+            <w:tcBorders>
+              <w:top w:val="single" w:sz="6" w:space="0" w:color="auto"/>
+              <w:left w:val="single" w:sz="0" w:space="0" w:color="auto"/>
+              <w:bottom w:val="single" w:sz="0" w:space="0" w:color="auto"/>
+              <w:right w:val="single" w:sz="0" w:space="0" w:color="auto"/>
+            </w:tcBorders>
+          </w:tcPr>
+          <w:p>
+            <w:pPr>
+              <w:rPr>
+                <w:rFonts w:ascii="Helvetica Neue" w:eastAsia="Helvetica Neue" w:hAnsi="Helvetica Neue" w:cs="Helvetica Neue"/>
+                <w:b/>
+                <w:bCs/>
+                <w:color w:val="000000" w:themeColor="text1"/>
+                <w:sz w:val="12"/>
+                <w:szCs w:val="12"/>
+              </w:rPr>
+            </w:pPr>
+            <w:r>
+              <w:rPr>
+                <w:rFonts w:ascii="Helvetica Neue" w:eastAsia="Helvetica Neue" w:hAnsi="Helvetica Neue" w:cs="Helvetica Neue"/>
+                <w:b/>
+                <w:bCs/>
+                <w:color w:val="000000" w:themeColor="text1"/>
+                <w:sz w:val="12"/>
+                <w:szCs w:val="12"/>
+              </w:rPr>
+              <w:t>14</w:t>
+            </w:r>
+          </w:p>
+        </w:tc>
+        <w:tc>
+          <w:tcPr>
+            <w:tcW w:w="2614" w:type="dxa"/>
+            <w:tcBorders>
+              <w:top w:val="single" w:sz="6" w:space="0" w:color="auto"/>
+              <w:left w:val="single" w:sz="0" w:space="0" w:color="auto"/>
+              <w:bottom w:val="single" w:sz="0" w:space="0" w:color="auto"/>
+              <w:right w:val="single" w:sz="0" w:space="0" w:color="auto"/>
+            </w:tcBorders>
+          </w:tcPr>
+          <w:p>
+            <w:pPr>
+              <w:rPr>
+                <w:rFonts w:ascii="Helvetica Neue" w:eastAsia="Helvetica Neue" w:hAnsi="Helvetica Neue" w:cs="Helvetica Neue"/>
+                <w:color w:val="000000" w:themeColor="text1"/>
+                <w:sz w:val="21"/>
+                <w:szCs w:val="21"/>
+              </w:rPr>
+            </w:pPr>
+            <w:r>
+              <w:rPr>
+                <w:rFonts w:ascii="Helvetica Neue" w:eastAsia="Helvetica Neue" w:hAnsi="Helvetica Neue" w:cs="Helvetica Neue"/>
+                <w:color w:val="000000" w:themeColor="text1"/>
+                <w:sz w:val="21"/>
+                <w:szCs w:val="21"/>
+              </w:rPr>
+              <w:t>"Akira Otsuka"</w:t>
+            </w:r>
+          </w:p>
+        </w:tc>
+        <w:tc>
+          <w:tcPr>
+            <w:tcW w:w="2614" w:type="dxa"/>
+            <w:tcBorders>
+              <w:top w:val="single" w:sz="6" w:space="0" w:color="auto"/>
+              <w:left w:val="single" w:sz="0" w:space="0" w:color="auto"/>
+              <w:bottom w:val="single" w:sz="0" w:space="0" w:color="auto"/>
+              <w:right w:val="single" w:sz="0" w:space="0" w:color="auto"/>
+            </w:tcBorders>
+          </w:tcPr>
+          <w:p>
+            <w:pPr>
+              <w:rPr>
+                <w:rFonts w:ascii="Helvetica Neue" w:eastAsia="Helvetica Neue" w:hAnsi="Helvetica Neue" w:cs="Helvetica Neue"/>
+                <w:color w:val="000000" w:themeColor="text1"/>
+                <w:sz w:val="21"/>
+                <w:szCs w:val="21"/>
+              </w:rPr>
+            </w:pPr>
+            <w:r>
+              <w:rPr>
+                <w:rFonts w:ascii="Helvetica Neue" w:eastAsia="Helvetica Neue" w:hAnsi="Helvetica Neue" w:cs="Helvetica Neue"/>
+                <w:color w:val="000000" w:themeColor="text1"/>
+                <w:sz w:val="21"/>
+                <w:szCs w:val="21"/>
+              </w:rPr>
+              <w:t>1</w:t>
+            </w:r>
+          </w:p>
+        </w:tc>
+        <w:tc>
+          <w:tcPr>
+            <w:tcW w:w="2614" w:type="dxa"/>
+            <w:tcBorders>
+              <w:top w:val="single" w:sz="6" w:space="0" w:color="auto"/>
+              <w:left w:val="single" w:sz="0" w:space="0" w:color="auto"/>
+              <w:bottom w:val="single" w:sz="0" w:space="0" w:color="auto"/>
+              <w:right w:val="single" w:sz="0" w:space="0" w:color="auto"/>
+            </w:tcBorders>
+          </w:tcPr>
+          <w:p>
+            <w:pPr>
+              <w:rPr>
+                <w:rFonts w:ascii="Helvetica Neue" w:eastAsia="Helvetica Neue" w:hAnsi="Helvetica Neue" w:cs="Helvetica Neue"/>
+                <w:color w:val="000000" w:themeColor="text1"/>
+                <w:sz w:val="21"/>
+                <w:szCs w:val="21"/>
+              </w:rPr>
+            </w:pPr>
+            <w:r>
+              <w:rPr>
+                <w:rFonts w:ascii="Helvetica Neue" w:eastAsia="Helvetica Neue" w:hAnsi="Helvetica Neue" w:cs="Helvetica Neue"/>
+                <w:color w:val="000000" w:themeColor="text1"/>
+                <w:sz w:val="21"/>
+                <w:szCs w:val="21"/>
+              </w:rPr>
+              <w:t>5.0</w:t>
+            </w:r>
+          </w:p>
+        </w:tc>
+      </w:tr>
+      <w:tr>
+        <w:tc>
+          <w:tcPr>
+            <w:tcW w:w="2614" w:type="dxa"/>
+            <w:tcBorders>
+              <w:top w:val="single" w:sz="6" w:space="0" w:color="auto"/>
+              <w:left w:val="single" w:sz="0" w:space="0" w:color="auto"/>
+              <w:bottom w:val="single" w:sz="0" w:space="0" w:color="auto"/>
+              <w:right w:val="single" w:sz="0" w:space="0" w:color="auto"/>
+            </w:tcBorders>
+          </w:tcPr>
+          <w:p>
+            <w:pPr>
+              <w:rPr>
+                <w:rFonts w:ascii="Helvetica Neue" w:eastAsia="Helvetica Neue" w:hAnsi="Helvetica Neue" w:cs="Helvetica Neue"/>
+                <w:b/>
+                <w:bCs/>
+                <w:color w:val="000000" w:themeColor="text1"/>
+                <w:sz w:val="12"/>
+                <w:szCs w:val="12"/>
+              </w:rPr>
+            </w:pPr>
+            <w:r>
+              <w:rPr>
+                <w:rFonts w:ascii="Helvetica Neue" w:eastAsia="Helvetica Neue" w:hAnsi="Helvetica Neue" w:cs="Helvetica Neue"/>
+                <w:b/>
+                <w:bCs/>
+                <w:color w:val="000000" w:themeColor="text1"/>
+                <w:sz w:val="12"/>
+                <w:szCs w:val="12"/>
+              </w:rPr>
+              <w:t>15</w:t>
+            </w:r>
+          </w:p>
+        </w:tc>
+        <w:tc>
+          <w:tcPr>
+            <w:tcW w:w="2614" w:type="dxa"/>
+            <w:tcBorders>
+              <w:top w:val="single" w:sz="6" w:space="0" w:color="auto"/>
+              <w:left w:val="single" w:sz="0" w:space="0" w:color="auto"/>
+              <w:bottom w:val="single" w:sz="0" w:space="0" w:color="auto"/>
+              <w:right w:val="single" w:sz="0" w:space="0" w:color="auto"/>
+            </w:tcBorders>
+          </w:tcPr>
+          <w:p>
+            <w:pPr>
+              <w:rPr>
+                <w:rFonts w:ascii="Helvetica Neue" w:eastAsia="Helvetica Neue" w:hAnsi="Helvetica Neue" w:cs="Helvetica Neue"/>
+                <w:color w:val="000000" w:themeColor="text1"/>
+                <w:sz w:val="21"/>
+                <w:szCs w:val="21"/>
+              </w:rPr>
+            </w:pPr>
+            <w:r>
+              <w:rPr>
+                <w:rFonts w:ascii="Helvetica Neue" w:eastAsia="Helvetica Neue" w:hAnsi="Helvetica Neue" w:cs="Helvetica Neue"/>
+                <w:color w:val="000000" w:themeColor="text1"/>
+                <w:sz w:val="21"/>
+                <w:szCs w:val="21"/>
+              </w:rPr>
+              <w:t>"Seyyed Soheil Sadat Hosseini"</w:t>
+            </w:r>
+          </w:p>
+        </w:tc>
+        <w:tc>
+          <w:tcPr>
+            <w:tcW w:w="2614" w:type="dxa"/>
+            <w:tcBorders>
+              <w:top w:val="single" w:sz="6" w:space="0" w:color="auto"/>
+              <w:left w:val="single" w:sz="0" w:space="0" w:color="auto"/>
+              <w:bottom w:val="single" w:sz="0" w:space="0" w:color="auto"/>
+              <w:right w:val="single" w:sz="0" w:space="0" w:color="auto"/>
+            </w:tcBorders>
+          </w:tcPr>
+          <w:p>
+            <w:pPr>
+              <w:rPr>
+                <w:rFonts w:ascii="Helvetica Neue" w:eastAsia="Helvetica Neue" w:hAnsi="Helvetica Neue" w:cs="Helvetica Neue"/>
+                <w:color w:val="000000" w:themeColor="text1"/>
+                <w:sz w:val="21"/>
+                <w:szCs w:val="21"/>
+              </w:rPr>
+            </w:pPr>
+            <w:r>
+              <w:rPr>
+                <w:rFonts w:ascii="Helvetica Neue" w:eastAsia="Helvetica Neue" w:hAnsi="Helvetica Neue" w:cs="Helvetica Neue"/>
+                <w:color w:val="000000" w:themeColor="text1"/>
+                <w:sz w:val="21"/>
+                <w:szCs w:val="21"/>
+              </w:rPr>
+              <w:t>1</w:t>
+            </w:r>
+          </w:p>
+        </w:tc>
+        <w:tc>
+          <w:tcPr>
+            <w:tcW w:w="2614" w:type="dxa"/>
+            <w:tcBorders>
+              <w:top w:val="single" w:sz="6" w:space="0" w:color="auto"/>
+              <w:left w:val="single" w:sz="0" w:space="0" w:color="auto"/>
+              <w:bottom w:val="single" w:sz="0" w:space="0" w:color="auto"/>
+              <w:right w:val="single" w:sz="0" w:space="0" w:color="auto"/>
+            </w:tcBorders>
+          </w:tcPr>
+          <w:p>
+            <w:pPr>
+              <w:rPr>
+                <w:rFonts w:ascii="Helvetica Neue" w:eastAsia="Helvetica Neue" w:hAnsi="Helvetica Neue" w:cs="Helvetica Neue"/>
+                <w:color w:val="000000" w:themeColor="text1"/>
+                <w:sz w:val="21"/>
+                <w:szCs w:val="21"/>
+              </w:rPr>
+            </w:pPr>
+            <w:r>
+              <w:rPr>
+                <w:rFonts w:ascii="Helvetica Neue" w:eastAsia="Helvetica Neue" w:hAnsi="Helvetica Neue" w:cs="Helvetica Neue"/>
+                <w:color w:val="000000" w:themeColor="text1"/>
+                <w:sz w:val="21"/>
+                <w:szCs w:val="21"/>
+              </w:rPr>
+              <w:t>5.0</w:t>
+            </w:r>
+          </w:p>
+        </w:tc>
+      </w:tr>
+      <w:tr>
+        <w:tc>
+          <w:tcPr>
+            <w:tcW w:w="2614" w:type="dxa"/>
+            <w:tcBorders>
+              <w:top w:val="single" w:sz="6" w:space="0" w:color="auto"/>
+              <w:left w:val="single" w:sz="0" w:space="0" w:color="auto"/>
+              <w:bottom w:val="single" w:sz="0" w:space="0" w:color="auto"/>
+              <w:right w:val="single" w:sz="0" w:space="0" w:color="auto"/>
+            </w:tcBorders>
+          </w:tcPr>
+          <w:p>
+            <w:pPr>
+              <w:rPr>
+                <w:rFonts w:ascii="Helvetica Neue" w:eastAsia="Helvetica Neue" w:hAnsi="Helvetica Neue" w:cs="Helvetica Neue"/>
+                <w:b/>
+                <w:bCs/>
+                <w:color w:val="000000" w:themeColor="text1"/>
+                <w:sz w:val="12"/>
+                <w:szCs w:val="12"/>
+              </w:rPr>
+            </w:pPr>
+            <w:r>
+              <w:rPr>
+                <w:rFonts w:ascii="Helvetica Neue" w:eastAsia="Helvetica Neue" w:hAnsi="Helvetica Neue" w:cs="Helvetica Neue"/>
+                <w:b/>
+                <w:bCs/>
+                <w:color w:val="000000" w:themeColor="text1"/>
+                <w:sz w:val="12"/>
+                <w:szCs w:val="12"/>
+              </w:rPr>
+              <w:t>16</w:t>
+            </w:r>
+          </w:p>
+        </w:tc>
+        <w:tc>
+          <w:tcPr>
+            <w:tcW w:w="2614" w:type="dxa"/>
+            <w:tcBorders>
+              <w:top w:val="single" w:sz="6" w:space="0" w:color="auto"/>
+              <w:left w:val="single" w:sz="0" w:space="0" w:color="auto"/>
+              <w:bottom w:val="single" w:sz="0" w:space="0" w:color="auto"/>
+              <w:right w:val="single" w:sz="0" w:space="0" w:color="auto"/>
+            </w:tcBorders>
+          </w:tcPr>
+          <w:p>
+            <w:pPr>
+              <w:rPr>
+                <w:rFonts w:ascii="Helvetica Neue" w:eastAsia="Helvetica Neue" w:hAnsi="Helvetica Neue" w:cs="Helvetica Neue"/>
+                <w:color w:val="000000" w:themeColor="text1"/>
+                <w:sz w:val="21"/>
+                <w:szCs w:val="21"/>
+              </w:rPr>
+            </w:pPr>
+            <w:r>
+              <w:rPr>
+                <w:rFonts w:ascii="Helvetica Neue" w:eastAsia="Helvetica Neue" w:hAnsi="Helvetica Neue" w:cs="Helvetica Neue"/>
+                <w:color w:val="000000" w:themeColor="text1"/>
+                <w:sz w:val="21"/>
+                <w:szCs w:val="21"/>
+              </w:rPr>
+              <w:t>"Alireza Nemati"</w:t>
+            </w:r>
+          </w:p>
+        </w:tc>
+        <w:tc>
+          <w:tcPr>
+            <w:tcW w:w="2614" w:type="dxa"/>
+            <w:tcBorders>
+              <w:top w:val="single" w:sz="6" w:space="0" w:color="auto"/>
+              <w:left w:val="single" w:sz="0" w:space="0" w:color="auto"/>
+              <w:bottom w:val="single" w:sz="0" w:space="0" w:color="auto"/>
+              <w:right w:val="single" w:sz="0" w:space="0" w:color="auto"/>
+            </w:tcBorders>
+          </w:tcPr>
+          <w:p>
+            <w:pPr>
+              <w:rPr>
+                <w:rFonts w:ascii="Helvetica Neue" w:eastAsia="Helvetica Neue" w:hAnsi="Helvetica Neue" w:cs="Helvetica Neue"/>
+                <w:color w:val="000000" w:themeColor="text1"/>
+                <w:sz w:val="21"/>
+                <w:szCs w:val="21"/>
+              </w:rPr>
+            </w:pPr>
+            <w:r>
+              <w:rPr>
+                <w:rFonts w:ascii="Helvetica Neue" w:eastAsia="Helvetica Neue" w:hAnsi="Helvetica Neue" w:cs="Helvetica Neue"/>
+                <w:color w:val="000000" w:themeColor="text1"/>
+                <w:sz w:val="21"/>
+                <w:szCs w:val="21"/>
+              </w:rPr>
+              <w:t>1</w:t>
+            </w:r>
+          </w:p>
+        </w:tc>
+        <w:tc>
+          <w:tcPr>
+            <w:tcW w:w="2614" w:type="dxa"/>
+            <w:tcBorders>
+              <w:top w:val="single" w:sz="6" w:space="0" w:color="auto"/>
+              <w:left w:val="single" w:sz="0" w:space="0" w:color="auto"/>
+              <w:bottom w:val="single" w:sz="0" w:space="0" w:color="auto"/>
+              <w:right w:val="single" w:sz="0" w:space="0" w:color="auto"/>
+            </w:tcBorders>
+          </w:tcPr>
+          <w:p>
+            <w:pPr>
+              <w:rPr>
+                <w:rFonts w:ascii="Helvetica Neue" w:eastAsia="Helvetica Neue" w:hAnsi="Helvetica Neue" w:cs="Helvetica Neue"/>
+                <w:color w:val="000000" w:themeColor="text1"/>
+                <w:sz w:val="21"/>
+                <w:szCs w:val="21"/>
+              </w:rPr>
+            </w:pPr>
+            <w:r>
+              <w:rPr>
+                <w:rFonts w:ascii="Helvetica Neue" w:eastAsia="Helvetica Neue" w:hAnsi="Helvetica Neue" w:cs="Helvetica Neue"/>
+                <w:color w:val="000000" w:themeColor="text1"/>
+                <w:sz w:val="21"/>
+                <w:szCs w:val="21"/>
+              </w:rPr>
+              <w:t>5.0</w:t>
+            </w:r>
+          </w:p>
+        </w:tc>
+      </w:tr>
+      <w:tr>
+        <w:tc>
+          <w:tcPr>
+            <w:tcW w:w="2614" w:type="dxa"/>
+            <w:tcBorders>
+              <w:top w:val="single" w:sz="6" w:space="0" w:color="auto"/>
+              <w:left w:val="single" w:sz="0" w:space="0" w:color="auto"/>
+              <w:bottom w:val="single" w:sz="0" w:space="0" w:color="auto"/>
+              <w:right w:val="single" w:sz="0" w:space="0" w:color="auto"/>
+            </w:tcBorders>
+          </w:tcPr>
+          <w:p>
+            <w:pPr>
+              <w:rPr>
+                <w:rFonts w:ascii="Helvetica Neue" w:eastAsia="Helvetica Neue" w:hAnsi="Helvetica Neue" w:cs="Helvetica Neue"/>
+                <w:b/>
+                <w:bCs/>
+                <w:color w:val="000000" w:themeColor="text1"/>
+                <w:sz w:val="12"/>
+                <w:szCs w:val="12"/>
+              </w:rPr>
+            </w:pPr>
+            <w:r>
+              <w:rPr>
+                <w:rFonts w:ascii="Helvetica Neue" w:eastAsia="Helvetica Neue" w:hAnsi="Helvetica Neue" w:cs="Helvetica Neue"/>
+                <w:b/>
+                <w:bCs/>
+                <w:color w:val="000000" w:themeColor="text1"/>
+                <w:sz w:val="12"/>
+                <w:szCs w:val="12"/>
+              </w:rPr>
+              <w:t>17</w:t>
+            </w:r>
+          </w:p>
+        </w:tc>
+        <w:tc>
+          <w:tcPr>
+            <w:tcW w:w="2614" w:type="dxa"/>
+            <w:tcBorders>
+              <w:top w:val="single" w:sz="6" w:space="0" w:color="auto"/>
+              <w:left w:val="single" w:sz="0" w:space="0" w:color="auto"/>
+              <w:bottom w:val="single" w:sz="0" w:space="0" w:color="auto"/>
+              <w:right w:val="single" w:sz="0" w:space="0" w:color="auto"/>
+            </w:tcBorders>
+          </w:tcPr>
+          <w:p>
+            <w:pPr>
+              <w:rPr>
+                <w:rFonts w:ascii="Helvetica Neue" w:eastAsia="Helvetica Neue" w:hAnsi="Helvetica Neue" w:cs="Helvetica Neue"/>
+                <w:color w:val="000000" w:themeColor="text1"/>
+                <w:sz w:val="21"/>
+                <w:szCs w:val="21"/>
+              </w:rPr>
+            </w:pPr>
+            <w:r>
+              <w:rPr>
+                <w:rFonts w:ascii="Helvetica Neue" w:eastAsia="Helvetica Neue" w:hAnsi="Helvetica Neue" w:cs="Helvetica Neue"/>
+                <w:color w:val="000000" w:themeColor="text1"/>
+                <w:sz w:val="21"/>
+                <w:szCs w:val="21"/>
+              </w:rPr>
+              <w:t>"Jennifer Boger"</w:t>
+            </w:r>
+          </w:p>
+        </w:tc>
+        <w:tc>
+          <w:tcPr>
+            <w:tcW w:w="2614" w:type="dxa"/>
+            <w:tcBorders>
+              <w:top w:val="single" w:sz="6" w:space="0" w:color="auto"/>
+              <w:left w:val="single" w:sz="0" w:space="0" w:color="auto"/>
+              <w:bottom w:val="single" w:sz="0" w:space="0" w:color="auto"/>
+              <w:right w:val="single" w:sz="0" w:space="0" w:color="auto"/>
+            </w:tcBorders>
+          </w:tcPr>
+          <w:p>
+            <w:pPr>
+              <w:rPr>
+                <w:rFonts w:ascii="Helvetica Neue" w:eastAsia="Helvetica Neue" w:hAnsi="Helvetica Neue" w:cs="Helvetica Neue"/>
+                <w:color w:val="000000" w:themeColor="text1"/>
+                <w:sz w:val="21"/>
+                <w:szCs w:val="21"/>
+              </w:rPr>
+            </w:pPr>
+            <w:r>
+              <w:rPr>
+                <w:rFonts w:ascii="Helvetica Neue" w:eastAsia="Helvetica Neue" w:hAnsi="Helvetica Neue" w:cs="Helvetica Neue"/>
+                <w:color w:val="000000" w:themeColor="text1"/>
+                <w:sz w:val="21"/>
+                <w:szCs w:val="21"/>
+              </w:rPr>
+              <w:t>1</w:t>
+            </w:r>
+          </w:p>
+        </w:tc>
+        <w:tc>
+          <w:tcPr>
+            <w:tcW w:w="2614" w:type="dxa"/>
+            <w:tcBorders>
+              <w:top w:val="single" w:sz="6" w:space="0" w:color="auto"/>
+              <w:left w:val="single" w:sz="0" w:space="0" w:color="auto"/>
+              <w:bottom w:val="single" w:sz="0" w:space="0" w:color="auto"/>
+              <w:right w:val="single" w:sz="0" w:space="0" w:color="auto"/>
+            </w:tcBorders>
+          </w:tcPr>
+          <w:p>
+            <w:pPr>
+              <w:rPr>
+                <w:rFonts w:ascii="Helvetica Neue" w:eastAsia="Helvetica Neue" w:hAnsi="Helvetica Neue" w:cs="Helvetica Neue"/>
+                <w:color w:val="000000" w:themeColor="text1"/>
+                <w:sz w:val="21"/>
+                <w:szCs w:val="21"/>
+              </w:rPr>
+            </w:pPr>
+            <w:r>
+              <w:rPr>
+                <w:rFonts w:ascii="Helvetica Neue" w:eastAsia="Helvetica Neue" w:hAnsi="Helvetica Neue" w:cs="Helvetica Neue"/>
+                <w:color w:val="000000" w:themeColor="text1"/>
+                <w:sz w:val="21"/>
+                <w:szCs w:val="21"/>
+              </w:rPr>
+              <w:t>5.0</w:t>
+            </w:r>
+          </w:p>
+        </w:tc>
+      </w:tr>
+      <w:tr>
+        <w:tc>
+          <w:tcPr>
+            <w:tcW w:w="2614" w:type="dxa"/>
+            <w:tcBorders>
+              <w:top w:val="single" w:sz="6" w:space="0" w:color="auto"/>
+              <w:left w:val="single" w:sz="0" w:space="0" w:color="auto"/>
+              <w:bottom w:val="single" w:sz="0" w:space="0" w:color="auto"/>
+              <w:right w:val="single" w:sz="0" w:space="0" w:color="auto"/>
+            </w:tcBorders>
+          </w:tcPr>
+          <w:p>
+            <w:pPr>
+              <w:rPr>
+                <w:rFonts w:ascii="Helvetica Neue" w:eastAsia="Helvetica Neue" w:hAnsi="Helvetica Neue" w:cs="Helvetica Neue"/>
+                <w:b/>
+                <w:bCs/>
+                <w:color w:val="000000" w:themeColor="text1"/>
+                <w:sz w:val="12"/>
+                <w:szCs w:val="12"/>
+              </w:rPr>
+            </w:pPr>
+            <w:r>
+              <w:rPr>
+                <w:rFonts w:ascii="Helvetica Neue" w:eastAsia="Helvetica Neue" w:hAnsi="Helvetica Neue" w:cs="Helvetica Neue"/>
+                <w:b/>
+                <w:bCs/>
+                <w:color w:val="000000" w:themeColor="text1"/>
+                <w:sz w:val="12"/>
+                <w:szCs w:val="12"/>
+              </w:rPr>
+              <w:t>18</w:t>
+            </w:r>
+          </w:p>
+        </w:tc>
+        <w:tc>
+          <w:tcPr>
+            <w:tcW w:w="2614" w:type="dxa"/>
+            <w:tcBorders>
+              <w:top w:val="single" w:sz="6" w:space="0" w:color="auto"/>
+              <w:left w:val="single" w:sz="0" w:space="0" w:color="auto"/>
+              <w:bottom w:val="single" w:sz="0" w:space="0" w:color="auto"/>
+              <w:right w:val="single" w:sz="0" w:space="0" w:color="auto"/>
+            </w:tcBorders>
+          </w:tcPr>
+          <w:p>
+            <w:pPr>
+              <w:rPr>
+                <w:rFonts w:ascii="Helvetica Neue" w:eastAsia="Helvetica Neue" w:hAnsi="Helvetica Neue" w:cs="Helvetica Neue"/>
+                <w:color w:val="000000" w:themeColor="text1"/>
+                <w:sz w:val="21"/>
+                <w:szCs w:val="21"/>
+              </w:rPr>
+            </w:pPr>
+            <w:r>
+              <w:rPr>
+                <w:rFonts w:ascii="Helvetica Neue" w:eastAsia="Helvetica Neue" w:hAnsi="Helvetica Neue" w:cs="Helvetica Neue"/>
+                <w:color w:val="000000" w:themeColor="text1"/>
+                <w:sz w:val="21"/>
+                <w:szCs w:val="21"/>
+              </w:rPr>
+              <w:t>"Stephen Czarnuch"</w:t>
+            </w:r>
+          </w:p>
+        </w:tc>
+        <w:tc>
+          <w:tcPr>
+            <w:tcW w:w="2614" w:type="dxa"/>
+            <w:tcBorders>
+              <w:top w:val="single" w:sz="6" w:space="0" w:color="auto"/>
+              <w:left w:val="single" w:sz="0" w:space="0" w:color="auto"/>
+              <w:bottom w:val="single" w:sz="0" w:space="0" w:color="auto"/>
+              <w:right w:val="single" w:sz="0" w:space="0" w:color="auto"/>
+            </w:tcBorders>
+          </w:tcPr>
+          <w:p>
+            <w:pPr>
+              <w:rPr>
+                <w:rFonts w:ascii="Helvetica Neue" w:eastAsia="Helvetica Neue" w:hAnsi="Helvetica Neue" w:cs="Helvetica Neue"/>
+                <w:color w:val="000000" w:themeColor="text1"/>
+                <w:sz w:val="21"/>
+                <w:szCs w:val="21"/>
+              </w:rPr>
+            </w:pPr>
+            <w:r>
+              <w:rPr>
+                <w:rFonts w:ascii="Helvetica Neue" w:eastAsia="Helvetica Neue" w:hAnsi="Helvetica Neue" w:cs="Helvetica Neue"/>
+                <w:color w:val="000000" w:themeColor="text1"/>
+                <w:sz w:val="21"/>
+                <w:szCs w:val="21"/>
+              </w:rPr>
+              <w:t>1</w:t>
+            </w:r>
+          </w:p>
+        </w:tc>
+        <w:tc>
+          <w:tcPr>
+            <w:tcW w:w="2614" w:type="dxa"/>
+            <w:tcBorders>
+              <w:top w:val="single" w:sz="6" w:space="0" w:color="auto"/>
+              <w:left w:val="single" w:sz="0" w:space="0" w:color="auto"/>
+              <w:bottom w:val="single" w:sz="0" w:space="0" w:color="auto"/>
+              <w:right w:val="single" w:sz="0" w:space="0" w:color="auto"/>
+            </w:tcBorders>
+          </w:tcPr>
+          <w:p>
+            <w:pPr>
+              <w:rPr>
+                <w:rFonts w:ascii="Helvetica Neue" w:eastAsia="Helvetica Neue" w:hAnsi="Helvetica Neue" w:cs="Helvetica Neue"/>
+                <w:color w:val="000000" w:themeColor="text1"/>
+                <w:sz w:val="21"/>
+                <w:szCs w:val="21"/>
+              </w:rPr>
+            </w:pPr>
+            <w:r>
+              <w:rPr>
+                <w:rFonts w:ascii="Helvetica Neue" w:eastAsia="Helvetica Neue" w:hAnsi="Helvetica Neue" w:cs="Helvetica Neue"/>
+                <w:color w:val="000000" w:themeColor="text1"/>
+                <w:sz w:val="21"/>
+                <w:szCs w:val="21"/>
+              </w:rPr>
+              <w:t>5.0</w:t>
+            </w:r>
+          </w:p>
+        </w:tc>
+      </w:tr>
+      <w:tr>
+        <w:tc>
+          <w:tcPr>
+            <w:tcW w:w="2614" w:type="dxa"/>
+            <w:tcBorders>
+              <w:top w:val="single" w:sz="6" w:space="0" w:color="auto"/>
+              <w:left w:val="single" w:sz="0" w:space="0" w:color="auto"/>
+              <w:bottom w:val="single" w:sz="0" w:space="0" w:color="auto"/>
+              <w:right w:val="single" w:sz="0" w:space="0" w:color="auto"/>
+            </w:tcBorders>
+          </w:tcPr>
+          <w:p>
+            <w:pPr>
+              <w:rPr>
+                <w:rFonts w:ascii="Helvetica Neue" w:eastAsia="Helvetica Neue" w:hAnsi="Helvetica Neue" w:cs="Helvetica Neue"/>
+                <w:b/>
+                <w:bCs/>
+                <w:color w:val="000000" w:themeColor="text1"/>
+                <w:sz w:val="12"/>
+                <w:szCs w:val="12"/>
+              </w:rPr>
+            </w:pPr>
+            <w:r>
+              <w:rPr>
+                <w:rFonts w:ascii="Helvetica Neue" w:eastAsia="Helvetica Neue" w:hAnsi="Helvetica Neue" w:cs="Helvetica Neue"/>
+                <w:b/>
+                <w:bCs/>
+                <w:color w:val="000000" w:themeColor="text1"/>
+                <w:sz w:val="12"/>
+                <w:szCs w:val="12"/>
+              </w:rPr>
+              <w:t>19</w:t>
+            </w:r>
+          </w:p>
+        </w:tc>
+        <w:tc>
+          <w:tcPr>
+            <w:tcW w:w="2614" w:type="dxa"/>
+            <w:tcBorders>
+              <w:top w:val="single" w:sz="6" w:space="0" w:color="auto"/>
+              <w:left w:val="single" w:sz="0" w:space="0" w:color="auto"/>
+              <w:bottom w:val="single" w:sz="0" w:space="0" w:color="auto"/>
+              <w:right w:val="single" w:sz="0" w:space="0" w:color="auto"/>
+            </w:tcBorders>
+          </w:tcPr>
+          <w:p>
+            <w:pPr>
+              <w:rPr>
+                <w:rFonts w:ascii="Helvetica Neue" w:eastAsia="Helvetica Neue" w:hAnsi="Helvetica Neue" w:cs="Helvetica Neue"/>
+                <w:color w:val="000000" w:themeColor="text1"/>
+                <w:sz w:val="21"/>
+                <w:szCs w:val="21"/>
+              </w:rPr>
+            </w:pPr>
+            <w:r>
+              <w:rPr>
+                <w:rFonts w:ascii="Helvetica Neue" w:eastAsia="Helvetica Neue" w:hAnsi="Helvetica Neue" w:cs="Helvetica Neue"/>
+                <w:color w:val="000000" w:themeColor="text1"/>
+                <w:sz w:val="21"/>
+                <w:szCs w:val="21"/>
+              </w:rPr>
+              <w:t>"Tizneem Jiancaro"</w:t>
+            </w:r>
+          </w:p>
+        </w:tc>
+        <w:tc>
+          <w:tcPr>
+            <w:tcW w:w="2614" w:type="dxa"/>
+            <w:tcBorders>
+              <w:top w:val="single" w:sz="6" w:space="0" w:color="auto"/>
+              <w:left w:val="single" w:sz="0" w:space="0" w:color="auto"/>
+              <w:bottom w:val="single" w:sz="0" w:space="0" w:color="auto"/>
+              <w:right w:val="single" w:sz="0" w:space="0" w:color="auto"/>
+            </w:tcBorders>
+          </w:tcPr>
+          <w:p>
+            <w:pPr>
+              <w:rPr>
+                <w:rFonts w:ascii="Helvetica Neue" w:eastAsia="Helvetica Neue" w:hAnsi="Helvetica Neue" w:cs="Helvetica Neue"/>
+                <w:color w:val="000000" w:themeColor="text1"/>
+                <w:sz w:val="21"/>
+                <w:szCs w:val="21"/>
+              </w:rPr>
+            </w:pPr>
+            <w:r>
+              <w:rPr>
+                <w:rFonts w:ascii="Helvetica Neue" w:eastAsia="Helvetica Neue" w:hAnsi="Helvetica Neue" w:cs="Helvetica Neue"/>
+                <w:color w:val="000000" w:themeColor="text1"/>
+                <w:sz w:val="21"/>
+                <w:szCs w:val="21"/>
+              </w:rPr>
+              <w:t>1</w:t>
+            </w:r>
+          </w:p>
+        </w:tc>
+        <w:tc>
+          <w:tcPr>
+            <w:tcW w:w="2614" w:type="dxa"/>
+            <w:tcBorders>
+              <w:top w:val="single" w:sz="6" w:space="0" w:color="auto"/>
+              <w:left w:val="single" w:sz="0" w:space="0" w:color="auto"/>
+              <w:bottom w:val="single" w:sz="0" w:space="0" w:color="auto"/>
+              <w:right w:val="single" w:sz="0" w:space="0" w:color="auto"/>
+            </w:tcBorders>
+          </w:tcPr>
+          <w:p>
+            <w:pPr>
+              <w:rPr>
+                <w:rFonts w:ascii="Helvetica Neue" w:eastAsia="Helvetica Neue" w:hAnsi="Helvetica Neue" w:cs="Helvetica Neue"/>
+                <w:color w:val="000000" w:themeColor="text1"/>
+                <w:sz w:val="21"/>
+                <w:szCs w:val="21"/>
+              </w:rPr>
+            </w:pPr>
+            <w:r>
+              <w:rPr>
+                <w:rFonts w:ascii="Helvetica Neue" w:eastAsia="Helvetica Neue" w:hAnsi="Helvetica Neue" w:cs="Helvetica Neue"/>
+                <w:color w:val="000000" w:themeColor="text1"/>
+                <w:sz w:val="21"/>
+                <w:szCs w:val="21"/>
+              </w:rPr>
+              <w:t>5.0</w:t>
+            </w:r>
+          </w:p>
+        </w:tc>
+      </w:tr>
+      <w:tr>
+        <w:tc>
+          <w:tcPr>
+            <w:tcW w:w="2614" w:type="dxa"/>
+            <w:tcBorders>
+              <w:top w:val="single" w:sz="6" w:space="0" w:color="auto"/>
+              <w:left w:val="single" w:sz="0" w:space="0" w:color="auto"/>
+              <w:bottom w:val="single" w:sz="0" w:space="0" w:color="auto"/>
+              <w:right w:val="single" w:sz="0" w:space="0" w:color="auto"/>
+            </w:tcBorders>
+          </w:tcPr>
+          <w:p>
+            <w:pPr>
+              <w:rPr>
+                <w:rFonts w:ascii="Helvetica Neue" w:eastAsia="Helvetica Neue" w:hAnsi="Helvetica Neue" w:cs="Helvetica Neue"/>
+                <w:b/>
+                <w:bCs/>
+                <w:color w:val="000000" w:themeColor="text1"/>
+                <w:sz w:val="12"/>
+                <w:szCs w:val="12"/>
+              </w:rPr>
+            </w:pPr>
+            <w:r>
+              <w:rPr>
+                <w:rFonts w:ascii="Helvetica Neue" w:eastAsia="Helvetica Neue" w:hAnsi="Helvetica Neue" w:cs="Helvetica Neue"/>
+                <w:b/>
+                <w:bCs/>
+                <w:color w:val="000000" w:themeColor="text1"/>
+                <w:sz w:val="12"/>
+                <w:szCs w:val="12"/>
+              </w:rPr>
+              <w:t>20</w:t>
+            </w:r>
+          </w:p>
+        </w:tc>
+        <w:tc>
+          <w:tcPr>
+            <w:tcW w:w="2614" w:type="dxa"/>
+            <w:tcBorders>
+              <w:top w:val="single" w:sz="6" w:space="0" w:color="auto"/>
+              <w:left w:val="single" w:sz="0" w:space="0" w:color="auto"/>
+              <w:bottom w:val="single" w:sz="0" w:space="0" w:color="auto"/>
+              <w:right w:val="single" w:sz="0" w:space="0" w:color="auto"/>
+            </w:tcBorders>
+          </w:tcPr>
+          <w:p>
+            <w:pPr>
+              <w:rPr>
+                <w:rFonts w:ascii="Helvetica Neue" w:eastAsia="Helvetica Neue" w:hAnsi="Helvetica Neue" w:cs="Helvetica Neue"/>
+                <w:color w:val="000000" w:themeColor="text1"/>
+                <w:sz w:val="21"/>
+                <w:szCs w:val="21"/>
+              </w:rPr>
+            </w:pPr>
+            <w:r>
+              <w:rPr>
+                <w:rFonts w:ascii="Helvetica Neue" w:eastAsia="Helvetica Neue" w:hAnsi="Helvetica Neue" w:cs="Helvetica Neue"/>
+                <w:color w:val="000000" w:themeColor="text1"/>
+                <w:sz w:val="21"/>
+                <w:szCs w:val="21"/>
+              </w:rPr>
+              <w:t>"Jesse Hoey"</w:t>
+            </w:r>
+          </w:p>
+        </w:tc>
+        <w:tc>
+          <w:tcPr>
+            <w:tcW w:w="2614" w:type="dxa"/>
+            <w:tcBorders>
+              <w:top w:val="single" w:sz="6" w:space="0" w:color="auto"/>
+              <w:left w:val="single" w:sz="0" w:space="0" w:color="auto"/>
+              <w:bottom w:val="single" w:sz="0" w:space="0" w:color="auto"/>
+              <w:right w:val="single" w:sz="0" w:space="0" w:color="auto"/>
+            </w:tcBorders>
+          </w:tcPr>
+          <w:p>
+            <w:pPr>
+              <w:rPr>
+                <w:rFonts w:ascii="Helvetica Neue" w:eastAsia="Helvetica Neue" w:hAnsi="Helvetica Neue" w:cs="Helvetica Neue"/>
+                <w:color w:val="000000" w:themeColor="text1"/>
+                <w:sz w:val="21"/>
+                <w:szCs w:val="21"/>
+              </w:rPr>
+            </w:pPr>
+            <w:r>
+              <w:rPr>
+                <w:rFonts w:ascii="Helvetica Neue" w:eastAsia="Helvetica Neue" w:hAnsi="Helvetica Neue" w:cs="Helvetica Neue"/>
+                <w:color w:val="000000" w:themeColor="text1"/>
+                <w:sz w:val="21"/>
+                <w:szCs w:val="21"/>
+              </w:rPr>
+              <w:t>1</w:t>
+            </w:r>
+          </w:p>
+        </w:tc>
+        <w:tc>
+          <w:tcPr>
+            <w:tcW w:w="2614" w:type="dxa"/>
+            <w:tcBorders>
+              <w:top w:val="single" w:sz="6" w:space="0" w:color="auto"/>
+              <w:left w:val="single" w:sz="0" w:space="0" w:color="auto"/>
+              <w:bottom w:val="single" w:sz="0" w:space="0" w:color="auto"/>
+              <w:right w:val="single" w:sz="0" w:space="0" w:color="auto"/>
+            </w:tcBorders>
+          </w:tcPr>
+          <w:p>
+            <w:pPr>
+              <w:rPr>
+                <w:rFonts w:ascii="Helvetica Neue" w:eastAsia="Helvetica Neue" w:hAnsi="Helvetica Neue" w:cs="Helvetica Neue"/>
+                <w:color w:val="000000" w:themeColor="text1"/>
+                <w:sz w:val="21"/>
+                <w:szCs w:val="21"/>
+              </w:rPr>
+            </w:pPr>
+            <w:r>
+              <w:rPr>
+                <w:rFonts w:ascii="Helvetica Neue" w:eastAsia="Helvetica Neue" w:hAnsi="Helvetica Neue" w:cs="Helvetica Neue"/>
+                <w:color w:val="000000" w:themeColor="text1"/>
+                <w:sz w:val="21"/>
+                <w:szCs w:val="21"/>
+              </w:rPr>
+              <w:t>5.0</w:t>
+            </w:r>
+          </w:p>
+        </w:tc>
+      </w:tr>
+      <w:tr>
+        <w:tc>
+          <w:tcPr>
+            <w:tcW w:w="2614" w:type="dxa"/>
+            <w:tcBorders>
+              <w:top w:val="single" w:sz="6" w:space="0" w:color="auto"/>
+              <w:left w:val="single" w:sz="0" w:space="0" w:color="auto"/>
+              <w:bottom w:val="single" w:sz="0" w:space="0" w:color="auto"/>
+              <w:right w:val="single" w:sz="0" w:space="0" w:color="auto"/>
+            </w:tcBorders>
+          </w:tcPr>
+          <w:p>
+            <w:pPr>
+              <w:rPr>
+                <w:rFonts w:ascii="Helvetica Neue" w:eastAsia="Helvetica Neue" w:hAnsi="Helvetica Neue" w:cs="Helvetica Neue"/>
+                <w:b/>
+                <w:bCs/>
+                <w:color w:val="000000" w:themeColor="text1"/>
+                <w:sz w:val="12"/>
+                <w:szCs w:val="12"/>
+              </w:rPr>
+            </w:pPr>
+            <w:r>
+              <w:rPr>
+                <w:rFonts w:ascii="Helvetica Neue" w:eastAsia="Helvetica Neue" w:hAnsi="Helvetica Neue" w:cs="Helvetica Neue"/>
+                <w:b/>
+                <w:bCs/>
+                <w:color w:val="000000" w:themeColor="text1"/>
+                <w:sz w:val="12"/>
+                <w:szCs w:val="12"/>
+              </w:rPr>
+              <w:t>21</w:t>
+            </w:r>
+          </w:p>
+        </w:tc>
+        <w:tc>
+          <w:tcPr>
+            <w:tcW w:w="2614" w:type="dxa"/>
+            <w:tcBorders>
+              <w:top w:val="single" w:sz="6" w:space="0" w:color="auto"/>
+              <w:left w:val="single" w:sz="0" w:space="0" w:color="auto"/>
+              <w:bottom w:val="single" w:sz="0" w:space="0" w:color="auto"/>
+              <w:right w:val="single" w:sz="0" w:space="0" w:color="auto"/>
+            </w:tcBorders>
+          </w:tcPr>
+          <w:p>
+            <w:pPr>
+              <w:rPr>
+                <w:rFonts w:ascii="Helvetica Neue" w:eastAsia="Helvetica Neue" w:hAnsi="Helvetica Neue" w:cs="Helvetica Neue"/>
+                <w:color w:val="000000" w:themeColor="text1"/>
+                <w:sz w:val="21"/>
+                <w:szCs w:val="21"/>
+              </w:rPr>
+            </w:pPr>
+            <w:r>
+              <w:rPr>
+                <w:rFonts w:ascii="Helvetica Neue" w:eastAsia="Helvetica Neue" w:hAnsi="Helvetica Neue" w:cs="Helvetica Neue"/>
+                <w:color w:val="000000" w:themeColor="text1"/>
+                <w:sz w:val="21"/>
+                <w:szCs w:val="21"/>
+              </w:rPr>
+              <w:t>"Stephen I. Long"</w:t>
+            </w:r>
+          </w:p>
+        </w:tc>
+        <w:tc>
+          <w:tcPr>
+            <w:tcW w:w="2614" w:type="dxa"/>
+            <w:tcBorders>
+              <w:top w:val="single" w:sz="6" w:space="0" w:color="auto"/>
+              <w:left w:val="single" w:sz="0" w:space="0" w:color="auto"/>
+              <w:bottom w:val="single" w:sz="0" w:space="0" w:color="auto"/>
+              <w:right w:val="single" w:sz="0" w:space="0" w:color="auto"/>
+            </w:tcBorders>
+          </w:tcPr>
+          <w:p>
+            <w:pPr>
+              <w:rPr>
+                <w:rFonts w:ascii="Helvetica Neue" w:eastAsia="Helvetica Neue" w:hAnsi="Helvetica Neue" w:cs="Helvetica Neue"/>
+                <w:color w:val="000000" w:themeColor="text1"/>
+                <w:sz w:val="21"/>
+                <w:szCs w:val="21"/>
+              </w:rPr>
+            </w:pPr>
+            <w:r>
+              <w:rPr>
+                <w:rFonts w:ascii="Helvetica Neue" w:eastAsia="Helvetica Neue" w:hAnsi="Helvetica Neue" w:cs="Helvetica Neue"/>
+                <w:color w:val="000000" w:themeColor="text1"/>
+                <w:sz w:val="21"/>
+                <w:szCs w:val="21"/>
+              </w:rPr>
+              <w:t>1</w:t>
+            </w:r>
+          </w:p>
+        </w:tc>
+        <w:tc>
+          <w:tcPr>
+            <w:tcW w:w="2614" w:type="dxa"/>
+            <w:tcBorders>
+              <w:top w:val="single" w:sz="6" w:space="0" w:color="auto"/>
+              <w:left w:val="single" w:sz="0" w:space="0" w:color="auto"/>
+              <w:bottom w:val="single" w:sz="0" w:space="0" w:color="auto"/>
+              <w:right w:val="single" w:sz="0" w:space="0" w:color="auto"/>
+            </w:tcBorders>
+          </w:tcPr>
+          <w:p>
+            <w:pPr>
+              <w:rPr>
+                <w:rFonts w:ascii="Helvetica Neue" w:eastAsia="Helvetica Neue" w:hAnsi="Helvetica Neue" w:cs="Helvetica Neue"/>
+                <w:color w:val="000000" w:themeColor="text1"/>
+                <w:sz w:val="21"/>
+                <w:szCs w:val="21"/>
+              </w:rPr>
+            </w:pPr>
+            <w:r>
+              <w:rPr>
+                <w:rFonts w:ascii="Helvetica Neue" w:eastAsia="Helvetica Neue" w:hAnsi="Helvetica Neue" w:cs="Helvetica Neue"/>
+                <w:color w:val="000000" w:themeColor="text1"/>
+                <w:sz w:val="21"/>
+                <w:szCs w:val="21"/>
+              </w:rPr>
+              <w:t>5.0</w:t>
+            </w:r>
+          </w:p>
+        </w:tc>
+      </w:tr>
+      <w:tr>
+        <w:tc>
+          <w:tcPr>
+            <w:tcW w:w="2614" w:type="dxa"/>
+            <w:tcBorders>
+              <w:top w:val="single" w:sz="6" w:space="0" w:color="auto"/>
+              <w:left w:val="single" w:sz="0" w:space="0" w:color="auto"/>
+              <w:bottom w:val="single" w:sz="0" w:space="0" w:color="auto"/>
+              <w:right w:val="single" w:sz="0" w:space="0" w:color="auto"/>
+            </w:tcBorders>
+          </w:tcPr>
+          <w:p>
+            <w:pPr>
+              <w:rPr>
+                <w:rFonts w:ascii="Helvetica Neue" w:eastAsia="Helvetica Neue" w:hAnsi="Helvetica Neue" w:cs="Helvetica Neue"/>
+                <w:b/>
+                <w:bCs/>
+                <w:color w:val="000000" w:themeColor="text1"/>
+                <w:sz w:val="12"/>
+                <w:szCs w:val="12"/>
+              </w:rPr>
+            </w:pPr>
+            <w:r>
+              <w:rPr>
+                <w:rFonts w:ascii="Helvetica Neue" w:eastAsia="Helvetica Neue" w:hAnsi="Helvetica Neue" w:cs="Helvetica Neue"/>
+                <w:b/>
+                <w:bCs/>
+                <w:color w:val="000000" w:themeColor="text1"/>
+                <w:sz w:val="12"/>
+                <w:szCs w:val="12"/>
+              </w:rPr>
+              <w:t>22</w:t>
+            </w:r>
+          </w:p>
+        </w:tc>
+        <w:tc>
+          <w:tcPr>
+            <w:tcW w:w="2614" w:type="dxa"/>
+            <w:tcBorders>
+              <w:top w:val="single" w:sz="6" w:space="0" w:color="auto"/>
+              <w:left w:val="single" w:sz="0" w:space="0" w:color="auto"/>
+              <w:bottom w:val="single" w:sz="0" w:space="0" w:color="auto"/>
+              <w:right w:val="single" w:sz="0" w:space="0" w:color="auto"/>
+            </w:tcBorders>
+          </w:tcPr>
+          <w:p>
+            <w:pPr>
+              <w:rPr>
+                <w:rFonts w:ascii="Helvetica Neue" w:eastAsia="Helvetica Neue" w:hAnsi="Helvetica Neue" w:cs="Helvetica Neue"/>
+                <w:color w:val="000000" w:themeColor="text1"/>
+                <w:sz w:val="21"/>
+                <w:szCs w:val="21"/>
+              </w:rPr>
+            </w:pPr>
+            <w:r>
+              <w:rPr>
+                <w:rFonts w:ascii="Helvetica Neue" w:eastAsia="Helvetica Neue" w:hAnsi="Helvetica Neue" w:cs="Helvetica Neue"/>
+                <w:color w:val="000000" w:themeColor="text1"/>
+                <w:sz w:val="21"/>
+                <w:szCs w:val="21"/>
+              </w:rPr>
+              <w:t>"Christopher Bissell"</w:t>
+            </w:r>
+          </w:p>
+        </w:tc>
+        <w:tc>
+          <w:tcPr>
+            <w:tcW w:w="2614" w:type="dxa"/>
+            <w:tcBorders>
+              <w:top w:val="single" w:sz="6" w:space="0" w:color="auto"/>
+              <w:left w:val="single" w:sz="0" w:space="0" w:color="auto"/>
+              <w:bottom w:val="single" w:sz="0" w:space="0" w:color="auto"/>
+              <w:right w:val="single" w:sz="0" w:space="0" w:color="auto"/>
+            </w:tcBorders>
+          </w:tcPr>
+          <w:p>
+            <w:pPr>
+              <w:rPr>
+                <w:rFonts w:ascii="Helvetica Neue" w:eastAsia="Helvetica Neue" w:hAnsi="Helvetica Neue" w:cs="Helvetica Neue"/>
+                <w:color w:val="000000" w:themeColor="text1"/>
+                <w:sz w:val="21"/>
+                <w:szCs w:val="21"/>
+              </w:rPr>
+            </w:pPr>
+            <w:r>
+              <w:rPr>
+                <w:rFonts w:ascii="Helvetica Neue" w:eastAsia="Helvetica Neue" w:hAnsi="Helvetica Neue" w:cs="Helvetica Neue"/>
+                <w:color w:val="000000" w:themeColor="text1"/>
+                <w:sz w:val="21"/>
+                <w:szCs w:val="21"/>
+              </w:rPr>
+              <w:t>1</w:t>
+            </w:r>
+          </w:p>
+        </w:tc>
+        <w:tc>
+          <w:tcPr>
+            <w:tcW w:w="2614" w:type="dxa"/>
+            <w:tcBorders>
+              <w:top w:val="single" w:sz="6" w:space="0" w:color="auto"/>
+              <w:left w:val="single" w:sz="0" w:space="0" w:color="auto"/>
+              <w:bottom w:val="single" w:sz="0" w:space="0" w:color="auto"/>
+              <w:right w:val="single" w:sz="0" w:space="0" w:color="auto"/>
+            </w:tcBorders>
+          </w:tcPr>
+          <w:p>
+            <w:pPr>
+              <w:rPr>
+                <w:rFonts w:ascii="Helvetica Neue" w:eastAsia="Helvetica Neue" w:hAnsi="Helvetica Neue" w:cs="Helvetica Neue"/>
+                <w:color w:val="000000" w:themeColor="text1"/>
+                <w:sz w:val="21"/>
+                <w:szCs w:val="21"/>
+              </w:rPr>
+            </w:pPr>
+            <w:r>
+              <w:rPr>
+                <w:rFonts w:ascii="Helvetica Neue" w:eastAsia="Helvetica Neue" w:hAnsi="Helvetica Neue" w:cs="Helvetica Neue"/>
+                <w:color w:val="000000" w:themeColor="text1"/>
+                <w:sz w:val="21"/>
+                <w:szCs w:val="21"/>
+              </w:rPr>
+              <w:t>5.0</w:t>
+            </w:r>
+          </w:p>
+        </w:tc>
+      </w:tr>
+      <w:tr>
+        <w:tc>
+          <w:tcPr>
+            <w:tcW w:w="2614" w:type="dxa"/>
+            <w:tcBorders>
+              <w:top w:val="single" w:sz="6" w:space="0" w:color="auto"/>
+              <w:left w:val="single" w:sz="0" w:space="0" w:color="auto"/>
+              <w:bottom w:val="single" w:sz="0" w:space="0" w:color="auto"/>
+              <w:right w:val="single" w:sz="0" w:space="0" w:color="auto"/>
+            </w:tcBorders>
+          </w:tcPr>
+          <w:p>
+            <w:pPr>
+              <w:rPr>
+                <w:rFonts w:ascii="Helvetica Neue" w:eastAsia="Helvetica Neue" w:hAnsi="Helvetica Neue" w:cs="Helvetica Neue"/>
+                <w:b/>
+                <w:bCs/>
+                <w:color w:val="000000" w:themeColor="text1"/>
+                <w:sz w:val="12"/>
+                <w:szCs w:val="12"/>
+              </w:rPr>
+            </w:pPr>
+            <w:r>
+              <w:rPr>
+                <w:rFonts w:ascii="Helvetica Neue" w:eastAsia="Helvetica Neue" w:hAnsi="Helvetica Neue" w:cs="Helvetica Neue"/>
+                <w:b/>
+                <w:bCs/>
+                <w:color w:val="000000" w:themeColor="text1"/>
+                <w:sz w:val="12"/>
+                <w:szCs w:val="12"/>
+              </w:rPr>
+              <w:t>23</w:t>
+            </w:r>
+          </w:p>
+        </w:tc>
+        <w:tc>
+          <w:tcPr>
+            <w:tcW w:w="2614" w:type="dxa"/>
+            <w:tcBorders>
+              <w:top w:val="single" w:sz="6" w:space="0" w:color="auto"/>
+              <w:left w:val="single" w:sz="0" w:space="0" w:color="auto"/>
+              <w:bottom w:val="single" w:sz="0" w:space="0" w:color="auto"/>
+              <w:right w:val="single" w:sz="0" w:space="0" w:color="auto"/>
+            </w:tcBorders>
+          </w:tcPr>
+          <w:p>
+            <w:pPr>
+              <w:rPr>
+                <w:rFonts w:ascii="Helvetica Neue" w:eastAsia="Helvetica Neue" w:hAnsi="Helvetica Neue" w:cs="Helvetica Neue"/>
+                <w:color w:val="000000" w:themeColor="text1"/>
+                <w:sz w:val="21"/>
+                <w:szCs w:val="21"/>
+              </w:rPr>
+            </w:pPr>
+            <w:r>
+              <w:rPr>
+                <w:rFonts w:ascii="Helvetica Neue" w:eastAsia="Helvetica Neue" w:hAnsi="Helvetica Neue" w:cs="Helvetica Neue"/>
+                <w:color w:val="000000" w:themeColor="text1"/>
+                <w:sz w:val="21"/>
+                <w:szCs w:val="21"/>
+              </w:rPr>
+              <w:t>"H. Dieter Rombach"</w:t>
+            </w:r>
+          </w:p>
+        </w:tc>
+        <w:tc>
+          <w:tcPr>
+            <w:tcW w:w="2614" w:type="dxa"/>
+            <w:tcBorders>
+              <w:top w:val="single" w:sz="6" w:space="0" w:color="auto"/>
+              <w:left w:val="single" w:sz="0" w:space="0" w:color="auto"/>
+              <w:bottom w:val="single" w:sz="0" w:space="0" w:color="auto"/>
+              <w:right w:val="single" w:sz="0" w:space="0" w:color="auto"/>
+            </w:tcBorders>
+          </w:tcPr>
+          <w:p>
+            <w:pPr>
+              <w:rPr>
+                <w:rFonts w:ascii="Helvetica Neue" w:eastAsia="Helvetica Neue" w:hAnsi="Helvetica Neue" w:cs="Helvetica Neue"/>
+                <w:color w:val="000000" w:themeColor="text1"/>
+                <w:sz w:val="21"/>
+                <w:szCs w:val="21"/>
+              </w:rPr>
+            </w:pPr>
+            <w:r>
+              <w:rPr>
+                <w:rFonts w:ascii="Helvetica Neue" w:eastAsia="Helvetica Neue" w:hAnsi="Helvetica Neue" w:cs="Helvetica Neue"/>
+                <w:color w:val="000000" w:themeColor="text1"/>
+                <w:sz w:val="21"/>
+                <w:szCs w:val="21"/>
+              </w:rPr>
+              <w:t>1</w:t>
+            </w:r>
+          </w:p>
+        </w:tc>
+        <w:tc>
+          <w:tcPr>
+            <w:tcW w:w="2614" w:type="dxa"/>
+            <w:tcBorders>
+              <w:top w:val="single" w:sz="6" w:space="0" w:color="auto"/>
+              <w:left w:val="single" w:sz="0" w:space="0" w:color="auto"/>
+              <w:bottom w:val="single" w:sz="0" w:space="0" w:color="auto"/>
+              <w:right w:val="single" w:sz="0" w:space="0" w:color="auto"/>
+            </w:tcBorders>
+          </w:tcPr>
+          <w:p>
+            <w:pPr>
+              <w:rPr>
+                <w:rFonts w:ascii="Helvetica Neue" w:eastAsia="Helvetica Neue" w:hAnsi="Helvetica Neue" w:cs="Helvetica Neue"/>
+                <w:color w:val="000000" w:themeColor="text1"/>
+                <w:sz w:val="21"/>
+                <w:szCs w:val="21"/>
+              </w:rPr>
+            </w:pPr>
+            <w:r>
+              <w:rPr>
+                <w:rFonts w:ascii="Helvetica Neue" w:eastAsia="Helvetica Neue" w:hAnsi="Helvetica Neue" w:cs="Helvetica Neue"/>
+                <w:color w:val="000000" w:themeColor="text1"/>
+                <w:sz w:val="21"/>
+                <w:szCs w:val="21"/>
+              </w:rPr>
+              <w:t>5.0</w:t>
+            </w:r>
+          </w:p>
+        </w:tc>
+      </w:tr>
+      <w:tr>
+        <w:tc>
+          <w:tcPr>
+            <w:tcW w:w="2614" w:type="dxa"/>
+            <w:tcBorders>
+              <w:top w:val="single" w:sz="6" w:space="0" w:color="auto"/>
+              <w:left w:val="single" w:sz="0" w:space="0" w:color="auto"/>
+              <w:bottom w:val="single" w:sz="0" w:space="0" w:color="auto"/>
+              <w:right w:val="single" w:sz="0" w:space="0" w:color="auto"/>
+            </w:tcBorders>
+          </w:tcPr>
+          <w:p>
+            <w:pPr>
+              <w:rPr>
+                <w:rFonts w:ascii="Helvetica Neue" w:eastAsia="Helvetica Neue" w:hAnsi="Helvetica Neue" w:cs="Helvetica Neue"/>
+                <w:b/>
+                <w:bCs/>
+                <w:color w:val="000000" w:themeColor="text1"/>
+                <w:sz w:val="12"/>
+                <w:szCs w:val="12"/>
+              </w:rPr>
+            </w:pPr>
+            <w:r>
+              <w:rPr>
+                <w:rFonts w:ascii="Helvetica Neue" w:eastAsia="Helvetica Neue" w:hAnsi="Helvetica Neue" w:cs="Helvetica Neue"/>
+                <w:b/>
+                <w:bCs/>
+                <w:color w:val="000000" w:themeColor="text1"/>
+                <w:sz w:val="12"/>
+                <w:szCs w:val="12"/>
+              </w:rPr>
+              <w:t>24</w:t>
+            </w:r>
+          </w:p>
+        </w:tc>
+        <w:tc>
+          <w:tcPr>
+            <w:tcW w:w="2614" w:type="dxa"/>
+            <w:tcBorders>
+              <w:top w:val="single" w:sz="6" w:space="0" w:color="auto"/>
+              <w:left w:val="single" w:sz="0" w:space="0" w:color="auto"/>
+              <w:bottom w:val="single" w:sz="0" w:space="0" w:color="auto"/>
+              <w:right w:val="single" w:sz="0" w:space="0" w:color="auto"/>
+            </w:tcBorders>
+          </w:tcPr>
+          <w:p>
+            <w:pPr>
+              <w:rPr>
+                <w:rFonts w:ascii="Helvetica Neue" w:eastAsia="Helvetica Neue" w:hAnsi="Helvetica Neue" w:cs="Helvetica Neue"/>
+                <w:color w:val="000000" w:themeColor="text1"/>
+                <w:sz w:val="21"/>
+                <w:szCs w:val="21"/>
+              </w:rPr>
+            </w:pPr>
+            <w:r>
+              <w:rPr>
+                <w:rFonts w:ascii="Helvetica Neue" w:eastAsia="Helvetica Neue" w:hAnsi="Helvetica Neue" w:cs="Helvetica Neue"/>
+                <w:color w:val="000000" w:themeColor="text1"/>
+                <w:sz w:val="21"/>
+                <w:szCs w:val="21"/>
+              </w:rPr>
+              <w:t>"Birgit Graf"</w:t>
+            </w:r>
+          </w:p>
+        </w:tc>
+        <w:tc>
+          <w:tcPr>
+            <w:tcW w:w="2614" w:type="dxa"/>
+            <w:tcBorders>
+              <w:top w:val="single" w:sz="6" w:space="0" w:color="auto"/>
+              <w:left w:val="single" w:sz="0" w:space="0" w:color="auto"/>
+              <w:bottom w:val="single" w:sz="0" w:space="0" w:color="auto"/>
+              <w:right w:val="single" w:sz="0" w:space="0" w:color="auto"/>
+            </w:tcBorders>
+          </w:tcPr>
+          <w:p>
+            <w:pPr>
+              <w:rPr>
+                <w:rFonts w:ascii="Helvetica Neue" w:eastAsia="Helvetica Neue" w:hAnsi="Helvetica Neue" w:cs="Helvetica Neue"/>
+                <w:color w:val="000000" w:themeColor="text1"/>
+                <w:sz w:val="21"/>
+                <w:szCs w:val="21"/>
+              </w:rPr>
+            </w:pPr>
+            <w:r>
+              <w:rPr>
+                <w:rFonts w:ascii="Helvetica Neue" w:eastAsia="Helvetica Neue" w:hAnsi="Helvetica Neue" w:cs="Helvetica Neue"/>
+                <w:color w:val="000000" w:themeColor="text1"/>
+                <w:sz w:val="21"/>
+                <w:szCs w:val="21"/>
+              </w:rPr>
+              <w:t>1</w:t>
+            </w:r>
+          </w:p>
+        </w:tc>
+        <w:tc>
+          <w:tcPr>
+            <w:tcW w:w="2614" w:type="dxa"/>
+            <w:tcBorders>
+              <w:top w:val="single" w:sz="6" w:space="0" w:color="auto"/>
+              <w:left w:val="single" w:sz="0" w:space="0" w:color="auto"/>
+              <w:bottom w:val="single" w:sz="0" w:space="0" w:color="auto"/>
+              <w:right w:val="single" w:sz="0" w:space="0" w:color="auto"/>
+            </w:tcBorders>
+          </w:tcPr>
+          <w:p>
+            <w:pPr>
+              <w:rPr>
+                <w:rFonts w:ascii="Helvetica Neue" w:eastAsia="Helvetica Neue" w:hAnsi="Helvetica Neue" w:cs="Helvetica Neue"/>
+                <w:color w:val="000000" w:themeColor="text1"/>
+                <w:sz w:val="21"/>
+                <w:szCs w:val="21"/>
+              </w:rPr>
+            </w:pPr>
+            <w:r>
+              <w:rPr>
+                <w:rFonts w:ascii="Helvetica Neue" w:eastAsia="Helvetica Neue" w:hAnsi="Helvetica Neue" w:cs="Helvetica Neue"/>
+                <w:color w:val="000000" w:themeColor="text1"/>
+                <w:sz w:val="21"/>
+                <w:szCs w:val="21"/>
+              </w:rPr>
+              <w:t>5.0</w:t>
+            </w:r>
+          </w:p>
+        </w:tc>
+      </w:tr>
+      <w:tr>
+        <w:trPr>
+          <w:trHeight w:val="300"/>
+        </w:trPr>
+        <w:tc>
+          <w:tcPr>
+            <w:tcW w:w="2614" w:type="dxa"/>
+            <w:tcBorders>
+              <w:top w:val="single" w:sz="6" w:space="0" w:color="auto"/>
+              <w:left w:val="single" w:sz="0" w:space="0" w:color="auto"/>
+              <w:bottom w:val="single" w:sz="0" w:space="0" w:color="auto"/>
+              <w:right w:val="single" w:sz="0" w:space="0" w:color="auto"/>
+            </w:tcBorders>
+          </w:tcPr>
+          <w:p>
+            <w:pPr>
+              <w:rPr>
+                <w:rFonts w:ascii="Helvetica Neue" w:eastAsia="Helvetica Neue" w:hAnsi="Helvetica Neue" w:cs="Helvetica Neue"/>
+                <w:b/>
+                <w:bCs/>
+                <w:color w:val="000000" w:themeColor="text1"/>
+                <w:sz w:val="12"/>
+                <w:szCs w:val="12"/>
+              </w:rPr>
+            </w:pPr>
+            <w:r>
+              <w:rPr>
+                <w:rFonts w:ascii="Helvetica Neue" w:eastAsia="Helvetica Neue" w:hAnsi="Helvetica Neue" w:cs="Helvetica Neue"/>
+                <w:b/>
+                <w:bCs/>
+                <w:color w:val="000000" w:themeColor="text1"/>
+                <w:sz w:val="12"/>
+                <w:szCs w:val="12"/>
+              </w:rPr>
+              <w:t>25</w:t>
+            </w:r>
+          </w:p>
+        </w:tc>
+        <w:tc>
+          <w:tcPr>
+            <w:tcW w:w="2614" w:type="dxa"/>
+            <w:tcBorders>
+              <w:top w:val="single" w:sz="6" w:space="0" w:color="auto"/>
+              <w:left w:val="single" w:sz="0" w:space="0" w:color="auto"/>
+              <w:bottom w:val="single" w:sz="0" w:space="0" w:color="auto"/>
+              <w:right w:val="single" w:sz="0" w:space="0" w:color="auto"/>
+            </w:tcBorders>
+          </w:tcPr>
+          <w:p>
+            <w:pPr>
+              <w:rPr>
+                <w:rFonts w:ascii="Helvetica Neue" w:eastAsia="Helvetica Neue" w:hAnsi="Helvetica Neue" w:cs="Helvetica Neue"/>
+                <w:color w:val="000000" w:themeColor="text1"/>
+                <w:sz w:val="21"/>
+                <w:szCs w:val="21"/>
+              </w:rPr>
+            </w:pPr>
+            <w:r>
+              <w:rPr>
+                <w:rFonts w:ascii="Helvetica Neue" w:eastAsia="Helvetica Neue" w:hAnsi="Helvetica Neue" w:cs="Helvetica Neue"/>
+                <w:color w:val="000000" w:themeColor="text1"/>
+                <w:sz w:val="21"/>
+                <w:szCs w:val="21"/>
+              </w:rPr>
+              <w:t>"Harald Staab"</w:t>
+            </w:r>
+          </w:p>
+        </w:tc>
+        <w:tc>
+          <w:tcPr>
+            <w:tcW w:w="2614" w:type="dxa"/>
+            <w:tcBorders>
+              <w:top w:val="single" w:sz="6" w:space="0" w:color="auto"/>
+              <w:left w:val="single" w:sz="0" w:space="0" w:color="auto"/>
+              <w:bottom w:val="single" w:sz="0" w:space="0" w:color="auto"/>
+              <w:right w:val="single" w:sz="0" w:space="0" w:color="auto"/>
+            </w:tcBorders>
+          </w:tcPr>
+          <w:p>
+            <w:pPr>
+              <w:rPr>
+                <w:rFonts w:ascii="Helvetica Neue" w:eastAsia="Helvetica Neue" w:hAnsi="Helvetica Neue" w:cs="Helvetica Neue"/>
+                <w:color w:val="000000" w:themeColor="text1"/>
+                <w:sz w:val="21"/>
+                <w:szCs w:val="21"/>
+              </w:rPr>
+            </w:pPr>
+            <w:r>
+              <w:rPr>
+                <w:rFonts w:ascii="Helvetica Neue" w:eastAsia="Helvetica Neue" w:hAnsi="Helvetica Neue" w:cs="Helvetica Neue"/>
+                <w:color w:val="000000" w:themeColor="text1"/>
+                <w:sz w:val="21"/>
+                <w:szCs w:val="21"/>
+              </w:rPr>
+              <w:t>1</w:t>
+            </w:r>
+          </w:p>
+        </w:tc>
+        <w:tc>
+          <w:tcPr>
+            <w:tcW w:w="2614" w:type="dxa"/>
+            <w:tcBorders>
+              <w:top w:val="single" w:sz="6" w:space="0" w:color="auto"/>
+              <w:left w:val="single" w:sz="0" w:space="0" w:color="auto"/>
+              <w:bottom w:val="single" w:sz="0" w:space="0" w:color="auto"/>
+              <w:right w:val="single" w:sz="0" w:space="0" w:color="auto"/>
+            </w:tcBorders>
+          </w:tcPr>
+          <w:p>
+            <w:pPr>
+              <w:rPr>
+                <w:rFonts w:ascii="Helvetica Neue" w:eastAsia="Helvetica Neue" w:hAnsi="Helvetica Neue" w:cs="Helvetica Neue"/>
+                <w:color w:val="000000" w:themeColor="text1"/>
+                <w:sz w:val="21"/>
+                <w:szCs w:val="21"/>
+              </w:rPr>
+            </w:pPr>
+            <w:r>
+              <w:rPr>
+                <w:rFonts w:ascii="Helvetica Neue" w:eastAsia="Helvetica Neue" w:hAnsi="Helvetica Neue" w:cs="Helvetica Neue"/>
+                <w:color w:val="000000" w:themeColor="text1"/>
+                <w:sz w:val="21"/>
+                <w:szCs w:val="21"/>
+              </w:rPr>
+              <w:t>5.0</w:t>
+            </w:r>
+          </w:p>
+        </w:tc>
+      </w:tr>
+      <w:tr>
+        <w:tc>
+          <w:tcPr>
+            <w:tcW w:w="2614" w:type="dxa"/>
+            <w:tcBorders>
+              <w:top w:val="single" w:sz="6" w:space="0" w:color="auto"/>
+              <w:left w:val="single" w:sz="0" w:space="0" w:color="auto"/>
+              <w:bottom w:val="single" w:sz="0" w:space="0" w:color="auto"/>
+              <w:right w:val="single" w:sz="0" w:space="0" w:color="auto"/>
+            </w:tcBorders>
+          </w:tcPr>
+          <w:p>
+            <w:pPr>
+              <w:rPr>
+                <w:rFonts w:ascii="Helvetica Neue" w:eastAsia="Helvetica Neue" w:hAnsi="Helvetica Neue" w:cs="Helvetica Neue"/>
+                <w:b/>
+                <w:bCs/>
+                <w:color w:val="000000" w:themeColor="text1"/>
+                <w:sz w:val="12"/>
+                <w:szCs w:val="12"/>
+              </w:rPr>
+            </w:pPr>
+            <w:r>
+              <w:rPr>
+                <w:rFonts w:ascii="Helvetica Neue" w:eastAsia="Helvetica Neue" w:hAnsi="Helvetica Neue" w:cs="Helvetica Neue"/>
+                <w:b/>
+                <w:bCs/>
+                <w:color w:val="000000" w:themeColor="text1"/>
+                <w:sz w:val="12"/>
+                <w:szCs w:val="12"/>
+              </w:rPr>
+              <w:t>26</w:t>
+            </w:r>
+          </w:p>
+        </w:tc>
+        <w:tc>
+          <w:tcPr>
+            <w:tcW w:w="2614" w:type="dxa"/>
+            <w:tcBorders>
+              <w:top w:val="single" w:sz="6" w:space="0" w:color="auto"/>
+              <w:left w:val="single" w:sz="0" w:space="0" w:color="auto"/>
+              <w:bottom w:val="single" w:sz="0" w:space="0" w:color="auto"/>
+              <w:right w:val="single" w:sz="0" w:space="0" w:color="auto"/>
+            </w:tcBorders>
+          </w:tcPr>
+          <w:p>
+            <w:pPr>
+              <w:rPr>
+                <w:rFonts w:ascii="Helvetica Neue" w:eastAsia="Helvetica Neue" w:hAnsi="Helvetica Neue" w:cs="Helvetica Neue"/>
+                <w:color w:val="000000" w:themeColor="text1"/>
+                <w:sz w:val="21"/>
+                <w:szCs w:val="21"/>
+              </w:rPr>
+            </w:pPr>
+            <w:r>
+              <w:rPr>
+                <w:rFonts w:ascii="Helvetica Neue" w:eastAsia="Helvetica Neue" w:hAnsi="Helvetica Neue" w:cs="Helvetica Neue"/>
+                <w:color w:val="000000" w:themeColor="text1"/>
+                <w:sz w:val="21"/>
+                <w:szCs w:val="21"/>
+              </w:rPr>
+              <w:t>"Chin-Yin Huang"</w:t>
+            </w:r>
+          </w:p>
+        </w:tc>
+        <w:tc>
+          <w:tcPr>
+            <w:tcW w:w="2614" w:type="dxa"/>
+            <w:tcBorders>
+              <w:top w:val="single" w:sz="6" w:space="0" w:color="auto"/>
+              <w:left w:val="single" w:sz="0" w:space="0" w:color="auto"/>
+              <w:bottom w:val="single" w:sz="0" w:space="0" w:color="auto"/>
+              <w:right w:val="single" w:sz="0" w:space="0" w:color="auto"/>
+            </w:tcBorders>
+          </w:tcPr>
+          <w:p>
+            <w:pPr>
+              <w:rPr>
+                <w:rFonts w:ascii="Helvetica Neue" w:eastAsia="Helvetica Neue" w:hAnsi="Helvetica Neue" w:cs="Helvetica Neue"/>
+                <w:color w:val="000000" w:themeColor="text1"/>
+                <w:sz w:val="21"/>
+                <w:szCs w:val="21"/>
+              </w:rPr>
+            </w:pPr>
+            <w:r>
+              <w:rPr>
+                <w:rFonts w:ascii="Helvetica Neue" w:eastAsia="Helvetica Neue" w:hAnsi="Helvetica Neue" w:cs="Helvetica Neue"/>
+                <w:color w:val="000000" w:themeColor="text1"/>
+                <w:sz w:val="21"/>
+                <w:szCs w:val="21"/>
+              </w:rPr>
+              <w:t>1</w:t>
+            </w:r>
+          </w:p>
+        </w:tc>
+        <w:tc>
+          <w:tcPr>
+            <w:tcW w:w="2614" w:type="dxa"/>
+            <w:tcBorders>
+              <w:top w:val="single" w:sz="6" w:space="0" w:color="auto"/>
+              <w:left w:val="single" w:sz="0" w:space="0" w:color="auto"/>
+              <w:bottom w:val="single" w:sz="0" w:space="0" w:color="auto"/>
+              <w:right w:val="single" w:sz="0" w:space="0" w:color="auto"/>
+            </w:tcBorders>
+          </w:tcPr>
+          <w:p>
+            <w:pPr>
+              <w:rPr>
+                <w:rFonts w:ascii="Helvetica Neue" w:eastAsia="Helvetica Neue" w:hAnsi="Helvetica Neue" w:cs="Helvetica Neue"/>
+                <w:color w:val="000000" w:themeColor="text1"/>
+                <w:sz w:val="21"/>
+                <w:szCs w:val="21"/>
+              </w:rPr>
+            </w:pPr>
+            <w:r>
+              <w:rPr>
+                <w:rFonts w:ascii="Helvetica Neue" w:eastAsia="Helvetica Neue" w:hAnsi="Helvetica Neue" w:cs="Helvetica Neue"/>
+                <w:color w:val="000000" w:themeColor="text1"/>
+                <w:sz w:val="21"/>
+                <w:szCs w:val="21"/>
+              </w:rPr>
+              <w:t>5.0</w:t>
+            </w:r>
+          </w:p>
+        </w:tc>
+      </w:tr>
+    </w:tbl>
     <w:p>
       <w:pPr>
-        <w:pStyle w:val="Normal"/>
+        <w:rPr>
+          <w:color w:val="000000" w:themeColor="text1"/>
+        </w:rPr>
       </w:pPr>
     </w:p>
-    <w:p>
-      <w:pPr>
-        <w:pStyle w:val="Normal"/>
-      </w:pPr>
-    </w:p>
-    <w:p>
-      <w:pPr>
-        <w:pStyle w:val="Normal"/>
-      </w:pPr>
-    </w:p>
-    <w:p>
-      <w:pPr>
-        <w:pStyle w:val="Normal"/>
-      </w:pPr>
-    </w:p>
-    <w:p>
-      <w:pPr>
-        <w:pStyle w:val="Normal"/>
-      </w:pPr>
-    </w:p>
-    <w:p>
-      <w:pPr>
-        <w:pStyle w:val="Normal"/>
-      </w:pPr>
-    </w:p>
-    <w:p>
-      <w:pPr>
-        <w:pStyle w:val="Normal"/>
-      </w:pPr>
-    </w:p>
-    <w:p/>
     <w:sectPr>
       <w:headerReference w:type="default" r:id="rId8"/>
       <w:footerReference w:type="default" r:id="rId9"/>
-      <w:pgSz w:w="11906" w:h="16838" w:orient="portrait"/>
+      <w:pgSz w:w="11906" w:h="16838"/>
       <w:pgMar w:top="720" w:right="720" w:bottom="720" w:left="720" w:header="708" w:footer="708" w:gutter="0"/>
       <w:cols w:space="708"/>
       <w:docGrid w:linePitch="360"/>
@@ -1576,7 +4738,7 @@
         <w:ind w:left="720" w:hanging="360"/>
       </w:pPr>
       <w:rPr>
-        <w:rFonts w:hint="default" w:ascii="Calibri" w:hAnsi="Calibri" w:cs="Calibri" w:eastAsiaTheme="minorHAnsi"/>
+        <w:rFonts w:ascii="Calibri" w:eastAsiaTheme="minorHAnsi" w:hAnsi="Calibri" w:cs="Calibri" w:hint="default"/>
       </w:rPr>
     </w:lvl>
     <w:lvl w:ilvl="1" w:tplc="04100003" w:tentative="1">
@@ -1588,7 +4750,7 @@
         <w:ind w:left="1440" w:hanging="360"/>
       </w:pPr>
       <w:rPr>
-        <w:rFonts w:hint="default" w:ascii="Courier New" w:hAnsi="Courier New" w:cs="Courier New"/>
+        <w:rFonts w:ascii="Courier New" w:hAnsi="Courier New" w:cs="Courier New" w:hint="default"/>
       </w:rPr>
     </w:lvl>
     <w:lvl w:ilvl="2" w:tplc="04100005" w:tentative="1">
@@ -1600,7 +4762,7 @@
         <w:ind w:left="2160" w:hanging="360"/>
       </w:pPr>
       <w:rPr>
-        <w:rFonts w:hint="default" w:ascii="Wingdings" w:hAnsi="Wingdings"/>
+        <w:rFonts w:ascii="Wingdings" w:hAnsi="Wingdings" w:hint="default"/>
       </w:rPr>
     </w:lvl>
     <w:lvl w:ilvl="3" w:tplc="04100001" w:tentative="1">
@@ -1612,7 +4774,7 @@
         <w:ind w:left="2880" w:hanging="360"/>
       </w:pPr>
       <w:rPr>
-        <w:rFonts w:hint="default" w:ascii="Symbol" w:hAnsi="Symbol"/>
+        <w:rFonts w:ascii="Symbol" w:hAnsi="Symbol" w:hint="default"/>
       </w:rPr>
     </w:lvl>
     <w:lvl w:ilvl="4" w:tplc="04100003" w:tentative="1">
@@ -1624,7 +4786,7 @@
         <w:ind w:left="3600" w:hanging="360"/>
       </w:pPr>
       <w:rPr>
-        <w:rFonts w:hint="default" w:ascii="Courier New" w:hAnsi="Courier New" w:cs="Courier New"/>
+        <w:rFonts w:ascii="Courier New" w:hAnsi="Courier New" w:cs="Courier New" w:hint="default"/>
       </w:rPr>
     </w:lvl>
     <w:lvl w:ilvl="5" w:tplc="04100005" w:tentative="1">
@@ -1636,7 +4798,7 @@
         <w:ind w:left="4320" w:hanging="360"/>
       </w:pPr>
       <w:rPr>
-        <w:rFonts w:hint="default" w:ascii="Wingdings" w:hAnsi="Wingdings"/>
+        <w:rFonts w:ascii="Wingdings" w:hAnsi="Wingdings" w:hint="default"/>
       </w:rPr>
     </w:lvl>
     <w:lvl w:ilvl="6" w:tplc="04100001" w:tentative="1">
@@ -1648,7 +4810,7 @@
         <w:ind w:left="5040" w:hanging="360"/>
       </w:pPr>
       <w:rPr>
-        <w:rFonts w:hint="default" w:ascii="Symbol" w:hAnsi="Symbol"/>
+        <w:rFonts w:ascii="Symbol" w:hAnsi="Symbol" w:hint="default"/>
       </w:rPr>
     </w:lvl>
     <w:lvl w:ilvl="7" w:tplc="04100003" w:tentative="1">
@@ -1660,7 +4822,7 @@
         <w:ind w:left="5760" w:hanging="360"/>
       </w:pPr>
       <w:rPr>
-        <w:rFonts w:hint="default" w:ascii="Courier New" w:hAnsi="Courier New" w:cs="Courier New"/>
+        <w:rFonts w:ascii="Courier New" w:hAnsi="Courier New" w:cs="Courier New" w:hint="default"/>
       </w:rPr>
     </w:lvl>
     <w:lvl w:ilvl="8" w:tplc="04100005" w:tentative="1">
@@ -1672,7 +4834,7 @@
         <w:ind w:left="6480" w:hanging="360"/>
       </w:pPr>
       <w:rPr>
-        <w:rFonts w:hint="default" w:ascii="Wingdings" w:hAnsi="Wingdings"/>
+        <w:rFonts w:ascii="Wingdings" w:hAnsi="Wingdings" w:hint="default"/>
       </w:rPr>
     </w:lvl>
   </w:abstractNum>
@@ -1775,7 +4937,7 @@
         <w:ind w:left="720" w:hanging="360"/>
       </w:pPr>
       <w:rPr>
-        <w:rFonts w:hint="default" w:ascii="Symbol" w:hAnsi="Symbol"/>
+        <w:rFonts w:ascii="Symbol" w:hAnsi="Symbol" w:hint="default"/>
       </w:rPr>
     </w:lvl>
     <w:lvl w:ilvl="1" w:tplc="08090003" w:tentative="1">
@@ -1787,7 +4949,7 @@
         <w:ind w:left="1440" w:hanging="360"/>
       </w:pPr>
       <w:rPr>
-        <w:rFonts w:hint="default" w:ascii="Courier New" w:hAnsi="Courier New" w:cs="Courier New"/>
+        <w:rFonts w:ascii="Courier New" w:hAnsi="Courier New" w:cs="Courier New" w:hint="default"/>
       </w:rPr>
     </w:lvl>
     <w:lvl w:ilvl="2" w:tplc="08090005" w:tentative="1">
@@ -1799,7 +4961,7 @@
         <w:ind w:left="2160" w:hanging="360"/>
       </w:pPr>
       <w:rPr>
-        <w:rFonts w:hint="default" w:ascii="Wingdings" w:hAnsi="Wingdings"/>
+        <w:rFonts w:ascii="Wingdings" w:hAnsi="Wingdings" w:hint="default"/>
       </w:rPr>
     </w:lvl>
     <w:lvl w:ilvl="3" w:tplc="08090001" w:tentative="1">
@@ -1811,7 +4973,7 @@
         <w:ind w:left="2880" w:hanging="360"/>
       </w:pPr>
       <w:rPr>
-        <w:rFonts w:hint="default" w:ascii="Symbol" w:hAnsi="Symbol"/>
+        <w:rFonts w:ascii="Symbol" w:hAnsi="Symbol" w:hint="default"/>
       </w:rPr>
     </w:lvl>
     <w:lvl w:ilvl="4" w:tplc="08090003" w:tentative="1">
@@ -1823,7 +4985,7 @@
         <w:ind w:left="3600" w:hanging="360"/>
       </w:pPr>
       <w:rPr>
-        <w:rFonts w:hint="default" w:ascii="Courier New" w:hAnsi="Courier New" w:cs="Courier New"/>
+        <w:rFonts w:ascii="Courier New" w:hAnsi="Courier New" w:cs="Courier New" w:hint="default"/>
       </w:rPr>
     </w:lvl>
     <w:lvl w:ilvl="5" w:tplc="08090005" w:tentative="1">
@@ -1835,7 +4997,7 @@
         <w:ind w:left="4320" w:hanging="360"/>
       </w:pPr>
       <w:rPr>
-        <w:rFonts w:hint="default" w:ascii="Wingdings" w:hAnsi="Wingdings"/>
+        <w:rFonts w:ascii="Wingdings" w:hAnsi="Wingdings" w:hint="default"/>
       </w:rPr>
     </w:lvl>
     <w:lvl w:ilvl="6" w:tplc="08090001" w:tentative="1">
@@ -1847,7 +5009,7 @@
         <w:ind w:left="5040" w:hanging="360"/>
       </w:pPr>
       <w:rPr>
-        <w:rFonts w:hint="default" w:ascii="Symbol" w:hAnsi="Symbol"/>
+        <w:rFonts w:ascii="Symbol" w:hAnsi="Symbol" w:hint="default"/>
       </w:rPr>
     </w:lvl>
     <w:lvl w:ilvl="7" w:tplc="08090003" w:tentative="1">
@@ -1859,7 +5021,7 @@
         <w:ind w:left="5760" w:hanging="360"/>
       </w:pPr>
       <w:rPr>
-        <w:rFonts w:hint="default" w:ascii="Courier New" w:hAnsi="Courier New" w:cs="Courier New"/>
+        <w:rFonts w:ascii="Courier New" w:hAnsi="Courier New" w:cs="Courier New" w:hint="default"/>
       </w:rPr>
     </w:lvl>
     <w:lvl w:ilvl="8" w:tplc="08090005" w:tentative="1">
@@ -1871,7 +5033,7 @@
         <w:ind w:left="6480" w:hanging="360"/>
       </w:pPr>
       <w:rPr>
-        <w:rFonts w:hint="default" w:ascii="Wingdings" w:hAnsi="Wingdings"/>
+        <w:rFonts w:ascii="Wingdings" w:hAnsi="Wingdings" w:hint="default"/>
       </w:rPr>
     </w:lvl>
   </w:abstractNum>
@@ -1888,7 +5050,7 @@
         <w:ind w:left="720" w:hanging="360"/>
       </w:pPr>
       <w:rPr>
-        <w:rFonts w:hint="default" w:ascii="Symbol" w:hAnsi="Symbol"/>
+        <w:rFonts w:ascii="Symbol" w:hAnsi="Symbol" w:hint="default"/>
       </w:rPr>
     </w:lvl>
     <w:lvl w:ilvl="1" w:tplc="08090003" w:tentative="1">
@@ -1900,7 +5062,7 @@
         <w:ind w:left="1440" w:hanging="360"/>
       </w:pPr>
       <w:rPr>
-        <w:rFonts w:hint="default" w:ascii="Courier New" w:hAnsi="Courier New" w:cs="Courier New"/>
+        <w:rFonts w:ascii="Courier New" w:hAnsi="Courier New" w:cs="Courier New" w:hint="default"/>
       </w:rPr>
     </w:lvl>
     <w:lvl w:ilvl="2" w:tplc="08090005" w:tentative="1">
@@ -1912,7 +5074,7 @@
         <w:ind w:left="2160" w:hanging="360"/>
       </w:pPr>
       <w:rPr>
-        <w:rFonts w:hint="default" w:ascii="Wingdings" w:hAnsi="Wingdings"/>
+        <w:rFonts w:ascii="Wingdings" w:hAnsi="Wingdings" w:hint="default"/>
       </w:rPr>
     </w:lvl>
     <w:lvl w:ilvl="3" w:tplc="08090001" w:tentative="1">
@@ -1924,7 +5086,7 @@
         <w:ind w:left="2880" w:hanging="360"/>
       </w:pPr>
       <w:rPr>
-        <w:rFonts w:hint="default" w:ascii="Symbol" w:hAnsi="Symbol"/>
+        <w:rFonts w:ascii="Symbol" w:hAnsi="Symbol" w:hint="default"/>
       </w:rPr>
     </w:lvl>
     <w:lvl w:ilvl="4" w:tplc="08090003" w:tentative="1">
@@ -1936,7 +5098,7 @@
         <w:ind w:left="3600" w:hanging="360"/>
       </w:pPr>
       <w:rPr>
-        <w:rFonts w:hint="default" w:ascii="Courier New" w:hAnsi="Courier New" w:cs="Courier New"/>
+        <w:rFonts w:ascii="Courier New" w:hAnsi="Courier New" w:cs="Courier New" w:hint="default"/>
       </w:rPr>
     </w:lvl>
     <w:lvl w:ilvl="5" w:tplc="08090005" w:tentative="1">
@@ -1948,7 +5110,7 @@
         <w:ind w:left="4320" w:hanging="360"/>
       </w:pPr>
       <w:rPr>
-        <w:rFonts w:hint="default" w:ascii="Wingdings" w:hAnsi="Wingdings"/>
+        <w:rFonts w:ascii="Wingdings" w:hAnsi="Wingdings" w:hint="default"/>
       </w:rPr>
     </w:lvl>
     <w:lvl w:ilvl="6" w:tplc="08090001" w:tentative="1">
@@ -1960,7 +5122,7 @@
         <w:ind w:left="5040" w:hanging="360"/>
       </w:pPr>
       <w:rPr>
-        <w:rFonts w:hint="default" w:ascii="Symbol" w:hAnsi="Symbol"/>
+        <w:rFonts w:ascii="Symbol" w:hAnsi="Symbol" w:hint="default"/>
       </w:rPr>
     </w:lvl>
     <w:lvl w:ilvl="7" w:tplc="08090003" w:tentative="1">
@@ -1972,7 +5134,7 @@
         <w:ind w:left="5760" w:hanging="360"/>
       </w:pPr>
       <w:rPr>
-        <w:rFonts w:hint="default" w:ascii="Courier New" w:hAnsi="Courier New" w:cs="Courier New"/>
+        <w:rFonts w:ascii="Courier New" w:hAnsi="Courier New" w:cs="Courier New" w:hint="default"/>
       </w:rPr>
     </w:lvl>
     <w:lvl w:ilvl="8" w:tplc="08090005" w:tentative="1">
@@ -1984,7 +5146,7 @@
         <w:ind w:left="6480" w:hanging="360"/>
       </w:pPr>
       <w:rPr>
-        <w:rFonts w:hint="default" w:ascii="Wingdings" w:hAnsi="Wingdings"/>
+        <w:rFonts w:ascii="Wingdings" w:hAnsi="Wingdings" w:hint="default"/>
       </w:rPr>
     </w:lvl>
   </w:abstractNum>
@@ -2000,7 +5162,7 @@
         <w:ind w:left="720" w:hanging="360"/>
       </w:pPr>
       <w:rPr>
-        <w:rFonts w:hint="default" w:ascii="Calibri" w:hAnsi="Calibri" w:cs="Calibri" w:eastAsiaTheme="minorHAnsi"/>
+        <w:rFonts w:ascii="Calibri" w:eastAsiaTheme="minorHAnsi" w:hAnsi="Calibri" w:cs="Calibri" w:hint="default"/>
       </w:rPr>
     </w:lvl>
     <w:lvl w:ilvl="1" w:tplc="04100003">
@@ -2012,7 +5174,7 @@
         <w:ind w:left="1440" w:hanging="360"/>
       </w:pPr>
       <w:rPr>
-        <w:rFonts w:hint="default" w:ascii="Courier New" w:hAnsi="Courier New" w:cs="Courier New"/>
+        <w:rFonts w:ascii="Courier New" w:hAnsi="Courier New" w:cs="Courier New" w:hint="default"/>
       </w:rPr>
     </w:lvl>
     <w:lvl w:ilvl="2" w:tplc="04100005" w:tentative="1">
@@ -2024,7 +5186,7 @@
         <w:ind w:left="2160" w:hanging="360"/>
       </w:pPr>
       <w:rPr>
-        <w:rFonts w:hint="default" w:ascii="Wingdings" w:hAnsi="Wingdings"/>
+        <w:rFonts w:ascii="Wingdings" w:hAnsi="Wingdings" w:hint="default"/>
       </w:rPr>
     </w:lvl>
     <w:lvl w:ilvl="3" w:tplc="04100001" w:tentative="1">
@@ -2036,7 +5198,7 @@
         <w:ind w:left="2880" w:hanging="360"/>
       </w:pPr>
       <w:rPr>
-        <w:rFonts w:hint="default" w:ascii="Symbol" w:hAnsi="Symbol"/>
+        <w:rFonts w:ascii="Symbol" w:hAnsi="Symbol" w:hint="default"/>
       </w:rPr>
     </w:lvl>
     <w:lvl w:ilvl="4" w:tplc="04100003" w:tentative="1">
@@ -2048,7 +5210,7 @@
         <w:ind w:left="3600" w:hanging="360"/>
       </w:pPr>
       <w:rPr>
-        <w:rFonts w:hint="default" w:ascii="Courier New" w:hAnsi="Courier New" w:cs="Courier New"/>
+        <w:rFonts w:ascii="Courier New" w:hAnsi="Courier New" w:cs="Courier New" w:hint="default"/>
       </w:rPr>
     </w:lvl>
     <w:lvl w:ilvl="5" w:tplc="04100005" w:tentative="1">
@@ -2060,7 +5222,7 @@
         <w:ind w:left="4320" w:hanging="360"/>
       </w:pPr>
       <w:rPr>
-        <w:rFonts w:hint="default" w:ascii="Wingdings" w:hAnsi="Wingdings"/>
+        <w:rFonts w:ascii="Wingdings" w:hAnsi="Wingdings" w:hint="default"/>
       </w:rPr>
     </w:lvl>
     <w:lvl w:ilvl="6" w:tplc="04100001" w:tentative="1">
@@ -2072,7 +5234,7 @@
         <w:ind w:left="5040" w:hanging="360"/>
       </w:pPr>
       <w:rPr>
-        <w:rFonts w:hint="default" w:ascii="Symbol" w:hAnsi="Symbol"/>
+        <w:rFonts w:ascii="Symbol" w:hAnsi="Symbol" w:hint="default"/>
       </w:rPr>
     </w:lvl>
     <w:lvl w:ilvl="7" w:tplc="04100003" w:tentative="1">
@@ -2084,7 +5246,7 @@
         <w:ind w:left="5760" w:hanging="360"/>
       </w:pPr>
       <w:rPr>
-        <w:rFonts w:hint="default" w:ascii="Courier New" w:hAnsi="Courier New" w:cs="Courier New"/>
+        <w:rFonts w:ascii="Courier New" w:hAnsi="Courier New" w:cs="Courier New" w:hint="default"/>
       </w:rPr>
     </w:lvl>
     <w:lvl w:ilvl="8" w:tplc="04100005" w:tentative="1">
@@ -2096,7 +5258,7 @@
         <w:ind w:left="6480" w:hanging="360"/>
       </w:pPr>
       <w:rPr>
-        <w:rFonts w:hint="default" w:ascii="Wingdings" w:hAnsi="Wingdings"/>
+        <w:rFonts w:ascii="Wingdings" w:hAnsi="Wingdings" w:hint="default"/>
       </w:rPr>
     </w:lvl>
   </w:abstractNum>
@@ -2112,7 +5274,7 @@
         <w:ind w:left="1776" w:hanging="360"/>
       </w:pPr>
       <w:rPr>
-        <w:rFonts w:hint="default" w:ascii="Calibri" w:hAnsi="Calibri" w:cs="Calibri" w:eastAsiaTheme="minorHAnsi"/>
+        <w:rFonts w:ascii="Calibri" w:eastAsiaTheme="minorHAnsi" w:hAnsi="Calibri" w:cs="Calibri" w:hint="default"/>
       </w:rPr>
     </w:lvl>
     <w:lvl w:ilvl="1" w:tplc="04100003" w:tentative="1">
@@ -2124,7 +5286,7 @@
         <w:ind w:left="2496" w:hanging="360"/>
       </w:pPr>
       <w:rPr>
-        <w:rFonts w:hint="default" w:ascii="Courier New" w:hAnsi="Courier New" w:cs="Courier New"/>
+        <w:rFonts w:ascii="Courier New" w:hAnsi="Courier New" w:cs="Courier New" w:hint="default"/>
       </w:rPr>
     </w:lvl>
     <w:lvl w:ilvl="2" w:tplc="04100005" w:tentative="1">
@@ -2136,7 +5298,7 @@
         <w:ind w:left="3216" w:hanging="360"/>
       </w:pPr>
       <w:rPr>
-        <w:rFonts w:hint="default" w:ascii="Wingdings" w:hAnsi="Wingdings"/>
+        <w:rFonts w:ascii="Wingdings" w:hAnsi="Wingdings" w:hint="default"/>
       </w:rPr>
     </w:lvl>
     <w:lvl w:ilvl="3" w:tplc="04100001" w:tentative="1">
@@ -2148,7 +5310,7 @@
         <w:ind w:left="3936" w:hanging="360"/>
       </w:pPr>
       <w:rPr>
-        <w:rFonts w:hint="default" w:ascii="Symbol" w:hAnsi="Symbol"/>
+        <w:rFonts w:ascii="Symbol" w:hAnsi="Symbol" w:hint="default"/>
       </w:rPr>
     </w:lvl>
     <w:lvl w:ilvl="4" w:tplc="04100003" w:tentative="1">
@@ -2160,7 +5322,7 @@
         <w:ind w:left="4656" w:hanging="360"/>
       </w:pPr>
       <w:rPr>
-        <w:rFonts w:hint="default" w:ascii="Courier New" w:hAnsi="Courier New" w:cs="Courier New"/>
+        <w:rFonts w:ascii="Courier New" w:hAnsi="Courier New" w:cs="Courier New" w:hint="default"/>
       </w:rPr>
     </w:lvl>
     <w:lvl w:ilvl="5" w:tplc="04100005" w:tentative="1">
@@ -2172,7 +5334,7 @@
         <w:ind w:left="5376" w:hanging="360"/>
       </w:pPr>
       <w:rPr>
-        <w:rFonts w:hint="default" w:ascii="Wingdings" w:hAnsi="Wingdings"/>
+        <w:rFonts w:ascii="Wingdings" w:hAnsi="Wingdings" w:hint="default"/>
       </w:rPr>
     </w:lvl>
     <w:lvl w:ilvl="6" w:tplc="04100001" w:tentative="1">
@@ -2184,7 +5346,7 @@
         <w:ind w:left="6096" w:hanging="360"/>
       </w:pPr>
       <w:rPr>
-        <w:rFonts w:hint="default" w:ascii="Symbol" w:hAnsi="Symbol"/>
+        <w:rFonts w:ascii="Symbol" w:hAnsi="Symbol" w:hint="default"/>
       </w:rPr>
     </w:lvl>
     <w:lvl w:ilvl="7" w:tplc="04100003" w:tentative="1">
@@ -2196,7 +5358,7 @@
         <w:ind w:left="6816" w:hanging="360"/>
       </w:pPr>
       <w:rPr>
-        <w:rFonts w:hint="default" w:ascii="Courier New" w:hAnsi="Courier New" w:cs="Courier New"/>
+        <w:rFonts w:ascii="Courier New" w:hAnsi="Courier New" w:cs="Courier New" w:hint="default"/>
       </w:rPr>
     </w:lvl>
     <w:lvl w:ilvl="8" w:tplc="04100005" w:tentative="1">
@@ -2208,7 +5370,7 @@
         <w:ind w:left="7536" w:hanging="360"/>
       </w:pPr>
       <w:rPr>
-        <w:rFonts w:hint="default" w:ascii="Wingdings" w:hAnsi="Wingdings"/>
+        <w:rFonts w:ascii="Wingdings" w:hAnsi="Wingdings" w:hint="default"/>
       </w:rPr>
     </w:lvl>
   </w:abstractNum>
@@ -2310,7 +5472,7 @@
         <w:ind w:left="720" w:hanging="360"/>
       </w:pPr>
       <w:rPr>
-        <w:rFonts w:hint="default" w:ascii="Calibri" w:hAnsi="Calibri" w:cs="Calibri" w:eastAsiaTheme="minorHAnsi"/>
+        <w:rFonts w:ascii="Calibri" w:eastAsiaTheme="minorHAnsi" w:hAnsi="Calibri" w:cs="Calibri" w:hint="default"/>
       </w:rPr>
     </w:lvl>
     <w:lvl w:ilvl="1" w:tplc="04100003" w:tentative="1">
@@ -2322,7 +5484,7 @@
         <w:ind w:left="1440" w:hanging="360"/>
       </w:pPr>
       <w:rPr>
-        <w:rFonts w:hint="default" w:ascii="Courier New" w:hAnsi="Courier New" w:cs="Courier New"/>
+        <w:rFonts w:ascii="Courier New" w:hAnsi="Courier New" w:cs="Courier New" w:hint="default"/>
       </w:rPr>
     </w:lvl>
     <w:lvl w:ilvl="2" w:tplc="04100005" w:tentative="1">
@@ -2334,7 +5496,7 @@
         <w:ind w:left="2160" w:hanging="360"/>
       </w:pPr>
       <w:rPr>
-        <w:rFonts w:hint="default" w:ascii="Wingdings" w:hAnsi="Wingdings"/>
+        <w:rFonts w:ascii="Wingdings" w:hAnsi="Wingdings" w:hint="default"/>
       </w:rPr>
     </w:lvl>
     <w:lvl w:ilvl="3" w:tplc="04100001" w:tentative="1">
@@ -2346,7 +5508,7 @@
         <w:ind w:left="2880" w:hanging="360"/>
       </w:pPr>
       <w:rPr>
-        <w:rFonts w:hint="default" w:ascii="Symbol" w:hAnsi="Symbol"/>
+        <w:rFonts w:ascii="Symbol" w:hAnsi="Symbol" w:hint="default"/>
       </w:rPr>
     </w:lvl>
     <w:lvl w:ilvl="4" w:tplc="04100003" w:tentative="1">
@@ -2358,7 +5520,7 @@
         <w:ind w:left="3600" w:hanging="360"/>
       </w:pPr>
       <w:rPr>
-        <w:rFonts w:hint="default" w:ascii="Courier New" w:hAnsi="Courier New" w:cs="Courier New"/>
+        <w:rFonts w:ascii="Courier New" w:hAnsi="Courier New" w:cs="Courier New" w:hint="default"/>
       </w:rPr>
     </w:lvl>
     <w:lvl w:ilvl="5" w:tplc="04100005" w:tentative="1">
@@ -2370,7 +5532,7 @@
         <w:ind w:left="4320" w:hanging="360"/>
       </w:pPr>
       <w:rPr>
-        <w:rFonts w:hint="default" w:ascii="Wingdings" w:hAnsi="Wingdings"/>
+        <w:rFonts w:ascii="Wingdings" w:hAnsi="Wingdings" w:hint="default"/>
       </w:rPr>
     </w:lvl>
     <w:lvl w:ilvl="6" w:tplc="04100001" w:tentative="1">
@@ -2382,7 +5544,7 @@
         <w:ind w:left="5040" w:hanging="360"/>
       </w:pPr>
       <w:rPr>
-        <w:rFonts w:hint="default" w:ascii="Symbol" w:hAnsi="Symbol"/>
+        <w:rFonts w:ascii="Symbol" w:hAnsi="Symbol" w:hint="default"/>
       </w:rPr>
     </w:lvl>
     <w:lvl w:ilvl="7" w:tplc="04100003" w:tentative="1">
@@ -2394,7 +5556,7 @@
         <w:ind w:left="5760" w:hanging="360"/>
       </w:pPr>
       <w:rPr>
-        <w:rFonts w:hint="default" w:ascii="Courier New" w:hAnsi="Courier New" w:cs="Courier New"/>
+        <w:rFonts w:ascii="Courier New" w:hAnsi="Courier New" w:cs="Courier New" w:hint="default"/>
       </w:rPr>
     </w:lvl>
     <w:lvl w:ilvl="8" w:tplc="04100005" w:tentative="1">
@@ -2406,7 +5568,7 @@
         <w:ind w:left="6480" w:hanging="360"/>
       </w:pPr>
       <w:rPr>
-        <w:rFonts w:hint="default" w:ascii="Wingdings" w:hAnsi="Wingdings"/>
+        <w:rFonts w:ascii="Wingdings" w:hAnsi="Wingdings" w:hint="default"/>
       </w:rPr>
     </w:lvl>
   </w:abstractNum>
@@ -2423,7 +5585,7 @@
         <w:ind w:left="720" w:hanging="360"/>
       </w:pPr>
       <w:rPr>
-        <w:rFonts w:hint="default" w:ascii="Symbol" w:hAnsi="Symbol"/>
+        <w:rFonts w:ascii="Symbol" w:hAnsi="Symbol" w:hint="default"/>
       </w:rPr>
     </w:lvl>
     <w:lvl w:ilvl="1" w:tplc="4EAEC474">
@@ -2435,7 +5597,7 @@
         <w:ind w:left="1440" w:hanging="360"/>
       </w:pPr>
       <w:rPr>
-        <w:rFonts w:hint="default" w:ascii="Courier New" w:hAnsi="Courier New"/>
+        <w:rFonts w:ascii="Courier New" w:hAnsi="Courier New" w:hint="default"/>
       </w:rPr>
     </w:lvl>
     <w:lvl w:ilvl="2" w:tplc="396AFF7C">
@@ -2447,7 +5609,7 @@
         <w:ind w:left="2160" w:hanging="360"/>
       </w:pPr>
       <w:rPr>
-        <w:rFonts w:hint="default" w:ascii="Wingdings" w:hAnsi="Wingdings"/>
+        <w:rFonts w:ascii="Wingdings" w:hAnsi="Wingdings" w:hint="default"/>
       </w:rPr>
     </w:lvl>
     <w:lvl w:ilvl="3" w:tplc="DC0655EA">
@@ -2459,7 +5621,7 @@
         <w:ind w:left="2880" w:hanging="360"/>
       </w:pPr>
       <w:rPr>
-        <w:rFonts w:hint="default" w:ascii="Symbol" w:hAnsi="Symbol"/>
+        <w:rFonts w:ascii="Symbol" w:hAnsi="Symbol" w:hint="default"/>
       </w:rPr>
     </w:lvl>
     <w:lvl w:ilvl="4" w:tplc="8598781A">
@@ -2471,7 +5633,7 @@
         <w:ind w:left="3600" w:hanging="360"/>
       </w:pPr>
       <w:rPr>
-        <w:rFonts w:hint="default" w:ascii="Courier New" w:hAnsi="Courier New"/>
+        <w:rFonts w:ascii="Courier New" w:hAnsi="Courier New" w:hint="default"/>
       </w:rPr>
     </w:lvl>
     <w:lvl w:ilvl="5" w:tplc="0CC40CC2">
@@ -2483,7 +5645,7 @@
         <w:ind w:left="4320" w:hanging="360"/>
       </w:pPr>
       <w:rPr>
-        <w:rFonts w:hint="default" w:ascii="Wingdings" w:hAnsi="Wingdings"/>
+        <w:rFonts w:ascii="Wingdings" w:hAnsi="Wingdings" w:hint="default"/>
       </w:rPr>
     </w:lvl>
     <w:lvl w:ilvl="6" w:tplc="D4CE8C6C">
@@ -2495,7 +5657,7 @@
         <w:ind w:left="5040" w:hanging="360"/>
       </w:pPr>
       <w:rPr>
-        <w:rFonts w:hint="default" w:ascii="Symbol" w:hAnsi="Symbol"/>
+        <w:rFonts w:ascii="Symbol" w:hAnsi="Symbol" w:hint="default"/>
       </w:rPr>
     </w:lvl>
     <w:lvl w:ilvl="7" w:tplc="76B8D6D2">
@@ -2507,7 +5669,7 @@
         <w:ind w:left="5760" w:hanging="360"/>
       </w:pPr>
       <w:rPr>
-        <w:rFonts w:hint="default" w:ascii="Courier New" w:hAnsi="Courier New"/>
+        <w:rFonts w:ascii="Courier New" w:hAnsi="Courier New" w:hint="default"/>
       </w:rPr>
     </w:lvl>
     <w:lvl w:ilvl="8" w:tplc="F73AFF66">
@@ -2519,7 +5681,7 @@
         <w:ind w:left="6480" w:hanging="360"/>
       </w:pPr>
       <w:rPr>
-        <w:rFonts w:hint="default" w:ascii="Wingdings" w:hAnsi="Wingdings"/>
+        <w:rFonts w:ascii="Wingdings" w:hAnsi="Wingdings" w:hint="default"/>
       </w:rPr>
     </w:lvl>
   </w:abstractNum>
@@ -2536,7 +5698,7 @@
         <w:ind w:left="720" w:hanging="360"/>
       </w:pPr>
       <w:rPr>
-        <w:rFonts w:hint="default" w:ascii="Symbol" w:hAnsi="Symbol"/>
+        <w:rFonts w:ascii="Symbol" w:hAnsi="Symbol" w:hint="default"/>
       </w:rPr>
     </w:lvl>
     <w:lvl w:ilvl="1" w:tplc="08090003" w:tentative="1">
@@ -2548,7 +5710,7 @@
         <w:ind w:left="1440" w:hanging="360"/>
       </w:pPr>
       <w:rPr>
-        <w:rFonts w:hint="default" w:ascii="Courier New" w:hAnsi="Courier New" w:cs="Courier New"/>
+        <w:rFonts w:ascii="Courier New" w:hAnsi="Courier New" w:cs="Courier New" w:hint="default"/>
       </w:rPr>
     </w:lvl>
     <w:lvl w:ilvl="2" w:tplc="08090005" w:tentative="1">
@@ -2560,7 +5722,7 @@
         <w:ind w:left="2160" w:hanging="360"/>
       </w:pPr>
       <w:rPr>
-        <w:rFonts w:hint="default" w:ascii="Wingdings" w:hAnsi="Wingdings"/>
+        <w:rFonts w:ascii="Wingdings" w:hAnsi="Wingdings" w:hint="default"/>
       </w:rPr>
     </w:lvl>
     <w:lvl w:ilvl="3" w:tplc="08090001" w:tentative="1">
@@ -2572,7 +5734,7 @@
         <w:ind w:left="2880" w:hanging="360"/>
       </w:pPr>
       <w:rPr>
-        <w:rFonts w:hint="default" w:ascii="Symbol" w:hAnsi="Symbol"/>
+        <w:rFonts w:ascii="Symbol" w:hAnsi="Symbol" w:hint="default"/>
       </w:rPr>
     </w:lvl>
     <w:lvl w:ilvl="4" w:tplc="08090003" w:tentative="1">
@@ -2584,7 +5746,7 @@
         <w:ind w:left="3600" w:hanging="360"/>
       </w:pPr>
       <w:rPr>
-        <w:rFonts w:hint="default" w:ascii="Courier New" w:hAnsi="Courier New" w:cs="Courier New"/>
+        <w:rFonts w:ascii="Courier New" w:hAnsi="Courier New" w:cs="Courier New" w:hint="default"/>
       </w:rPr>
     </w:lvl>
     <w:lvl w:ilvl="5" w:tplc="08090005" w:tentative="1">
@@ -2596,7 +5758,7 @@
         <w:ind w:left="4320" w:hanging="360"/>
       </w:pPr>
       <w:rPr>
-        <w:rFonts w:hint="default" w:ascii="Wingdings" w:hAnsi="Wingdings"/>
+        <w:rFonts w:ascii="Wingdings" w:hAnsi="Wingdings" w:hint="default"/>
       </w:rPr>
     </w:lvl>
     <w:lvl w:ilvl="6" w:tplc="08090001" w:tentative="1">
@@ -2608,7 +5770,7 @@
         <w:ind w:left="5040" w:hanging="360"/>
       </w:pPr>
       <w:rPr>
-        <w:rFonts w:hint="default" w:ascii="Symbol" w:hAnsi="Symbol"/>
+        <w:rFonts w:ascii="Symbol" w:hAnsi="Symbol" w:hint="default"/>
       </w:rPr>
     </w:lvl>
     <w:lvl w:ilvl="7" w:tplc="08090003" w:tentative="1">
@@ -2620,7 +5782,7 @@
         <w:ind w:left="5760" w:hanging="360"/>
       </w:pPr>
       <w:rPr>
-        <w:rFonts w:hint="default" w:ascii="Courier New" w:hAnsi="Courier New" w:cs="Courier New"/>
+        <w:rFonts w:ascii="Courier New" w:hAnsi="Courier New" w:cs="Courier New" w:hint="default"/>
       </w:rPr>
     </w:lvl>
     <w:lvl w:ilvl="8" w:tplc="08090005" w:tentative="1">
@@ -2632,7 +5794,7 @@
         <w:ind w:left="6480" w:hanging="360"/>
       </w:pPr>
       <w:rPr>
-        <w:rFonts w:hint="default" w:ascii="Wingdings" w:hAnsi="Wingdings"/>
+        <w:rFonts w:ascii="Wingdings" w:hAnsi="Wingdings" w:hint="default"/>
       </w:rPr>
     </w:lvl>
   </w:abstractNum>
@@ -2823,7 +5985,7 @@
         <w:ind w:left="720" w:hanging="360"/>
       </w:pPr>
       <w:rPr>
-        <w:rFonts w:hint="default" w:ascii="Calibri" w:hAnsi="Calibri" w:cs="Calibri" w:eastAsiaTheme="minorHAnsi"/>
+        <w:rFonts w:ascii="Calibri" w:eastAsiaTheme="minorHAnsi" w:hAnsi="Calibri" w:cs="Calibri" w:hint="default"/>
       </w:rPr>
     </w:lvl>
     <w:lvl w:ilvl="1" w:tplc="04100003" w:tentative="1">
@@ -2835,7 +5997,7 @@
         <w:ind w:left="1440" w:hanging="360"/>
       </w:pPr>
       <w:rPr>
-        <w:rFonts w:hint="default" w:ascii="Courier New" w:hAnsi="Courier New" w:cs="Courier New"/>
+        <w:rFonts w:ascii="Courier New" w:hAnsi="Courier New" w:cs="Courier New" w:hint="default"/>
       </w:rPr>
     </w:lvl>
     <w:lvl w:ilvl="2" w:tplc="04100005" w:tentative="1">
@@ -2847,7 +6009,7 @@
         <w:ind w:left="2160" w:hanging="360"/>
       </w:pPr>
       <w:rPr>
-        <w:rFonts w:hint="default" w:ascii="Wingdings" w:hAnsi="Wingdings"/>
+        <w:rFonts w:ascii="Wingdings" w:hAnsi="Wingdings" w:hint="default"/>
       </w:rPr>
     </w:lvl>
     <w:lvl w:ilvl="3" w:tplc="04100001" w:tentative="1">
@@ -2859,7 +6021,7 @@
         <w:ind w:left="2880" w:hanging="360"/>
       </w:pPr>
       <w:rPr>
-        <w:rFonts w:hint="default" w:ascii="Symbol" w:hAnsi="Symbol"/>
+        <w:rFonts w:ascii="Symbol" w:hAnsi="Symbol" w:hint="default"/>
       </w:rPr>
     </w:lvl>
     <w:lvl w:ilvl="4" w:tplc="04100003" w:tentative="1">
@@ -2871,7 +6033,7 @@
         <w:ind w:left="3600" w:hanging="360"/>
       </w:pPr>
       <w:rPr>
-        <w:rFonts w:hint="default" w:ascii="Courier New" w:hAnsi="Courier New" w:cs="Courier New"/>
+        <w:rFonts w:ascii="Courier New" w:hAnsi="Courier New" w:cs="Courier New" w:hint="default"/>
       </w:rPr>
     </w:lvl>
     <w:lvl w:ilvl="5" w:tplc="04100005" w:tentative="1">
@@ -2883,7 +6045,7 @@
         <w:ind w:left="4320" w:hanging="360"/>
       </w:pPr>
       <w:rPr>
-        <w:rFonts w:hint="default" w:ascii="Wingdings" w:hAnsi="Wingdings"/>
+        <w:rFonts w:ascii="Wingdings" w:hAnsi="Wingdings" w:hint="default"/>
       </w:rPr>
     </w:lvl>
     <w:lvl w:ilvl="6" w:tplc="04100001" w:tentative="1">
@@ -2895,7 +6057,7 @@
         <w:ind w:left="5040" w:hanging="360"/>
       </w:pPr>
       <w:rPr>
-        <w:rFonts w:hint="default" w:ascii="Symbol" w:hAnsi="Symbol"/>
+        <w:rFonts w:ascii="Symbol" w:hAnsi="Symbol" w:hint="default"/>
       </w:rPr>
     </w:lvl>
     <w:lvl w:ilvl="7" w:tplc="04100003" w:tentative="1">
@@ -2907,7 +6069,7 @@
         <w:ind w:left="5760" w:hanging="360"/>
       </w:pPr>
       <w:rPr>
-        <w:rFonts w:hint="default" w:ascii="Courier New" w:hAnsi="Courier New" w:cs="Courier New"/>
+        <w:rFonts w:ascii="Courier New" w:hAnsi="Courier New" w:cs="Courier New" w:hint="default"/>
       </w:rPr>
     </w:lvl>
     <w:lvl w:ilvl="8" w:tplc="04100005" w:tentative="1">
@@ -2919,7 +6081,7 @@
         <w:ind w:left="6480" w:hanging="360"/>
       </w:pPr>
       <w:rPr>
-        <w:rFonts w:hint="default" w:ascii="Wingdings" w:hAnsi="Wingdings"/>
+        <w:rFonts w:ascii="Wingdings" w:hAnsi="Wingdings" w:hint="default"/>
       </w:rPr>
     </w:lvl>
   </w:abstractNum>
@@ -3107,7 +6269,7 @@
         <w:ind w:left="720" w:hanging="360"/>
       </w:pPr>
       <w:rPr>
-        <w:rFonts w:hint="default" w:ascii="Menlo" w:hAnsi="Menlo" w:eastAsia="Menlo" w:cs="Menlo"/>
+        <w:rFonts w:ascii="Menlo" w:eastAsia="Menlo" w:hAnsi="Menlo" w:cs="Menlo" w:hint="default"/>
       </w:rPr>
     </w:lvl>
     <w:lvl w:ilvl="1" w:tplc="04100003" w:tentative="1">
@@ -3119,7 +6281,7 @@
         <w:ind w:left="1440" w:hanging="360"/>
       </w:pPr>
       <w:rPr>
-        <w:rFonts w:hint="default" w:ascii="Courier New" w:hAnsi="Courier New" w:cs="Courier New"/>
+        <w:rFonts w:ascii="Courier New" w:hAnsi="Courier New" w:cs="Courier New" w:hint="default"/>
       </w:rPr>
     </w:lvl>
     <w:lvl w:ilvl="2" w:tplc="04100005" w:tentative="1">
@@ -3131,7 +6293,7 @@
         <w:ind w:left="2160" w:hanging="360"/>
       </w:pPr>
       <w:rPr>
-        <w:rFonts w:hint="default" w:ascii="Wingdings" w:hAnsi="Wingdings"/>
+        <w:rFonts w:ascii="Wingdings" w:hAnsi="Wingdings" w:hint="default"/>
       </w:rPr>
     </w:lvl>
     <w:lvl w:ilvl="3" w:tplc="04100001" w:tentative="1">
@@ -3143,7 +6305,7 @@
         <w:ind w:left="2880" w:hanging="360"/>
       </w:pPr>
       <w:rPr>
-        <w:rFonts w:hint="default" w:ascii="Symbol" w:hAnsi="Symbol"/>
+        <w:rFonts w:ascii="Symbol" w:hAnsi="Symbol" w:hint="default"/>
       </w:rPr>
     </w:lvl>
     <w:lvl w:ilvl="4" w:tplc="04100003" w:tentative="1">
@@ -3155,7 +6317,7 @@
         <w:ind w:left="3600" w:hanging="360"/>
       </w:pPr>
       <w:rPr>
-        <w:rFonts w:hint="default" w:ascii="Courier New" w:hAnsi="Courier New" w:cs="Courier New"/>
+        <w:rFonts w:ascii="Courier New" w:hAnsi="Courier New" w:cs="Courier New" w:hint="default"/>
       </w:rPr>
     </w:lvl>
     <w:lvl w:ilvl="5" w:tplc="04100005" w:tentative="1">
@@ -3167,7 +6329,7 @@
         <w:ind w:left="4320" w:hanging="360"/>
       </w:pPr>
       <w:rPr>
-        <w:rFonts w:hint="default" w:ascii="Wingdings" w:hAnsi="Wingdings"/>
+        <w:rFonts w:ascii="Wingdings" w:hAnsi="Wingdings" w:hint="default"/>
       </w:rPr>
     </w:lvl>
     <w:lvl w:ilvl="6" w:tplc="04100001" w:tentative="1">
@@ -3179,7 +6341,7 @@
         <w:ind w:left="5040" w:hanging="360"/>
       </w:pPr>
       <w:rPr>
-        <w:rFonts w:hint="default" w:ascii="Symbol" w:hAnsi="Symbol"/>
+        <w:rFonts w:ascii="Symbol" w:hAnsi="Symbol" w:hint="default"/>
       </w:rPr>
     </w:lvl>
     <w:lvl w:ilvl="7" w:tplc="04100003" w:tentative="1">
@@ -3191,7 +6353,7 @@
         <w:ind w:left="5760" w:hanging="360"/>
       </w:pPr>
       <w:rPr>
-        <w:rFonts w:hint="default" w:ascii="Courier New" w:hAnsi="Courier New" w:cs="Courier New"/>
+        <w:rFonts w:ascii="Courier New" w:hAnsi="Courier New" w:cs="Courier New" w:hint="default"/>
       </w:rPr>
     </w:lvl>
     <w:lvl w:ilvl="8" w:tplc="04100005" w:tentative="1">
@@ -3203,7 +6365,7 @@
         <w:ind w:left="6480" w:hanging="360"/>
       </w:pPr>
       <w:rPr>
-        <w:rFonts w:hint="default" w:ascii="Wingdings" w:hAnsi="Wingdings"/>
+        <w:rFonts w:ascii="Wingdings" w:hAnsi="Wingdings" w:hint="default"/>
       </w:rPr>
     </w:lvl>
   </w:abstractNum>
@@ -3352,7 +6514,7 @@
   <w:docDefaults>
     <w:rPrDefault>
       <w:rPr>
-        <w:rFonts w:asciiTheme="minorHAnsi" w:hAnsiTheme="minorHAnsi" w:eastAsiaTheme="minorHAnsi" w:cstheme="minorBidi"/>
+        <w:rFonts w:asciiTheme="minorHAnsi" w:eastAsiaTheme="minorHAnsi" w:hAnsiTheme="minorHAnsi" w:cstheme="minorBidi"/>
         <w:sz w:val="22"/>
         <w:szCs w:val="22"/>
         <w:lang w:val="it-IT" w:eastAsia="en-US" w:bidi="ar-SA"/>
@@ -3367,14 +6529,14 @@
   <w:latentStyles w:defLockedState="0" w:defUIPriority="99" w:defSemiHidden="0" w:defUnhideWhenUsed="0" w:defQFormat="0" w:count="376">
     <w:lsdException w:name="Normal" w:uiPriority="0" w:qFormat="1"/>
     <w:lsdException w:name="heading 1" w:uiPriority="9" w:qFormat="1"/>
-    <w:lsdException w:name="heading 2" w:uiPriority="9" w:semiHidden="1" w:unhideWhenUsed="1" w:qFormat="1"/>
-    <w:lsdException w:name="heading 3" w:uiPriority="9" w:semiHidden="1" w:unhideWhenUsed="1" w:qFormat="1"/>
-    <w:lsdException w:name="heading 4" w:uiPriority="9" w:semiHidden="1" w:unhideWhenUsed="1" w:qFormat="1"/>
-    <w:lsdException w:name="heading 5" w:uiPriority="9" w:semiHidden="1" w:unhideWhenUsed="1" w:qFormat="1"/>
-    <w:lsdException w:name="heading 6" w:uiPriority="9" w:semiHidden="1" w:unhideWhenUsed="1" w:qFormat="1"/>
-    <w:lsdException w:name="heading 7" w:uiPriority="9" w:semiHidden="1" w:unhideWhenUsed="1" w:qFormat="1"/>
-    <w:lsdException w:name="heading 8" w:uiPriority="9" w:semiHidden="1" w:unhideWhenUsed="1" w:qFormat="1"/>
-    <w:lsdException w:name="heading 9" w:uiPriority="9" w:semiHidden="1" w:unhideWhenUsed="1" w:qFormat="1"/>
+    <w:lsdException w:name="heading 2" w:semiHidden="1" w:uiPriority="9" w:unhideWhenUsed="1" w:qFormat="1"/>
+    <w:lsdException w:name="heading 3" w:semiHidden="1" w:uiPriority="9" w:unhideWhenUsed="1" w:qFormat="1"/>
+    <w:lsdException w:name="heading 4" w:semiHidden="1" w:uiPriority="9" w:unhideWhenUsed="1" w:qFormat="1"/>
+    <w:lsdException w:name="heading 5" w:semiHidden="1" w:uiPriority="9" w:unhideWhenUsed="1" w:qFormat="1"/>
+    <w:lsdException w:name="heading 6" w:semiHidden="1" w:uiPriority="9" w:unhideWhenUsed="1" w:qFormat="1"/>
+    <w:lsdException w:name="heading 7" w:semiHidden="1" w:uiPriority="9" w:unhideWhenUsed="1" w:qFormat="1"/>
+    <w:lsdException w:name="heading 8" w:semiHidden="1" w:uiPriority="9" w:unhideWhenUsed="1" w:qFormat="1"/>
+    <w:lsdException w:name="heading 9" w:semiHidden="1" w:uiPriority="9" w:unhideWhenUsed="1" w:qFormat="1"/>
     <w:lsdException w:name="index 1" w:semiHidden="1" w:unhideWhenUsed="1"/>
     <w:lsdException w:name="index 2" w:semiHidden="1" w:unhideWhenUsed="1"/>
     <w:lsdException w:name="index 3" w:semiHidden="1" w:unhideWhenUsed="1"/>
@@ -3384,22 +6546,22 @@
     <w:lsdException w:name="index 7" w:semiHidden="1" w:unhideWhenUsed="1"/>
     <w:lsdException w:name="index 8" w:semiHidden="1" w:unhideWhenUsed="1"/>
     <w:lsdException w:name="index 9" w:semiHidden="1" w:unhideWhenUsed="1"/>
-    <w:lsdException w:name="toc 1" w:uiPriority="39" w:semiHidden="1" w:unhideWhenUsed="1"/>
-    <w:lsdException w:name="toc 2" w:uiPriority="39" w:semiHidden="1" w:unhideWhenUsed="1"/>
-    <w:lsdException w:name="toc 3" w:uiPriority="39" w:semiHidden="1" w:unhideWhenUsed="1"/>
-    <w:lsdException w:name="toc 4" w:uiPriority="39" w:semiHidden="1" w:unhideWhenUsed="1"/>
-    <w:lsdException w:name="toc 5" w:uiPriority="39" w:semiHidden="1" w:unhideWhenUsed="1"/>
-    <w:lsdException w:name="toc 6" w:uiPriority="39" w:semiHidden="1" w:unhideWhenUsed="1"/>
-    <w:lsdException w:name="toc 7" w:uiPriority="39" w:semiHidden="1" w:unhideWhenUsed="1"/>
-    <w:lsdException w:name="toc 8" w:uiPriority="39" w:semiHidden="1" w:unhideWhenUsed="1"/>
-    <w:lsdException w:name="toc 9" w:uiPriority="39" w:semiHidden="1" w:unhideWhenUsed="1"/>
+    <w:lsdException w:name="toc 1" w:semiHidden="1" w:uiPriority="39" w:unhideWhenUsed="1"/>
+    <w:lsdException w:name="toc 2" w:semiHidden="1" w:uiPriority="39" w:unhideWhenUsed="1"/>
+    <w:lsdException w:name="toc 3" w:semiHidden="1" w:uiPriority="39" w:unhideWhenUsed="1"/>
+    <w:lsdException w:name="toc 4" w:semiHidden="1" w:uiPriority="39" w:unhideWhenUsed="1"/>
+    <w:lsdException w:name="toc 5" w:semiHidden="1" w:uiPriority="39" w:unhideWhenUsed="1"/>
+    <w:lsdException w:name="toc 6" w:semiHidden="1" w:uiPriority="39" w:unhideWhenUsed="1"/>
+    <w:lsdException w:name="toc 7" w:semiHidden="1" w:uiPriority="39" w:unhideWhenUsed="1"/>
+    <w:lsdException w:name="toc 8" w:semiHidden="1" w:uiPriority="39" w:unhideWhenUsed="1"/>
+    <w:lsdException w:name="toc 9" w:semiHidden="1" w:uiPriority="39" w:unhideWhenUsed="1"/>
     <w:lsdException w:name="Normal Indent" w:semiHidden="1" w:unhideWhenUsed="1"/>
     <w:lsdException w:name="footnote text" w:semiHidden="1" w:unhideWhenUsed="1"/>
     <w:lsdException w:name="annotation text" w:semiHidden="1" w:unhideWhenUsed="1"/>
     <w:lsdException w:name="header" w:semiHidden="1" w:unhideWhenUsed="1"/>
     <w:lsdException w:name="footer" w:semiHidden="1" w:unhideWhenUsed="1"/>
     <w:lsdException w:name="index heading" w:semiHidden="1" w:unhideWhenUsed="1"/>
-    <w:lsdException w:name="caption" w:uiPriority="35" w:semiHidden="1" w:unhideWhenUsed="1" w:qFormat="1"/>
+    <w:lsdException w:name="caption" w:semiHidden="1" w:uiPriority="35" w:unhideWhenUsed="1" w:qFormat="1"/>
     <w:lsdException w:name="table of figures" w:semiHidden="1" w:unhideWhenUsed="1"/>
     <w:lsdException w:name="envelope address" w:semiHidden="1" w:unhideWhenUsed="1"/>
     <w:lsdException w:name="envelope return" w:semiHidden="1" w:unhideWhenUsed="1"/>
@@ -3430,7 +6592,7 @@
     <w:lsdException w:name="Title" w:uiPriority="10" w:qFormat="1"/>
     <w:lsdException w:name="Closing" w:semiHidden="1" w:unhideWhenUsed="1"/>
     <w:lsdException w:name="Signature" w:semiHidden="1" w:unhideWhenUsed="1"/>
-    <w:lsdException w:name="Default Paragraph Font" w:uiPriority="1" w:semiHidden="1" w:unhideWhenUsed="1"/>
+    <w:lsdException w:name="Default Paragraph Font" w:semiHidden="1" w:uiPriority="1" w:unhideWhenUsed="1"/>
     <w:lsdException w:name="Body Text" w:semiHidden="1" w:unhideWhenUsed="1"/>
     <w:lsdException w:name="Body Text Indent" w:semiHidden="1" w:unhideWhenUsed="1"/>
     <w:lsdException w:name="List Continue" w:semiHidden="1" w:unhideWhenUsed="1"/>
@@ -3630,8 +6792,8 @@
     <w:lsdException w:name="Subtle Reference" w:uiPriority="31" w:qFormat="1"/>
     <w:lsdException w:name="Intense Reference" w:uiPriority="32" w:qFormat="1"/>
     <w:lsdException w:name="Book Title" w:uiPriority="33" w:qFormat="1"/>
-    <w:lsdException w:name="Bibliography" w:uiPriority="37" w:semiHidden="1" w:unhideWhenUsed="1"/>
-    <w:lsdException w:name="TOC Heading" w:uiPriority="39" w:semiHidden="1" w:unhideWhenUsed="1" w:qFormat="1"/>
+    <w:lsdException w:name="Bibliography" w:semiHidden="1" w:uiPriority="37" w:unhideWhenUsed="1"/>
+    <w:lsdException w:name="TOC Heading" w:semiHidden="1" w:uiPriority="39" w:unhideWhenUsed="1" w:qFormat="1"/>
     <w:lsdException w:name="Plain Table 1" w:uiPriority="41"/>
     <w:lsdException w:name="Plain Table 2" w:uiPriority="42"/>
     <w:lsdException w:name="Plain Table 3" w:uiPriority="43"/>
@@ -3742,17 +6904,17 @@
     <w:lsdException w:name="Unresolved Mention" w:semiHidden="1" w:unhideWhenUsed="1"/>
     <w:lsdException w:name="Smart Link" w:semiHidden="1" w:unhideWhenUsed="1"/>
   </w:latentStyles>
-  <w:style w:type="paragraph" w:styleId="Normal" w:default="1">
+  <w:style w:type="paragraph" w:default="1" w:styleId="Normal">
     <w:name w:val="Normal"/>
     <w:qFormat/>
   </w:style>
-  <w:style w:type="character" w:styleId="DefaultParagraphFont" w:default="1">
+  <w:style w:type="character" w:default="1" w:styleId="DefaultParagraphFont">
     <w:name w:val="Default Paragraph Font"/>
     <w:uiPriority w:val="1"/>
     <w:semiHidden/>
     <w:unhideWhenUsed/>
   </w:style>
-  <w:style w:type="table" w:styleId="TableNormal" w:default="1">
+  <w:style w:type="table" w:default="1" w:styleId="TableNormal">
     <w:name w:val="Normal Table"/>
     <w:uiPriority w:val="99"/>
     <w:semiHidden/>
@@ -3767,7 +6929,7 @@
       </w:tblCellMar>
     </w:tblPr>
   </w:style>
-  <w:style w:type="numbering" w:styleId="NoList" w:default="1">
+  <w:style w:type="numbering" w:default="1" w:styleId="NoList">
     <w:name w:val="No List"/>
     <w:uiPriority w:val="99"/>
     <w:semiHidden/>
@@ -3794,12 +6956,12 @@
     </w:pPr>
     <w:tblPr>
       <w:tblBorders>
-        <w:top w:val="single" w:color="000000" w:themeColor="text1" w:sz="4" w:space="0"/>
-        <w:left w:val="single" w:color="000000" w:themeColor="text1" w:sz="4" w:space="0"/>
-        <w:bottom w:val="single" w:color="000000" w:themeColor="text1" w:sz="4" w:space="0"/>
-        <w:right w:val="single" w:color="000000" w:themeColor="text1" w:sz="4" w:space="0"/>
-        <w:insideH w:val="single" w:color="000000" w:themeColor="text1" w:sz="4" w:space="0"/>
-        <w:insideV w:val="single" w:color="000000" w:themeColor="text1" w:sz="4" w:space="0"/>
+        <w:top w:val="single" w:sz="4" w:space="0" w:color="000000" w:themeColor="text1"/>
+        <w:left w:val="single" w:sz="4" w:space="0" w:color="000000" w:themeColor="text1"/>
+        <w:bottom w:val="single" w:sz="4" w:space="0" w:color="000000" w:themeColor="text1"/>
+        <w:right w:val="single" w:sz="4" w:space="0" w:color="000000" w:themeColor="text1"/>
+        <w:insideH w:val="single" w:sz="4" w:space="0" w:color="000000" w:themeColor="text1"/>
+        <w:insideV w:val="single" w:sz="4" w:space="0" w:color="000000" w:themeColor="text1"/>
       </w:tblBorders>
     </w:tblPr>
   </w:style>
@@ -3832,20 +6994,20 @@
       <w:spacing w:after="0" w:line="240" w:lineRule="auto"/>
     </w:pPr>
     <w:rPr>
-      <w:rFonts w:ascii="Courier New" w:hAnsi="Courier New" w:eastAsia="Times New Roman" w:cs="Courier New"/>
+      <w:rFonts w:ascii="Courier New" w:eastAsia="Times New Roman" w:hAnsi="Courier New" w:cs="Courier New"/>
       <w:sz w:val="20"/>
       <w:szCs w:val="20"/>
       <w:lang w:val="en-AU" w:eastAsia="en-GB"/>
     </w:rPr>
   </w:style>
-  <w:style w:type="character" w:styleId="HTMLPreformattedChar" w:customStyle="1">
+  <w:style w:type="character" w:customStyle="1" w:styleId="HTMLPreformattedChar">
     <w:name w:val="HTML Preformatted Char"/>
     <w:basedOn w:val="DefaultParagraphFont"/>
     <w:link w:val="HTMLPreformatted"/>
     <w:uiPriority w:val="99"/>
     <w:rsid w:val="00371D23"/>
     <w:rPr>
-      <w:rFonts w:ascii="Courier New" w:hAnsi="Courier New" w:eastAsia="Times New Roman" w:cs="Courier New"/>
+      <w:rFonts w:ascii="Courier New" w:eastAsia="Times New Roman" w:hAnsi="Courier New" w:cs="Courier New"/>
       <w:sz w:val="20"/>
       <w:szCs w:val="20"/>
       <w:lang w:val="en-AU" w:eastAsia="en-GB"/>
@@ -3878,7 +7040,7 @@
       <w:szCs w:val="20"/>
     </w:rPr>
   </w:style>
-  <w:style w:type="character" w:styleId="CommentTextChar" w:customStyle="1">
+  <w:style w:type="character" w:customStyle="1" w:styleId="CommentTextChar">
     <w:name w:val="Comment Text Char"/>
     <w:basedOn w:val="DefaultParagraphFont"/>
     <w:link w:val="CommentText"/>
@@ -3903,7 +7065,7 @@
       <w:bCs/>
     </w:rPr>
   </w:style>
-  <w:style w:type="character" w:styleId="CommentSubjectChar" w:customStyle="1">
+  <w:style w:type="character" w:customStyle="1" w:styleId="CommentSubjectChar">
     <w:name w:val="Comment Subject Char"/>
     <w:basedOn w:val="CommentTextChar"/>
     <w:link w:val="CommentSubject"/>
@@ -3925,32 +7087,32 @@
     <w:unhideWhenUsed/>
     <w:rsid w:val="004C0C05"/>
     <w:rPr>
-      <w:rFonts w:ascii="Courier New" w:hAnsi="Courier New" w:eastAsia="Times New Roman" w:cs="Courier New"/>
+      <w:rFonts w:ascii="Courier New" w:eastAsia="Times New Roman" w:hAnsi="Courier New" w:cs="Courier New"/>
       <w:sz w:val="20"/>
       <w:szCs w:val="20"/>
     </w:rPr>
   </w:style>
-  <w:style w:type="character" w:styleId="lg-highlight-attr" w:customStyle="1">
+  <w:style w:type="character" w:customStyle="1" w:styleId="lg-highlight-attr">
     <w:name w:val="lg-highlight-attr"/>
     <w:basedOn w:val="DefaultParagraphFont"/>
     <w:rsid w:val="004C0C05"/>
   </w:style>
-  <w:style w:type="character" w:styleId="lg-highlight-title" w:customStyle="1">
+  <w:style w:type="character" w:customStyle="1" w:styleId="lg-highlight-title">
     <w:name w:val="lg-highlight-title"/>
     <w:basedOn w:val="DefaultParagraphFont"/>
     <w:rsid w:val="004C0C05"/>
   </w:style>
-  <w:style w:type="character" w:styleId="lg-highlight-string" w:customStyle="1">
+  <w:style w:type="character" w:customStyle="1" w:styleId="lg-highlight-string">
     <w:name w:val="lg-highlight-string"/>
     <w:basedOn w:val="DefaultParagraphFont"/>
     <w:rsid w:val="004C0C05"/>
   </w:style>
-  <w:style w:type="character" w:styleId="lg-highlight-number" w:customStyle="1">
+  <w:style w:type="character" w:customStyle="1" w:styleId="lg-highlight-number">
     <w:name w:val="lg-highlight-number"/>
     <w:basedOn w:val="DefaultParagraphFont"/>
     <w:rsid w:val="004C0C05"/>
   </w:style>
-  <w:style w:type="character" w:styleId="HeaderChar" w:customStyle="1">
+  <w:style w:type="character" w:customStyle="1" w:styleId="HeaderChar">
     <w:name w:val="Header Char"/>
     <w:basedOn w:val="DefaultParagraphFont"/>
     <w:link w:val="Header"/>
@@ -3970,7 +7132,7 @@
       <w:spacing w:after="0" w:line="240" w:lineRule="auto"/>
     </w:pPr>
   </w:style>
-  <w:style w:type="character" w:styleId="FooterChar" w:customStyle="1">
+  <w:style w:type="character" w:customStyle="1" w:styleId="FooterChar">
     <w:name w:val="Footer Char"/>
     <w:basedOn w:val="DefaultParagraphFont"/>
     <w:link w:val="Footer"/>

--- a/Spark(3rd_delivery)/ProcessSpark.docx
+++ b/Spark(3rd_delivery)/ProcessSpark.docx
@@ -12,7 +12,7 @@
           <w:lang w:val="en-US"/>
         </w:rPr>
       </w:pPr>
-      <w:bookmarkStart w:id="0" w:name="_MON_1729939488"/>
+      <w:bookmarkStart w:name="_MON_1729939488" w:id="0"/>
       <w:bookmarkEnd w:id="0"/>
       <w:r>
         <w:rPr>
@@ -843,6 +843,13 @@
           <w:lang w:val="en-US"/>
         </w:rPr>
         <w:t>RIGUARDARE</w:t>
+      </w:r>
+      <w:r>
+        <w:rPr>
+          <w:highlight w:val="red"/>
+          <w:lang w:val="en-US"/>
+        </w:rPr>
+        <w:t>, completo</w:t>
       </w:r>
     </w:p>
     <w:p>
@@ -1102,10 +1109,10 @@
         <w:tblStyle w:val="TableGrid"/>
         <w:tblW w:w="0" w:type="auto"/>
         <w:tblBorders>
-          <w:top w:val="single" w:sz="6" w:space="0" w:color="auto"/>
-          <w:left w:val="single" w:sz="6" w:space="0" w:color="auto"/>
-          <w:bottom w:val="single" w:sz="6" w:space="0" w:color="auto"/>
-          <w:right w:val="single" w:sz="6" w:space="0" w:color="auto"/>
+          <w:top w:val="single" w:color="auto" w:sz="6" w:space="0"/>
+          <w:left w:val="single" w:color="auto" w:sz="6" w:space="0"/>
+          <w:bottom w:val="single" w:color="auto" w:sz="6" w:space="0"/>
+          <w:right w:val="single" w:color="auto" w:sz="6" w:space="0"/>
         </w:tblBorders>
         <w:tblLayout w:type="fixed"/>
         <w:tblLook w:val="06A0" w:firstRow="1" w:lastRow="0" w:firstColumn="1" w:lastColumn="0" w:noHBand="1" w:noVBand="1"/>
@@ -1121,10 +1128,10 @@
           <w:tcPr>
             <w:tcW w:w="2614" w:type="dxa"/>
             <w:tcBorders>
-              <w:top w:val="single" w:sz="0" w:space="0" w:color="auto"/>
+              <w:top w:val="single" w:color="auto" w:sz="0" w:space="0"/>
               <w:left w:val="nil"/>
-              <w:bottom w:val="single" w:sz="6" w:space="0" w:color="auto"/>
-              <w:right w:val="single" w:sz="0" w:space="0" w:color="auto"/>
+              <w:bottom w:val="single" w:color="auto" w:sz="6" w:space="0"/>
+              <w:right w:val="single" w:color="auto" w:sz="0" w:space="0"/>
             </w:tcBorders>
             <w:vAlign w:val="center"/>
           </w:tcPr>
@@ -1132,7 +1139,7 @@
             <w:pPr>
               <w:jc w:val="center"/>
               <w:rPr>
-                <w:rFonts w:ascii="Helvetica Neue" w:eastAsia="Helvetica Neue" w:hAnsi="Helvetica Neue" w:cs="Helvetica Neue"/>
+                <w:rFonts w:ascii="Helvetica Neue" w:hAnsi="Helvetica Neue" w:eastAsia="Helvetica Neue" w:cs="Helvetica Neue"/>
                 <w:b/>
                 <w:bCs/>
                 <w:color w:val="000000" w:themeColor="text1"/>
@@ -1146,10 +1153,10 @@
           <w:tcPr>
             <w:tcW w:w="2614" w:type="dxa"/>
             <w:tcBorders>
-              <w:top w:val="single" w:sz="0" w:space="0" w:color="auto"/>
-              <w:left w:val="single" w:sz="0" w:space="0" w:color="auto"/>
-              <w:bottom w:val="single" w:sz="6" w:space="0" w:color="auto"/>
-              <w:right w:val="single" w:sz="0" w:space="0" w:color="auto"/>
+              <w:top w:val="single" w:color="auto" w:sz="0" w:space="0"/>
+              <w:left w:val="single" w:color="auto" w:sz="0" w:space="0"/>
+              <w:bottom w:val="single" w:color="auto" w:sz="6" w:space="0"/>
+              <w:right w:val="single" w:color="auto" w:sz="0" w:space="0"/>
             </w:tcBorders>
             <w:vAlign w:val="center"/>
           </w:tcPr>
@@ -1157,7 +1164,7 @@
             <w:pPr>
               <w:jc w:val="center"/>
               <w:rPr>
-                <w:rFonts w:ascii="Helvetica Neue" w:eastAsia="Helvetica Neue" w:hAnsi="Helvetica Neue" w:cs="Helvetica Neue"/>
+                <w:rFonts w:ascii="Helvetica Neue" w:hAnsi="Helvetica Neue" w:eastAsia="Helvetica Neue" w:cs="Helvetica Neue"/>
                 <w:b/>
                 <w:bCs/>
                 <w:color w:val="000000" w:themeColor="text1"/>
@@ -1167,7 +1174,7 @@
             </w:pPr>
             <w:r>
               <w:rPr>
-                <w:rFonts w:ascii="Helvetica Neue" w:eastAsia="Helvetica Neue" w:hAnsi="Helvetica Neue" w:cs="Helvetica Neue"/>
+                <w:rFonts w:ascii="Helvetica Neue" w:hAnsi="Helvetica Neue" w:eastAsia="Helvetica Neue" w:cs="Helvetica Neue"/>
                 <w:b/>
                 <w:bCs/>
                 <w:color w:val="000000" w:themeColor="text1"/>
@@ -1182,10 +1189,10 @@
           <w:tcPr>
             <w:tcW w:w="2614" w:type="dxa"/>
             <w:tcBorders>
-              <w:top w:val="single" w:sz="0" w:space="0" w:color="auto"/>
-              <w:left w:val="single" w:sz="0" w:space="0" w:color="auto"/>
-              <w:bottom w:val="single" w:sz="6" w:space="0" w:color="auto"/>
-              <w:right w:val="single" w:sz="0" w:space="0" w:color="auto"/>
+              <w:top w:val="single" w:color="auto" w:sz="0" w:space="0"/>
+              <w:left w:val="single" w:color="auto" w:sz="0" w:space="0"/>
+              <w:bottom w:val="single" w:color="auto" w:sz="6" w:space="0"/>
+              <w:right w:val="single" w:color="auto" w:sz="0" w:space="0"/>
             </w:tcBorders>
             <w:vAlign w:val="center"/>
           </w:tcPr>
@@ -1193,7 +1200,7 @@
             <w:pPr>
               <w:jc w:val="center"/>
               <w:rPr>
-                <w:rFonts w:ascii="Helvetica Neue" w:eastAsia="Helvetica Neue" w:hAnsi="Helvetica Neue" w:cs="Helvetica Neue"/>
+                <w:rFonts w:ascii="Helvetica Neue" w:hAnsi="Helvetica Neue" w:eastAsia="Helvetica Neue" w:cs="Helvetica Neue"/>
                 <w:b/>
                 <w:bCs/>
                 <w:color w:val="000000" w:themeColor="text1"/>
@@ -1203,7 +1210,7 @@
             </w:pPr>
             <w:r>
               <w:rPr>
-                <w:rFonts w:ascii="Helvetica Neue" w:eastAsia="Helvetica Neue" w:hAnsi="Helvetica Neue" w:cs="Helvetica Neue"/>
+                <w:rFonts w:ascii="Helvetica Neue" w:hAnsi="Helvetica Neue" w:eastAsia="Helvetica Neue" w:cs="Helvetica Neue"/>
                 <w:b/>
                 <w:bCs/>
                 <w:color w:val="000000" w:themeColor="text1"/>
@@ -1223,7 +1230,7 @@
             <w:pPr>
               <w:jc w:val="center"/>
               <w:rPr>
-                <w:rFonts w:ascii="Helvetica Neue" w:eastAsia="Helvetica Neue" w:hAnsi="Helvetica Neue" w:cs="Helvetica Neue"/>
+                <w:rFonts w:ascii="Helvetica Neue" w:hAnsi="Helvetica Neue" w:eastAsia="Helvetica Neue" w:cs="Helvetica Neue"/>
                 <w:b/>
                 <w:bCs/>
                 <w:color w:val="000000" w:themeColor="text1"/>
@@ -1233,7 +1240,7 @@
             </w:pPr>
             <w:r>
               <w:rPr>
-                <w:rFonts w:ascii="Helvetica Neue" w:eastAsia="Helvetica Neue" w:hAnsi="Helvetica Neue" w:cs="Helvetica Neue"/>
+                <w:rFonts w:ascii="Helvetica Neue" w:hAnsi="Helvetica Neue" w:eastAsia="Helvetica Neue" w:cs="Helvetica Neue"/>
                 <w:b/>
                 <w:bCs/>
                 <w:color w:val="000000" w:themeColor="text1"/>
@@ -1250,16 +1257,16 @@
           <w:tcPr>
             <w:tcW w:w="2614" w:type="dxa"/>
             <w:tcBorders>
-              <w:top w:val="single" w:sz="6" w:space="0" w:color="auto"/>
-              <w:left w:val="single" w:sz="0" w:space="0" w:color="auto"/>
-              <w:bottom w:val="single" w:sz="0" w:space="0" w:color="auto"/>
-              <w:right w:val="single" w:sz="0" w:space="0" w:color="auto"/>
-            </w:tcBorders>
-          </w:tcPr>
-          <w:p>
-            <w:pPr>
-              <w:rPr>
-                <w:rFonts w:ascii="Helvetica Neue" w:eastAsia="Helvetica Neue" w:hAnsi="Helvetica Neue" w:cs="Helvetica Neue"/>
+              <w:top w:val="single" w:color="auto" w:sz="6" w:space="0"/>
+              <w:left w:val="single" w:color="auto" w:sz="0" w:space="0"/>
+              <w:bottom w:val="single" w:color="auto" w:sz="0" w:space="0"/>
+              <w:right w:val="single" w:color="auto" w:sz="0" w:space="0"/>
+            </w:tcBorders>
+          </w:tcPr>
+          <w:p>
+            <w:pPr>
+              <w:rPr>
+                <w:rFonts w:ascii="Helvetica Neue" w:hAnsi="Helvetica Neue" w:eastAsia="Helvetica Neue" w:cs="Helvetica Neue"/>
                 <w:b/>
                 <w:bCs/>
                 <w:color w:val="000000" w:themeColor="text1"/>
@@ -1269,7 +1276,7 @@
             </w:pPr>
             <w:r>
               <w:rPr>
-                <w:rFonts w:ascii="Helvetica Neue" w:eastAsia="Helvetica Neue" w:hAnsi="Helvetica Neue" w:cs="Helvetica Neue"/>
+                <w:rFonts w:ascii="Helvetica Neue" w:hAnsi="Helvetica Neue" w:eastAsia="Helvetica Neue" w:cs="Helvetica Neue"/>
                 <w:b/>
                 <w:bCs/>
                 <w:color w:val="000000" w:themeColor="text1"/>
@@ -1284,24 +1291,24 @@
           <w:tcPr>
             <w:tcW w:w="2614" w:type="dxa"/>
             <w:tcBorders>
-              <w:top w:val="single" w:sz="6" w:space="0" w:color="auto"/>
-              <w:left w:val="single" w:sz="0" w:space="0" w:color="auto"/>
-              <w:bottom w:val="single" w:sz="0" w:space="0" w:color="auto"/>
-              <w:right w:val="single" w:sz="0" w:space="0" w:color="auto"/>
-            </w:tcBorders>
-          </w:tcPr>
-          <w:p>
-            <w:pPr>
-              <w:rPr>
-                <w:rFonts w:ascii="Helvetica Neue" w:eastAsia="Helvetica Neue" w:hAnsi="Helvetica Neue" w:cs="Helvetica Neue"/>
-                <w:color w:val="000000" w:themeColor="text1"/>
-                <w:sz w:val="21"/>
-                <w:szCs w:val="21"/>
-              </w:rPr>
-            </w:pPr>
-            <w:r>
-              <w:rPr>
-                <w:rFonts w:ascii="Helvetica Neue" w:eastAsia="Helvetica Neue" w:hAnsi="Helvetica Neue" w:cs="Helvetica Neue"/>
+              <w:top w:val="single" w:color="auto" w:sz="6" w:space="0"/>
+              <w:left w:val="single" w:color="auto" w:sz="0" w:space="0"/>
+              <w:bottom w:val="single" w:color="auto" w:sz="0" w:space="0"/>
+              <w:right w:val="single" w:color="auto" w:sz="0" w:space="0"/>
+            </w:tcBorders>
+          </w:tcPr>
+          <w:p>
+            <w:pPr>
+              <w:rPr>
+                <w:rFonts w:ascii="Helvetica Neue" w:hAnsi="Helvetica Neue" w:eastAsia="Helvetica Neue" w:cs="Helvetica Neue"/>
+                <w:color w:val="000000" w:themeColor="text1"/>
+                <w:sz w:val="21"/>
+                <w:szCs w:val="21"/>
+              </w:rPr>
+            </w:pPr>
+            <w:r>
+              <w:rPr>
+                <w:rFonts w:ascii="Helvetica Neue" w:hAnsi="Helvetica Neue" w:eastAsia="Helvetica Neue" w:cs="Helvetica Neue"/>
                 <w:color w:val="000000" w:themeColor="text1"/>
                 <w:sz w:val="21"/>
                 <w:szCs w:val="21"/>
@@ -1314,24 +1321,24 @@
           <w:tcPr>
             <w:tcW w:w="2614" w:type="dxa"/>
             <w:tcBorders>
-              <w:top w:val="single" w:sz="6" w:space="0" w:color="auto"/>
-              <w:left w:val="single" w:sz="0" w:space="0" w:color="auto"/>
-              <w:bottom w:val="single" w:sz="0" w:space="0" w:color="auto"/>
-              <w:right w:val="single" w:sz="0" w:space="0" w:color="auto"/>
-            </w:tcBorders>
-          </w:tcPr>
-          <w:p>
-            <w:pPr>
-              <w:rPr>
-                <w:rFonts w:ascii="Helvetica Neue" w:eastAsia="Helvetica Neue" w:hAnsi="Helvetica Neue" w:cs="Helvetica Neue"/>
-                <w:color w:val="000000" w:themeColor="text1"/>
-                <w:sz w:val="21"/>
-                <w:szCs w:val="21"/>
-              </w:rPr>
-            </w:pPr>
-            <w:r>
-              <w:rPr>
-                <w:rFonts w:ascii="Helvetica Neue" w:eastAsia="Helvetica Neue" w:hAnsi="Helvetica Neue" w:cs="Helvetica Neue"/>
+              <w:top w:val="single" w:color="auto" w:sz="6" w:space="0"/>
+              <w:left w:val="single" w:color="auto" w:sz="0" w:space="0"/>
+              <w:bottom w:val="single" w:color="auto" w:sz="0" w:space="0"/>
+              <w:right w:val="single" w:color="auto" w:sz="0" w:space="0"/>
+            </w:tcBorders>
+          </w:tcPr>
+          <w:p>
+            <w:pPr>
+              <w:rPr>
+                <w:rFonts w:ascii="Helvetica Neue" w:hAnsi="Helvetica Neue" w:eastAsia="Helvetica Neue" w:cs="Helvetica Neue"/>
+                <w:color w:val="000000" w:themeColor="text1"/>
+                <w:sz w:val="21"/>
+                <w:szCs w:val="21"/>
+              </w:rPr>
+            </w:pPr>
+            <w:r>
+              <w:rPr>
+                <w:rFonts w:ascii="Helvetica Neue" w:hAnsi="Helvetica Neue" w:eastAsia="Helvetica Neue" w:cs="Helvetica Neue"/>
                 <w:color w:val="000000" w:themeColor="text1"/>
                 <w:sz w:val="21"/>
                 <w:szCs w:val="21"/>
@@ -1345,23 +1352,23 @@
             <w:tcW w:w="2614" w:type="dxa"/>
             <w:tcBorders>
               <w:top w:val="nil"/>
-              <w:left w:val="single" w:sz="0" w:space="0" w:color="auto"/>
-              <w:bottom w:val="single" w:sz="0" w:space="0" w:color="auto"/>
-              <w:right w:val="single" w:sz="0" w:space="0" w:color="auto"/>
-            </w:tcBorders>
-          </w:tcPr>
-          <w:p>
-            <w:pPr>
-              <w:rPr>
-                <w:rFonts w:ascii="Helvetica Neue" w:eastAsia="Helvetica Neue" w:hAnsi="Helvetica Neue" w:cs="Helvetica Neue"/>
-                <w:color w:val="000000" w:themeColor="text1"/>
-                <w:sz w:val="21"/>
-                <w:szCs w:val="21"/>
-              </w:rPr>
-            </w:pPr>
-            <w:r>
-              <w:rPr>
-                <w:rFonts w:ascii="Helvetica Neue" w:eastAsia="Helvetica Neue" w:hAnsi="Helvetica Neue" w:cs="Helvetica Neue"/>
+              <w:left w:val="single" w:color="auto" w:sz="0" w:space="0"/>
+              <w:bottom w:val="single" w:color="auto" w:sz="0" w:space="0"/>
+              <w:right w:val="single" w:color="auto" w:sz="0" w:space="0"/>
+            </w:tcBorders>
+          </w:tcPr>
+          <w:p>
+            <w:pPr>
+              <w:rPr>
+                <w:rFonts w:ascii="Helvetica Neue" w:hAnsi="Helvetica Neue" w:eastAsia="Helvetica Neue" w:cs="Helvetica Neue"/>
+                <w:color w:val="000000" w:themeColor="text1"/>
+                <w:sz w:val="21"/>
+                <w:szCs w:val="21"/>
+              </w:rPr>
+            </w:pPr>
+            <w:r>
+              <w:rPr>
+                <w:rFonts w:ascii="Helvetica Neue" w:hAnsi="Helvetica Neue" w:eastAsia="Helvetica Neue" w:cs="Helvetica Neue"/>
                 <w:color w:val="000000" w:themeColor="text1"/>
                 <w:sz w:val="21"/>
                 <w:szCs w:val="21"/>
@@ -1376,16 +1383,16 @@
           <w:tcPr>
             <w:tcW w:w="2614" w:type="dxa"/>
             <w:tcBorders>
-              <w:top w:val="single" w:sz="6" w:space="0" w:color="auto"/>
-              <w:left w:val="single" w:sz="0" w:space="0" w:color="auto"/>
-              <w:bottom w:val="single" w:sz="0" w:space="0" w:color="auto"/>
-              <w:right w:val="single" w:sz="0" w:space="0" w:color="auto"/>
-            </w:tcBorders>
-          </w:tcPr>
-          <w:p>
-            <w:pPr>
-              <w:rPr>
-                <w:rFonts w:ascii="Helvetica Neue" w:eastAsia="Helvetica Neue" w:hAnsi="Helvetica Neue" w:cs="Helvetica Neue"/>
+              <w:top w:val="single" w:color="auto" w:sz="6" w:space="0"/>
+              <w:left w:val="single" w:color="auto" w:sz="0" w:space="0"/>
+              <w:bottom w:val="single" w:color="auto" w:sz="0" w:space="0"/>
+              <w:right w:val="single" w:color="auto" w:sz="0" w:space="0"/>
+            </w:tcBorders>
+          </w:tcPr>
+          <w:p>
+            <w:pPr>
+              <w:rPr>
+                <w:rFonts w:ascii="Helvetica Neue" w:hAnsi="Helvetica Neue" w:eastAsia="Helvetica Neue" w:cs="Helvetica Neue"/>
                 <w:b/>
                 <w:bCs/>
                 <w:color w:val="000000" w:themeColor="text1"/>
@@ -1395,7 +1402,7 @@
             </w:pPr>
             <w:r>
               <w:rPr>
-                <w:rFonts w:ascii="Helvetica Neue" w:eastAsia="Helvetica Neue" w:hAnsi="Helvetica Neue" w:cs="Helvetica Neue"/>
+                <w:rFonts w:ascii="Helvetica Neue" w:hAnsi="Helvetica Neue" w:eastAsia="Helvetica Neue" w:cs="Helvetica Neue"/>
                 <w:b/>
                 <w:bCs/>
                 <w:color w:val="000000" w:themeColor="text1"/>
@@ -1410,24 +1417,24 @@
           <w:tcPr>
             <w:tcW w:w="2614" w:type="dxa"/>
             <w:tcBorders>
-              <w:top w:val="single" w:sz="6" w:space="0" w:color="auto"/>
-              <w:left w:val="single" w:sz="0" w:space="0" w:color="auto"/>
-              <w:bottom w:val="single" w:sz="0" w:space="0" w:color="auto"/>
-              <w:right w:val="single" w:sz="0" w:space="0" w:color="auto"/>
-            </w:tcBorders>
-          </w:tcPr>
-          <w:p>
-            <w:pPr>
-              <w:rPr>
-                <w:rFonts w:ascii="Helvetica Neue" w:eastAsia="Helvetica Neue" w:hAnsi="Helvetica Neue" w:cs="Helvetica Neue"/>
-                <w:color w:val="000000" w:themeColor="text1"/>
-                <w:sz w:val="21"/>
-                <w:szCs w:val="21"/>
-              </w:rPr>
-            </w:pPr>
-            <w:r>
-              <w:rPr>
-                <w:rFonts w:ascii="Helvetica Neue" w:eastAsia="Helvetica Neue" w:hAnsi="Helvetica Neue" w:cs="Helvetica Neue"/>
+              <w:top w:val="single" w:color="auto" w:sz="6" w:space="0"/>
+              <w:left w:val="single" w:color="auto" w:sz="0" w:space="0"/>
+              <w:bottom w:val="single" w:color="auto" w:sz="0" w:space="0"/>
+              <w:right w:val="single" w:color="auto" w:sz="0" w:space="0"/>
+            </w:tcBorders>
+          </w:tcPr>
+          <w:p>
+            <w:pPr>
+              <w:rPr>
+                <w:rFonts w:ascii="Helvetica Neue" w:hAnsi="Helvetica Neue" w:eastAsia="Helvetica Neue" w:cs="Helvetica Neue"/>
+                <w:color w:val="000000" w:themeColor="text1"/>
+                <w:sz w:val="21"/>
+                <w:szCs w:val="21"/>
+              </w:rPr>
+            </w:pPr>
+            <w:r>
+              <w:rPr>
+                <w:rFonts w:ascii="Helvetica Neue" w:hAnsi="Helvetica Neue" w:eastAsia="Helvetica Neue" w:cs="Helvetica Neue"/>
                 <w:color w:val="000000" w:themeColor="text1"/>
                 <w:sz w:val="21"/>
                 <w:szCs w:val="21"/>
@@ -1440,24 +1447,24 @@
           <w:tcPr>
             <w:tcW w:w="2614" w:type="dxa"/>
             <w:tcBorders>
-              <w:top w:val="single" w:sz="6" w:space="0" w:color="auto"/>
-              <w:left w:val="single" w:sz="0" w:space="0" w:color="auto"/>
-              <w:bottom w:val="single" w:sz="0" w:space="0" w:color="auto"/>
-              <w:right w:val="single" w:sz="0" w:space="0" w:color="auto"/>
-            </w:tcBorders>
-          </w:tcPr>
-          <w:p>
-            <w:pPr>
-              <w:rPr>
-                <w:rFonts w:ascii="Helvetica Neue" w:eastAsia="Helvetica Neue" w:hAnsi="Helvetica Neue" w:cs="Helvetica Neue"/>
-                <w:color w:val="000000" w:themeColor="text1"/>
-                <w:sz w:val="21"/>
-                <w:szCs w:val="21"/>
-              </w:rPr>
-            </w:pPr>
-            <w:r>
-              <w:rPr>
-                <w:rFonts w:ascii="Helvetica Neue" w:eastAsia="Helvetica Neue" w:hAnsi="Helvetica Neue" w:cs="Helvetica Neue"/>
+              <w:top w:val="single" w:color="auto" w:sz="6" w:space="0"/>
+              <w:left w:val="single" w:color="auto" w:sz="0" w:space="0"/>
+              <w:bottom w:val="single" w:color="auto" w:sz="0" w:space="0"/>
+              <w:right w:val="single" w:color="auto" w:sz="0" w:space="0"/>
+            </w:tcBorders>
+          </w:tcPr>
+          <w:p>
+            <w:pPr>
+              <w:rPr>
+                <w:rFonts w:ascii="Helvetica Neue" w:hAnsi="Helvetica Neue" w:eastAsia="Helvetica Neue" w:cs="Helvetica Neue"/>
+                <w:color w:val="000000" w:themeColor="text1"/>
+                <w:sz w:val="21"/>
+                <w:szCs w:val="21"/>
+              </w:rPr>
+            </w:pPr>
+            <w:r>
+              <w:rPr>
+                <w:rFonts w:ascii="Helvetica Neue" w:hAnsi="Helvetica Neue" w:eastAsia="Helvetica Neue" w:cs="Helvetica Neue"/>
                 <w:color w:val="000000" w:themeColor="text1"/>
                 <w:sz w:val="21"/>
                 <w:szCs w:val="21"/>
@@ -1470,24 +1477,24 @@
           <w:tcPr>
             <w:tcW w:w="2614" w:type="dxa"/>
             <w:tcBorders>
-              <w:top w:val="single" w:sz="6" w:space="0" w:color="auto"/>
-              <w:left w:val="single" w:sz="0" w:space="0" w:color="auto"/>
-              <w:bottom w:val="single" w:sz="0" w:space="0" w:color="auto"/>
-              <w:right w:val="single" w:sz="0" w:space="0" w:color="auto"/>
-            </w:tcBorders>
-          </w:tcPr>
-          <w:p>
-            <w:pPr>
-              <w:rPr>
-                <w:rFonts w:ascii="Helvetica Neue" w:eastAsia="Helvetica Neue" w:hAnsi="Helvetica Neue" w:cs="Helvetica Neue"/>
-                <w:color w:val="000000" w:themeColor="text1"/>
-                <w:sz w:val="21"/>
-                <w:szCs w:val="21"/>
-              </w:rPr>
-            </w:pPr>
-            <w:r>
-              <w:rPr>
-                <w:rFonts w:ascii="Helvetica Neue" w:eastAsia="Helvetica Neue" w:hAnsi="Helvetica Neue" w:cs="Helvetica Neue"/>
+              <w:top w:val="single" w:color="auto" w:sz="6" w:space="0"/>
+              <w:left w:val="single" w:color="auto" w:sz="0" w:space="0"/>
+              <w:bottom w:val="single" w:color="auto" w:sz="0" w:space="0"/>
+              <w:right w:val="single" w:color="auto" w:sz="0" w:space="0"/>
+            </w:tcBorders>
+          </w:tcPr>
+          <w:p>
+            <w:pPr>
+              <w:rPr>
+                <w:rFonts w:ascii="Helvetica Neue" w:hAnsi="Helvetica Neue" w:eastAsia="Helvetica Neue" w:cs="Helvetica Neue"/>
+                <w:color w:val="000000" w:themeColor="text1"/>
+                <w:sz w:val="21"/>
+                <w:szCs w:val="21"/>
+              </w:rPr>
+            </w:pPr>
+            <w:r>
+              <w:rPr>
+                <w:rFonts w:ascii="Helvetica Neue" w:hAnsi="Helvetica Neue" w:eastAsia="Helvetica Neue" w:cs="Helvetica Neue"/>
                 <w:color w:val="000000" w:themeColor="text1"/>
                 <w:sz w:val="21"/>
                 <w:szCs w:val="21"/>
@@ -1502,16 +1509,16 @@
           <w:tcPr>
             <w:tcW w:w="2614" w:type="dxa"/>
             <w:tcBorders>
-              <w:top w:val="single" w:sz="6" w:space="0" w:color="auto"/>
-              <w:left w:val="single" w:sz="0" w:space="0" w:color="auto"/>
-              <w:bottom w:val="single" w:sz="0" w:space="0" w:color="auto"/>
-              <w:right w:val="single" w:sz="0" w:space="0" w:color="auto"/>
-            </w:tcBorders>
-          </w:tcPr>
-          <w:p>
-            <w:pPr>
-              <w:rPr>
-                <w:rFonts w:ascii="Helvetica Neue" w:eastAsia="Helvetica Neue" w:hAnsi="Helvetica Neue" w:cs="Helvetica Neue"/>
+              <w:top w:val="single" w:color="auto" w:sz="6" w:space="0"/>
+              <w:left w:val="single" w:color="auto" w:sz="0" w:space="0"/>
+              <w:bottom w:val="single" w:color="auto" w:sz="0" w:space="0"/>
+              <w:right w:val="single" w:color="auto" w:sz="0" w:space="0"/>
+            </w:tcBorders>
+          </w:tcPr>
+          <w:p>
+            <w:pPr>
+              <w:rPr>
+                <w:rFonts w:ascii="Helvetica Neue" w:hAnsi="Helvetica Neue" w:eastAsia="Helvetica Neue" w:cs="Helvetica Neue"/>
                 <w:b/>
                 <w:bCs/>
                 <w:color w:val="000000" w:themeColor="text1"/>
@@ -1521,7 +1528,7 @@
             </w:pPr>
             <w:r>
               <w:rPr>
-                <w:rFonts w:ascii="Helvetica Neue" w:eastAsia="Helvetica Neue" w:hAnsi="Helvetica Neue" w:cs="Helvetica Neue"/>
+                <w:rFonts w:ascii="Helvetica Neue" w:hAnsi="Helvetica Neue" w:eastAsia="Helvetica Neue" w:cs="Helvetica Neue"/>
                 <w:b/>
                 <w:bCs/>
                 <w:color w:val="000000" w:themeColor="text1"/>
@@ -1536,24 +1543,24 @@
           <w:tcPr>
             <w:tcW w:w="2614" w:type="dxa"/>
             <w:tcBorders>
-              <w:top w:val="single" w:sz="6" w:space="0" w:color="auto"/>
-              <w:left w:val="single" w:sz="0" w:space="0" w:color="auto"/>
-              <w:bottom w:val="single" w:sz="0" w:space="0" w:color="auto"/>
-              <w:right w:val="single" w:sz="0" w:space="0" w:color="auto"/>
-            </w:tcBorders>
-          </w:tcPr>
-          <w:p>
-            <w:pPr>
-              <w:rPr>
-                <w:rFonts w:ascii="Helvetica Neue" w:eastAsia="Helvetica Neue" w:hAnsi="Helvetica Neue" w:cs="Helvetica Neue"/>
-                <w:color w:val="000000" w:themeColor="text1"/>
-                <w:sz w:val="21"/>
-                <w:szCs w:val="21"/>
-              </w:rPr>
-            </w:pPr>
-            <w:r>
-              <w:rPr>
-                <w:rFonts w:ascii="Helvetica Neue" w:eastAsia="Helvetica Neue" w:hAnsi="Helvetica Neue" w:cs="Helvetica Neue"/>
+              <w:top w:val="single" w:color="auto" w:sz="6" w:space="0"/>
+              <w:left w:val="single" w:color="auto" w:sz="0" w:space="0"/>
+              <w:bottom w:val="single" w:color="auto" w:sz="0" w:space="0"/>
+              <w:right w:val="single" w:color="auto" w:sz="0" w:space="0"/>
+            </w:tcBorders>
+          </w:tcPr>
+          <w:p>
+            <w:pPr>
+              <w:rPr>
+                <w:rFonts w:ascii="Helvetica Neue" w:hAnsi="Helvetica Neue" w:eastAsia="Helvetica Neue" w:cs="Helvetica Neue"/>
+                <w:color w:val="000000" w:themeColor="text1"/>
+                <w:sz w:val="21"/>
+                <w:szCs w:val="21"/>
+              </w:rPr>
+            </w:pPr>
+            <w:r>
+              <w:rPr>
+                <w:rFonts w:ascii="Helvetica Neue" w:hAnsi="Helvetica Neue" w:eastAsia="Helvetica Neue" w:cs="Helvetica Neue"/>
                 <w:color w:val="000000" w:themeColor="text1"/>
                 <w:sz w:val="21"/>
                 <w:szCs w:val="21"/>
@@ -1566,24 +1573,24 @@
           <w:tcPr>
             <w:tcW w:w="2614" w:type="dxa"/>
             <w:tcBorders>
-              <w:top w:val="single" w:sz="6" w:space="0" w:color="auto"/>
-              <w:left w:val="single" w:sz="0" w:space="0" w:color="auto"/>
-              <w:bottom w:val="single" w:sz="0" w:space="0" w:color="auto"/>
-              <w:right w:val="single" w:sz="0" w:space="0" w:color="auto"/>
-            </w:tcBorders>
-          </w:tcPr>
-          <w:p>
-            <w:pPr>
-              <w:rPr>
-                <w:rFonts w:ascii="Helvetica Neue" w:eastAsia="Helvetica Neue" w:hAnsi="Helvetica Neue" w:cs="Helvetica Neue"/>
-                <w:color w:val="000000" w:themeColor="text1"/>
-                <w:sz w:val="21"/>
-                <w:szCs w:val="21"/>
-              </w:rPr>
-            </w:pPr>
-            <w:r>
-              <w:rPr>
-                <w:rFonts w:ascii="Helvetica Neue" w:eastAsia="Helvetica Neue" w:hAnsi="Helvetica Neue" w:cs="Helvetica Neue"/>
+              <w:top w:val="single" w:color="auto" w:sz="6" w:space="0"/>
+              <w:left w:val="single" w:color="auto" w:sz="0" w:space="0"/>
+              <w:bottom w:val="single" w:color="auto" w:sz="0" w:space="0"/>
+              <w:right w:val="single" w:color="auto" w:sz="0" w:space="0"/>
+            </w:tcBorders>
+          </w:tcPr>
+          <w:p>
+            <w:pPr>
+              <w:rPr>
+                <w:rFonts w:ascii="Helvetica Neue" w:hAnsi="Helvetica Neue" w:eastAsia="Helvetica Neue" w:cs="Helvetica Neue"/>
+                <w:color w:val="000000" w:themeColor="text1"/>
+                <w:sz w:val="21"/>
+                <w:szCs w:val="21"/>
+              </w:rPr>
+            </w:pPr>
+            <w:r>
+              <w:rPr>
+                <w:rFonts w:ascii="Helvetica Neue" w:hAnsi="Helvetica Neue" w:eastAsia="Helvetica Neue" w:cs="Helvetica Neue"/>
                 <w:color w:val="000000" w:themeColor="text1"/>
                 <w:sz w:val="21"/>
                 <w:szCs w:val="21"/>
@@ -1596,24 +1603,24 @@
           <w:tcPr>
             <w:tcW w:w="2614" w:type="dxa"/>
             <w:tcBorders>
-              <w:top w:val="single" w:sz="6" w:space="0" w:color="auto"/>
-              <w:left w:val="single" w:sz="0" w:space="0" w:color="auto"/>
-              <w:bottom w:val="single" w:sz="0" w:space="0" w:color="auto"/>
-              <w:right w:val="single" w:sz="0" w:space="0" w:color="auto"/>
-            </w:tcBorders>
-          </w:tcPr>
-          <w:p>
-            <w:pPr>
-              <w:rPr>
-                <w:rFonts w:ascii="Helvetica Neue" w:eastAsia="Helvetica Neue" w:hAnsi="Helvetica Neue" w:cs="Helvetica Neue"/>
-                <w:color w:val="000000" w:themeColor="text1"/>
-                <w:sz w:val="21"/>
-                <w:szCs w:val="21"/>
-              </w:rPr>
-            </w:pPr>
-            <w:r>
-              <w:rPr>
-                <w:rFonts w:ascii="Helvetica Neue" w:eastAsia="Helvetica Neue" w:hAnsi="Helvetica Neue" w:cs="Helvetica Neue"/>
+              <w:top w:val="single" w:color="auto" w:sz="6" w:space="0"/>
+              <w:left w:val="single" w:color="auto" w:sz="0" w:space="0"/>
+              <w:bottom w:val="single" w:color="auto" w:sz="0" w:space="0"/>
+              <w:right w:val="single" w:color="auto" w:sz="0" w:space="0"/>
+            </w:tcBorders>
+          </w:tcPr>
+          <w:p>
+            <w:pPr>
+              <w:rPr>
+                <w:rFonts w:ascii="Helvetica Neue" w:hAnsi="Helvetica Neue" w:eastAsia="Helvetica Neue" w:cs="Helvetica Neue"/>
+                <w:color w:val="000000" w:themeColor="text1"/>
+                <w:sz w:val="21"/>
+                <w:szCs w:val="21"/>
+              </w:rPr>
+            </w:pPr>
+            <w:r>
+              <w:rPr>
+                <w:rFonts w:ascii="Helvetica Neue" w:hAnsi="Helvetica Neue" w:eastAsia="Helvetica Neue" w:cs="Helvetica Neue"/>
                 <w:color w:val="000000" w:themeColor="text1"/>
                 <w:sz w:val="21"/>
                 <w:szCs w:val="21"/>
@@ -1628,16 +1635,16 @@
           <w:tcPr>
             <w:tcW w:w="2614" w:type="dxa"/>
             <w:tcBorders>
-              <w:top w:val="single" w:sz="6" w:space="0" w:color="auto"/>
-              <w:left w:val="single" w:sz="0" w:space="0" w:color="auto"/>
-              <w:bottom w:val="single" w:sz="0" w:space="0" w:color="auto"/>
-              <w:right w:val="single" w:sz="0" w:space="0" w:color="auto"/>
-            </w:tcBorders>
-          </w:tcPr>
-          <w:p>
-            <w:pPr>
-              <w:rPr>
-                <w:rFonts w:ascii="Helvetica Neue" w:eastAsia="Helvetica Neue" w:hAnsi="Helvetica Neue" w:cs="Helvetica Neue"/>
+              <w:top w:val="single" w:color="auto" w:sz="6" w:space="0"/>
+              <w:left w:val="single" w:color="auto" w:sz="0" w:space="0"/>
+              <w:bottom w:val="single" w:color="auto" w:sz="0" w:space="0"/>
+              <w:right w:val="single" w:color="auto" w:sz="0" w:space="0"/>
+            </w:tcBorders>
+          </w:tcPr>
+          <w:p>
+            <w:pPr>
+              <w:rPr>
+                <w:rFonts w:ascii="Helvetica Neue" w:hAnsi="Helvetica Neue" w:eastAsia="Helvetica Neue" w:cs="Helvetica Neue"/>
                 <w:b/>
                 <w:bCs/>
                 <w:color w:val="000000" w:themeColor="text1"/>
@@ -1647,7 +1654,7 @@
             </w:pPr>
             <w:r>
               <w:rPr>
-                <w:rFonts w:ascii="Helvetica Neue" w:eastAsia="Helvetica Neue" w:hAnsi="Helvetica Neue" w:cs="Helvetica Neue"/>
+                <w:rFonts w:ascii="Helvetica Neue" w:hAnsi="Helvetica Neue" w:eastAsia="Helvetica Neue" w:cs="Helvetica Neue"/>
                 <w:b/>
                 <w:bCs/>
                 <w:color w:val="000000" w:themeColor="text1"/>
@@ -1662,24 +1669,24 @@
           <w:tcPr>
             <w:tcW w:w="2614" w:type="dxa"/>
             <w:tcBorders>
-              <w:top w:val="single" w:sz="6" w:space="0" w:color="auto"/>
-              <w:left w:val="single" w:sz="0" w:space="0" w:color="auto"/>
-              <w:bottom w:val="single" w:sz="0" w:space="0" w:color="auto"/>
-              <w:right w:val="single" w:sz="0" w:space="0" w:color="auto"/>
-            </w:tcBorders>
-          </w:tcPr>
-          <w:p>
-            <w:pPr>
-              <w:rPr>
-                <w:rFonts w:ascii="Helvetica Neue" w:eastAsia="Helvetica Neue" w:hAnsi="Helvetica Neue" w:cs="Helvetica Neue"/>
-                <w:color w:val="000000" w:themeColor="text1"/>
-                <w:sz w:val="21"/>
-                <w:szCs w:val="21"/>
-              </w:rPr>
-            </w:pPr>
-            <w:r>
-              <w:rPr>
-                <w:rFonts w:ascii="Helvetica Neue" w:eastAsia="Helvetica Neue" w:hAnsi="Helvetica Neue" w:cs="Helvetica Neue"/>
+              <w:top w:val="single" w:color="auto" w:sz="6" w:space="0"/>
+              <w:left w:val="single" w:color="auto" w:sz="0" w:space="0"/>
+              <w:bottom w:val="single" w:color="auto" w:sz="0" w:space="0"/>
+              <w:right w:val="single" w:color="auto" w:sz="0" w:space="0"/>
+            </w:tcBorders>
+          </w:tcPr>
+          <w:p>
+            <w:pPr>
+              <w:rPr>
+                <w:rFonts w:ascii="Helvetica Neue" w:hAnsi="Helvetica Neue" w:eastAsia="Helvetica Neue" w:cs="Helvetica Neue"/>
+                <w:color w:val="000000" w:themeColor="text1"/>
+                <w:sz w:val="21"/>
+                <w:szCs w:val="21"/>
+              </w:rPr>
+            </w:pPr>
+            <w:r>
+              <w:rPr>
+                <w:rFonts w:ascii="Helvetica Neue" w:hAnsi="Helvetica Neue" w:eastAsia="Helvetica Neue" w:cs="Helvetica Neue"/>
                 <w:color w:val="000000" w:themeColor="text1"/>
                 <w:sz w:val="21"/>
                 <w:szCs w:val="21"/>
@@ -1692,24 +1699,24 @@
           <w:tcPr>
             <w:tcW w:w="2614" w:type="dxa"/>
             <w:tcBorders>
-              <w:top w:val="single" w:sz="6" w:space="0" w:color="auto"/>
-              <w:left w:val="single" w:sz="0" w:space="0" w:color="auto"/>
-              <w:bottom w:val="single" w:sz="0" w:space="0" w:color="auto"/>
-              <w:right w:val="single" w:sz="0" w:space="0" w:color="auto"/>
-            </w:tcBorders>
-          </w:tcPr>
-          <w:p>
-            <w:pPr>
-              <w:rPr>
-                <w:rFonts w:ascii="Helvetica Neue" w:eastAsia="Helvetica Neue" w:hAnsi="Helvetica Neue" w:cs="Helvetica Neue"/>
-                <w:color w:val="000000" w:themeColor="text1"/>
-                <w:sz w:val="21"/>
-                <w:szCs w:val="21"/>
-              </w:rPr>
-            </w:pPr>
-            <w:r>
-              <w:rPr>
-                <w:rFonts w:ascii="Helvetica Neue" w:eastAsia="Helvetica Neue" w:hAnsi="Helvetica Neue" w:cs="Helvetica Neue"/>
+              <w:top w:val="single" w:color="auto" w:sz="6" w:space="0"/>
+              <w:left w:val="single" w:color="auto" w:sz="0" w:space="0"/>
+              <w:bottom w:val="single" w:color="auto" w:sz="0" w:space="0"/>
+              <w:right w:val="single" w:color="auto" w:sz="0" w:space="0"/>
+            </w:tcBorders>
+          </w:tcPr>
+          <w:p>
+            <w:pPr>
+              <w:rPr>
+                <w:rFonts w:ascii="Helvetica Neue" w:hAnsi="Helvetica Neue" w:eastAsia="Helvetica Neue" w:cs="Helvetica Neue"/>
+                <w:color w:val="000000" w:themeColor="text1"/>
+                <w:sz w:val="21"/>
+                <w:szCs w:val="21"/>
+              </w:rPr>
+            </w:pPr>
+            <w:r>
+              <w:rPr>
+                <w:rFonts w:ascii="Helvetica Neue" w:hAnsi="Helvetica Neue" w:eastAsia="Helvetica Neue" w:cs="Helvetica Neue"/>
                 <w:color w:val="000000" w:themeColor="text1"/>
                 <w:sz w:val="21"/>
                 <w:szCs w:val="21"/>
@@ -1722,24 +1729,24 @@
           <w:tcPr>
             <w:tcW w:w="2614" w:type="dxa"/>
             <w:tcBorders>
-              <w:top w:val="single" w:sz="6" w:space="0" w:color="auto"/>
-              <w:left w:val="single" w:sz="0" w:space="0" w:color="auto"/>
-              <w:bottom w:val="single" w:sz="0" w:space="0" w:color="auto"/>
-              <w:right w:val="single" w:sz="0" w:space="0" w:color="auto"/>
-            </w:tcBorders>
-          </w:tcPr>
-          <w:p>
-            <w:pPr>
-              <w:rPr>
-                <w:rFonts w:ascii="Helvetica Neue" w:eastAsia="Helvetica Neue" w:hAnsi="Helvetica Neue" w:cs="Helvetica Neue"/>
-                <w:color w:val="000000" w:themeColor="text1"/>
-                <w:sz w:val="21"/>
-                <w:szCs w:val="21"/>
-              </w:rPr>
-            </w:pPr>
-            <w:r>
-              <w:rPr>
-                <w:rFonts w:ascii="Helvetica Neue" w:eastAsia="Helvetica Neue" w:hAnsi="Helvetica Neue" w:cs="Helvetica Neue"/>
+              <w:top w:val="single" w:color="auto" w:sz="6" w:space="0"/>
+              <w:left w:val="single" w:color="auto" w:sz="0" w:space="0"/>
+              <w:bottom w:val="single" w:color="auto" w:sz="0" w:space="0"/>
+              <w:right w:val="single" w:color="auto" w:sz="0" w:space="0"/>
+            </w:tcBorders>
+          </w:tcPr>
+          <w:p>
+            <w:pPr>
+              <w:rPr>
+                <w:rFonts w:ascii="Helvetica Neue" w:hAnsi="Helvetica Neue" w:eastAsia="Helvetica Neue" w:cs="Helvetica Neue"/>
+                <w:color w:val="000000" w:themeColor="text1"/>
+                <w:sz w:val="21"/>
+                <w:szCs w:val="21"/>
+              </w:rPr>
+            </w:pPr>
+            <w:r>
+              <w:rPr>
+                <w:rFonts w:ascii="Helvetica Neue" w:hAnsi="Helvetica Neue" w:eastAsia="Helvetica Neue" w:cs="Helvetica Neue"/>
                 <w:color w:val="000000" w:themeColor="text1"/>
                 <w:sz w:val="21"/>
                 <w:szCs w:val="21"/>
@@ -1754,16 +1761,16 @@
           <w:tcPr>
             <w:tcW w:w="2614" w:type="dxa"/>
             <w:tcBorders>
-              <w:top w:val="single" w:sz="6" w:space="0" w:color="auto"/>
-              <w:left w:val="single" w:sz="0" w:space="0" w:color="auto"/>
-              <w:bottom w:val="single" w:sz="0" w:space="0" w:color="auto"/>
-              <w:right w:val="single" w:sz="0" w:space="0" w:color="auto"/>
-            </w:tcBorders>
-          </w:tcPr>
-          <w:p>
-            <w:pPr>
-              <w:rPr>
-                <w:rFonts w:ascii="Helvetica Neue" w:eastAsia="Helvetica Neue" w:hAnsi="Helvetica Neue" w:cs="Helvetica Neue"/>
+              <w:top w:val="single" w:color="auto" w:sz="6" w:space="0"/>
+              <w:left w:val="single" w:color="auto" w:sz="0" w:space="0"/>
+              <w:bottom w:val="single" w:color="auto" w:sz="0" w:space="0"/>
+              <w:right w:val="single" w:color="auto" w:sz="0" w:space="0"/>
+            </w:tcBorders>
+          </w:tcPr>
+          <w:p>
+            <w:pPr>
+              <w:rPr>
+                <w:rFonts w:ascii="Helvetica Neue" w:hAnsi="Helvetica Neue" w:eastAsia="Helvetica Neue" w:cs="Helvetica Neue"/>
                 <w:b/>
                 <w:bCs/>
                 <w:color w:val="000000" w:themeColor="text1"/>
@@ -1773,7 +1780,7 @@
             </w:pPr>
             <w:r>
               <w:rPr>
-                <w:rFonts w:ascii="Helvetica Neue" w:eastAsia="Helvetica Neue" w:hAnsi="Helvetica Neue" w:cs="Helvetica Neue"/>
+                <w:rFonts w:ascii="Helvetica Neue" w:hAnsi="Helvetica Neue" w:eastAsia="Helvetica Neue" w:cs="Helvetica Neue"/>
                 <w:b/>
                 <w:bCs/>
                 <w:color w:val="000000" w:themeColor="text1"/>
@@ -1788,24 +1795,24 @@
           <w:tcPr>
             <w:tcW w:w="2614" w:type="dxa"/>
             <w:tcBorders>
-              <w:top w:val="single" w:sz="6" w:space="0" w:color="auto"/>
-              <w:left w:val="single" w:sz="0" w:space="0" w:color="auto"/>
-              <w:bottom w:val="single" w:sz="0" w:space="0" w:color="auto"/>
-              <w:right w:val="single" w:sz="0" w:space="0" w:color="auto"/>
-            </w:tcBorders>
-          </w:tcPr>
-          <w:p>
-            <w:pPr>
-              <w:rPr>
-                <w:rFonts w:ascii="Helvetica Neue" w:eastAsia="Helvetica Neue" w:hAnsi="Helvetica Neue" w:cs="Helvetica Neue"/>
-                <w:color w:val="000000" w:themeColor="text1"/>
-                <w:sz w:val="21"/>
-                <w:szCs w:val="21"/>
-              </w:rPr>
-            </w:pPr>
-            <w:r>
-              <w:rPr>
-                <w:rFonts w:ascii="Helvetica Neue" w:eastAsia="Helvetica Neue" w:hAnsi="Helvetica Neue" w:cs="Helvetica Neue"/>
+              <w:top w:val="single" w:color="auto" w:sz="6" w:space="0"/>
+              <w:left w:val="single" w:color="auto" w:sz="0" w:space="0"/>
+              <w:bottom w:val="single" w:color="auto" w:sz="0" w:space="0"/>
+              <w:right w:val="single" w:color="auto" w:sz="0" w:space="0"/>
+            </w:tcBorders>
+          </w:tcPr>
+          <w:p>
+            <w:pPr>
+              <w:rPr>
+                <w:rFonts w:ascii="Helvetica Neue" w:hAnsi="Helvetica Neue" w:eastAsia="Helvetica Neue" w:cs="Helvetica Neue"/>
+                <w:color w:val="000000" w:themeColor="text1"/>
+                <w:sz w:val="21"/>
+                <w:szCs w:val="21"/>
+              </w:rPr>
+            </w:pPr>
+            <w:r>
+              <w:rPr>
+                <w:rFonts w:ascii="Helvetica Neue" w:hAnsi="Helvetica Neue" w:eastAsia="Helvetica Neue" w:cs="Helvetica Neue"/>
                 <w:color w:val="000000" w:themeColor="text1"/>
                 <w:sz w:val="21"/>
                 <w:szCs w:val="21"/>
@@ -1818,24 +1825,24 @@
           <w:tcPr>
             <w:tcW w:w="2614" w:type="dxa"/>
             <w:tcBorders>
-              <w:top w:val="single" w:sz="6" w:space="0" w:color="auto"/>
-              <w:left w:val="single" w:sz="0" w:space="0" w:color="auto"/>
-              <w:bottom w:val="single" w:sz="0" w:space="0" w:color="auto"/>
-              <w:right w:val="single" w:sz="0" w:space="0" w:color="auto"/>
-            </w:tcBorders>
-          </w:tcPr>
-          <w:p>
-            <w:pPr>
-              <w:rPr>
-                <w:rFonts w:ascii="Helvetica Neue" w:eastAsia="Helvetica Neue" w:hAnsi="Helvetica Neue" w:cs="Helvetica Neue"/>
-                <w:color w:val="000000" w:themeColor="text1"/>
-                <w:sz w:val="21"/>
-                <w:szCs w:val="21"/>
-              </w:rPr>
-            </w:pPr>
-            <w:r>
-              <w:rPr>
-                <w:rFonts w:ascii="Helvetica Neue" w:eastAsia="Helvetica Neue" w:hAnsi="Helvetica Neue" w:cs="Helvetica Neue"/>
+              <w:top w:val="single" w:color="auto" w:sz="6" w:space="0"/>
+              <w:left w:val="single" w:color="auto" w:sz="0" w:space="0"/>
+              <w:bottom w:val="single" w:color="auto" w:sz="0" w:space="0"/>
+              <w:right w:val="single" w:color="auto" w:sz="0" w:space="0"/>
+            </w:tcBorders>
+          </w:tcPr>
+          <w:p>
+            <w:pPr>
+              <w:rPr>
+                <w:rFonts w:ascii="Helvetica Neue" w:hAnsi="Helvetica Neue" w:eastAsia="Helvetica Neue" w:cs="Helvetica Neue"/>
+                <w:color w:val="000000" w:themeColor="text1"/>
+                <w:sz w:val="21"/>
+                <w:szCs w:val="21"/>
+              </w:rPr>
+            </w:pPr>
+            <w:r>
+              <w:rPr>
+                <w:rFonts w:ascii="Helvetica Neue" w:hAnsi="Helvetica Neue" w:eastAsia="Helvetica Neue" w:cs="Helvetica Neue"/>
                 <w:color w:val="000000" w:themeColor="text1"/>
                 <w:sz w:val="21"/>
                 <w:szCs w:val="21"/>
@@ -1848,24 +1855,24 @@
           <w:tcPr>
             <w:tcW w:w="2614" w:type="dxa"/>
             <w:tcBorders>
-              <w:top w:val="single" w:sz="6" w:space="0" w:color="auto"/>
-              <w:left w:val="single" w:sz="0" w:space="0" w:color="auto"/>
-              <w:bottom w:val="single" w:sz="0" w:space="0" w:color="auto"/>
-              <w:right w:val="single" w:sz="0" w:space="0" w:color="auto"/>
-            </w:tcBorders>
-          </w:tcPr>
-          <w:p>
-            <w:pPr>
-              <w:rPr>
-                <w:rFonts w:ascii="Helvetica Neue" w:eastAsia="Helvetica Neue" w:hAnsi="Helvetica Neue" w:cs="Helvetica Neue"/>
-                <w:color w:val="000000" w:themeColor="text1"/>
-                <w:sz w:val="21"/>
-                <w:szCs w:val="21"/>
-              </w:rPr>
-            </w:pPr>
-            <w:r>
-              <w:rPr>
-                <w:rFonts w:ascii="Helvetica Neue" w:eastAsia="Helvetica Neue" w:hAnsi="Helvetica Neue" w:cs="Helvetica Neue"/>
+              <w:top w:val="single" w:color="auto" w:sz="6" w:space="0"/>
+              <w:left w:val="single" w:color="auto" w:sz="0" w:space="0"/>
+              <w:bottom w:val="single" w:color="auto" w:sz="0" w:space="0"/>
+              <w:right w:val="single" w:color="auto" w:sz="0" w:space="0"/>
+            </w:tcBorders>
+          </w:tcPr>
+          <w:p>
+            <w:pPr>
+              <w:rPr>
+                <w:rFonts w:ascii="Helvetica Neue" w:hAnsi="Helvetica Neue" w:eastAsia="Helvetica Neue" w:cs="Helvetica Neue"/>
+                <w:color w:val="000000" w:themeColor="text1"/>
+                <w:sz w:val="21"/>
+                <w:szCs w:val="21"/>
+              </w:rPr>
+            </w:pPr>
+            <w:r>
+              <w:rPr>
+                <w:rFonts w:ascii="Helvetica Neue" w:hAnsi="Helvetica Neue" w:eastAsia="Helvetica Neue" w:cs="Helvetica Neue"/>
                 <w:color w:val="000000" w:themeColor="text1"/>
                 <w:sz w:val="21"/>
                 <w:szCs w:val="21"/>
@@ -1880,16 +1887,16 @@
           <w:tcPr>
             <w:tcW w:w="2614" w:type="dxa"/>
             <w:tcBorders>
-              <w:top w:val="single" w:sz="6" w:space="0" w:color="auto"/>
-              <w:left w:val="single" w:sz="0" w:space="0" w:color="auto"/>
-              <w:bottom w:val="single" w:sz="0" w:space="0" w:color="auto"/>
-              <w:right w:val="single" w:sz="0" w:space="0" w:color="auto"/>
-            </w:tcBorders>
-          </w:tcPr>
-          <w:p>
-            <w:pPr>
-              <w:rPr>
-                <w:rFonts w:ascii="Helvetica Neue" w:eastAsia="Helvetica Neue" w:hAnsi="Helvetica Neue" w:cs="Helvetica Neue"/>
+              <w:top w:val="single" w:color="auto" w:sz="6" w:space="0"/>
+              <w:left w:val="single" w:color="auto" w:sz="0" w:space="0"/>
+              <w:bottom w:val="single" w:color="auto" w:sz="0" w:space="0"/>
+              <w:right w:val="single" w:color="auto" w:sz="0" w:space="0"/>
+            </w:tcBorders>
+          </w:tcPr>
+          <w:p>
+            <w:pPr>
+              <w:rPr>
+                <w:rFonts w:ascii="Helvetica Neue" w:hAnsi="Helvetica Neue" w:eastAsia="Helvetica Neue" w:cs="Helvetica Neue"/>
                 <w:b/>
                 <w:bCs/>
                 <w:color w:val="000000" w:themeColor="text1"/>
@@ -1899,7 +1906,7 @@
             </w:pPr>
             <w:r>
               <w:rPr>
-                <w:rFonts w:ascii="Helvetica Neue" w:eastAsia="Helvetica Neue" w:hAnsi="Helvetica Neue" w:cs="Helvetica Neue"/>
+                <w:rFonts w:ascii="Helvetica Neue" w:hAnsi="Helvetica Neue" w:eastAsia="Helvetica Neue" w:cs="Helvetica Neue"/>
                 <w:b/>
                 <w:bCs/>
                 <w:color w:val="000000" w:themeColor="text1"/>
@@ -1914,24 +1921,24 @@
           <w:tcPr>
             <w:tcW w:w="2614" w:type="dxa"/>
             <w:tcBorders>
-              <w:top w:val="single" w:sz="6" w:space="0" w:color="auto"/>
-              <w:left w:val="single" w:sz="0" w:space="0" w:color="auto"/>
-              <w:bottom w:val="single" w:sz="0" w:space="0" w:color="auto"/>
-              <w:right w:val="single" w:sz="0" w:space="0" w:color="auto"/>
-            </w:tcBorders>
-          </w:tcPr>
-          <w:p>
-            <w:pPr>
-              <w:rPr>
-                <w:rFonts w:ascii="Helvetica Neue" w:eastAsia="Helvetica Neue" w:hAnsi="Helvetica Neue" w:cs="Helvetica Neue"/>
-                <w:color w:val="000000" w:themeColor="text1"/>
-                <w:sz w:val="21"/>
-                <w:szCs w:val="21"/>
-              </w:rPr>
-            </w:pPr>
-            <w:r>
-              <w:rPr>
-                <w:rFonts w:ascii="Helvetica Neue" w:eastAsia="Helvetica Neue" w:hAnsi="Helvetica Neue" w:cs="Helvetica Neue"/>
+              <w:top w:val="single" w:color="auto" w:sz="6" w:space="0"/>
+              <w:left w:val="single" w:color="auto" w:sz="0" w:space="0"/>
+              <w:bottom w:val="single" w:color="auto" w:sz="0" w:space="0"/>
+              <w:right w:val="single" w:color="auto" w:sz="0" w:space="0"/>
+            </w:tcBorders>
+          </w:tcPr>
+          <w:p>
+            <w:pPr>
+              <w:rPr>
+                <w:rFonts w:ascii="Helvetica Neue" w:hAnsi="Helvetica Neue" w:eastAsia="Helvetica Neue" w:cs="Helvetica Neue"/>
+                <w:color w:val="000000" w:themeColor="text1"/>
+                <w:sz w:val="21"/>
+                <w:szCs w:val="21"/>
+              </w:rPr>
+            </w:pPr>
+            <w:r>
+              <w:rPr>
+                <w:rFonts w:ascii="Helvetica Neue" w:hAnsi="Helvetica Neue" w:eastAsia="Helvetica Neue" w:cs="Helvetica Neue"/>
                 <w:color w:val="000000" w:themeColor="text1"/>
                 <w:sz w:val="21"/>
                 <w:szCs w:val="21"/>
@@ -1944,24 +1951,24 @@
           <w:tcPr>
             <w:tcW w:w="2614" w:type="dxa"/>
             <w:tcBorders>
-              <w:top w:val="single" w:sz="6" w:space="0" w:color="auto"/>
-              <w:left w:val="single" w:sz="0" w:space="0" w:color="auto"/>
-              <w:bottom w:val="single" w:sz="0" w:space="0" w:color="auto"/>
-              <w:right w:val="single" w:sz="0" w:space="0" w:color="auto"/>
-            </w:tcBorders>
-          </w:tcPr>
-          <w:p>
-            <w:pPr>
-              <w:rPr>
-                <w:rFonts w:ascii="Helvetica Neue" w:eastAsia="Helvetica Neue" w:hAnsi="Helvetica Neue" w:cs="Helvetica Neue"/>
-                <w:color w:val="000000" w:themeColor="text1"/>
-                <w:sz w:val="21"/>
-                <w:szCs w:val="21"/>
-              </w:rPr>
-            </w:pPr>
-            <w:r>
-              <w:rPr>
-                <w:rFonts w:ascii="Helvetica Neue" w:eastAsia="Helvetica Neue" w:hAnsi="Helvetica Neue" w:cs="Helvetica Neue"/>
+              <w:top w:val="single" w:color="auto" w:sz="6" w:space="0"/>
+              <w:left w:val="single" w:color="auto" w:sz="0" w:space="0"/>
+              <w:bottom w:val="single" w:color="auto" w:sz="0" w:space="0"/>
+              <w:right w:val="single" w:color="auto" w:sz="0" w:space="0"/>
+            </w:tcBorders>
+          </w:tcPr>
+          <w:p>
+            <w:pPr>
+              <w:rPr>
+                <w:rFonts w:ascii="Helvetica Neue" w:hAnsi="Helvetica Neue" w:eastAsia="Helvetica Neue" w:cs="Helvetica Neue"/>
+                <w:color w:val="000000" w:themeColor="text1"/>
+                <w:sz w:val="21"/>
+                <w:szCs w:val="21"/>
+              </w:rPr>
+            </w:pPr>
+            <w:r>
+              <w:rPr>
+                <w:rFonts w:ascii="Helvetica Neue" w:hAnsi="Helvetica Neue" w:eastAsia="Helvetica Neue" w:cs="Helvetica Neue"/>
                 <w:color w:val="000000" w:themeColor="text1"/>
                 <w:sz w:val="21"/>
                 <w:szCs w:val="21"/>
@@ -1974,24 +1981,24 @@
           <w:tcPr>
             <w:tcW w:w="2614" w:type="dxa"/>
             <w:tcBorders>
-              <w:top w:val="single" w:sz="6" w:space="0" w:color="auto"/>
-              <w:left w:val="single" w:sz="0" w:space="0" w:color="auto"/>
-              <w:bottom w:val="single" w:sz="0" w:space="0" w:color="auto"/>
-              <w:right w:val="single" w:sz="0" w:space="0" w:color="auto"/>
-            </w:tcBorders>
-          </w:tcPr>
-          <w:p>
-            <w:pPr>
-              <w:rPr>
-                <w:rFonts w:ascii="Helvetica Neue" w:eastAsia="Helvetica Neue" w:hAnsi="Helvetica Neue" w:cs="Helvetica Neue"/>
-                <w:color w:val="000000" w:themeColor="text1"/>
-                <w:sz w:val="21"/>
-                <w:szCs w:val="21"/>
-              </w:rPr>
-            </w:pPr>
-            <w:r>
-              <w:rPr>
-                <w:rFonts w:ascii="Helvetica Neue" w:eastAsia="Helvetica Neue" w:hAnsi="Helvetica Neue" w:cs="Helvetica Neue"/>
+              <w:top w:val="single" w:color="auto" w:sz="6" w:space="0"/>
+              <w:left w:val="single" w:color="auto" w:sz="0" w:space="0"/>
+              <w:bottom w:val="single" w:color="auto" w:sz="0" w:space="0"/>
+              <w:right w:val="single" w:color="auto" w:sz="0" w:space="0"/>
+            </w:tcBorders>
+          </w:tcPr>
+          <w:p>
+            <w:pPr>
+              <w:rPr>
+                <w:rFonts w:ascii="Helvetica Neue" w:hAnsi="Helvetica Neue" w:eastAsia="Helvetica Neue" w:cs="Helvetica Neue"/>
+                <w:color w:val="000000" w:themeColor="text1"/>
+                <w:sz w:val="21"/>
+                <w:szCs w:val="21"/>
+              </w:rPr>
+            </w:pPr>
+            <w:r>
+              <w:rPr>
+                <w:rFonts w:ascii="Helvetica Neue" w:hAnsi="Helvetica Neue" w:eastAsia="Helvetica Neue" w:cs="Helvetica Neue"/>
                 <w:color w:val="000000" w:themeColor="text1"/>
                 <w:sz w:val="21"/>
                 <w:szCs w:val="21"/>
@@ -2006,16 +2013,16 @@
           <w:tcPr>
             <w:tcW w:w="2614" w:type="dxa"/>
             <w:tcBorders>
-              <w:top w:val="single" w:sz="6" w:space="0" w:color="auto"/>
-              <w:left w:val="single" w:sz="0" w:space="0" w:color="auto"/>
-              <w:bottom w:val="single" w:sz="0" w:space="0" w:color="auto"/>
-              <w:right w:val="single" w:sz="0" w:space="0" w:color="auto"/>
-            </w:tcBorders>
-          </w:tcPr>
-          <w:p>
-            <w:pPr>
-              <w:rPr>
-                <w:rFonts w:ascii="Helvetica Neue" w:eastAsia="Helvetica Neue" w:hAnsi="Helvetica Neue" w:cs="Helvetica Neue"/>
+              <w:top w:val="single" w:color="auto" w:sz="6" w:space="0"/>
+              <w:left w:val="single" w:color="auto" w:sz="0" w:space="0"/>
+              <w:bottom w:val="single" w:color="auto" w:sz="0" w:space="0"/>
+              <w:right w:val="single" w:color="auto" w:sz="0" w:space="0"/>
+            </w:tcBorders>
+          </w:tcPr>
+          <w:p>
+            <w:pPr>
+              <w:rPr>
+                <w:rFonts w:ascii="Helvetica Neue" w:hAnsi="Helvetica Neue" w:eastAsia="Helvetica Neue" w:cs="Helvetica Neue"/>
                 <w:b/>
                 <w:bCs/>
                 <w:color w:val="000000" w:themeColor="text1"/>
@@ -2025,7 +2032,7 @@
             </w:pPr>
             <w:r>
               <w:rPr>
-                <w:rFonts w:ascii="Helvetica Neue" w:eastAsia="Helvetica Neue" w:hAnsi="Helvetica Neue" w:cs="Helvetica Neue"/>
+                <w:rFonts w:ascii="Helvetica Neue" w:hAnsi="Helvetica Neue" w:eastAsia="Helvetica Neue" w:cs="Helvetica Neue"/>
                 <w:b/>
                 <w:bCs/>
                 <w:color w:val="000000" w:themeColor="text1"/>
@@ -2040,24 +2047,24 @@
           <w:tcPr>
             <w:tcW w:w="2614" w:type="dxa"/>
             <w:tcBorders>
-              <w:top w:val="single" w:sz="6" w:space="0" w:color="auto"/>
-              <w:left w:val="single" w:sz="0" w:space="0" w:color="auto"/>
-              <w:bottom w:val="single" w:sz="0" w:space="0" w:color="auto"/>
-              <w:right w:val="single" w:sz="0" w:space="0" w:color="auto"/>
-            </w:tcBorders>
-          </w:tcPr>
-          <w:p>
-            <w:pPr>
-              <w:rPr>
-                <w:rFonts w:ascii="Helvetica Neue" w:eastAsia="Helvetica Neue" w:hAnsi="Helvetica Neue" w:cs="Helvetica Neue"/>
-                <w:color w:val="000000" w:themeColor="text1"/>
-                <w:sz w:val="21"/>
-                <w:szCs w:val="21"/>
-              </w:rPr>
-            </w:pPr>
-            <w:r>
-              <w:rPr>
-                <w:rFonts w:ascii="Helvetica Neue" w:eastAsia="Helvetica Neue" w:hAnsi="Helvetica Neue" w:cs="Helvetica Neue"/>
+              <w:top w:val="single" w:color="auto" w:sz="6" w:space="0"/>
+              <w:left w:val="single" w:color="auto" w:sz="0" w:space="0"/>
+              <w:bottom w:val="single" w:color="auto" w:sz="0" w:space="0"/>
+              <w:right w:val="single" w:color="auto" w:sz="0" w:space="0"/>
+            </w:tcBorders>
+          </w:tcPr>
+          <w:p>
+            <w:pPr>
+              <w:rPr>
+                <w:rFonts w:ascii="Helvetica Neue" w:hAnsi="Helvetica Neue" w:eastAsia="Helvetica Neue" w:cs="Helvetica Neue"/>
+                <w:color w:val="000000" w:themeColor="text1"/>
+                <w:sz w:val="21"/>
+                <w:szCs w:val="21"/>
+              </w:rPr>
+            </w:pPr>
+            <w:r>
+              <w:rPr>
+                <w:rFonts w:ascii="Helvetica Neue" w:hAnsi="Helvetica Neue" w:eastAsia="Helvetica Neue" w:cs="Helvetica Neue"/>
                 <w:color w:val="000000" w:themeColor="text1"/>
                 <w:sz w:val="21"/>
                 <w:szCs w:val="21"/>
@@ -2070,24 +2077,24 @@
           <w:tcPr>
             <w:tcW w:w="2614" w:type="dxa"/>
             <w:tcBorders>
-              <w:top w:val="single" w:sz="6" w:space="0" w:color="auto"/>
-              <w:left w:val="single" w:sz="0" w:space="0" w:color="auto"/>
-              <w:bottom w:val="single" w:sz="0" w:space="0" w:color="auto"/>
-              <w:right w:val="single" w:sz="0" w:space="0" w:color="auto"/>
-            </w:tcBorders>
-          </w:tcPr>
-          <w:p>
-            <w:pPr>
-              <w:rPr>
-                <w:rFonts w:ascii="Helvetica Neue" w:eastAsia="Helvetica Neue" w:hAnsi="Helvetica Neue" w:cs="Helvetica Neue"/>
-                <w:color w:val="000000" w:themeColor="text1"/>
-                <w:sz w:val="21"/>
-                <w:szCs w:val="21"/>
-              </w:rPr>
-            </w:pPr>
-            <w:r>
-              <w:rPr>
-                <w:rFonts w:ascii="Helvetica Neue" w:eastAsia="Helvetica Neue" w:hAnsi="Helvetica Neue" w:cs="Helvetica Neue"/>
+              <w:top w:val="single" w:color="auto" w:sz="6" w:space="0"/>
+              <w:left w:val="single" w:color="auto" w:sz="0" w:space="0"/>
+              <w:bottom w:val="single" w:color="auto" w:sz="0" w:space="0"/>
+              <w:right w:val="single" w:color="auto" w:sz="0" w:space="0"/>
+            </w:tcBorders>
+          </w:tcPr>
+          <w:p>
+            <w:pPr>
+              <w:rPr>
+                <w:rFonts w:ascii="Helvetica Neue" w:hAnsi="Helvetica Neue" w:eastAsia="Helvetica Neue" w:cs="Helvetica Neue"/>
+                <w:color w:val="000000" w:themeColor="text1"/>
+                <w:sz w:val="21"/>
+                <w:szCs w:val="21"/>
+              </w:rPr>
+            </w:pPr>
+            <w:r>
+              <w:rPr>
+                <w:rFonts w:ascii="Helvetica Neue" w:hAnsi="Helvetica Neue" w:eastAsia="Helvetica Neue" w:cs="Helvetica Neue"/>
                 <w:color w:val="000000" w:themeColor="text1"/>
                 <w:sz w:val="21"/>
                 <w:szCs w:val="21"/>
@@ -2100,24 +2107,24 @@
           <w:tcPr>
             <w:tcW w:w="2614" w:type="dxa"/>
             <w:tcBorders>
-              <w:top w:val="single" w:sz="6" w:space="0" w:color="auto"/>
-              <w:left w:val="single" w:sz="0" w:space="0" w:color="auto"/>
-              <w:bottom w:val="single" w:sz="0" w:space="0" w:color="auto"/>
-              <w:right w:val="single" w:sz="0" w:space="0" w:color="auto"/>
-            </w:tcBorders>
-          </w:tcPr>
-          <w:p>
-            <w:pPr>
-              <w:rPr>
-                <w:rFonts w:ascii="Helvetica Neue" w:eastAsia="Helvetica Neue" w:hAnsi="Helvetica Neue" w:cs="Helvetica Neue"/>
-                <w:color w:val="000000" w:themeColor="text1"/>
-                <w:sz w:val="21"/>
-                <w:szCs w:val="21"/>
-              </w:rPr>
-            </w:pPr>
-            <w:r>
-              <w:rPr>
-                <w:rFonts w:ascii="Helvetica Neue" w:eastAsia="Helvetica Neue" w:hAnsi="Helvetica Neue" w:cs="Helvetica Neue"/>
+              <w:top w:val="single" w:color="auto" w:sz="6" w:space="0"/>
+              <w:left w:val="single" w:color="auto" w:sz="0" w:space="0"/>
+              <w:bottom w:val="single" w:color="auto" w:sz="0" w:space="0"/>
+              <w:right w:val="single" w:color="auto" w:sz="0" w:space="0"/>
+            </w:tcBorders>
+          </w:tcPr>
+          <w:p>
+            <w:pPr>
+              <w:rPr>
+                <w:rFonts w:ascii="Helvetica Neue" w:hAnsi="Helvetica Neue" w:eastAsia="Helvetica Neue" w:cs="Helvetica Neue"/>
+                <w:color w:val="000000" w:themeColor="text1"/>
+                <w:sz w:val="21"/>
+                <w:szCs w:val="21"/>
+              </w:rPr>
+            </w:pPr>
+            <w:r>
+              <w:rPr>
+                <w:rFonts w:ascii="Helvetica Neue" w:hAnsi="Helvetica Neue" w:eastAsia="Helvetica Neue" w:cs="Helvetica Neue"/>
                 <w:color w:val="000000" w:themeColor="text1"/>
                 <w:sz w:val="21"/>
                 <w:szCs w:val="21"/>
@@ -2132,16 +2139,16 @@
           <w:tcPr>
             <w:tcW w:w="2614" w:type="dxa"/>
             <w:tcBorders>
-              <w:top w:val="single" w:sz="6" w:space="0" w:color="auto"/>
-              <w:left w:val="single" w:sz="0" w:space="0" w:color="auto"/>
-              <w:bottom w:val="single" w:sz="0" w:space="0" w:color="auto"/>
-              <w:right w:val="single" w:sz="0" w:space="0" w:color="auto"/>
-            </w:tcBorders>
-          </w:tcPr>
-          <w:p>
-            <w:pPr>
-              <w:rPr>
-                <w:rFonts w:ascii="Helvetica Neue" w:eastAsia="Helvetica Neue" w:hAnsi="Helvetica Neue" w:cs="Helvetica Neue"/>
+              <w:top w:val="single" w:color="auto" w:sz="6" w:space="0"/>
+              <w:left w:val="single" w:color="auto" w:sz="0" w:space="0"/>
+              <w:bottom w:val="single" w:color="auto" w:sz="0" w:space="0"/>
+              <w:right w:val="single" w:color="auto" w:sz="0" w:space="0"/>
+            </w:tcBorders>
+          </w:tcPr>
+          <w:p>
+            <w:pPr>
+              <w:rPr>
+                <w:rFonts w:ascii="Helvetica Neue" w:hAnsi="Helvetica Neue" w:eastAsia="Helvetica Neue" w:cs="Helvetica Neue"/>
                 <w:b/>
                 <w:bCs/>
                 <w:color w:val="000000" w:themeColor="text1"/>
@@ -2151,7 +2158,7 @@
             </w:pPr>
             <w:r>
               <w:rPr>
-                <w:rFonts w:ascii="Helvetica Neue" w:eastAsia="Helvetica Neue" w:hAnsi="Helvetica Neue" w:cs="Helvetica Neue"/>
+                <w:rFonts w:ascii="Helvetica Neue" w:hAnsi="Helvetica Neue" w:eastAsia="Helvetica Neue" w:cs="Helvetica Neue"/>
                 <w:b/>
                 <w:bCs/>
                 <w:color w:val="000000" w:themeColor="text1"/>
@@ -2166,24 +2173,24 @@
           <w:tcPr>
             <w:tcW w:w="2614" w:type="dxa"/>
             <w:tcBorders>
-              <w:top w:val="single" w:sz="6" w:space="0" w:color="auto"/>
-              <w:left w:val="single" w:sz="0" w:space="0" w:color="auto"/>
-              <w:bottom w:val="single" w:sz="0" w:space="0" w:color="auto"/>
-              <w:right w:val="single" w:sz="0" w:space="0" w:color="auto"/>
-            </w:tcBorders>
-          </w:tcPr>
-          <w:p>
-            <w:pPr>
-              <w:rPr>
-                <w:rFonts w:ascii="Helvetica Neue" w:eastAsia="Helvetica Neue" w:hAnsi="Helvetica Neue" w:cs="Helvetica Neue"/>
-                <w:color w:val="000000" w:themeColor="text1"/>
-                <w:sz w:val="21"/>
-                <w:szCs w:val="21"/>
-              </w:rPr>
-            </w:pPr>
-            <w:r>
-              <w:rPr>
-                <w:rFonts w:ascii="Helvetica Neue" w:eastAsia="Helvetica Neue" w:hAnsi="Helvetica Neue" w:cs="Helvetica Neue"/>
+              <w:top w:val="single" w:color="auto" w:sz="6" w:space="0"/>
+              <w:left w:val="single" w:color="auto" w:sz="0" w:space="0"/>
+              <w:bottom w:val="single" w:color="auto" w:sz="0" w:space="0"/>
+              <w:right w:val="single" w:color="auto" w:sz="0" w:space="0"/>
+            </w:tcBorders>
+          </w:tcPr>
+          <w:p>
+            <w:pPr>
+              <w:rPr>
+                <w:rFonts w:ascii="Helvetica Neue" w:hAnsi="Helvetica Neue" w:eastAsia="Helvetica Neue" w:cs="Helvetica Neue"/>
+                <w:color w:val="000000" w:themeColor="text1"/>
+                <w:sz w:val="21"/>
+                <w:szCs w:val="21"/>
+              </w:rPr>
+            </w:pPr>
+            <w:r>
+              <w:rPr>
+                <w:rFonts w:ascii="Helvetica Neue" w:hAnsi="Helvetica Neue" w:eastAsia="Helvetica Neue" w:cs="Helvetica Neue"/>
                 <w:color w:val="000000" w:themeColor="text1"/>
                 <w:sz w:val="21"/>
                 <w:szCs w:val="21"/>
@@ -2196,24 +2203,24 @@
           <w:tcPr>
             <w:tcW w:w="2614" w:type="dxa"/>
             <w:tcBorders>
-              <w:top w:val="single" w:sz="6" w:space="0" w:color="auto"/>
-              <w:left w:val="single" w:sz="0" w:space="0" w:color="auto"/>
-              <w:bottom w:val="single" w:sz="0" w:space="0" w:color="auto"/>
-              <w:right w:val="single" w:sz="0" w:space="0" w:color="auto"/>
-            </w:tcBorders>
-          </w:tcPr>
-          <w:p>
-            <w:pPr>
-              <w:rPr>
-                <w:rFonts w:ascii="Helvetica Neue" w:eastAsia="Helvetica Neue" w:hAnsi="Helvetica Neue" w:cs="Helvetica Neue"/>
-                <w:color w:val="000000" w:themeColor="text1"/>
-                <w:sz w:val="21"/>
-                <w:szCs w:val="21"/>
-              </w:rPr>
-            </w:pPr>
-            <w:r>
-              <w:rPr>
-                <w:rFonts w:ascii="Helvetica Neue" w:eastAsia="Helvetica Neue" w:hAnsi="Helvetica Neue" w:cs="Helvetica Neue"/>
+              <w:top w:val="single" w:color="auto" w:sz="6" w:space="0"/>
+              <w:left w:val="single" w:color="auto" w:sz="0" w:space="0"/>
+              <w:bottom w:val="single" w:color="auto" w:sz="0" w:space="0"/>
+              <w:right w:val="single" w:color="auto" w:sz="0" w:space="0"/>
+            </w:tcBorders>
+          </w:tcPr>
+          <w:p>
+            <w:pPr>
+              <w:rPr>
+                <w:rFonts w:ascii="Helvetica Neue" w:hAnsi="Helvetica Neue" w:eastAsia="Helvetica Neue" w:cs="Helvetica Neue"/>
+                <w:color w:val="000000" w:themeColor="text1"/>
+                <w:sz w:val="21"/>
+                <w:szCs w:val="21"/>
+              </w:rPr>
+            </w:pPr>
+            <w:r>
+              <w:rPr>
+                <w:rFonts w:ascii="Helvetica Neue" w:hAnsi="Helvetica Neue" w:eastAsia="Helvetica Neue" w:cs="Helvetica Neue"/>
                 <w:color w:val="000000" w:themeColor="text1"/>
                 <w:sz w:val="21"/>
                 <w:szCs w:val="21"/>
@@ -2226,24 +2233,24 @@
           <w:tcPr>
             <w:tcW w:w="2614" w:type="dxa"/>
             <w:tcBorders>
-              <w:top w:val="single" w:sz="6" w:space="0" w:color="auto"/>
-              <w:left w:val="single" w:sz="0" w:space="0" w:color="auto"/>
-              <w:bottom w:val="single" w:sz="0" w:space="0" w:color="auto"/>
-              <w:right w:val="single" w:sz="0" w:space="0" w:color="auto"/>
-            </w:tcBorders>
-          </w:tcPr>
-          <w:p>
-            <w:pPr>
-              <w:rPr>
-                <w:rFonts w:ascii="Helvetica Neue" w:eastAsia="Helvetica Neue" w:hAnsi="Helvetica Neue" w:cs="Helvetica Neue"/>
-                <w:color w:val="000000" w:themeColor="text1"/>
-                <w:sz w:val="21"/>
-                <w:szCs w:val="21"/>
-              </w:rPr>
-            </w:pPr>
-            <w:r>
-              <w:rPr>
-                <w:rFonts w:ascii="Helvetica Neue" w:eastAsia="Helvetica Neue" w:hAnsi="Helvetica Neue" w:cs="Helvetica Neue"/>
+              <w:top w:val="single" w:color="auto" w:sz="6" w:space="0"/>
+              <w:left w:val="single" w:color="auto" w:sz="0" w:space="0"/>
+              <w:bottom w:val="single" w:color="auto" w:sz="0" w:space="0"/>
+              <w:right w:val="single" w:color="auto" w:sz="0" w:space="0"/>
+            </w:tcBorders>
+          </w:tcPr>
+          <w:p>
+            <w:pPr>
+              <w:rPr>
+                <w:rFonts w:ascii="Helvetica Neue" w:hAnsi="Helvetica Neue" w:eastAsia="Helvetica Neue" w:cs="Helvetica Neue"/>
+                <w:color w:val="000000" w:themeColor="text1"/>
+                <w:sz w:val="21"/>
+                <w:szCs w:val="21"/>
+              </w:rPr>
+            </w:pPr>
+            <w:r>
+              <w:rPr>
+                <w:rFonts w:ascii="Helvetica Neue" w:hAnsi="Helvetica Neue" w:eastAsia="Helvetica Neue" w:cs="Helvetica Neue"/>
                 <w:color w:val="000000" w:themeColor="text1"/>
                 <w:sz w:val="21"/>
                 <w:szCs w:val="21"/>
@@ -2258,16 +2265,16 @@
           <w:tcPr>
             <w:tcW w:w="2614" w:type="dxa"/>
             <w:tcBorders>
-              <w:top w:val="single" w:sz="6" w:space="0" w:color="auto"/>
-              <w:left w:val="single" w:sz="0" w:space="0" w:color="auto"/>
-              <w:bottom w:val="single" w:sz="0" w:space="0" w:color="auto"/>
-              <w:right w:val="single" w:sz="0" w:space="0" w:color="auto"/>
-            </w:tcBorders>
-          </w:tcPr>
-          <w:p>
-            <w:pPr>
-              <w:rPr>
-                <w:rFonts w:ascii="Helvetica Neue" w:eastAsia="Helvetica Neue" w:hAnsi="Helvetica Neue" w:cs="Helvetica Neue"/>
+              <w:top w:val="single" w:color="auto" w:sz="6" w:space="0"/>
+              <w:left w:val="single" w:color="auto" w:sz="0" w:space="0"/>
+              <w:bottom w:val="single" w:color="auto" w:sz="0" w:space="0"/>
+              <w:right w:val="single" w:color="auto" w:sz="0" w:space="0"/>
+            </w:tcBorders>
+          </w:tcPr>
+          <w:p>
+            <w:pPr>
+              <w:rPr>
+                <w:rFonts w:ascii="Helvetica Neue" w:hAnsi="Helvetica Neue" w:eastAsia="Helvetica Neue" w:cs="Helvetica Neue"/>
                 <w:b/>
                 <w:bCs/>
                 <w:color w:val="000000" w:themeColor="text1"/>
@@ -2277,7 +2284,7 @@
             </w:pPr>
             <w:r>
               <w:rPr>
-                <w:rFonts w:ascii="Helvetica Neue" w:eastAsia="Helvetica Neue" w:hAnsi="Helvetica Neue" w:cs="Helvetica Neue"/>
+                <w:rFonts w:ascii="Helvetica Neue" w:hAnsi="Helvetica Neue" w:eastAsia="Helvetica Neue" w:cs="Helvetica Neue"/>
                 <w:b/>
                 <w:bCs/>
                 <w:color w:val="000000" w:themeColor="text1"/>
@@ -2292,24 +2299,24 @@
           <w:tcPr>
             <w:tcW w:w="2614" w:type="dxa"/>
             <w:tcBorders>
-              <w:top w:val="single" w:sz="6" w:space="0" w:color="auto"/>
-              <w:left w:val="single" w:sz="0" w:space="0" w:color="auto"/>
-              <w:bottom w:val="single" w:sz="0" w:space="0" w:color="auto"/>
-              <w:right w:val="single" w:sz="0" w:space="0" w:color="auto"/>
-            </w:tcBorders>
-          </w:tcPr>
-          <w:p>
-            <w:pPr>
-              <w:rPr>
-                <w:rFonts w:ascii="Helvetica Neue" w:eastAsia="Helvetica Neue" w:hAnsi="Helvetica Neue" w:cs="Helvetica Neue"/>
-                <w:color w:val="000000" w:themeColor="text1"/>
-                <w:sz w:val="21"/>
-                <w:szCs w:val="21"/>
-              </w:rPr>
-            </w:pPr>
-            <w:r>
-              <w:rPr>
-                <w:rFonts w:ascii="Helvetica Neue" w:eastAsia="Helvetica Neue" w:hAnsi="Helvetica Neue" w:cs="Helvetica Neue"/>
+              <w:top w:val="single" w:color="auto" w:sz="6" w:space="0"/>
+              <w:left w:val="single" w:color="auto" w:sz="0" w:space="0"/>
+              <w:bottom w:val="single" w:color="auto" w:sz="0" w:space="0"/>
+              <w:right w:val="single" w:color="auto" w:sz="0" w:space="0"/>
+            </w:tcBorders>
+          </w:tcPr>
+          <w:p>
+            <w:pPr>
+              <w:rPr>
+                <w:rFonts w:ascii="Helvetica Neue" w:hAnsi="Helvetica Neue" w:eastAsia="Helvetica Neue" w:cs="Helvetica Neue"/>
+                <w:color w:val="000000" w:themeColor="text1"/>
+                <w:sz w:val="21"/>
+                <w:szCs w:val="21"/>
+              </w:rPr>
+            </w:pPr>
+            <w:r>
+              <w:rPr>
+                <w:rFonts w:ascii="Helvetica Neue" w:hAnsi="Helvetica Neue" w:eastAsia="Helvetica Neue" w:cs="Helvetica Neue"/>
                 <w:color w:val="000000" w:themeColor="text1"/>
                 <w:sz w:val="21"/>
                 <w:szCs w:val="21"/>
@@ -2322,24 +2329,24 @@
           <w:tcPr>
             <w:tcW w:w="2614" w:type="dxa"/>
             <w:tcBorders>
-              <w:top w:val="single" w:sz="6" w:space="0" w:color="auto"/>
-              <w:left w:val="single" w:sz="0" w:space="0" w:color="auto"/>
-              <w:bottom w:val="single" w:sz="0" w:space="0" w:color="auto"/>
-              <w:right w:val="single" w:sz="0" w:space="0" w:color="auto"/>
-            </w:tcBorders>
-          </w:tcPr>
-          <w:p>
-            <w:pPr>
-              <w:rPr>
-                <w:rFonts w:ascii="Helvetica Neue" w:eastAsia="Helvetica Neue" w:hAnsi="Helvetica Neue" w:cs="Helvetica Neue"/>
-                <w:color w:val="000000" w:themeColor="text1"/>
-                <w:sz w:val="21"/>
-                <w:szCs w:val="21"/>
-              </w:rPr>
-            </w:pPr>
-            <w:r>
-              <w:rPr>
-                <w:rFonts w:ascii="Helvetica Neue" w:eastAsia="Helvetica Neue" w:hAnsi="Helvetica Neue" w:cs="Helvetica Neue"/>
+              <w:top w:val="single" w:color="auto" w:sz="6" w:space="0"/>
+              <w:left w:val="single" w:color="auto" w:sz="0" w:space="0"/>
+              <w:bottom w:val="single" w:color="auto" w:sz="0" w:space="0"/>
+              <w:right w:val="single" w:color="auto" w:sz="0" w:space="0"/>
+            </w:tcBorders>
+          </w:tcPr>
+          <w:p>
+            <w:pPr>
+              <w:rPr>
+                <w:rFonts w:ascii="Helvetica Neue" w:hAnsi="Helvetica Neue" w:eastAsia="Helvetica Neue" w:cs="Helvetica Neue"/>
+                <w:color w:val="000000" w:themeColor="text1"/>
+                <w:sz w:val="21"/>
+                <w:szCs w:val="21"/>
+              </w:rPr>
+            </w:pPr>
+            <w:r>
+              <w:rPr>
+                <w:rFonts w:ascii="Helvetica Neue" w:hAnsi="Helvetica Neue" w:eastAsia="Helvetica Neue" w:cs="Helvetica Neue"/>
                 <w:color w:val="000000" w:themeColor="text1"/>
                 <w:sz w:val="21"/>
                 <w:szCs w:val="21"/>
@@ -2352,24 +2359,24 @@
           <w:tcPr>
             <w:tcW w:w="2614" w:type="dxa"/>
             <w:tcBorders>
-              <w:top w:val="single" w:sz="6" w:space="0" w:color="auto"/>
-              <w:left w:val="single" w:sz="0" w:space="0" w:color="auto"/>
-              <w:bottom w:val="single" w:sz="0" w:space="0" w:color="auto"/>
-              <w:right w:val="single" w:sz="0" w:space="0" w:color="auto"/>
-            </w:tcBorders>
-          </w:tcPr>
-          <w:p>
-            <w:pPr>
-              <w:rPr>
-                <w:rFonts w:ascii="Helvetica Neue" w:eastAsia="Helvetica Neue" w:hAnsi="Helvetica Neue" w:cs="Helvetica Neue"/>
-                <w:color w:val="000000" w:themeColor="text1"/>
-                <w:sz w:val="21"/>
-                <w:szCs w:val="21"/>
-              </w:rPr>
-            </w:pPr>
-            <w:r>
-              <w:rPr>
-                <w:rFonts w:ascii="Helvetica Neue" w:eastAsia="Helvetica Neue" w:hAnsi="Helvetica Neue" w:cs="Helvetica Neue"/>
+              <w:top w:val="single" w:color="auto" w:sz="6" w:space="0"/>
+              <w:left w:val="single" w:color="auto" w:sz="0" w:space="0"/>
+              <w:bottom w:val="single" w:color="auto" w:sz="0" w:space="0"/>
+              <w:right w:val="single" w:color="auto" w:sz="0" w:space="0"/>
+            </w:tcBorders>
+          </w:tcPr>
+          <w:p>
+            <w:pPr>
+              <w:rPr>
+                <w:rFonts w:ascii="Helvetica Neue" w:hAnsi="Helvetica Neue" w:eastAsia="Helvetica Neue" w:cs="Helvetica Neue"/>
+                <w:color w:val="000000" w:themeColor="text1"/>
+                <w:sz w:val="21"/>
+                <w:szCs w:val="21"/>
+              </w:rPr>
+            </w:pPr>
+            <w:r>
+              <w:rPr>
+                <w:rFonts w:ascii="Helvetica Neue" w:hAnsi="Helvetica Neue" w:eastAsia="Helvetica Neue" w:cs="Helvetica Neue"/>
                 <w:color w:val="000000" w:themeColor="text1"/>
                 <w:sz w:val="21"/>
                 <w:szCs w:val="21"/>
@@ -2384,16 +2391,16 @@
           <w:tcPr>
             <w:tcW w:w="2614" w:type="dxa"/>
             <w:tcBorders>
-              <w:top w:val="single" w:sz="6" w:space="0" w:color="auto"/>
-              <w:left w:val="single" w:sz="0" w:space="0" w:color="auto"/>
-              <w:bottom w:val="single" w:sz="0" w:space="0" w:color="auto"/>
-              <w:right w:val="single" w:sz="0" w:space="0" w:color="auto"/>
-            </w:tcBorders>
-          </w:tcPr>
-          <w:p>
-            <w:pPr>
-              <w:rPr>
-                <w:rFonts w:ascii="Helvetica Neue" w:eastAsia="Helvetica Neue" w:hAnsi="Helvetica Neue" w:cs="Helvetica Neue"/>
+              <w:top w:val="single" w:color="auto" w:sz="6" w:space="0"/>
+              <w:left w:val="single" w:color="auto" w:sz="0" w:space="0"/>
+              <w:bottom w:val="single" w:color="auto" w:sz="0" w:space="0"/>
+              <w:right w:val="single" w:color="auto" w:sz="0" w:space="0"/>
+            </w:tcBorders>
+          </w:tcPr>
+          <w:p>
+            <w:pPr>
+              <w:rPr>
+                <w:rFonts w:ascii="Helvetica Neue" w:hAnsi="Helvetica Neue" w:eastAsia="Helvetica Neue" w:cs="Helvetica Neue"/>
                 <w:b/>
                 <w:bCs/>
                 <w:color w:val="000000" w:themeColor="text1"/>
@@ -2403,7 +2410,7 @@
             </w:pPr>
             <w:r>
               <w:rPr>
-                <w:rFonts w:ascii="Helvetica Neue" w:eastAsia="Helvetica Neue" w:hAnsi="Helvetica Neue" w:cs="Helvetica Neue"/>
+                <w:rFonts w:ascii="Helvetica Neue" w:hAnsi="Helvetica Neue" w:eastAsia="Helvetica Neue" w:cs="Helvetica Neue"/>
                 <w:b/>
                 <w:bCs/>
                 <w:color w:val="000000" w:themeColor="text1"/>
@@ -2418,24 +2425,24 @@
           <w:tcPr>
             <w:tcW w:w="2614" w:type="dxa"/>
             <w:tcBorders>
-              <w:top w:val="single" w:sz="6" w:space="0" w:color="auto"/>
-              <w:left w:val="single" w:sz="0" w:space="0" w:color="auto"/>
-              <w:bottom w:val="single" w:sz="0" w:space="0" w:color="auto"/>
-              <w:right w:val="single" w:sz="0" w:space="0" w:color="auto"/>
-            </w:tcBorders>
-          </w:tcPr>
-          <w:p>
-            <w:pPr>
-              <w:rPr>
-                <w:rFonts w:ascii="Helvetica Neue" w:eastAsia="Helvetica Neue" w:hAnsi="Helvetica Neue" w:cs="Helvetica Neue"/>
-                <w:color w:val="000000" w:themeColor="text1"/>
-                <w:sz w:val="21"/>
-                <w:szCs w:val="21"/>
-              </w:rPr>
-            </w:pPr>
-            <w:r>
-              <w:rPr>
-                <w:rFonts w:ascii="Helvetica Neue" w:eastAsia="Helvetica Neue" w:hAnsi="Helvetica Neue" w:cs="Helvetica Neue"/>
+              <w:top w:val="single" w:color="auto" w:sz="6" w:space="0"/>
+              <w:left w:val="single" w:color="auto" w:sz="0" w:space="0"/>
+              <w:bottom w:val="single" w:color="auto" w:sz="0" w:space="0"/>
+              <w:right w:val="single" w:color="auto" w:sz="0" w:space="0"/>
+            </w:tcBorders>
+          </w:tcPr>
+          <w:p>
+            <w:pPr>
+              <w:rPr>
+                <w:rFonts w:ascii="Helvetica Neue" w:hAnsi="Helvetica Neue" w:eastAsia="Helvetica Neue" w:cs="Helvetica Neue"/>
+                <w:color w:val="000000" w:themeColor="text1"/>
+                <w:sz w:val="21"/>
+                <w:szCs w:val="21"/>
+              </w:rPr>
+            </w:pPr>
+            <w:r>
+              <w:rPr>
+                <w:rFonts w:ascii="Helvetica Neue" w:hAnsi="Helvetica Neue" w:eastAsia="Helvetica Neue" w:cs="Helvetica Neue"/>
                 <w:color w:val="000000" w:themeColor="text1"/>
                 <w:sz w:val="21"/>
                 <w:szCs w:val="21"/>
@@ -2448,24 +2455,24 @@
           <w:tcPr>
             <w:tcW w:w="2614" w:type="dxa"/>
             <w:tcBorders>
-              <w:top w:val="single" w:sz="6" w:space="0" w:color="auto"/>
-              <w:left w:val="single" w:sz="0" w:space="0" w:color="auto"/>
-              <w:bottom w:val="single" w:sz="0" w:space="0" w:color="auto"/>
-              <w:right w:val="single" w:sz="0" w:space="0" w:color="auto"/>
-            </w:tcBorders>
-          </w:tcPr>
-          <w:p>
-            <w:pPr>
-              <w:rPr>
-                <w:rFonts w:ascii="Helvetica Neue" w:eastAsia="Helvetica Neue" w:hAnsi="Helvetica Neue" w:cs="Helvetica Neue"/>
-                <w:color w:val="000000" w:themeColor="text1"/>
-                <w:sz w:val="21"/>
-                <w:szCs w:val="21"/>
-              </w:rPr>
-            </w:pPr>
-            <w:r>
-              <w:rPr>
-                <w:rFonts w:ascii="Helvetica Neue" w:eastAsia="Helvetica Neue" w:hAnsi="Helvetica Neue" w:cs="Helvetica Neue"/>
+              <w:top w:val="single" w:color="auto" w:sz="6" w:space="0"/>
+              <w:left w:val="single" w:color="auto" w:sz="0" w:space="0"/>
+              <w:bottom w:val="single" w:color="auto" w:sz="0" w:space="0"/>
+              <w:right w:val="single" w:color="auto" w:sz="0" w:space="0"/>
+            </w:tcBorders>
+          </w:tcPr>
+          <w:p>
+            <w:pPr>
+              <w:rPr>
+                <w:rFonts w:ascii="Helvetica Neue" w:hAnsi="Helvetica Neue" w:eastAsia="Helvetica Neue" w:cs="Helvetica Neue"/>
+                <w:color w:val="000000" w:themeColor="text1"/>
+                <w:sz w:val="21"/>
+                <w:szCs w:val="21"/>
+              </w:rPr>
+            </w:pPr>
+            <w:r>
+              <w:rPr>
+                <w:rFonts w:ascii="Helvetica Neue" w:hAnsi="Helvetica Neue" w:eastAsia="Helvetica Neue" w:cs="Helvetica Neue"/>
                 <w:color w:val="000000" w:themeColor="text1"/>
                 <w:sz w:val="21"/>
                 <w:szCs w:val="21"/>
@@ -2478,24 +2485,24 @@
           <w:tcPr>
             <w:tcW w:w="2614" w:type="dxa"/>
             <w:tcBorders>
-              <w:top w:val="single" w:sz="6" w:space="0" w:color="auto"/>
-              <w:left w:val="single" w:sz="0" w:space="0" w:color="auto"/>
-              <w:bottom w:val="single" w:sz="0" w:space="0" w:color="auto"/>
-              <w:right w:val="single" w:sz="0" w:space="0" w:color="auto"/>
-            </w:tcBorders>
-          </w:tcPr>
-          <w:p>
-            <w:pPr>
-              <w:rPr>
-                <w:rFonts w:ascii="Helvetica Neue" w:eastAsia="Helvetica Neue" w:hAnsi="Helvetica Neue" w:cs="Helvetica Neue"/>
-                <w:color w:val="000000" w:themeColor="text1"/>
-                <w:sz w:val="21"/>
-                <w:szCs w:val="21"/>
-              </w:rPr>
-            </w:pPr>
-            <w:r>
-              <w:rPr>
-                <w:rFonts w:ascii="Helvetica Neue" w:eastAsia="Helvetica Neue" w:hAnsi="Helvetica Neue" w:cs="Helvetica Neue"/>
+              <w:top w:val="single" w:color="auto" w:sz="6" w:space="0"/>
+              <w:left w:val="single" w:color="auto" w:sz="0" w:space="0"/>
+              <w:bottom w:val="single" w:color="auto" w:sz="0" w:space="0"/>
+              <w:right w:val="single" w:color="auto" w:sz="0" w:space="0"/>
+            </w:tcBorders>
+          </w:tcPr>
+          <w:p>
+            <w:pPr>
+              <w:rPr>
+                <w:rFonts w:ascii="Helvetica Neue" w:hAnsi="Helvetica Neue" w:eastAsia="Helvetica Neue" w:cs="Helvetica Neue"/>
+                <w:color w:val="000000" w:themeColor="text1"/>
+                <w:sz w:val="21"/>
+                <w:szCs w:val="21"/>
+              </w:rPr>
+            </w:pPr>
+            <w:r>
+              <w:rPr>
+                <w:rFonts w:ascii="Helvetica Neue" w:hAnsi="Helvetica Neue" w:eastAsia="Helvetica Neue" w:cs="Helvetica Neue"/>
                 <w:color w:val="000000" w:themeColor="text1"/>
                 <w:sz w:val="21"/>
                 <w:szCs w:val="21"/>
@@ -2510,16 +2517,16 @@
           <w:tcPr>
             <w:tcW w:w="2614" w:type="dxa"/>
             <w:tcBorders>
-              <w:top w:val="single" w:sz="6" w:space="0" w:color="auto"/>
-              <w:left w:val="single" w:sz="0" w:space="0" w:color="auto"/>
-              <w:bottom w:val="single" w:sz="0" w:space="0" w:color="auto"/>
-              <w:right w:val="single" w:sz="0" w:space="0" w:color="auto"/>
-            </w:tcBorders>
-          </w:tcPr>
-          <w:p>
-            <w:pPr>
-              <w:rPr>
-                <w:rFonts w:ascii="Helvetica Neue" w:eastAsia="Helvetica Neue" w:hAnsi="Helvetica Neue" w:cs="Helvetica Neue"/>
+              <w:top w:val="single" w:color="auto" w:sz="6" w:space="0"/>
+              <w:left w:val="single" w:color="auto" w:sz="0" w:space="0"/>
+              <w:bottom w:val="single" w:color="auto" w:sz="0" w:space="0"/>
+              <w:right w:val="single" w:color="auto" w:sz="0" w:space="0"/>
+            </w:tcBorders>
+          </w:tcPr>
+          <w:p>
+            <w:pPr>
+              <w:rPr>
+                <w:rFonts w:ascii="Helvetica Neue" w:hAnsi="Helvetica Neue" w:eastAsia="Helvetica Neue" w:cs="Helvetica Neue"/>
                 <w:b/>
                 <w:bCs/>
                 <w:color w:val="000000" w:themeColor="text1"/>
@@ -2529,7 +2536,7 @@
             </w:pPr>
             <w:r>
               <w:rPr>
-                <w:rFonts w:ascii="Helvetica Neue" w:eastAsia="Helvetica Neue" w:hAnsi="Helvetica Neue" w:cs="Helvetica Neue"/>
+                <w:rFonts w:ascii="Helvetica Neue" w:hAnsi="Helvetica Neue" w:eastAsia="Helvetica Neue" w:cs="Helvetica Neue"/>
                 <w:b/>
                 <w:bCs/>
                 <w:color w:val="000000" w:themeColor="text1"/>
@@ -2544,24 +2551,24 @@
           <w:tcPr>
             <w:tcW w:w="2614" w:type="dxa"/>
             <w:tcBorders>
-              <w:top w:val="single" w:sz="6" w:space="0" w:color="auto"/>
-              <w:left w:val="single" w:sz="0" w:space="0" w:color="auto"/>
-              <w:bottom w:val="single" w:sz="0" w:space="0" w:color="auto"/>
-              <w:right w:val="single" w:sz="0" w:space="0" w:color="auto"/>
-            </w:tcBorders>
-          </w:tcPr>
-          <w:p>
-            <w:pPr>
-              <w:rPr>
-                <w:rFonts w:ascii="Helvetica Neue" w:eastAsia="Helvetica Neue" w:hAnsi="Helvetica Neue" w:cs="Helvetica Neue"/>
-                <w:color w:val="000000" w:themeColor="text1"/>
-                <w:sz w:val="21"/>
-                <w:szCs w:val="21"/>
-              </w:rPr>
-            </w:pPr>
-            <w:r>
-              <w:rPr>
-                <w:rFonts w:ascii="Helvetica Neue" w:eastAsia="Helvetica Neue" w:hAnsi="Helvetica Neue" w:cs="Helvetica Neue"/>
+              <w:top w:val="single" w:color="auto" w:sz="6" w:space="0"/>
+              <w:left w:val="single" w:color="auto" w:sz="0" w:space="0"/>
+              <w:bottom w:val="single" w:color="auto" w:sz="0" w:space="0"/>
+              <w:right w:val="single" w:color="auto" w:sz="0" w:space="0"/>
+            </w:tcBorders>
+          </w:tcPr>
+          <w:p>
+            <w:pPr>
+              <w:rPr>
+                <w:rFonts w:ascii="Helvetica Neue" w:hAnsi="Helvetica Neue" w:eastAsia="Helvetica Neue" w:cs="Helvetica Neue"/>
+                <w:color w:val="000000" w:themeColor="text1"/>
+                <w:sz w:val="21"/>
+                <w:szCs w:val="21"/>
+              </w:rPr>
+            </w:pPr>
+            <w:r>
+              <w:rPr>
+                <w:rFonts w:ascii="Helvetica Neue" w:hAnsi="Helvetica Neue" w:eastAsia="Helvetica Neue" w:cs="Helvetica Neue"/>
                 <w:color w:val="000000" w:themeColor="text1"/>
                 <w:sz w:val="21"/>
                 <w:szCs w:val="21"/>
@@ -2574,24 +2581,24 @@
           <w:tcPr>
             <w:tcW w:w="2614" w:type="dxa"/>
             <w:tcBorders>
-              <w:top w:val="single" w:sz="6" w:space="0" w:color="auto"/>
-              <w:left w:val="single" w:sz="0" w:space="0" w:color="auto"/>
-              <w:bottom w:val="single" w:sz="0" w:space="0" w:color="auto"/>
-              <w:right w:val="single" w:sz="0" w:space="0" w:color="auto"/>
-            </w:tcBorders>
-          </w:tcPr>
-          <w:p>
-            <w:pPr>
-              <w:rPr>
-                <w:rFonts w:ascii="Helvetica Neue" w:eastAsia="Helvetica Neue" w:hAnsi="Helvetica Neue" w:cs="Helvetica Neue"/>
-                <w:color w:val="000000" w:themeColor="text1"/>
-                <w:sz w:val="21"/>
-                <w:szCs w:val="21"/>
-              </w:rPr>
-            </w:pPr>
-            <w:r>
-              <w:rPr>
-                <w:rFonts w:ascii="Helvetica Neue" w:eastAsia="Helvetica Neue" w:hAnsi="Helvetica Neue" w:cs="Helvetica Neue"/>
+              <w:top w:val="single" w:color="auto" w:sz="6" w:space="0"/>
+              <w:left w:val="single" w:color="auto" w:sz="0" w:space="0"/>
+              <w:bottom w:val="single" w:color="auto" w:sz="0" w:space="0"/>
+              <w:right w:val="single" w:color="auto" w:sz="0" w:space="0"/>
+            </w:tcBorders>
+          </w:tcPr>
+          <w:p>
+            <w:pPr>
+              <w:rPr>
+                <w:rFonts w:ascii="Helvetica Neue" w:hAnsi="Helvetica Neue" w:eastAsia="Helvetica Neue" w:cs="Helvetica Neue"/>
+                <w:color w:val="000000" w:themeColor="text1"/>
+                <w:sz w:val="21"/>
+                <w:szCs w:val="21"/>
+              </w:rPr>
+            </w:pPr>
+            <w:r>
+              <w:rPr>
+                <w:rFonts w:ascii="Helvetica Neue" w:hAnsi="Helvetica Neue" w:eastAsia="Helvetica Neue" w:cs="Helvetica Neue"/>
                 <w:color w:val="000000" w:themeColor="text1"/>
                 <w:sz w:val="21"/>
                 <w:szCs w:val="21"/>
@@ -2604,24 +2611,24 @@
           <w:tcPr>
             <w:tcW w:w="2614" w:type="dxa"/>
             <w:tcBorders>
-              <w:top w:val="single" w:sz="6" w:space="0" w:color="auto"/>
-              <w:left w:val="single" w:sz="0" w:space="0" w:color="auto"/>
-              <w:bottom w:val="single" w:sz="0" w:space="0" w:color="auto"/>
-              <w:right w:val="single" w:sz="0" w:space="0" w:color="auto"/>
-            </w:tcBorders>
-          </w:tcPr>
-          <w:p>
-            <w:pPr>
-              <w:rPr>
-                <w:rFonts w:ascii="Helvetica Neue" w:eastAsia="Helvetica Neue" w:hAnsi="Helvetica Neue" w:cs="Helvetica Neue"/>
-                <w:color w:val="000000" w:themeColor="text1"/>
-                <w:sz w:val="21"/>
-                <w:szCs w:val="21"/>
-              </w:rPr>
-            </w:pPr>
-            <w:r>
-              <w:rPr>
-                <w:rFonts w:ascii="Helvetica Neue" w:eastAsia="Helvetica Neue" w:hAnsi="Helvetica Neue" w:cs="Helvetica Neue"/>
+              <w:top w:val="single" w:color="auto" w:sz="6" w:space="0"/>
+              <w:left w:val="single" w:color="auto" w:sz="0" w:space="0"/>
+              <w:bottom w:val="single" w:color="auto" w:sz="0" w:space="0"/>
+              <w:right w:val="single" w:color="auto" w:sz="0" w:space="0"/>
+            </w:tcBorders>
+          </w:tcPr>
+          <w:p>
+            <w:pPr>
+              <w:rPr>
+                <w:rFonts w:ascii="Helvetica Neue" w:hAnsi="Helvetica Neue" w:eastAsia="Helvetica Neue" w:cs="Helvetica Neue"/>
+                <w:color w:val="000000" w:themeColor="text1"/>
+                <w:sz w:val="21"/>
+                <w:szCs w:val="21"/>
+              </w:rPr>
+            </w:pPr>
+            <w:r>
+              <w:rPr>
+                <w:rFonts w:ascii="Helvetica Neue" w:hAnsi="Helvetica Neue" w:eastAsia="Helvetica Neue" w:cs="Helvetica Neue"/>
                 <w:color w:val="000000" w:themeColor="text1"/>
                 <w:sz w:val="21"/>
                 <w:szCs w:val="21"/>
@@ -2636,16 +2643,16 @@
           <w:tcPr>
             <w:tcW w:w="2614" w:type="dxa"/>
             <w:tcBorders>
-              <w:top w:val="single" w:sz="6" w:space="0" w:color="auto"/>
-              <w:left w:val="single" w:sz="0" w:space="0" w:color="auto"/>
-              <w:bottom w:val="single" w:sz="0" w:space="0" w:color="auto"/>
-              <w:right w:val="single" w:sz="0" w:space="0" w:color="auto"/>
-            </w:tcBorders>
-          </w:tcPr>
-          <w:p>
-            <w:pPr>
-              <w:rPr>
-                <w:rFonts w:ascii="Helvetica Neue" w:eastAsia="Helvetica Neue" w:hAnsi="Helvetica Neue" w:cs="Helvetica Neue"/>
+              <w:top w:val="single" w:color="auto" w:sz="6" w:space="0"/>
+              <w:left w:val="single" w:color="auto" w:sz="0" w:space="0"/>
+              <w:bottom w:val="single" w:color="auto" w:sz="0" w:space="0"/>
+              <w:right w:val="single" w:color="auto" w:sz="0" w:space="0"/>
+            </w:tcBorders>
+          </w:tcPr>
+          <w:p>
+            <w:pPr>
+              <w:rPr>
+                <w:rFonts w:ascii="Helvetica Neue" w:hAnsi="Helvetica Neue" w:eastAsia="Helvetica Neue" w:cs="Helvetica Neue"/>
                 <w:b/>
                 <w:bCs/>
                 <w:color w:val="000000" w:themeColor="text1"/>
@@ -2655,7 +2662,7 @@
             </w:pPr>
             <w:r>
               <w:rPr>
-                <w:rFonts w:ascii="Helvetica Neue" w:eastAsia="Helvetica Neue" w:hAnsi="Helvetica Neue" w:cs="Helvetica Neue"/>
+                <w:rFonts w:ascii="Helvetica Neue" w:hAnsi="Helvetica Neue" w:eastAsia="Helvetica Neue" w:cs="Helvetica Neue"/>
                 <w:b/>
                 <w:bCs/>
                 <w:color w:val="000000" w:themeColor="text1"/>
@@ -2670,24 +2677,24 @@
           <w:tcPr>
             <w:tcW w:w="2614" w:type="dxa"/>
             <w:tcBorders>
-              <w:top w:val="single" w:sz="6" w:space="0" w:color="auto"/>
-              <w:left w:val="single" w:sz="0" w:space="0" w:color="auto"/>
-              <w:bottom w:val="single" w:sz="0" w:space="0" w:color="auto"/>
-              <w:right w:val="single" w:sz="0" w:space="0" w:color="auto"/>
-            </w:tcBorders>
-          </w:tcPr>
-          <w:p>
-            <w:pPr>
-              <w:rPr>
-                <w:rFonts w:ascii="Helvetica Neue" w:eastAsia="Helvetica Neue" w:hAnsi="Helvetica Neue" w:cs="Helvetica Neue"/>
-                <w:color w:val="000000" w:themeColor="text1"/>
-                <w:sz w:val="21"/>
-                <w:szCs w:val="21"/>
-              </w:rPr>
-            </w:pPr>
-            <w:r>
-              <w:rPr>
-                <w:rFonts w:ascii="Helvetica Neue" w:eastAsia="Helvetica Neue" w:hAnsi="Helvetica Neue" w:cs="Helvetica Neue"/>
+              <w:top w:val="single" w:color="auto" w:sz="6" w:space="0"/>
+              <w:left w:val="single" w:color="auto" w:sz="0" w:space="0"/>
+              <w:bottom w:val="single" w:color="auto" w:sz="0" w:space="0"/>
+              <w:right w:val="single" w:color="auto" w:sz="0" w:space="0"/>
+            </w:tcBorders>
+          </w:tcPr>
+          <w:p>
+            <w:pPr>
+              <w:rPr>
+                <w:rFonts w:ascii="Helvetica Neue" w:hAnsi="Helvetica Neue" w:eastAsia="Helvetica Neue" w:cs="Helvetica Neue"/>
+                <w:color w:val="000000" w:themeColor="text1"/>
+                <w:sz w:val="21"/>
+                <w:szCs w:val="21"/>
+              </w:rPr>
+            </w:pPr>
+            <w:r>
+              <w:rPr>
+                <w:rFonts w:ascii="Helvetica Neue" w:hAnsi="Helvetica Neue" w:eastAsia="Helvetica Neue" w:cs="Helvetica Neue"/>
                 <w:color w:val="000000" w:themeColor="text1"/>
                 <w:sz w:val="21"/>
                 <w:szCs w:val="21"/>
@@ -2700,24 +2707,24 @@
           <w:tcPr>
             <w:tcW w:w="2614" w:type="dxa"/>
             <w:tcBorders>
-              <w:top w:val="single" w:sz="6" w:space="0" w:color="auto"/>
-              <w:left w:val="single" w:sz="0" w:space="0" w:color="auto"/>
-              <w:bottom w:val="single" w:sz="0" w:space="0" w:color="auto"/>
-              <w:right w:val="single" w:sz="0" w:space="0" w:color="auto"/>
-            </w:tcBorders>
-          </w:tcPr>
-          <w:p>
-            <w:pPr>
-              <w:rPr>
-                <w:rFonts w:ascii="Helvetica Neue" w:eastAsia="Helvetica Neue" w:hAnsi="Helvetica Neue" w:cs="Helvetica Neue"/>
-                <w:color w:val="000000" w:themeColor="text1"/>
-                <w:sz w:val="21"/>
-                <w:szCs w:val="21"/>
-              </w:rPr>
-            </w:pPr>
-            <w:r>
-              <w:rPr>
-                <w:rFonts w:ascii="Helvetica Neue" w:eastAsia="Helvetica Neue" w:hAnsi="Helvetica Neue" w:cs="Helvetica Neue"/>
+              <w:top w:val="single" w:color="auto" w:sz="6" w:space="0"/>
+              <w:left w:val="single" w:color="auto" w:sz="0" w:space="0"/>
+              <w:bottom w:val="single" w:color="auto" w:sz="0" w:space="0"/>
+              <w:right w:val="single" w:color="auto" w:sz="0" w:space="0"/>
+            </w:tcBorders>
+          </w:tcPr>
+          <w:p>
+            <w:pPr>
+              <w:rPr>
+                <w:rFonts w:ascii="Helvetica Neue" w:hAnsi="Helvetica Neue" w:eastAsia="Helvetica Neue" w:cs="Helvetica Neue"/>
+                <w:color w:val="000000" w:themeColor="text1"/>
+                <w:sz w:val="21"/>
+                <w:szCs w:val="21"/>
+              </w:rPr>
+            </w:pPr>
+            <w:r>
+              <w:rPr>
+                <w:rFonts w:ascii="Helvetica Neue" w:hAnsi="Helvetica Neue" w:eastAsia="Helvetica Neue" w:cs="Helvetica Neue"/>
                 <w:color w:val="000000" w:themeColor="text1"/>
                 <w:sz w:val="21"/>
                 <w:szCs w:val="21"/>
@@ -2730,24 +2737,24 @@
           <w:tcPr>
             <w:tcW w:w="2614" w:type="dxa"/>
             <w:tcBorders>
-              <w:top w:val="single" w:sz="6" w:space="0" w:color="auto"/>
-              <w:left w:val="single" w:sz="0" w:space="0" w:color="auto"/>
-              <w:bottom w:val="single" w:sz="0" w:space="0" w:color="auto"/>
-              <w:right w:val="single" w:sz="0" w:space="0" w:color="auto"/>
-            </w:tcBorders>
-          </w:tcPr>
-          <w:p>
-            <w:pPr>
-              <w:rPr>
-                <w:rFonts w:ascii="Helvetica Neue" w:eastAsia="Helvetica Neue" w:hAnsi="Helvetica Neue" w:cs="Helvetica Neue"/>
-                <w:color w:val="000000" w:themeColor="text1"/>
-                <w:sz w:val="21"/>
-                <w:szCs w:val="21"/>
-              </w:rPr>
-            </w:pPr>
-            <w:r>
-              <w:rPr>
-                <w:rFonts w:ascii="Helvetica Neue" w:eastAsia="Helvetica Neue" w:hAnsi="Helvetica Neue" w:cs="Helvetica Neue"/>
+              <w:top w:val="single" w:color="auto" w:sz="6" w:space="0"/>
+              <w:left w:val="single" w:color="auto" w:sz="0" w:space="0"/>
+              <w:bottom w:val="single" w:color="auto" w:sz="0" w:space="0"/>
+              <w:right w:val="single" w:color="auto" w:sz="0" w:space="0"/>
+            </w:tcBorders>
+          </w:tcPr>
+          <w:p>
+            <w:pPr>
+              <w:rPr>
+                <w:rFonts w:ascii="Helvetica Neue" w:hAnsi="Helvetica Neue" w:eastAsia="Helvetica Neue" w:cs="Helvetica Neue"/>
+                <w:color w:val="000000" w:themeColor="text1"/>
+                <w:sz w:val="21"/>
+                <w:szCs w:val="21"/>
+              </w:rPr>
+            </w:pPr>
+            <w:r>
+              <w:rPr>
+                <w:rFonts w:ascii="Helvetica Neue" w:hAnsi="Helvetica Neue" w:eastAsia="Helvetica Neue" w:cs="Helvetica Neue"/>
                 <w:color w:val="000000" w:themeColor="text1"/>
                 <w:sz w:val="21"/>
                 <w:szCs w:val="21"/>
@@ -2762,16 +2769,16 @@
           <w:tcPr>
             <w:tcW w:w="2614" w:type="dxa"/>
             <w:tcBorders>
-              <w:top w:val="single" w:sz="6" w:space="0" w:color="auto"/>
-              <w:left w:val="single" w:sz="0" w:space="0" w:color="auto"/>
-              <w:bottom w:val="single" w:sz="0" w:space="0" w:color="auto"/>
-              <w:right w:val="single" w:sz="0" w:space="0" w:color="auto"/>
-            </w:tcBorders>
-          </w:tcPr>
-          <w:p>
-            <w:pPr>
-              <w:rPr>
-                <w:rFonts w:ascii="Helvetica Neue" w:eastAsia="Helvetica Neue" w:hAnsi="Helvetica Neue" w:cs="Helvetica Neue"/>
+              <w:top w:val="single" w:color="auto" w:sz="6" w:space="0"/>
+              <w:left w:val="single" w:color="auto" w:sz="0" w:space="0"/>
+              <w:bottom w:val="single" w:color="auto" w:sz="0" w:space="0"/>
+              <w:right w:val="single" w:color="auto" w:sz="0" w:space="0"/>
+            </w:tcBorders>
+          </w:tcPr>
+          <w:p>
+            <w:pPr>
+              <w:rPr>
+                <w:rFonts w:ascii="Helvetica Neue" w:hAnsi="Helvetica Neue" w:eastAsia="Helvetica Neue" w:cs="Helvetica Neue"/>
                 <w:b/>
                 <w:bCs/>
                 <w:color w:val="000000" w:themeColor="text1"/>
@@ -2781,7 +2788,7 @@
             </w:pPr>
             <w:r>
               <w:rPr>
-                <w:rFonts w:ascii="Helvetica Neue" w:eastAsia="Helvetica Neue" w:hAnsi="Helvetica Neue" w:cs="Helvetica Neue"/>
+                <w:rFonts w:ascii="Helvetica Neue" w:hAnsi="Helvetica Neue" w:eastAsia="Helvetica Neue" w:cs="Helvetica Neue"/>
                 <w:b/>
                 <w:bCs/>
                 <w:color w:val="000000" w:themeColor="text1"/>
@@ -2796,24 +2803,24 @@
           <w:tcPr>
             <w:tcW w:w="2614" w:type="dxa"/>
             <w:tcBorders>
-              <w:top w:val="single" w:sz="6" w:space="0" w:color="auto"/>
-              <w:left w:val="single" w:sz="0" w:space="0" w:color="auto"/>
-              <w:bottom w:val="single" w:sz="0" w:space="0" w:color="auto"/>
-              <w:right w:val="single" w:sz="0" w:space="0" w:color="auto"/>
-            </w:tcBorders>
-          </w:tcPr>
-          <w:p>
-            <w:pPr>
-              <w:rPr>
-                <w:rFonts w:ascii="Helvetica Neue" w:eastAsia="Helvetica Neue" w:hAnsi="Helvetica Neue" w:cs="Helvetica Neue"/>
-                <w:color w:val="000000" w:themeColor="text1"/>
-                <w:sz w:val="21"/>
-                <w:szCs w:val="21"/>
-              </w:rPr>
-            </w:pPr>
-            <w:r>
-              <w:rPr>
-                <w:rFonts w:ascii="Helvetica Neue" w:eastAsia="Helvetica Neue" w:hAnsi="Helvetica Neue" w:cs="Helvetica Neue"/>
+              <w:top w:val="single" w:color="auto" w:sz="6" w:space="0"/>
+              <w:left w:val="single" w:color="auto" w:sz="0" w:space="0"/>
+              <w:bottom w:val="single" w:color="auto" w:sz="0" w:space="0"/>
+              <w:right w:val="single" w:color="auto" w:sz="0" w:space="0"/>
+            </w:tcBorders>
+          </w:tcPr>
+          <w:p>
+            <w:pPr>
+              <w:rPr>
+                <w:rFonts w:ascii="Helvetica Neue" w:hAnsi="Helvetica Neue" w:eastAsia="Helvetica Neue" w:cs="Helvetica Neue"/>
+                <w:color w:val="000000" w:themeColor="text1"/>
+                <w:sz w:val="21"/>
+                <w:szCs w:val="21"/>
+              </w:rPr>
+            </w:pPr>
+            <w:r>
+              <w:rPr>
+                <w:rFonts w:ascii="Helvetica Neue" w:hAnsi="Helvetica Neue" w:eastAsia="Helvetica Neue" w:cs="Helvetica Neue"/>
                 <w:color w:val="000000" w:themeColor="text1"/>
                 <w:sz w:val="21"/>
                 <w:szCs w:val="21"/>
@@ -2826,24 +2833,24 @@
           <w:tcPr>
             <w:tcW w:w="2614" w:type="dxa"/>
             <w:tcBorders>
-              <w:top w:val="single" w:sz="6" w:space="0" w:color="auto"/>
-              <w:left w:val="single" w:sz="0" w:space="0" w:color="auto"/>
-              <w:bottom w:val="single" w:sz="0" w:space="0" w:color="auto"/>
-              <w:right w:val="single" w:sz="0" w:space="0" w:color="auto"/>
-            </w:tcBorders>
-          </w:tcPr>
-          <w:p>
-            <w:pPr>
-              <w:rPr>
-                <w:rFonts w:ascii="Helvetica Neue" w:eastAsia="Helvetica Neue" w:hAnsi="Helvetica Neue" w:cs="Helvetica Neue"/>
-                <w:color w:val="000000" w:themeColor="text1"/>
-                <w:sz w:val="21"/>
-                <w:szCs w:val="21"/>
-              </w:rPr>
-            </w:pPr>
-            <w:r>
-              <w:rPr>
-                <w:rFonts w:ascii="Helvetica Neue" w:eastAsia="Helvetica Neue" w:hAnsi="Helvetica Neue" w:cs="Helvetica Neue"/>
+              <w:top w:val="single" w:color="auto" w:sz="6" w:space="0"/>
+              <w:left w:val="single" w:color="auto" w:sz="0" w:space="0"/>
+              <w:bottom w:val="single" w:color="auto" w:sz="0" w:space="0"/>
+              <w:right w:val="single" w:color="auto" w:sz="0" w:space="0"/>
+            </w:tcBorders>
+          </w:tcPr>
+          <w:p>
+            <w:pPr>
+              <w:rPr>
+                <w:rFonts w:ascii="Helvetica Neue" w:hAnsi="Helvetica Neue" w:eastAsia="Helvetica Neue" w:cs="Helvetica Neue"/>
+                <w:color w:val="000000" w:themeColor="text1"/>
+                <w:sz w:val="21"/>
+                <w:szCs w:val="21"/>
+              </w:rPr>
+            </w:pPr>
+            <w:r>
+              <w:rPr>
+                <w:rFonts w:ascii="Helvetica Neue" w:hAnsi="Helvetica Neue" w:eastAsia="Helvetica Neue" w:cs="Helvetica Neue"/>
                 <w:color w:val="000000" w:themeColor="text1"/>
                 <w:sz w:val="21"/>
                 <w:szCs w:val="21"/>
@@ -2856,24 +2863,24 @@
           <w:tcPr>
             <w:tcW w:w="2614" w:type="dxa"/>
             <w:tcBorders>
-              <w:top w:val="single" w:sz="6" w:space="0" w:color="auto"/>
-              <w:left w:val="single" w:sz="0" w:space="0" w:color="auto"/>
-              <w:bottom w:val="single" w:sz="0" w:space="0" w:color="auto"/>
-              <w:right w:val="single" w:sz="0" w:space="0" w:color="auto"/>
-            </w:tcBorders>
-          </w:tcPr>
-          <w:p>
-            <w:pPr>
-              <w:rPr>
-                <w:rFonts w:ascii="Helvetica Neue" w:eastAsia="Helvetica Neue" w:hAnsi="Helvetica Neue" w:cs="Helvetica Neue"/>
-                <w:color w:val="000000" w:themeColor="text1"/>
-                <w:sz w:val="21"/>
-                <w:szCs w:val="21"/>
-              </w:rPr>
-            </w:pPr>
-            <w:r>
-              <w:rPr>
-                <w:rFonts w:ascii="Helvetica Neue" w:eastAsia="Helvetica Neue" w:hAnsi="Helvetica Neue" w:cs="Helvetica Neue"/>
+              <w:top w:val="single" w:color="auto" w:sz="6" w:space="0"/>
+              <w:left w:val="single" w:color="auto" w:sz="0" w:space="0"/>
+              <w:bottom w:val="single" w:color="auto" w:sz="0" w:space="0"/>
+              <w:right w:val="single" w:color="auto" w:sz="0" w:space="0"/>
+            </w:tcBorders>
+          </w:tcPr>
+          <w:p>
+            <w:pPr>
+              <w:rPr>
+                <w:rFonts w:ascii="Helvetica Neue" w:hAnsi="Helvetica Neue" w:eastAsia="Helvetica Neue" w:cs="Helvetica Neue"/>
+                <w:color w:val="000000" w:themeColor="text1"/>
+                <w:sz w:val="21"/>
+                <w:szCs w:val="21"/>
+              </w:rPr>
+            </w:pPr>
+            <w:r>
+              <w:rPr>
+                <w:rFonts w:ascii="Helvetica Neue" w:hAnsi="Helvetica Neue" w:eastAsia="Helvetica Neue" w:cs="Helvetica Neue"/>
                 <w:color w:val="000000" w:themeColor="text1"/>
                 <w:sz w:val="21"/>
                 <w:szCs w:val="21"/>
@@ -2888,16 +2895,16 @@
           <w:tcPr>
             <w:tcW w:w="2614" w:type="dxa"/>
             <w:tcBorders>
-              <w:top w:val="single" w:sz="6" w:space="0" w:color="auto"/>
-              <w:left w:val="single" w:sz="0" w:space="0" w:color="auto"/>
-              <w:bottom w:val="single" w:sz="0" w:space="0" w:color="auto"/>
-              <w:right w:val="single" w:sz="0" w:space="0" w:color="auto"/>
-            </w:tcBorders>
-          </w:tcPr>
-          <w:p>
-            <w:pPr>
-              <w:rPr>
-                <w:rFonts w:ascii="Helvetica Neue" w:eastAsia="Helvetica Neue" w:hAnsi="Helvetica Neue" w:cs="Helvetica Neue"/>
+              <w:top w:val="single" w:color="auto" w:sz="6" w:space="0"/>
+              <w:left w:val="single" w:color="auto" w:sz="0" w:space="0"/>
+              <w:bottom w:val="single" w:color="auto" w:sz="0" w:space="0"/>
+              <w:right w:val="single" w:color="auto" w:sz="0" w:space="0"/>
+            </w:tcBorders>
+          </w:tcPr>
+          <w:p>
+            <w:pPr>
+              <w:rPr>
+                <w:rFonts w:ascii="Helvetica Neue" w:hAnsi="Helvetica Neue" w:eastAsia="Helvetica Neue" w:cs="Helvetica Neue"/>
                 <w:b/>
                 <w:bCs/>
                 <w:color w:val="000000" w:themeColor="text1"/>
@@ -2907,7 +2914,7 @@
             </w:pPr>
             <w:r>
               <w:rPr>
-                <w:rFonts w:ascii="Helvetica Neue" w:eastAsia="Helvetica Neue" w:hAnsi="Helvetica Neue" w:cs="Helvetica Neue"/>
+                <w:rFonts w:ascii="Helvetica Neue" w:hAnsi="Helvetica Neue" w:eastAsia="Helvetica Neue" w:cs="Helvetica Neue"/>
                 <w:b/>
                 <w:bCs/>
                 <w:color w:val="000000" w:themeColor="text1"/>
@@ -2922,24 +2929,24 @@
           <w:tcPr>
             <w:tcW w:w="2614" w:type="dxa"/>
             <w:tcBorders>
-              <w:top w:val="single" w:sz="6" w:space="0" w:color="auto"/>
-              <w:left w:val="single" w:sz="0" w:space="0" w:color="auto"/>
-              <w:bottom w:val="single" w:sz="0" w:space="0" w:color="auto"/>
-              <w:right w:val="single" w:sz="0" w:space="0" w:color="auto"/>
-            </w:tcBorders>
-          </w:tcPr>
-          <w:p>
-            <w:pPr>
-              <w:rPr>
-                <w:rFonts w:ascii="Helvetica Neue" w:eastAsia="Helvetica Neue" w:hAnsi="Helvetica Neue" w:cs="Helvetica Neue"/>
-                <w:color w:val="000000" w:themeColor="text1"/>
-                <w:sz w:val="21"/>
-                <w:szCs w:val="21"/>
-              </w:rPr>
-            </w:pPr>
-            <w:r>
-              <w:rPr>
-                <w:rFonts w:ascii="Helvetica Neue" w:eastAsia="Helvetica Neue" w:hAnsi="Helvetica Neue" w:cs="Helvetica Neue"/>
+              <w:top w:val="single" w:color="auto" w:sz="6" w:space="0"/>
+              <w:left w:val="single" w:color="auto" w:sz="0" w:space="0"/>
+              <w:bottom w:val="single" w:color="auto" w:sz="0" w:space="0"/>
+              <w:right w:val="single" w:color="auto" w:sz="0" w:space="0"/>
+            </w:tcBorders>
+          </w:tcPr>
+          <w:p>
+            <w:pPr>
+              <w:rPr>
+                <w:rFonts w:ascii="Helvetica Neue" w:hAnsi="Helvetica Neue" w:eastAsia="Helvetica Neue" w:cs="Helvetica Neue"/>
+                <w:color w:val="000000" w:themeColor="text1"/>
+                <w:sz w:val="21"/>
+                <w:szCs w:val="21"/>
+              </w:rPr>
+            </w:pPr>
+            <w:r>
+              <w:rPr>
+                <w:rFonts w:ascii="Helvetica Neue" w:hAnsi="Helvetica Neue" w:eastAsia="Helvetica Neue" w:cs="Helvetica Neue"/>
                 <w:color w:val="000000" w:themeColor="text1"/>
                 <w:sz w:val="21"/>
                 <w:szCs w:val="21"/>
@@ -2952,24 +2959,24 @@
           <w:tcPr>
             <w:tcW w:w="2614" w:type="dxa"/>
             <w:tcBorders>
-              <w:top w:val="single" w:sz="6" w:space="0" w:color="auto"/>
-              <w:left w:val="single" w:sz="0" w:space="0" w:color="auto"/>
-              <w:bottom w:val="single" w:sz="0" w:space="0" w:color="auto"/>
-              <w:right w:val="single" w:sz="0" w:space="0" w:color="auto"/>
-            </w:tcBorders>
-          </w:tcPr>
-          <w:p>
-            <w:pPr>
-              <w:rPr>
-                <w:rFonts w:ascii="Helvetica Neue" w:eastAsia="Helvetica Neue" w:hAnsi="Helvetica Neue" w:cs="Helvetica Neue"/>
-                <w:color w:val="000000" w:themeColor="text1"/>
-                <w:sz w:val="21"/>
-                <w:szCs w:val="21"/>
-              </w:rPr>
-            </w:pPr>
-            <w:r>
-              <w:rPr>
-                <w:rFonts w:ascii="Helvetica Neue" w:eastAsia="Helvetica Neue" w:hAnsi="Helvetica Neue" w:cs="Helvetica Neue"/>
+              <w:top w:val="single" w:color="auto" w:sz="6" w:space="0"/>
+              <w:left w:val="single" w:color="auto" w:sz="0" w:space="0"/>
+              <w:bottom w:val="single" w:color="auto" w:sz="0" w:space="0"/>
+              <w:right w:val="single" w:color="auto" w:sz="0" w:space="0"/>
+            </w:tcBorders>
+          </w:tcPr>
+          <w:p>
+            <w:pPr>
+              <w:rPr>
+                <w:rFonts w:ascii="Helvetica Neue" w:hAnsi="Helvetica Neue" w:eastAsia="Helvetica Neue" w:cs="Helvetica Neue"/>
+                <w:color w:val="000000" w:themeColor="text1"/>
+                <w:sz w:val="21"/>
+                <w:szCs w:val="21"/>
+              </w:rPr>
+            </w:pPr>
+            <w:r>
+              <w:rPr>
+                <w:rFonts w:ascii="Helvetica Neue" w:hAnsi="Helvetica Neue" w:eastAsia="Helvetica Neue" w:cs="Helvetica Neue"/>
                 <w:color w:val="000000" w:themeColor="text1"/>
                 <w:sz w:val="21"/>
                 <w:szCs w:val="21"/>
@@ -2982,24 +2989,24 @@
           <w:tcPr>
             <w:tcW w:w="2614" w:type="dxa"/>
             <w:tcBorders>
-              <w:top w:val="single" w:sz="6" w:space="0" w:color="auto"/>
-              <w:left w:val="single" w:sz="0" w:space="0" w:color="auto"/>
-              <w:bottom w:val="single" w:sz="0" w:space="0" w:color="auto"/>
-              <w:right w:val="single" w:sz="0" w:space="0" w:color="auto"/>
-            </w:tcBorders>
-          </w:tcPr>
-          <w:p>
-            <w:pPr>
-              <w:rPr>
-                <w:rFonts w:ascii="Helvetica Neue" w:eastAsia="Helvetica Neue" w:hAnsi="Helvetica Neue" w:cs="Helvetica Neue"/>
-                <w:color w:val="000000" w:themeColor="text1"/>
-                <w:sz w:val="21"/>
-                <w:szCs w:val="21"/>
-              </w:rPr>
-            </w:pPr>
-            <w:r>
-              <w:rPr>
-                <w:rFonts w:ascii="Helvetica Neue" w:eastAsia="Helvetica Neue" w:hAnsi="Helvetica Neue" w:cs="Helvetica Neue"/>
+              <w:top w:val="single" w:color="auto" w:sz="6" w:space="0"/>
+              <w:left w:val="single" w:color="auto" w:sz="0" w:space="0"/>
+              <w:bottom w:val="single" w:color="auto" w:sz="0" w:space="0"/>
+              <w:right w:val="single" w:color="auto" w:sz="0" w:space="0"/>
+            </w:tcBorders>
+          </w:tcPr>
+          <w:p>
+            <w:pPr>
+              <w:rPr>
+                <w:rFonts w:ascii="Helvetica Neue" w:hAnsi="Helvetica Neue" w:eastAsia="Helvetica Neue" w:cs="Helvetica Neue"/>
+                <w:color w:val="000000" w:themeColor="text1"/>
+                <w:sz w:val="21"/>
+                <w:szCs w:val="21"/>
+              </w:rPr>
+            </w:pPr>
+            <w:r>
+              <w:rPr>
+                <w:rFonts w:ascii="Helvetica Neue" w:hAnsi="Helvetica Neue" w:eastAsia="Helvetica Neue" w:cs="Helvetica Neue"/>
                 <w:color w:val="000000" w:themeColor="text1"/>
                 <w:sz w:val="21"/>
                 <w:szCs w:val="21"/>
@@ -3014,16 +3021,16 @@
           <w:tcPr>
             <w:tcW w:w="2614" w:type="dxa"/>
             <w:tcBorders>
-              <w:top w:val="single" w:sz="6" w:space="0" w:color="auto"/>
-              <w:left w:val="single" w:sz="0" w:space="0" w:color="auto"/>
-              <w:bottom w:val="single" w:sz="0" w:space="0" w:color="auto"/>
-              <w:right w:val="single" w:sz="0" w:space="0" w:color="auto"/>
-            </w:tcBorders>
-          </w:tcPr>
-          <w:p>
-            <w:pPr>
-              <w:rPr>
-                <w:rFonts w:ascii="Helvetica Neue" w:eastAsia="Helvetica Neue" w:hAnsi="Helvetica Neue" w:cs="Helvetica Neue"/>
+              <w:top w:val="single" w:color="auto" w:sz="6" w:space="0"/>
+              <w:left w:val="single" w:color="auto" w:sz="0" w:space="0"/>
+              <w:bottom w:val="single" w:color="auto" w:sz="0" w:space="0"/>
+              <w:right w:val="single" w:color="auto" w:sz="0" w:space="0"/>
+            </w:tcBorders>
+          </w:tcPr>
+          <w:p>
+            <w:pPr>
+              <w:rPr>
+                <w:rFonts w:ascii="Helvetica Neue" w:hAnsi="Helvetica Neue" w:eastAsia="Helvetica Neue" w:cs="Helvetica Neue"/>
                 <w:b/>
                 <w:bCs/>
                 <w:color w:val="000000" w:themeColor="text1"/>
@@ -3033,7 +3040,7 @@
             </w:pPr>
             <w:r>
               <w:rPr>
-                <w:rFonts w:ascii="Helvetica Neue" w:eastAsia="Helvetica Neue" w:hAnsi="Helvetica Neue" w:cs="Helvetica Neue"/>
+                <w:rFonts w:ascii="Helvetica Neue" w:hAnsi="Helvetica Neue" w:eastAsia="Helvetica Neue" w:cs="Helvetica Neue"/>
                 <w:b/>
                 <w:bCs/>
                 <w:color w:val="000000" w:themeColor="text1"/>
@@ -3048,24 +3055,24 @@
           <w:tcPr>
             <w:tcW w:w="2614" w:type="dxa"/>
             <w:tcBorders>
-              <w:top w:val="single" w:sz="6" w:space="0" w:color="auto"/>
-              <w:left w:val="single" w:sz="0" w:space="0" w:color="auto"/>
-              <w:bottom w:val="single" w:sz="0" w:space="0" w:color="auto"/>
-              <w:right w:val="single" w:sz="0" w:space="0" w:color="auto"/>
-            </w:tcBorders>
-          </w:tcPr>
-          <w:p>
-            <w:pPr>
-              <w:rPr>
-                <w:rFonts w:ascii="Helvetica Neue" w:eastAsia="Helvetica Neue" w:hAnsi="Helvetica Neue" w:cs="Helvetica Neue"/>
-                <w:color w:val="000000" w:themeColor="text1"/>
-                <w:sz w:val="21"/>
-                <w:szCs w:val="21"/>
-              </w:rPr>
-            </w:pPr>
-            <w:r>
-              <w:rPr>
-                <w:rFonts w:ascii="Helvetica Neue" w:eastAsia="Helvetica Neue" w:hAnsi="Helvetica Neue" w:cs="Helvetica Neue"/>
+              <w:top w:val="single" w:color="auto" w:sz="6" w:space="0"/>
+              <w:left w:val="single" w:color="auto" w:sz="0" w:space="0"/>
+              <w:bottom w:val="single" w:color="auto" w:sz="0" w:space="0"/>
+              <w:right w:val="single" w:color="auto" w:sz="0" w:space="0"/>
+            </w:tcBorders>
+          </w:tcPr>
+          <w:p>
+            <w:pPr>
+              <w:rPr>
+                <w:rFonts w:ascii="Helvetica Neue" w:hAnsi="Helvetica Neue" w:eastAsia="Helvetica Neue" w:cs="Helvetica Neue"/>
+                <w:color w:val="000000" w:themeColor="text1"/>
+                <w:sz w:val="21"/>
+                <w:szCs w:val="21"/>
+              </w:rPr>
+            </w:pPr>
+            <w:r>
+              <w:rPr>
+                <w:rFonts w:ascii="Helvetica Neue" w:hAnsi="Helvetica Neue" w:eastAsia="Helvetica Neue" w:cs="Helvetica Neue"/>
                 <w:color w:val="000000" w:themeColor="text1"/>
                 <w:sz w:val="21"/>
                 <w:szCs w:val="21"/>
@@ -3078,24 +3085,24 @@
           <w:tcPr>
             <w:tcW w:w="2614" w:type="dxa"/>
             <w:tcBorders>
-              <w:top w:val="single" w:sz="6" w:space="0" w:color="auto"/>
-              <w:left w:val="single" w:sz="0" w:space="0" w:color="auto"/>
-              <w:bottom w:val="single" w:sz="0" w:space="0" w:color="auto"/>
-              <w:right w:val="single" w:sz="0" w:space="0" w:color="auto"/>
-            </w:tcBorders>
-          </w:tcPr>
-          <w:p>
-            <w:pPr>
-              <w:rPr>
-                <w:rFonts w:ascii="Helvetica Neue" w:eastAsia="Helvetica Neue" w:hAnsi="Helvetica Neue" w:cs="Helvetica Neue"/>
-                <w:color w:val="000000" w:themeColor="text1"/>
-                <w:sz w:val="21"/>
-                <w:szCs w:val="21"/>
-              </w:rPr>
-            </w:pPr>
-            <w:r>
-              <w:rPr>
-                <w:rFonts w:ascii="Helvetica Neue" w:eastAsia="Helvetica Neue" w:hAnsi="Helvetica Neue" w:cs="Helvetica Neue"/>
+              <w:top w:val="single" w:color="auto" w:sz="6" w:space="0"/>
+              <w:left w:val="single" w:color="auto" w:sz="0" w:space="0"/>
+              <w:bottom w:val="single" w:color="auto" w:sz="0" w:space="0"/>
+              <w:right w:val="single" w:color="auto" w:sz="0" w:space="0"/>
+            </w:tcBorders>
+          </w:tcPr>
+          <w:p>
+            <w:pPr>
+              <w:rPr>
+                <w:rFonts w:ascii="Helvetica Neue" w:hAnsi="Helvetica Neue" w:eastAsia="Helvetica Neue" w:cs="Helvetica Neue"/>
+                <w:color w:val="000000" w:themeColor="text1"/>
+                <w:sz w:val="21"/>
+                <w:szCs w:val="21"/>
+              </w:rPr>
+            </w:pPr>
+            <w:r>
+              <w:rPr>
+                <w:rFonts w:ascii="Helvetica Neue" w:hAnsi="Helvetica Neue" w:eastAsia="Helvetica Neue" w:cs="Helvetica Neue"/>
                 <w:color w:val="000000" w:themeColor="text1"/>
                 <w:sz w:val="21"/>
                 <w:szCs w:val="21"/>
@@ -3108,24 +3115,24 @@
           <w:tcPr>
             <w:tcW w:w="2614" w:type="dxa"/>
             <w:tcBorders>
-              <w:top w:val="single" w:sz="6" w:space="0" w:color="auto"/>
-              <w:left w:val="single" w:sz="0" w:space="0" w:color="auto"/>
-              <w:bottom w:val="single" w:sz="0" w:space="0" w:color="auto"/>
-              <w:right w:val="single" w:sz="0" w:space="0" w:color="auto"/>
-            </w:tcBorders>
-          </w:tcPr>
-          <w:p>
-            <w:pPr>
-              <w:rPr>
-                <w:rFonts w:ascii="Helvetica Neue" w:eastAsia="Helvetica Neue" w:hAnsi="Helvetica Neue" w:cs="Helvetica Neue"/>
-                <w:color w:val="000000" w:themeColor="text1"/>
-                <w:sz w:val="21"/>
-                <w:szCs w:val="21"/>
-              </w:rPr>
-            </w:pPr>
-            <w:r>
-              <w:rPr>
-                <w:rFonts w:ascii="Helvetica Neue" w:eastAsia="Helvetica Neue" w:hAnsi="Helvetica Neue" w:cs="Helvetica Neue"/>
+              <w:top w:val="single" w:color="auto" w:sz="6" w:space="0"/>
+              <w:left w:val="single" w:color="auto" w:sz="0" w:space="0"/>
+              <w:bottom w:val="single" w:color="auto" w:sz="0" w:space="0"/>
+              <w:right w:val="single" w:color="auto" w:sz="0" w:space="0"/>
+            </w:tcBorders>
+          </w:tcPr>
+          <w:p>
+            <w:pPr>
+              <w:rPr>
+                <w:rFonts w:ascii="Helvetica Neue" w:hAnsi="Helvetica Neue" w:eastAsia="Helvetica Neue" w:cs="Helvetica Neue"/>
+                <w:color w:val="000000" w:themeColor="text1"/>
+                <w:sz w:val="21"/>
+                <w:szCs w:val="21"/>
+              </w:rPr>
+            </w:pPr>
+            <w:r>
+              <w:rPr>
+                <w:rFonts w:ascii="Helvetica Neue" w:hAnsi="Helvetica Neue" w:eastAsia="Helvetica Neue" w:cs="Helvetica Neue"/>
                 <w:color w:val="000000" w:themeColor="text1"/>
                 <w:sz w:val="21"/>
                 <w:szCs w:val="21"/>
@@ -3140,16 +3147,16 @@
           <w:tcPr>
             <w:tcW w:w="2614" w:type="dxa"/>
             <w:tcBorders>
-              <w:top w:val="single" w:sz="6" w:space="0" w:color="auto"/>
-              <w:left w:val="single" w:sz="0" w:space="0" w:color="auto"/>
-              <w:bottom w:val="single" w:sz="0" w:space="0" w:color="auto"/>
-              <w:right w:val="single" w:sz="0" w:space="0" w:color="auto"/>
-            </w:tcBorders>
-          </w:tcPr>
-          <w:p>
-            <w:pPr>
-              <w:rPr>
-                <w:rFonts w:ascii="Helvetica Neue" w:eastAsia="Helvetica Neue" w:hAnsi="Helvetica Neue" w:cs="Helvetica Neue"/>
+              <w:top w:val="single" w:color="auto" w:sz="6" w:space="0"/>
+              <w:left w:val="single" w:color="auto" w:sz="0" w:space="0"/>
+              <w:bottom w:val="single" w:color="auto" w:sz="0" w:space="0"/>
+              <w:right w:val="single" w:color="auto" w:sz="0" w:space="0"/>
+            </w:tcBorders>
+          </w:tcPr>
+          <w:p>
+            <w:pPr>
+              <w:rPr>
+                <w:rFonts w:ascii="Helvetica Neue" w:hAnsi="Helvetica Neue" w:eastAsia="Helvetica Neue" w:cs="Helvetica Neue"/>
                 <w:b/>
                 <w:bCs/>
                 <w:color w:val="000000" w:themeColor="text1"/>
@@ -3159,7 +3166,7 @@
             </w:pPr>
             <w:r>
               <w:rPr>
-                <w:rFonts w:ascii="Helvetica Neue" w:eastAsia="Helvetica Neue" w:hAnsi="Helvetica Neue" w:cs="Helvetica Neue"/>
+                <w:rFonts w:ascii="Helvetica Neue" w:hAnsi="Helvetica Neue" w:eastAsia="Helvetica Neue" w:cs="Helvetica Neue"/>
                 <w:b/>
                 <w:bCs/>
                 <w:color w:val="000000" w:themeColor="text1"/>
@@ -3174,24 +3181,24 @@
           <w:tcPr>
             <w:tcW w:w="2614" w:type="dxa"/>
             <w:tcBorders>
-              <w:top w:val="single" w:sz="6" w:space="0" w:color="auto"/>
-              <w:left w:val="single" w:sz="0" w:space="0" w:color="auto"/>
-              <w:bottom w:val="single" w:sz="0" w:space="0" w:color="auto"/>
-              <w:right w:val="single" w:sz="0" w:space="0" w:color="auto"/>
-            </w:tcBorders>
-          </w:tcPr>
-          <w:p>
-            <w:pPr>
-              <w:rPr>
-                <w:rFonts w:ascii="Helvetica Neue" w:eastAsia="Helvetica Neue" w:hAnsi="Helvetica Neue" w:cs="Helvetica Neue"/>
-                <w:color w:val="000000" w:themeColor="text1"/>
-                <w:sz w:val="21"/>
-                <w:szCs w:val="21"/>
-              </w:rPr>
-            </w:pPr>
-            <w:r>
-              <w:rPr>
-                <w:rFonts w:ascii="Helvetica Neue" w:eastAsia="Helvetica Neue" w:hAnsi="Helvetica Neue" w:cs="Helvetica Neue"/>
+              <w:top w:val="single" w:color="auto" w:sz="6" w:space="0"/>
+              <w:left w:val="single" w:color="auto" w:sz="0" w:space="0"/>
+              <w:bottom w:val="single" w:color="auto" w:sz="0" w:space="0"/>
+              <w:right w:val="single" w:color="auto" w:sz="0" w:space="0"/>
+            </w:tcBorders>
+          </w:tcPr>
+          <w:p>
+            <w:pPr>
+              <w:rPr>
+                <w:rFonts w:ascii="Helvetica Neue" w:hAnsi="Helvetica Neue" w:eastAsia="Helvetica Neue" w:cs="Helvetica Neue"/>
+                <w:color w:val="000000" w:themeColor="text1"/>
+                <w:sz w:val="21"/>
+                <w:szCs w:val="21"/>
+              </w:rPr>
+            </w:pPr>
+            <w:r>
+              <w:rPr>
+                <w:rFonts w:ascii="Helvetica Neue" w:hAnsi="Helvetica Neue" w:eastAsia="Helvetica Neue" w:cs="Helvetica Neue"/>
                 <w:color w:val="000000" w:themeColor="text1"/>
                 <w:sz w:val="21"/>
                 <w:szCs w:val="21"/>
@@ -3204,24 +3211,24 @@
           <w:tcPr>
             <w:tcW w:w="2614" w:type="dxa"/>
             <w:tcBorders>
-              <w:top w:val="single" w:sz="6" w:space="0" w:color="auto"/>
-              <w:left w:val="single" w:sz="0" w:space="0" w:color="auto"/>
-              <w:bottom w:val="single" w:sz="0" w:space="0" w:color="auto"/>
-              <w:right w:val="single" w:sz="0" w:space="0" w:color="auto"/>
-            </w:tcBorders>
-          </w:tcPr>
-          <w:p>
-            <w:pPr>
-              <w:rPr>
-                <w:rFonts w:ascii="Helvetica Neue" w:eastAsia="Helvetica Neue" w:hAnsi="Helvetica Neue" w:cs="Helvetica Neue"/>
-                <w:color w:val="000000" w:themeColor="text1"/>
-                <w:sz w:val="21"/>
-                <w:szCs w:val="21"/>
-              </w:rPr>
-            </w:pPr>
-            <w:r>
-              <w:rPr>
-                <w:rFonts w:ascii="Helvetica Neue" w:eastAsia="Helvetica Neue" w:hAnsi="Helvetica Neue" w:cs="Helvetica Neue"/>
+              <w:top w:val="single" w:color="auto" w:sz="6" w:space="0"/>
+              <w:left w:val="single" w:color="auto" w:sz="0" w:space="0"/>
+              <w:bottom w:val="single" w:color="auto" w:sz="0" w:space="0"/>
+              <w:right w:val="single" w:color="auto" w:sz="0" w:space="0"/>
+            </w:tcBorders>
+          </w:tcPr>
+          <w:p>
+            <w:pPr>
+              <w:rPr>
+                <w:rFonts w:ascii="Helvetica Neue" w:hAnsi="Helvetica Neue" w:eastAsia="Helvetica Neue" w:cs="Helvetica Neue"/>
+                <w:color w:val="000000" w:themeColor="text1"/>
+                <w:sz w:val="21"/>
+                <w:szCs w:val="21"/>
+              </w:rPr>
+            </w:pPr>
+            <w:r>
+              <w:rPr>
+                <w:rFonts w:ascii="Helvetica Neue" w:hAnsi="Helvetica Neue" w:eastAsia="Helvetica Neue" w:cs="Helvetica Neue"/>
                 <w:color w:val="000000" w:themeColor="text1"/>
                 <w:sz w:val="21"/>
                 <w:szCs w:val="21"/>
@@ -3234,24 +3241,24 @@
           <w:tcPr>
             <w:tcW w:w="2614" w:type="dxa"/>
             <w:tcBorders>
-              <w:top w:val="single" w:sz="6" w:space="0" w:color="auto"/>
-              <w:left w:val="single" w:sz="0" w:space="0" w:color="auto"/>
-              <w:bottom w:val="single" w:sz="0" w:space="0" w:color="auto"/>
-              <w:right w:val="single" w:sz="0" w:space="0" w:color="auto"/>
-            </w:tcBorders>
-          </w:tcPr>
-          <w:p>
-            <w:pPr>
-              <w:rPr>
-                <w:rFonts w:ascii="Helvetica Neue" w:eastAsia="Helvetica Neue" w:hAnsi="Helvetica Neue" w:cs="Helvetica Neue"/>
-                <w:color w:val="000000" w:themeColor="text1"/>
-                <w:sz w:val="21"/>
-                <w:szCs w:val="21"/>
-              </w:rPr>
-            </w:pPr>
-            <w:r>
-              <w:rPr>
-                <w:rFonts w:ascii="Helvetica Neue" w:eastAsia="Helvetica Neue" w:hAnsi="Helvetica Neue" w:cs="Helvetica Neue"/>
+              <w:top w:val="single" w:color="auto" w:sz="6" w:space="0"/>
+              <w:left w:val="single" w:color="auto" w:sz="0" w:space="0"/>
+              <w:bottom w:val="single" w:color="auto" w:sz="0" w:space="0"/>
+              <w:right w:val="single" w:color="auto" w:sz="0" w:space="0"/>
+            </w:tcBorders>
+          </w:tcPr>
+          <w:p>
+            <w:pPr>
+              <w:rPr>
+                <w:rFonts w:ascii="Helvetica Neue" w:hAnsi="Helvetica Neue" w:eastAsia="Helvetica Neue" w:cs="Helvetica Neue"/>
+                <w:color w:val="000000" w:themeColor="text1"/>
+                <w:sz w:val="21"/>
+                <w:szCs w:val="21"/>
+              </w:rPr>
+            </w:pPr>
+            <w:r>
+              <w:rPr>
+                <w:rFonts w:ascii="Helvetica Neue" w:hAnsi="Helvetica Neue" w:eastAsia="Helvetica Neue" w:cs="Helvetica Neue"/>
                 <w:color w:val="000000" w:themeColor="text1"/>
                 <w:sz w:val="21"/>
                 <w:szCs w:val="21"/>
@@ -3266,16 +3273,16 @@
           <w:tcPr>
             <w:tcW w:w="2614" w:type="dxa"/>
             <w:tcBorders>
-              <w:top w:val="single" w:sz="6" w:space="0" w:color="auto"/>
-              <w:left w:val="single" w:sz="0" w:space="0" w:color="auto"/>
-              <w:bottom w:val="single" w:sz="0" w:space="0" w:color="auto"/>
-              <w:right w:val="single" w:sz="0" w:space="0" w:color="auto"/>
-            </w:tcBorders>
-          </w:tcPr>
-          <w:p>
-            <w:pPr>
-              <w:rPr>
-                <w:rFonts w:ascii="Helvetica Neue" w:eastAsia="Helvetica Neue" w:hAnsi="Helvetica Neue" w:cs="Helvetica Neue"/>
+              <w:top w:val="single" w:color="auto" w:sz="6" w:space="0"/>
+              <w:left w:val="single" w:color="auto" w:sz="0" w:space="0"/>
+              <w:bottom w:val="single" w:color="auto" w:sz="0" w:space="0"/>
+              <w:right w:val="single" w:color="auto" w:sz="0" w:space="0"/>
+            </w:tcBorders>
+          </w:tcPr>
+          <w:p>
+            <w:pPr>
+              <w:rPr>
+                <w:rFonts w:ascii="Helvetica Neue" w:hAnsi="Helvetica Neue" w:eastAsia="Helvetica Neue" w:cs="Helvetica Neue"/>
                 <w:b/>
                 <w:bCs/>
                 <w:color w:val="000000" w:themeColor="text1"/>
@@ -3285,7 +3292,7 @@
             </w:pPr>
             <w:r>
               <w:rPr>
-                <w:rFonts w:ascii="Helvetica Neue" w:eastAsia="Helvetica Neue" w:hAnsi="Helvetica Neue" w:cs="Helvetica Neue"/>
+                <w:rFonts w:ascii="Helvetica Neue" w:hAnsi="Helvetica Neue" w:eastAsia="Helvetica Neue" w:cs="Helvetica Neue"/>
                 <w:b/>
                 <w:bCs/>
                 <w:color w:val="000000" w:themeColor="text1"/>
@@ -3300,24 +3307,24 @@
           <w:tcPr>
             <w:tcW w:w="2614" w:type="dxa"/>
             <w:tcBorders>
-              <w:top w:val="single" w:sz="6" w:space="0" w:color="auto"/>
-              <w:left w:val="single" w:sz="0" w:space="0" w:color="auto"/>
-              <w:bottom w:val="single" w:sz="0" w:space="0" w:color="auto"/>
-              <w:right w:val="single" w:sz="0" w:space="0" w:color="auto"/>
-            </w:tcBorders>
-          </w:tcPr>
-          <w:p>
-            <w:pPr>
-              <w:rPr>
-                <w:rFonts w:ascii="Helvetica Neue" w:eastAsia="Helvetica Neue" w:hAnsi="Helvetica Neue" w:cs="Helvetica Neue"/>
-                <w:color w:val="000000" w:themeColor="text1"/>
-                <w:sz w:val="21"/>
-                <w:szCs w:val="21"/>
-              </w:rPr>
-            </w:pPr>
-            <w:r>
-              <w:rPr>
-                <w:rFonts w:ascii="Helvetica Neue" w:eastAsia="Helvetica Neue" w:hAnsi="Helvetica Neue" w:cs="Helvetica Neue"/>
+              <w:top w:val="single" w:color="auto" w:sz="6" w:space="0"/>
+              <w:left w:val="single" w:color="auto" w:sz="0" w:space="0"/>
+              <w:bottom w:val="single" w:color="auto" w:sz="0" w:space="0"/>
+              <w:right w:val="single" w:color="auto" w:sz="0" w:space="0"/>
+            </w:tcBorders>
+          </w:tcPr>
+          <w:p>
+            <w:pPr>
+              <w:rPr>
+                <w:rFonts w:ascii="Helvetica Neue" w:hAnsi="Helvetica Neue" w:eastAsia="Helvetica Neue" w:cs="Helvetica Neue"/>
+                <w:color w:val="000000" w:themeColor="text1"/>
+                <w:sz w:val="21"/>
+                <w:szCs w:val="21"/>
+              </w:rPr>
+            </w:pPr>
+            <w:r>
+              <w:rPr>
+                <w:rFonts w:ascii="Helvetica Neue" w:hAnsi="Helvetica Neue" w:eastAsia="Helvetica Neue" w:cs="Helvetica Neue"/>
                 <w:color w:val="000000" w:themeColor="text1"/>
                 <w:sz w:val="21"/>
                 <w:szCs w:val="21"/>
@@ -3330,24 +3337,24 @@
           <w:tcPr>
             <w:tcW w:w="2614" w:type="dxa"/>
             <w:tcBorders>
-              <w:top w:val="single" w:sz="6" w:space="0" w:color="auto"/>
-              <w:left w:val="single" w:sz="0" w:space="0" w:color="auto"/>
-              <w:bottom w:val="single" w:sz="0" w:space="0" w:color="auto"/>
-              <w:right w:val="single" w:sz="0" w:space="0" w:color="auto"/>
-            </w:tcBorders>
-          </w:tcPr>
-          <w:p>
-            <w:pPr>
-              <w:rPr>
-                <w:rFonts w:ascii="Helvetica Neue" w:eastAsia="Helvetica Neue" w:hAnsi="Helvetica Neue" w:cs="Helvetica Neue"/>
-                <w:color w:val="000000" w:themeColor="text1"/>
-                <w:sz w:val="21"/>
-                <w:szCs w:val="21"/>
-              </w:rPr>
-            </w:pPr>
-            <w:r>
-              <w:rPr>
-                <w:rFonts w:ascii="Helvetica Neue" w:eastAsia="Helvetica Neue" w:hAnsi="Helvetica Neue" w:cs="Helvetica Neue"/>
+              <w:top w:val="single" w:color="auto" w:sz="6" w:space="0"/>
+              <w:left w:val="single" w:color="auto" w:sz="0" w:space="0"/>
+              <w:bottom w:val="single" w:color="auto" w:sz="0" w:space="0"/>
+              <w:right w:val="single" w:color="auto" w:sz="0" w:space="0"/>
+            </w:tcBorders>
+          </w:tcPr>
+          <w:p>
+            <w:pPr>
+              <w:rPr>
+                <w:rFonts w:ascii="Helvetica Neue" w:hAnsi="Helvetica Neue" w:eastAsia="Helvetica Neue" w:cs="Helvetica Neue"/>
+                <w:color w:val="000000" w:themeColor="text1"/>
+                <w:sz w:val="21"/>
+                <w:szCs w:val="21"/>
+              </w:rPr>
+            </w:pPr>
+            <w:r>
+              <w:rPr>
+                <w:rFonts w:ascii="Helvetica Neue" w:hAnsi="Helvetica Neue" w:eastAsia="Helvetica Neue" w:cs="Helvetica Neue"/>
                 <w:color w:val="000000" w:themeColor="text1"/>
                 <w:sz w:val="21"/>
                 <w:szCs w:val="21"/>
@@ -3360,24 +3367,24 @@
           <w:tcPr>
             <w:tcW w:w="2614" w:type="dxa"/>
             <w:tcBorders>
-              <w:top w:val="single" w:sz="6" w:space="0" w:color="auto"/>
-              <w:left w:val="single" w:sz="0" w:space="0" w:color="auto"/>
-              <w:bottom w:val="single" w:sz="0" w:space="0" w:color="auto"/>
-              <w:right w:val="single" w:sz="0" w:space="0" w:color="auto"/>
-            </w:tcBorders>
-          </w:tcPr>
-          <w:p>
-            <w:pPr>
-              <w:rPr>
-                <w:rFonts w:ascii="Helvetica Neue" w:eastAsia="Helvetica Neue" w:hAnsi="Helvetica Neue" w:cs="Helvetica Neue"/>
-                <w:color w:val="000000" w:themeColor="text1"/>
-                <w:sz w:val="21"/>
-                <w:szCs w:val="21"/>
-              </w:rPr>
-            </w:pPr>
-            <w:r>
-              <w:rPr>
-                <w:rFonts w:ascii="Helvetica Neue" w:eastAsia="Helvetica Neue" w:hAnsi="Helvetica Neue" w:cs="Helvetica Neue"/>
+              <w:top w:val="single" w:color="auto" w:sz="6" w:space="0"/>
+              <w:left w:val="single" w:color="auto" w:sz="0" w:space="0"/>
+              <w:bottom w:val="single" w:color="auto" w:sz="0" w:space="0"/>
+              <w:right w:val="single" w:color="auto" w:sz="0" w:space="0"/>
+            </w:tcBorders>
+          </w:tcPr>
+          <w:p>
+            <w:pPr>
+              <w:rPr>
+                <w:rFonts w:ascii="Helvetica Neue" w:hAnsi="Helvetica Neue" w:eastAsia="Helvetica Neue" w:cs="Helvetica Neue"/>
+                <w:color w:val="000000" w:themeColor="text1"/>
+                <w:sz w:val="21"/>
+                <w:szCs w:val="21"/>
+              </w:rPr>
+            </w:pPr>
+            <w:r>
+              <w:rPr>
+                <w:rFonts w:ascii="Helvetica Neue" w:hAnsi="Helvetica Neue" w:eastAsia="Helvetica Neue" w:cs="Helvetica Neue"/>
                 <w:color w:val="000000" w:themeColor="text1"/>
                 <w:sz w:val="21"/>
                 <w:szCs w:val="21"/>
@@ -3392,16 +3399,16 @@
           <w:tcPr>
             <w:tcW w:w="2614" w:type="dxa"/>
             <w:tcBorders>
-              <w:top w:val="single" w:sz="6" w:space="0" w:color="auto"/>
-              <w:left w:val="single" w:sz="0" w:space="0" w:color="auto"/>
-              <w:bottom w:val="single" w:sz="0" w:space="0" w:color="auto"/>
-              <w:right w:val="single" w:sz="0" w:space="0" w:color="auto"/>
-            </w:tcBorders>
-          </w:tcPr>
-          <w:p>
-            <w:pPr>
-              <w:rPr>
-                <w:rFonts w:ascii="Helvetica Neue" w:eastAsia="Helvetica Neue" w:hAnsi="Helvetica Neue" w:cs="Helvetica Neue"/>
+              <w:top w:val="single" w:color="auto" w:sz="6" w:space="0"/>
+              <w:left w:val="single" w:color="auto" w:sz="0" w:space="0"/>
+              <w:bottom w:val="single" w:color="auto" w:sz="0" w:space="0"/>
+              <w:right w:val="single" w:color="auto" w:sz="0" w:space="0"/>
+            </w:tcBorders>
+          </w:tcPr>
+          <w:p>
+            <w:pPr>
+              <w:rPr>
+                <w:rFonts w:ascii="Helvetica Neue" w:hAnsi="Helvetica Neue" w:eastAsia="Helvetica Neue" w:cs="Helvetica Neue"/>
                 <w:b/>
                 <w:bCs/>
                 <w:color w:val="000000" w:themeColor="text1"/>
@@ -3411,7 +3418,7 @@
             </w:pPr>
             <w:r>
               <w:rPr>
-                <w:rFonts w:ascii="Helvetica Neue" w:eastAsia="Helvetica Neue" w:hAnsi="Helvetica Neue" w:cs="Helvetica Neue"/>
+                <w:rFonts w:ascii="Helvetica Neue" w:hAnsi="Helvetica Neue" w:eastAsia="Helvetica Neue" w:cs="Helvetica Neue"/>
                 <w:b/>
                 <w:bCs/>
                 <w:color w:val="000000" w:themeColor="text1"/>
@@ -3426,24 +3433,24 @@
           <w:tcPr>
             <w:tcW w:w="2614" w:type="dxa"/>
             <w:tcBorders>
-              <w:top w:val="single" w:sz="6" w:space="0" w:color="auto"/>
-              <w:left w:val="single" w:sz="0" w:space="0" w:color="auto"/>
-              <w:bottom w:val="single" w:sz="0" w:space="0" w:color="auto"/>
-              <w:right w:val="single" w:sz="0" w:space="0" w:color="auto"/>
-            </w:tcBorders>
-          </w:tcPr>
-          <w:p>
-            <w:pPr>
-              <w:rPr>
-                <w:rFonts w:ascii="Helvetica Neue" w:eastAsia="Helvetica Neue" w:hAnsi="Helvetica Neue" w:cs="Helvetica Neue"/>
-                <w:color w:val="000000" w:themeColor="text1"/>
-                <w:sz w:val="21"/>
-                <w:szCs w:val="21"/>
-              </w:rPr>
-            </w:pPr>
-            <w:r>
-              <w:rPr>
-                <w:rFonts w:ascii="Helvetica Neue" w:eastAsia="Helvetica Neue" w:hAnsi="Helvetica Neue" w:cs="Helvetica Neue"/>
+              <w:top w:val="single" w:color="auto" w:sz="6" w:space="0"/>
+              <w:left w:val="single" w:color="auto" w:sz="0" w:space="0"/>
+              <w:bottom w:val="single" w:color="auto" w:sz="0" w:space="0"/>
+              <w:right w:val="single" w:color="auto" w:sz="0" w:space="0"/>
+            </w:tcBorders>
+          </w:tcPr>
+          <w:p>
+            <w:pPr>
+              <w:rPr>
+                <w:rFonts w:ascii="Helvetica Neue" w:hAnsi="Helvetica Neue" w:eastAsia="Helvetica Neue" w:cs="Helvetica Neue"/>
+                <w:color w:val="000000" w:themeColor="text1"/>
+                <w:sz w:val="21"/>
+                <w:szCs w:val="21"/>
+              </w:rPr>
+            </w:pPr>
+            <w:r>
+              <w:rPr>
+                <w:rFonts w:ascii="Helvetica Neue" w:hAnsi="Helvetica Neue" w:eastAsia="Helvetica Neue" w:cs="Helvetica Neue"/>
                 <w:color w:val="000000" w:themeColor="text1"/>
                 <w:sz w:val="21"/>
                 <w:szCs w:val="21"/>
@@ -3456,24 +3463,24 @@
           <w:tcPr>
             <w:tcW w:w="2614" w:type="dxa"/>
             <w:tcBorders>
-              <w:top w:val="single" w:sz="6" w:space="0" w:color="auto"/>
-              <w:left w:val="single" w:sz="0" w:space="0" w:color="auto"/>
-              <w:bottom w:val="single" w:sz="0" w:space="0" w:color="auto"/>
-              <w:right w:val="single" w:sz="0" w:space="0" w:color="auto"/>
-            </w:tcBorders>
-          </w:tcPr>
-          <w:p>
-            <w:pPr>
-              <w:rPr>
-                <w:rFonts w:ascii="Helvetica Neue" w:eastAsia="Helvetica Neue" w:hAnsi="Helvetica Neue" w:cs="Helvetica Neue"/>
-                <w:color w:val="000000" w:themeColor="text1"/>
-                <w:sz w:val="21"/>
-                <w:szCs w:val="21"/>
-              </w:rPr>
-            </w:pPr>
-            <w:r>
-              <w:rPr>
-                <w:rFonts w:ascii="Helvetica Neue" w:eastAsia="Helvetica Neue" w:hAnsi="Helvetica Neue" w:cs="Helvetica Neue"/>
+              <w:top w:val="single" w:color="auto" w:sz="6" w:space="0"/>
+              <w:left w:val="single" w:color="auto" w:sz="0" w:space="0"/>
+              <w:bottom w:val="single" w:color="auto" w:sz="0" w:space="0"/>
+              <w:right w:val="single" w:color="auto" w:sz="0" w:space="0"/>
+            </w:tcBorders>
+          </w:tcPr>
+          <w:p>
+            <w:pPr>
+              <w:rPr>
+                <w:rFonts w:ascii="Helvetica Neue" w:hAnsi="Helvetica Neue" w:eastAsia="Helvetica Neue" w:cs="Helvetica Neue"/>
+                <w:color w:val="000000" w:themeColor="text1"/>
+                <w:sz w:val="21"/>
+                <w:szCs w:val="21"/>
+              </w:rPr>
+            </w:pPr>
+            <w:r>
+              <w:rPr>
+                <w:rFonts w:ascii="Helvetica Neue" w:hAnsi="Helvetica Neue" w:eastAsia="Helvetica Neue" w:cs="Helvetica Neue"/>
                 <w:color w:val="000000" w:themeColor="text1"/>
                 <w:sz w:val="21"/>
                 <w:szCs w:val="21"/>
@@ -3486,24 +3493,24 @@
           <w:tcPr>
             <w:tcW w:w="2614" w:type="dxa"/>
             <w:tcBorders>
-              <w:top w:val="single" w:sz="6" w:space="0" w:color="auto"/>
-              <w:left w:val="single" w:sz="0" w:space="0" w:color="auto"/>
-              <w:bottom w:val="single" w:sz="0" w:space="0" w:color="auto"/>
-              <w:right w:val="single" w:sz="0" w:space="0" w:color="auto"/>
-            </w:tcBorders>
-          </w:tcPr>
-          <w:p>
-            <w:pPr>
-              <w:rPr>
-                <w:rFonts w:ascii="Helvetica Neue" w:eastAsia="Helvetica Neue" w:hAnsi="Helvetica Neue" w:cs="Helvetica Neue"/>
-                <w:color w:val="000000" w:themeColor="text1"/>
-                <w:sz w:val="21"/>
-                <w:szCs w:val="21"/>
-              </w:rPr>
-            </w:pPr>
-            <w:r>
-              <w:rPr>
-                <w:rFonts w:ascii="Helvetica Neue" w:eastAsia="Helvetica Neue" w:hAnsi="Helvetica Neue" w:cs="Helvetica Neue"/>
+              <w:top w:val="single" w:color="auto" w:sz="6" w:space="0"/>
+              <w:left w:val="single" w:color="auto" w:sz="0" w:space="0"/>
+              <w:bottom w:val="single" w:color="auto" w:sz="0" w:space="0"/>
+              <w:right w:val="single" w:color="auto" w:sz="0" w:space="0"/>
+            </w:tcBorders>
+          </w:tcPr>
+          <w:p>
+            <w:pPr>
+              <w:rPr>
+                <w:rFonts w:ascii="Helvetica Neue" w:hAnsi="Helvetica Neue" w:eastAsia="Helvetica Neue" w:cs="Helvetica Neue"/>
+                <w:color w:val="000000" w:themeColor="text1"/>
+                <w:sz w:val="21"/>
+                <w:szCs w:val="21"/>
+              </w:rPr>
+            </w:pPr>
+            <w:r>
+              <w:rPr>
+                <w:rFonts w:ascii="Helvetica Neue" w:hAnsi="Helvetica Neue" w:eastAsia="Helvetica Neue" w:cs="Helvetica Neue"/>
                 <w:color w:val="000000" w:themeColor="text1"/>
                 <w:sz w:val="21"/>
                 <w:szCs w:val="21"/>
@@ -3518,16 +3525,16 @@
           <w:tcPr>
             <w:tcW w:w="2614" w:type="dxa"/>
             <w:tcBorders>
-              <w:top w:val="single" w:sz="6" w:space="0" w:color="auto"/>
-              <w:left w:val="single" w:sz="0" w:space="0" w:color="auto"/>
-              <w:bottom w:val="single" w:sz="0" w:space="0" w:color="auto"/>
-              <w:right w:val="single" w:sz="0" w:space="0" w:color="auto"/>
-            </w:tcBorders>
-          </w:tcPr>
-          <w:p>
-            <w:pPr>
-              <w:rPr>
-                <w:rFonts w:ascii="Helvetica Neue" w:eastAsia="Helvetica Neue" w:hAnsi="Helvetica Neue" w:cs="Helvetica Neue"/>
+              <w:top w:val="single" w:color="auto" w:sz="6" w:space="0"/>
+              <w:left w:val="single" w:color="auto" w:sz="0" w:space="0"/>
+              <w:bottom w:val="single" w:color="auto" w:sz="0" w:space="0"/>
+              <w:right w:val="single" w:color="auto" w:sz="0" w:space="0"/>
+            </w:tcBorders>
+          </w:tcPr>
+          <w:p>
+            <w:pPr>
+              <w:rPr>
+                <w:rFonts w:ascii="Helvetica Neue" w:hAnsi="Helvetica Neue" w:eastAsia="Helvetica Neue" w:cs="Helvetica Neue"/>
                 <w:b/>
                 <w:bCs/>
                 <w:color w:val="000000" w:themeColor="text1"/>
@@ -3537,7 +3544,7 @@
             </w:pPr>
             <w:r>
               <w:rPr>
-                <w:rFonts w:ascii="Helvetica Neue" w:eastAsia="Helvetica Neue" w:hAnsi="Helvetica Neue" w:cs="Helvetica Neue"/>
+                <w:rFonts w:ascii="Helvetica Neue" w:hAnsi="Helvetica Neue" w:eastAsia="Helvetica Neue" w:cs="Helvetica Neue"/>
                 <w:b/>
                 <w:bCs/>
                 <w:color w:val="000000" w:themeColor="text1"/>
@@ -3552,24 +3559,24 @@
           <w:tcPr>
             <w:tcW w:w="2614" w:type="dxa"/>
             <w:tcBorders>
-              <w:top w:val="single" w:sz="6" w:space="0" w:color="auto"/>
-              <w:left w:val="single" w:sz="0" w:space="0" w:color="auto"/>
-              <w:bottom w:val="single" w:sz="0" w:space="0" w:color="auto"/>
-              <w:right w:val="single" w:sz="0" w:space="0" w:color="auto"/>
-            </w:tcBorders>
-          </w:tcPr>
-          <w:p>
-            <w:pPr>
-              <w:rPr>
-                <w:rFonts w:ascii="Helvetica Neue" w:eastAsia="Helvetica Neue" w:hAnsi="Helvetica Neue" w:cs="Helvetica Neue"/>
-                <w:color w:val="000000" w:themeColor="text1"/>
-                <w:sz w:val="21"/>
-                <w:szCs w:val="21"/>
-              </w:rPr>
-            </w:pPr>
-            <w:r>
-              <w:rPr>
-                <w:rFonts w:ascii="Helvetica Neue" w:eastAsia="Helvetica Neue" w:hAnsi="Helvetica Neue" w:cs="Helvetica Neue"/>
+              <w:top w:val="single" w:color="auto" w:sz="6" w:space="0"/>
+              <w:left w:val="single" w:color="auto" w:sz="0" w:space="0"/>
+              <w:bottom w:val="single" w:color="auto" w:sz="0" w:space="0"/>
+              <w:right w:val="single" w:color="auto" w:sz="0" w:space="0"/>
+            </w:tcBorders>
+          </w:tcPr>
+          <w:p>
+            <w:pPr>
+              <w:rPr>
+                <w:rFonts w:ascii="Helvetica Neue" w:hAnsi="Helvetica Neue" w:eastAsia="Helvetica Neue" w:cs="Helvetica Neue"/>
+                <w:color w:val="000000" w:themeColor="text1"/>
+                <w:sz w:val="21"/>
+                <w:szCs w:val="21"/>
+              </w:rPr>
+            </w:pPr>
+            <w:r>
+              <w:rPr>
+                <w:rFonts w:ascii="Helvetica Neue" w:hAnsi="Helvetica Neue" w:eastAsia="Helvetica Neue" w:cs="Helvetica Neue"/>
                 <w:color w:val="000000" w:themeColor="text1"/>
                 <w:sz w:val="21"/>
                 <w:szCs w:val="21"/>
@@ -3582,24 +3589,24 @@
           <w:tcPr>
             <w:tcW w:w="2614" w:type="dxa"/>
             <w:tcBorders>
-              <w:top w:val="single" w:sz="6" w:space="0" w:color="auto"/>
-              <w:left w:val="single" w:sz="0" w:space="0" w:color="auto"/>
-              <w:bottom w:val="single" w:sz="0" w:space="0" w:color="auto"/>
-              <w:right w:val="single" w:sz="0" w:space="0" w:color="auto"/>
-            </w:tcBorders>
-          </w:tcPr>
-          <w:p>
-            <w:pPr>
-              <w:rPr>
-                <w:rFonts w:ascii="Helvetica Neue" w:eastAsia="Helvetica Neue" w:hAnsi="Helvetica Neue" w:cs="Helvetica Neue"/>
-                <w:color w:val="000000" w:themeColor="text1"/>
-                <w:sz w:val="21"/>
-                <w:szCs w:val="21"/>
-              </w:rPr>
-            </w:pPr>
-            <w:r>
-              <w:rPr>
-                <w:rFonts w:ascii="Helvetica Neue" w:eastAsia="Helvetica Neue" w:hAnsi="Helvetica Neue" w:cs="Helvetica Neue"/>
+              <w:top w:val="single" w:color="auto" w:sz="6" w:space="0"/>
+              <w:left w:val="single" w:color="auto" w:sz="0" w:space="0"/>
+              <w:bottom w:val="single" w:color="auto" w:sz="0" w:space="0"/>
+              <w:right w:val="single" w:color="auto" w:sz="0" w:space="0"/>
+            </w:tcBorders>
+          </w:tcPr>
+          <w:p>
+            <w:pPr>
+              <w:rPr>
+                <w:rFonts w:ascii="Helvetica Neue" w:hAnsi="Helvetica Neue" w:eastAsia="Helvetica Neue" w:cs="Helvetica Neue"/>
+                <w:color w:val="000000" w:themeColor="text1"/>
+                <w:sz w:val="21"/>
+                <w:szCs w:val="21"/>
+              </w:rPr>
+            </w:pPr>
+            <w:r>
+              <w:rPr>
+                <w:rFonts w:ascii="Helvetica Neue" w:hAnsi="Helvetica Neue" w:eastAsia="Helvetica Neue" w:cs="Helvetica Neue"/>
                 <w:color w:val="000000" w:themeColor="text1"/>
                 <w:sz w:val="21"/>
                 <w:szCs w:val="21"/>
@@ -3612,24 +3619,24 @@
           <w:tcPr>
             <w:tcW w:w="2614" w:type="dxa"/>
             <w:tcBorders>
-              <w:top w:val="single" w:sz="6" w:space="0" w:color="auto"/>
-              <w:left w:val="single" w:sz="0" w:space="0" w:color="auto"/>
-              <w:bottom w:val="single" w:sz="0" w:space="0" w:color="auto"/>
-              <w:right w:val="single" w:sz="0" w:space="0" w:color="auto"/>
-            </w:tcBorders>
-          </w:tcPr>
-          <w:p>
-            <w:pPr>
-              <w:rPr>
-                <w:rFonts w:ascii="Helvetica Neue" w:eastAsia="Helvetica Neue" w:hAnsi="Helvetica Neue" w:cs="Helvetica Neue"/>
-                <w:color w:val="000000" w:themeColor="text1"/>
-                <w:sz w:val="21"/>
-                <w:szCs w:val="21"/>
-              </w:rPr>
-            </w:pPr>
-            <w:r>
-              <w:rPr>
-                <w:rFonts w:ascii="Helvetica Neue" w:eastAsia="Helvetica Neue" w:hAnsi="Helvetica Neue" w:cs="Helvetica Neue"/>
+              <w:top w:val="single" w:color="auto" w:sz="6" w:space="0"/>
+              <w:left w:val="single" w:color="auto" w:sz="0" w:space="0"/>
+              <w:bottom w:val="single" w:color="auto" w:sz="0" w:space="0"/>
+              <w:right w:val="single" w:color="auto" w:sz="0" w:space="0"/>
+            </w:tcBorders>
+          </w:tcPr>
+          <w:p>
+            <w:pPr>
+              <w:rPr>
+                <w:rFonts w:ascii="Helvetica Neue" w:hAnsi="Helvetica Neue" w:eastAsia="Helvetica Neue" w:cs="Helvetica Neue"/>
+                <w:color w:val="000000" w:themeColor="text1"/>
+                <w:sz w:val="21"/>
+                <w:szCs w:val="21"/>
+              </w:rPr>
+            </w:pPr>
+            <w:r>
+              <w:rPr>
+                <w:rFonts w:ascii="Helvetica Neue" w:hAnsi="Helvetica Neue" w:eastAsia="Helvetica Neue" w:cs="Helvetica Neue"/>
                 <w:color w:val="000000" w:themeColor="text1"/>
                 <w:sz w:val="21"/>
                 <w:szCs w:val="21"/>
@@ -3644,16 +3651,16 @@
           <w:tcPr>
             <w:tcW w:w="2614" w:type="dxa"/>
             <w:tcBorders>
-              <w:top w:val="single" w:sz="6" w:space="0" w:color="auto"/>
-              <w:left w:val="single" w:sz="0" w:space="0" w:color="auto"/>
-              <w:bottom w:val="single" w:sz="0" w:space="0" w:color="auto"/>
-              <w:right w:val="single" w:sz="0" w:space="0" w:color="auto"/>
-            </w:tcBorders>
-          </w:tcPr>
-          <w:p>
-            <w:pPr>
-              <w:rPr>
-                <w:rFonts w:ascii="Helvetica Neue" w:eastAsia="Helvetica Neue" w:hAnsi="Helvetica Neue" w:cs="Helvetica Neue"/>
+              <w:top w:val="single" w:color="auto" w:sz="6" w:space="0"/>
+              <w:left w:val="single" w:color="auto" w:sz="0" w:space="0"/>
+              <w:bottom w:val="single" w:color="auto" w:sz="0" w:space="0"/>
+              <w:right w:val="single" w:color="auto" w:sz="0" w:space="0"/>
+            </w:tcBorders>
+          </w:tcPr>
+          <w:p>
+            <w:pPr>
+              <w:rPr>
+                <w:rFonts w:ascii="Helvetica Neue" w:hAnsi="Helvetica Neue" w:eastAsia="Helvetica Neue" w:cs="Helvetica Neue"/>
                 <w:b/>
                 <w:bCs/>
                 <w:color w:val="000000" w:themeColor="text1"/>
@@ -3663,7 +3670,7 @@
             </w:pPr>
             <w:r>
               <w:rPr>
-                <w:rFonts w:ascii="Helvetica Neue" w:eastAsia="Helvetica Neue" w:hAnsi="Helvetica Neue" w:cs="Helvetica Neue"/>
+                <w:rFonts w:ascii="Helvetica Neue" w:hAnsi="Helvetica Neue" w:eastAsia="Helvetica Neue" w:cs="Helvetica Neue"/>
                 <w:b/>
                 <w:bCs/>
                 <w:color w:val="000000" w:themeColor="text1"/>
@@ -3678,24 +3685,24 @@
           <w:tcPr>
             <w:tcW w:w="2614" w:type="dxa"/>
             <w:tcBorders>
-              <w:top w:val="single" w:sz="6" w:space="0" w:color="auto"/>
-              <w:left w:val="single" w:sz="0" w:space="0" w:color="auto"/>
-              <w:bottom w:val="single" w:sz="0" w:space="0" w:color="auto"/>
-              <w:right w:val="single" w:sz="0" w:space="0" w:color="auto"/>
-            </w:tcBorders>
-          </w:tcPr>
-          <w:p>
-            <w:pPr>
-              <w:rPr>
-                <w:rFonts w:ascii="Helvetica Neue" w:eastAsia="Helvetica Neue" w:hAnsi="Helvetica Neue" w:cs="Helvetica Neue"/>
-                <w:color w:val="000000" w:themeColor="text1"/>
-                <w:sz w:val="21"/>
-                <w:szCs w:val="21"/>
-              </w:rPr>
-            </w:pPr>
-            <w:r>
-              <w:rPr>
-                <w:rFonts w:ascii="Helvetica Neue" w:eastAsia="Helvetica Neue" w:hAnsi="Helvetica Neue" w:cs="Helvetica Neue"/>
+              <w:top w:val="single" w:color="auto" w:sz="6" w:space="0"/>
+              <w:left w:val="single" w:color="auto" w:sz="0" w:space="0"/>
+              <w:bottom w:val="single" w:color="auto" w:sz="0" w:space="0"/>
+              <w:right w:val="single" w:color="auto" w:sz="0" w:space="0"/>
+            </w:tcBorders>
+          </w:tcPr>
+          <w:p>
+            <w:pPr>
+              <w:rPr>
+                <w:rFonts w:ascii="Helvetica Neue" w:hAnsi="Helvetica Neue" w:eastAsia="Helvetica Neue" w:cs="Helvetica Neue"/>
+                <w:color w:val="000000" w:themeColor="text1"/>
+                <w:sz w:val="21"/>
+                <w:szCs w:val="21"/>
+              </w:rPr>
+            </w:pPr>
+            <w:r>
+              <w:rPr>
+                <w:rFonts w:ascii="Helvetica Neue" w:hAnsi="Helvetica Neue" w:eastAsia="Helvetica Neue" w:cs="Helvetica Neue"/>
                 <w:color w:val="000000" w:themeColor="text1"/>
                 <w:sz w:val="21"/>
                 <w:szCs w:val="21"/>
@@ -3708,24 +3715,24 @@
           <w:tcPr>
             <w:tcW w:w="2614" w:type="dxa"/>
             <w:tcBorders>
-              <w:top w:val="single" w:sz="6" w:space="0" w:color="auto"/>
-              <w:left w:val="single" w:sz="0" w:space="0" w:color="auto"/>
-              <w:bottom w:val="single" w:sz="0" w:space="0" w:color="auto"/>
-              <w:right w:val="single" w:sz="0" w:space="0" w:color="auto"/>
-            </w:tcBorders>
-          </w:tcPr>
-          <w:p>
-            <w:pPr>
-              <w:rPr>
-                <w:rFonts w:ascii="Helvetica Neue" w:eastAsia="Helvetica Neue" w:hAnsi="Helvetica Neue" w:cs="Helvetica Neue"/>
-                <w:color w:val="000000" w:themeColor="text1"/>
-                <w:sz w:val="21"/>
-                <w:szCs w:val="21"/>
-              </w:rPr>
-            </w:pPr>
-            <w:r>
-              <w:rPr>
-                <w:rFonts w:ascii="Helvetica Neue" w:eastAsia="Helvetica Neue" w:hAnsi="Helvetica Neue" w:cs="Helvetica Neue"/>
+              <w:top w:val="single" w:color="auto" w:sz="6" w:space="0"/>
+              <w:left w:val="single" w:color="auto" w:sz="0" w:space="0"/>
+              <w:bottom w:val="single" w:color="auto" w:sz="0" w:space="0"/>
+              <w:right w:val="single" w:color="auto" w:sz="0" w:space="0"/>
+            </w:tcBorders>
+          </w:tcPr>
+          <w:p>
+            <w:pPr>
+              <w:rPr>
+                <w:rFonts w:ascii="Helvetica Neue" w:hAnsi="Helvetica Neue" w:eastAsia="Helvetica Neue" w:cs="Helvetica Neue"/>
+                <w:color w:val="000000" w:themeColor="text1"/>
+                <w:sz w:val="21"/>
+                <w:szCs w:val="21"/>
+              </w:rPr>
+            </w:pPr>
+            <w:r>
+              <w:rPr>
+                <w:rFonts w:ascii="Helvetica Neue" w:hAnsi="Helvetica Neue" w:eastAsia="Helvetica Neue" w:cs="Helvetica Neue"/>
                 <w:color w:val="000000" w:themeColor="text1"/>
                 <w:sz w:val="21"/>
                 <w:szCs w:val="21"/>
@@ -3738,24 +3745,24 @@
           <w:tcPr>
             <w:tcW w:w="2614" w:type="dxa"/>
             <w:tcBorders>
-              <w:top w:val="single" w:sz="6" w:space="0" w:color="auto"/>
-              <w:left w:val="single" w:sz="0" w:space="0" w:color="auto"/>
-              <w:bottom w:val="single" w:sz="0" w:space="0" w:color="auto"/>
-              <w:right w:val="single" w:sz="0" w:space="0" w:color="auto"/>
-            </w:tcBorders>
-          </w:tcPr>
-          <w:p>
-            <w:pPr>
-              <w:rPr>
-                <w:rFonts w:ascii="Helvetica Neue" w:eastAsia="Helvetica Neue" w:hAnsi="Helvetica Neue" w:cs="Helvetica Neue"/>
-                <w:color w:val="000000" w:themeColor="text1"/>
-                <w:sz w:val="21"/>
-                <w:szCs w:val="21"/>
-              </w:rPr>
-            </w:pPr>
-            <w:r>
-              <w:rPr>
-                <w:rFonts w:ascii="Helvetica Neue" w:eastAsia="Helvetica Neue" w:hAnsi="Helvetica Neue" w:cs="Helvetica Neue"/>
+              <w:top w:val="single" w:color="auto" w:sz="6" w:space="0"/>
+              <w:left w:val="single" w:color="auto" w:sz="0" w:space="0"/>
+              <w:bottom w:val="single" w:color="auto" w:sz="0" w:space="0"/>
+              <w:right w:val="single" w:color="auto" w:sz="0" w:space="0"/>
+            </w:tcBorders>
+          </w:tcPr>
+          <w:p>
+            <w:pPr>
+              <w:rPr>
+                <w:rFonts w:ascii="Helvetica Neue" w:hAnsi="Helvetica Neue" w:eastAsia="Helvetica Neue" w:cs="Helvetica Neue"/>
+                <w:color w:val="000000" w:themeColor="text1"/>
+                <w:sz w:val="21"/>
+                <w:szCs w:val="21"/>
+              </w:rPr>
+            </w:pPr>
+            <w:r>
+              <w:rPr>
+                <w:rFonts w:ascii="Helvetica Neue" w:hAnsi="Helvetica Neue" w:eastAsia="Helvetica Neue" w:cs="Helvetica Neue"/>
                 <w:color w:val="000000" w:themeColor="text1"/>
                 <w:sz w:val="21"/>
                 <w:szCs w:val="21"/>
@@ -3770,16 +3777,16 @@
           <w:tcPr>
             <w:tcW w:w="2614" w:type="dxa"/>
             <w:tcBorders>
-              <w:top w:val="single" w:sz="6" w:space="0" w:color="auto"/>
-              <w:left w:val="single" w:sz="0" w:space="0" w:color="auto"/>
-              <w:bottom w:val="single" w:sz="0" w:space="0" w:color="auto"/>
-              <w:right w:val="single" w:sz="0" w:space="0" w:color="auto"/>
-            </w:tcBorders>
-          </w:tcPr>
-          <w:p>
-            <w:pPr>
-              <w:rPr>
-                <w:rFonts w:ascii="Helvetica Neue" w:eastAsia="Helvetica Neue" w:hAnsi="Helvetica Neue" w:cs="Helvetica Neue"/>
+              <w:top w:val="single" w:color="auto" w:sz="6" w:space="0"/>
+              <w:left w:val="single" w:color="auto" w:sz="0" w:space="0"/>
+              <w:bottom w:val="single" w:color="auto" w:sz="0" w:space="0"/>
+              <w:right w:val="single" w:color="auto" w:sz="0" w:space="0"/>
+            </w:tcBorders>
+          </w:tcPr>
+          <w:p>
+            <w:pPr>
+              <w:rPr>
+                <w:rFonts w:ascii="Helvetica Neue" w:hAnsi="Helvetica Neue" w:eastAsia="Helvetica Neue" w:cs="Helvetica Neue"/>
                 <w:b/>
                 <w:bCs/>
                 <w:color w:val="000000" w:themeColor="text1"/>
@@ -3789,7 +3796,7 @@
             </w:pPr>
             <w:r>
               <w:rPr>
-                <w:rFonts w:ascii="Helvetica Neue" w:eastAsia="Helvetica Neue" w:hAnsi="Helvetica Neue" w:cs="Helvetica Neue"/>
+                <w:rFonts w:ascii="Helvetica Neue" w:hAnsi="Helvetica Neue" w:eastAsia="Helvetica Neue" w:cs="Helvetica Neue"/>
                 <w:b/>
                 <w:bCs/>
                 <w:color w:val="000000" w:themeColor="text1"/>
@@ -3804,24 +3811,24 @@
           <w:tcPr>
             <w:tcW w:w="2614" w:type="dxa"/>
             <w:tcBorders>
-              <w:top w:val="single" w:sz="6" w:space="0" w:color="auto"/>
-              <w:left w:val="single" w:sz="0" w:space="0" w:color="auto"/>
-              <w:bottom w:val="single" w:sz="0" w:space="0" w:color="auto"/>
-              <w:right w:val="single" w:sz="0" w:space="0" w:color="auto"/>
-            </w:tcBorders>
-          </w:tcPr>
-          <w:p>
-            <w:pPr>
-              <w:rPr>
-                <w:rFonts w:ascii="Helvetica Neue" w:eastAsia="Helvetica Neue" w:hAnsi="Helvetica Neue" w:cs="Helvetica Neue"/>
-                <w:color w:val="000000" w:themeColor="text1"/>
-                <w:sz w:val="21"/>
-                <w:szCs w:val="21"/>
-              </w:rPr>
-            </w:pPr>
-            <w:r>
-              <w:rPr>
-                <w:rFonts w:ascii="Helvetica Neue" w:eastAsia="Helvetica Neue" w:hAnsi="Helvetica Neue" w:cs="Helvetica Neue"/>
+              <w:top w:val="single" w:color="auto" w:sz="6" w:space="0"/>
+              <w:left w:val="single" w:color="auto" w:sz="0" w:space="0"/>
+              <w:bottom w:val="single" w:color="auto" w:sz="0" w:space="0"/>
+              <w:right w:val="single" w:color="auto" w:sz="0" w:space="0"/>
+            </w:tcBorders>
+          </w:tcPr>
+          <w:p>
+            <w:pPr>
+              <w:rPr>
+                <w:rFonts w:ascii="Helvetica Neue" w:hAnsi="Helvetica Neue" w:eastAsia="Helvetica Neue" w:cs="Helvetica Neue"/>
+                <w:color w:val="000000" w:themeColor="text1"/>
+                <w:sz w:val="21"/>
+                <w:szCs w:val="21"/>
+              </w:rPr>
+            </w:pPr>
+            <w:r>
+              <w:rPr>
+                <w:rFonts w:ascii="Helvetica Neue" w:hAnsi="Helvetica Neue" w:eastAsia="Helvetica Neue" w:cs="Helvetica Neue"/>
                 <w:color w:val="000000" w:themeColor="text1"/>
                 <w:sz w:val="21"/>
                 <w:szCs w:val="21"/>
@@ -3834,24 +3841,24 @@
           <w:tcPr>
             <w:tcW w:w="2614" w:type="dxa"/>
             <w:tcBorders>
-              <w:top w:val="single" w:sz="6" w:space="0" w:color="auto"/>
-              <w:left w:val="single" w:sz="0" w:space="0" w:color="auto"/>
-              <w:bottom w:val="single" w:sz="0" w:space="0" w:color="auto"/>
-              <w:right w:val="single" w:sz="0" w:space="0" w:color="auto"/>
-            </w:tcBorders>
-          </w:tcPr>
-          <w:p>
-            <w:pPr>
-              <w:rPr>
-                <w:rFonts w:ascii="Helvetica Neue" w:eastAsia="Helvetica Neue" w:hAnsi="Helvetica Neue" w:cs="Helvetica Neue"/>
-                <w:color w:val="000000" w:themeColor="text1"/>
-                <w:sz w:val="21"/>
-                <w:szCs w:val="21"/>
-              </w:rPr>
-            </w:pPr>
-            <w:r>
-              <w:rPr>
-                <w:rFonts w:ascii="Helvetica Neue" w:eastAsia="Helvetica Neue" w:hAnsi="Helvetica Neue" w:cs="Helvetica Neue"/>
+              <w:top w:val="single" w:color="auto" w:sz="6" w:space="0"/>
+              <w:left w:val="single" w:color="auto" w:sz="0" w:space="0"/>
+              <w:bottom w:val="single" w:color="auto" w:sz="0" w:space="0"/>
+              <w:right w:val="single" w:color="auto" w:sz="0" w:space="0"/>
+            </w:tcBorders>
+          </w:tcPr>
+          <w:p>
+            <w:pPr>
+              <w:rPr>
+                <w:rFonts w:ascii="Helvetica Neue" w:hAnsi="Helvetica Neue" w:eastAsia="Helvetica Neue" w:cs="Helvetica Neue"/>
+                <w:color w:val="000000" w:themeColor="text1"/>
+                <w:sz w:val="21"/>
+                <w:szCs w:val="21"/>
+              </w:rPr>
+            </w:pPr>
+            <w:r>
+              <w:rPr>
+                <w:rFonts w:ascii="Helvetica Neue" w:hAnsi="Helvetica Neue" w:eastAsia="Helvetica Neue" w:cs="Helvetica Neue"/>
                 <w:color w:val="000000" w:themeColor="text1"/>
                 <w:sz w:val="21"/>
                 <w:szCs w:val="21"/>
@@ -3864,24 +3871,24 @@
           <w:tcPr>
             <w:tcW w:w="2614" w:type="dxa"/>
             <w:tcBorders>
-              <w:top w:val="single" w:sz="6" w:space="0" w:color="auto"/>
-              <w:left w:val="single" w:sz="0" w:space="0" w:color="auto"/>
-              <w:bottom w:val="single" w:sz="0" w:space="0" w:color="auto"/>
-              <w:right w:val="single" w:sz="0" w:space="0" w:color="auto"/>
-            </w:tcBorders>
-          </w:tcPr>
-          <w:p>
-            <w:pPr>
-              <w:rPr>
-                <w:rFonts w:ascii="Helvetica Neue" w:eastAsia="Helvetica Neue" w:hAnsi="Helvetica Neue" w:cs="Helvetica Neue"/>
-                <w:color w:val="000000" w:themeColor="text1"/>
-                <w:sz w:val="21"/>
-                <w:szCs w:val="21"/>
-              </w:rPr>
-            </w:pPr>
-            <w:r>
-              <w:rPr>
-                <w:rFonts w:ascii="Helvetica Neue" w:eastAsia="Helvetica Neue" w:hAnsi="Helvetica Neue" w:cs="Helvetica Neue"/>
+              <w:top w:val="single" w:color="auto" w:sz="6" w:space="0"/>
+              <w:left w:val="single" w:color="auto" w:sz="0" w:space="0"/>
+              <w:bottom w:val="single" w:color="auto" w:sz="0" w:space="0"/>
+              <w:right w:val="single" w:color="auto" w:sz="0" w:space="0"/>
+            </w:tcBorders>
+          </w:tcPr>
+          <w:p>
+            <w:pPr>
+              <w:rPr>
+                <w:rFonts w:ascii="Helvetica Neue" w:hAnsi="Helvetica Neue" w:eastAsia="Helvetica Neue" w:cs="Helvetica Neue"/>
+                <w:color w:val="000000" w:themeColor="text1"/>
+                <w:sz w:val="21"/>
+                <w:szCs w:val="21"/>
+              </w:rPr>
+            </w:pPr>
+            <w:r>
+              <w:rPr>
+                <w:rFonts w:ascii="Helvetica Neue" w:hAnsi="Helvetica Neue" w:eastAsia="Helvetica Neue" w:cs="Helvetica Neue"/>
                 <w:color w:val="000000" w:themeColor="text1"/>
                 <w:sz w:val="21"/>
                 <w:szCs w:val="21"/>
@@ -3896,16 +3903,16 @@
           <w:tcPr>
             <w:tcW w:w="2614" w:type="dxa"/>
             <w:tcBorders>
-              <w:top w:val="single" w:sz="6" w:space="0" w:color="auto"/>
-              <w:left w:val="single" w:sz="0" w:space="0" w:color="auto"/>
-              <w:bottom w:val="single" w:sz="0" w:space="0" w:color="auto"/>
-              <w:right w:val="single" w:sz="0" w:space="0" w:color="auto"/>
-            </w:tcBorders>
-          </w:tcPr>
-          <w:p>
-            <w:pPr>
-              <w:rPr>
-                <w:rFonts w:ascii="Helvetica Neue" w:eastAsia="Helvetica Neue" w:hAnsi="Helvetica Neue" w:cs="Helvetica Neue"/>
+              <w:top w:val="single" w:color="auto" w:sz="6" w:space="0"/>
+              <w:left w:val="single" w:color="auto" w:sz="0" w:space="0"/>
+              <w:bottom w:val="single" w:color="auto" w:sz="0" w:space="0"/>
+              <w:right w:val="single" w:color="auto" w:sz="0" w:space="0"/>
+            </w:tcBorders>
+          </w:tcPr>
+          <w:p>
+            <w:pPr>
+              <w:rPr>
+                <w:rFonts w:ascii="Helvetica Neue" w:hAnsi="Helvetica Neue" w:eastAsia="Helvetica Neue" w:cs="Helvetica Neue"/>
                 <w:b/>
                 <w:bCs/>
                 <w:color w:val="000000" w:themeColor="text1"/>
@@ -3915,7 +3922,7 @@
             </w:pPr>
             <w:r>
               <w:rPr>
-                <w:rFonts w:ascii="Helvetica Neue" w:eastAsia="Helvetica Neue" w:hAnsi="Helvetica Neue" w:cs="Helvetica Neue"/>
+                <w:rFonts w:ascii="Helvetica Neue" w:hAnsi="Helvetica Neue" w:eastAsia="Helvetica Neue" w:cs="Helvetica Neue"/>
                 <w:b/>
                 <w:bCs/>
                 <w:color w:val="000000" w:themeColor="text1"/>
@@ -3930,24 +3937,24 @@
           <w:tcPr>
             <w:tcW w:w="2614" w:type="dxa"/>
             <w:tcBorders>
-              <w:top w:val="single" w:sz="6" w:space="0" w:color="auto"/>
-              <w:left w:val="single" w:sz="0" w:space="0" w:color="auto"/>
-              <w:bottom w:val="single" w:sz="0" w:space="0" w:color="auto"/>
-              <w:right w:val="single" w:sz="0" w:space="0" w:color="auto"/>
-            </w:tcBorders>
-          </w:tcPr>
-          <w:p>
-            <w:pPr>
-              <w:rPr>
-                <w:rFonts w:ascii="Helvetica Neue" w:eastAsia="Helvetica Neue" w:hAnsi="Helvetica Neue" w:cs="Helvetica Neue"/>
-                <w:color w:val="000000" w:themeColor="text1"/>
-                <w:sz w:val="21"/>
-                <w:szCs w:val="21"/>
-              </w:rPr>
-            </w:pPr>
-            <w:r>
-              <w:rPr>
-                <w:rFonts w:ascii="Helvetica Neue" w:eastAsia="Helvetica Neue" w:hAnsi="Helvetica Neue" w:cs="Helvetica Neue"/>
+              <w:top w:val="single" w:color="auto" w:sz="6" w:space="0"/>
+              <w:left w:val="single" w:color="auto" w:sz="0" w:space="0"/>
+              <w:bottom w:val="single" w:color="auto" w:sz="0" w:space="0"/>
+              <w:right w:val="single" w:color="auto" w:sz="0" w:space="0"/>
+            </w:tcBorders>
+          </w:tcPr>
+          <w:p>
+            <w:pPr>
+              <w:rPr>
+                <w:rFonts w:ascii="Helvetica Neue" w:hAnsi="Helvetica Neue" w:eastAsia="Helvetica Neue" w:cs="Helvetica Neue"/>
+                <w:color w:val="000000" w:themeColor="text1"/>
+                <w:sz w:val="21"/>
+                <w:szCs w:val="21"/>
+              </w:rPr>
+            </w:pPr>
+            <w:r>
+              <w:rPr>
+                <w:rFonts w:ascii="Helvetica Neue" w:hAnsi="Helvetica Neue" w:eastAsia="Helvetica Neue" w:cs="Helvetica Neue"/>
                 <w:color w:val="000000" w:themeColor="text1"/>
                 <w:sz w:val="21"/>
                 <w:szCs w:val="21"/>
@@ -3960,24 +3967,24 @@
           <w:tcPr>
             <w:tcW w:w="2614" w:type="dxa"/>
             <w:tcBorders>
-              <w:top w:val="single" w:sz="6" w:space="0" w:color="auto"/>
-              <w:left w:val="single" w:sz="0" w:space="0" w:color="auto"/>
-              <w:bottom w:val="single" w:sz="0" w:space="0" w:color="auto"/>
-              <w:right w:val="single" w:sz="0" w:space="0" w:color="auto"/>
-            </w:tcBorders>
-          </w:tcPr>
-          <w:p>
-            <w:pPr>
-              <w:rPr>
-                <w:rFonts w:ascii="Helvetica Neue" w:eastAsia="Helvetica Neue" w:hAnsi="Helvetica Neue" w:cs="Helvetica Neue"/>
-                <w:color w:val="000000" w:themeColor="text1"/>
-                <w:sz w:val="21"/>
-                <w:szCs w:val="21"/>
-              </w:rPr>
-            </w:pPr>
-            <w:r>
-              <w:rPr>
-                <w:rFonts w:ascii="Helvetica Neue" w:eastAsia="Helvetica Neue" w:hAnsi="Helvetica Neue" w:cs="Helvetica Neue"/>
+              <w:top w:val="single" w:color="auto" w:sz="6" w:space="0"/>
+              <w:left w:val="single" w:color="auto" w:sz="0" w:space="0"/>
+              <w:bottom w:val="single" w:color="auto" w:sz="0" w:space="0"/>
+              <w:right w:val="single" w:color="auto" w:sz="0" w:space="0"/>
+            </w:tcBorders>
+          </w:tcPr>
+          <w:p>
+            <w:pPr>
+              <w:rPr>
+                <w:rFonts w:ascii="Helvetica Neue" w:hAnsi="Helvetica Neue" w:eastAsia="Helvetica Neue" w:cs="Helvetica Neue"/>
+                <w:color w:val="000000" w:themeColor="text1"/>
+                <w:sz w:val="21"/>
+                <w:szCs w:val="21"/>
+              </w:rPr>
+            </w:pPr>
+            <w:r>
+              <w:rPr>
+                <w:rFonts w:ascii="Helvetica Neue" w:hAnsi="Helvetica Neue" w:eastAsia="Helvetica Neue" w:cs="Helvetica Neue"/>
                 <w:color w:val="000000" w:themeColor="text1"/>
                 <w:sz w:val="21"/>
                 <w:szCs w:val="21"/>
@@ -3990,24 +3997,24 @@
           <w:tcPr>
             <w:tcW w:w="2614" w:type="dxa"/>
             <w:tcBorders>
-              <w:top w:val="single" w:sz="6" w:space="0" w:color="auto"/>
-              <w:left w:val="single" w:sz="0" w:space="0" w:color="auto"/>
-              <w:bottom w:val="single" w:sz="0" w:space="0" w:color="auto"/>
-              <w:right w:val="single" w:sz="0" w:space="0" w:color="auto"/>
-            </w:tcBorders>
-          </w:tcPr>
-          <w:p>
-            <w:pPr>
-              <w:rPr>
-                <w:rFonts w:ascii="Helvetica Neue" w:eastAsia="Helvetica Neue" w:hAnsi="Helvetica Neue" w:cs="Helvetica Neue"/>
-                <w:color w:val="000000" w:themeColor="text1"/>
-                <w:sz w:val="21"/>
-                <w:szCs w:val="21"/>
-              </w:rPr>
-            </w:pPr>
-            <w:r>
-              <w:rPr>
-                <w:rFonts w:ascii="Helvetica Neue" w:eastAsia="Helvetica Neue" w:hAnsi="Helvetica Neue" w:cs="Helvetica Neue"/>
+              <w:top w:val="single" w:color="auto" w:sz="6" w:space="0"/>
+              <w:left w:val="single" w:color="auto" w:sz="0" w:space="0"/>
+              <w:bottom w:val="single" w:color="auto" w:sz="0" w:space="0"/>
+              <w:right w:val="single" w:color="auto" w:sz="0" w:space="0"/>
+            </w:tcBorders>
+          </w:tcPr>
+          <w:p>
+            <w:pPr>
+              <w:rPr>
+                <w:rFonts w:ascii="Helvetica Neue" w:hAnsi="Helvetica Neue" w:eastAsia="Helvetica Neue" w:cs="Helvetica Neue"/>
+                <w:color w:val="000000" w:themeColor="text1"/>
+                <w:sz w:val="21"/>
+                <w:szCs w:val="21"/>
+              </w:rPr>
+            </w:pPr>
+            <w:r>
+              <w:rPr>
+                <w:rFonts w:ascii="Helvetica Neue" w:hAnsi="Helvetica Neue" w:eastAsia="Helvetica Neue" w:cs="Helvetica Neue"/>
                 <w:color w:val="000000" w:themeColor="text1"/>
                 <w:sz w:val="21"/>
                 <w:szCs w:val="21"/>
@@ -4022,16 +4029,16 @@
           <w:tcPr>
             <w:tcW w:w="2614" w:type="dxa"/>
             <w:tcBorders>
-              <w:top w:val="single" w:sz="6" w:space="0" w:color="auto"/>
-              <w:left w:val="single" w:sz="0" w:space="0" w:color="auto"/>
-              <w:bottom w:val="single" w:sz="0" w:space="0" w:color="auto"/>
-              <w:right w:val="single" w:sz="0" w:space="0" w:color="auto"/>
-            </w:tcBorders>
-          </w:tcPr>
-          <w:p>
-            <w:pPr>
-              <w:rPr>
-                <w:rFonts w:ascii="Helvetica Neue" w:eastAsia="Helvetica Neue" w:hAnsi="Helvetica Neue" w:cs="Helvetica Neue"/>
+              <w:top w:val="single" w:color="auto" w:sz="6" w:space="0"/>
+              <w:left w:val="single" w:color="auto" w:sz="0" w:space="0"/>
+              <w:bottom w:val="single" w:color="auto" w:sz="0" w:space="0"/>
+              <w:right w:val="single" w:color="auto" w:sz="0" w:space="0"/>
+            </w:tcBorders>
+          </w:tcPr>
+          <w:p>
+            <w:pPr>
+              <w:rPr>
+                <w:rFonts w:ascii="Helvetica Neue" w:hAnsi="Helvetica Neue" w:eastAsia="Helvetica Neue" w:cs="Helvetica Neue"/>
                 <w:b/>
                 <w:bCs/>
                 <w:color w:val="000000" w:themeColor="text1"/>
@@ -4041,7 +4048,7 @@
             </w:pPr>
             <w:r>
               <w:rPr>
-                <w:rFonts w:ascii="Helvetica Neue" w:eastAsia="Helvetica Neue" w:hAnsi="Helvetica Neue" w:cs="Helvetica Neue"/>
+                <w:rFonts w:ascii="Helvetica Neue" w:hAnsi="Helvetica Neue" w:eastAsia="Helvetica Neue" w:cs="Helvetica Neue"/>
                 <w:b/>
                 <w:bCs/>
                 <w:color w:val="000000" w:themeColor="text1"/>
@@ -4056,24 +4063,24 @@
           <w:tcPr>
             <w:tcW w:w="2614" w:type="dxa"/>
             <w:tcBorders>
-              <w:top w:val="single" w:sz="6" w:space="0" w:color="auto"/>
-              <w:left w:val="single" w:sz="0" w:space="0" w:color="auto"/>
-              <w:bottom w:val="single" w:sz="0" w:space="0" w:color="auto"/>
-              <w:right w:val="single" w:sz="0" w:space="0" w:color="auto"/>
-            </w:tcBorders>
-          </w:tcPr>
-          <w:p>
-            <w:pPr>
-              <w:rPr>
-                <w:rFonts w:ascii="Helvetica Neue" w:eastAsia="Helvetica Neue" w:hAnsi="Helvetica Neue" w:cs="Helvetica Neue"/>
-                <w:color w:val="000000" w:themeColor="text1"/>
-                <w:sz w:val="21"/>
-                <w:szCs w:val="21"/>
-              </w:rPr>
-            </w:pPr>
-            <w:r>
-              <w:rPr>
-                <w:rFonts w:ascii="Helvetica Neue" w:eastAsia="Helvetica Neue" w:hAnsi="Helvetica Neue" w:cs="Helvetica Neue"/>
+              <w:top w:val="single" w:color="auto" w:sz="6" w:space="0"/>
+              <w:left w:val="single" w:color="auto" w:sz="0" w:space="0"/>
+              <w:bottom w:val="single" w:color="auto" w:sz="0" w:space="0"/>
+              <w:right w:val="single" w:color="auto" w:sz="0" w:space="0"/>
+            </w:tcBorders>
+          </w:tcPr>
+          <w:p>
+            <w:pPr>
+              <w:rPr>
+                <w:rFonts w:ascii="Helvetica Neue" w:hAnsi="Helvetica Neue" w:eastAsia="Helvetica Neue" w:cs="Helvetica Neue"/>
+                <w:color w:val="000000" w:themeColor="text1"/>
+                <w:sz w:val="21"/>
+                <w:szCs w:val="21"/>
+              </w:rPr>
+            </w:pPr>
+            <w:r>
+              <w:rPr>
+                <w:rFonts w:ascii="Helvetica Neue" w:hAnsi="Helvetica Neue" w:eastAsia="Helvetica Neue" w:cs="Helvetica Neue"/>
                 <w:color w:val="000000" w:themeColor="text1"/>
                 <w:sz w:val="21"/>
                 <w:szCs w:val="21"/>
@@ -4086,24 +4093,24 @@
           <w:tcPr>
             <w:tcW w:w="2614" w:type="dxa"/>
             <w:tcBorders>
-              <w:top w:val="single" w:sz="6" w:space="0" w:color="auto"/>
-              <w:left w:val="single" w:sz="0" w:space="0" w:color="auto"/>
-              <w:bottom w:val="single" w:sz="0" w:space="0" w:color="auto"/>
-              <w:right w:val="single" w:sz="0" w:space="0" w:color="auto"/>
-            </w:tcBorders>
-          </w:tcPr>
-          <w:p>
-            <w:pPr>
-              <w:rPr>
-                <w:rFonts w:ascii="Helvetica Neue" w:eastAsia="Helvetica Neue" w:hAnsi="Helvetica Neue" w:cs="Helvetica Neue"/>
-                <w:color w:val="000000" w:themeColor="text1"/>
-                <w:sz w:val="21"/>
-                <w:szCs w:val="21"/>
-              </w:rPr>
-            </w:pPr>
-            <w:r>
-              <w:rPr>
-                <w:rFonts w:ascii="Helvetica Neue" w:eastAsia="Helvetica Neue" w:hAnsi="Helvetica Neue" w:cs="Helvetica Neue"/>
+              <w:top w:val="single" w:color="auto" w:sz="6" w:space="0"/>
+              <w:left w:val="single" w:color="auto" w:sz="0" w:space="0"/>
+              <w:bottom w:val="single" w:color="auto" w:sz="0" w:space="0"/>
+              <w:right w:val="single" w:color="auto" w:sz="0" w:space="0"/>
+            </w:tcBorders>
+          </w:tcPr>
+          <w:p>
+            <w:pPr>
+              <w:rPr>
+                <w:rFonts w:ascii="Helvetica Neue" w:hAnsi="Helvetica Neue" w:eastAsia="Helvetica Neue" w:cs="Helvetica Neue"/>
+                <w:color w:val="000000" w:themeColor="text1"/>
+                <w:sz w:val="21"/>
+                <w:szCs w:val="21"/>
+              </w:rPr>
+            </w:pPr>
+            <w:r>
+              <w:rPr>
+                <w:rFonts w:ascii="Helvetica Neue" w:hAnsi="Helvetica Neue" w:eastAsia="Helvetica Neue" w:cs="Helvetica Neue"/>
                 <w:color w:val="000000" w:themeColor="text1"/>
                 <w:sz w:val="21"/>
                 <w:szCs w:val="21"/>
@@ -4116,24 +4123,24 @@
           <w:tcPr>
             <w:tcW w:w="2614" w:type="dxa"/>
             <w:tcBorders>
-              <w:top w:val="single" w:sz="6" w:space="0" w:color="auto"/>
-              <w:left w:val="single" w:sz="0" w:space="0" w:color="auto"/>
-              <w:bottom w:val="single" w:sz="0" w:space="0" w:color="auto"/>
-              <w:right w:val="single" w:sz="0" w:space="0" w:color="auto"/>
-            </w:tcBorders>
-          </w:tcPr>
-          <w:p>
-            <w:pPr>
-              <w:rPr>
-                <w:rFonts w:ascii="Helvetica Neue" w:eastAsia="Helvetica Neue" w:hAnsi="Helvetica Neue" w:cs="Helvetica Neue"/>
-                <w:color w:val="000000" w:themeColor="text1"/>
-                <w:sz w:val="21"/>
-                <w:szCs w:val="21"/>
-              </w:rPr>
-            </w:pPr>
-            <w:r>
-              <w:rPr>
-                <w:rFonts w:ascii="Helvetica Neue" w:eastAsia="Helvetica Neue" w:hAnsi="Helvetica Neue" w:cs="Helvetica Neue"/>
+              <w:top w:val="single" w:color="auto" w:sz="6" w:space="0"/>
+              <w:left w:val="single" w:color="auto" w:sz="0" w:space="0"/>
+              <w:bottom w:val="single" w:color="auto" w:sz="0" w:space="0"/>
+              <w:right w:val="single" w:color="auto" w:sz="0" w:space="0"/>
+            </w:tcBorders>
+          </w:tcPr>
+          <w:p>
+            <w:pPr>
+              <w:rPr>
+                <w:rFonts w:ascii="Helvetica Neue" w:hAnsi="Helvetica Neue" w:eastAsia="Helvetica Neue" w:cs="Helvetica Neue"/>
+                <w:color w:val="000000" w:themeColor="text1"/>
+                <w:sz w:val="21"/>
+                <w:szCs w:val="21"/>
+              </w:rPr>
+            </w:pPr>
+            <w:r>
+              <w:rPr>
+                <w:rFonts w:ascii="Helvetica Neue" w:hAnsi="Helvetica Neue" w:eastAsia="Helvetica Neue" w:cs="Helvetica Neue"/>
                 <w:color w:val="000000" w:themeColor="text1"/>
                 <w:sz w:val="21"/>
                 <w:szCs w:val="21"/>
@@ -4148,16 +4155,16 @@
           <w:tcPr>
             <w:tcW w:w="2614" w:type="dxa"/>
             <w:tcBorders>
-              <w:top w:val="single" w:sz="6" w:space="0" w:color="auto"/>
-              <w:left w:val="single" w:sz="0" w:space="0" w:color="auto"/>
-              <w:bottom w:val="single" w:sz="0" w:space="0" w:color="auto"/>
-              <w:right w:val="single" w:sz="0" w:space="0" w:color="auto"/>
-            </w:tcBorders>
-          </w:tcPr>
-          <w:p>
-            <w:pPr>
-              <w:rPr>
-                <w:rFonts w:ascii="Helvetica Neue" w:eastAsia="Helvetica Neue" w:hAnsi="Helvetica Neue" w:cs="Helvetica Neue"/>
+              <w:top w:val="single" w:color="auto" w:sz="6" w:space="0"/>
+              <w:left w:val="single" w:color="auto" w:sz="0" w:space="0"/>
+              <w:bottom w:val="single" w:color="auto" w:sz="0" w:space="0"/>
+              <w:right w:val="single" w:color="auto" w:sz="0" w:space="0"/>
+            </w:tcBorders>
+          </w:tcPr>
+          <w:p>
+            <w:pPr>
+              <w:rPr>
+                <w:rFonts w:ascii="Helvetica Neue" w:hAnsi="Helvetica Neue" w:eastAsia="Helvetica Neue" w:cs="Helvetica Neue"/>
                 <w:b/>
                 <w:bCs/>
                 <w:color w:val="000000" w:themeColor="text1"/>
@@ -4167,7 +4174,7 @@
             </w:pPr>
             <w:r>
               <w:rPr>
-                <w:rFonts w:ascii="Helvetica Neue" w:eastAsia="Helvetica Neue" w:hAnsi="Helvetica Neue" w:cs="Helvetica Neue"/>
+                <w:rFonts w:ascii="Helvetica Neue" w:hAnsi="Helvetica Neue" w:eastAsia="Helvetica Neue" w:cs="Helvetica Neue"/>
                 <w:b/>
                 <w:bCs/>
                 <w:color w:val="000000" w:themeColor="text1"/>
@@ -4182,24 +4189,24 @@
           <w:tcPr>
             <w:tcW w:w="2614" w:type="dxa"/>
             <w:tcBorders>
-              <w:top w:val="single" w:sz="6" w:space="0" w:color="auto"/>
-              <w:left w:val="single" w:sz="0" w:space="0" w:color="auto"/>
-              <w:bottom w:val="single" w:sz="0" w:space="0" w:color="auto"/>
-              <w:right w:val="single" w:sz="0" w:space="0" w:color="auto"/>
-            </w:tcBorders>
-          </w:tcPr>
-          <w:p>
-            <w:pPr>
-              <w:rPr>
-                <w:rFonts w:ascii="Helvetica Neue" w:eastAsia="Helvetica Neue" w:hAnsi="Helvetica Neue" w:cs="Helvetica Neue"/>
-                <w:color w:val="000000" w:themeColor="text1"/>
-                <w:sz w:val="21"/>
-                <w:szCs w:val="21"/>
-              </w:rPr>
-            </w:pPr>
-            <w:r>
-              <w:rPr>
-                <w:rFonts w:ascii="Helvetica Neue" w:eastAsia="Helvetica Neue" w:hAnsi="Helvetica Neue" w:cs="Helvetica Neue"/>
+              <w:top w:val="single" w:color="auto" w:sz="6" w:space="0"/>
+              <w:left w:val="single" w:color="auto" w:sz="0" w:space="0"/>
+              <w:bottom w:val="single" w:color="auto" w:sz="0" w:space="0"/>
+              <w:right w:val="single" w:color="auto" w:sz="0" w:space="0"/>
+            </w:tcBorders>
+          </w:tcPr>
+          <w:p>
+            <w:pPr>
+              <w:rPr>
+                <w:rFonts w:ascii="Helvetica Neue" w:hAnsi="Helvetica Neue" w:eastAsia="Helvetica Neue" w:cs="Helvetica Neue"/>
+                <w:color w:val="000000" w:themeColor="text1"/>
+                <w:sz w:val="21"/>
+                <w:szCs w:val="21"/>
+              </w:rPr>
+            </w:pPr>
+            <w:r>
+              <w:rPr>
+                <w:rFonts w:ascii="Helvetica Neue" w:hAnsi="Helvetica Neue" w:eastAsia="Helvetica Neue" w:cs="Helvetica Neue"/>
                 <w:color w:val="000000" w:themeColor="text1"/>
                 <w:sz w:val="21"/>
                 <w:szCs w:val="21"/>
@@ -4212,24 +4219,24 @@
           <w:tcPr>
             <w:tcW w:w="2614" w:type="dxa"/>
             <w:tcBorders>
-              <w:top w:val="single" w:sz="6" w:space="0" w:color="auto"/>
-              <w:left w:val="single" w:sz="0" w:space="0" w:color="auto"/>
-              <w:bottom w:val="single" w:sz="0" w:space="0" w:color="auto"/>
-              <w:right w:val="single" w:sz="0" w:space="0" w:color="auto"/>
-            </w:tcBorders>
-          </w:tcPr>
-          <w:p>
-            <w:pPr>
-              <w:rPr>
-                <w:rFonts w:ascii="Helvetica Neue" w:eastAsia="Helvetica Neue" w:hAnsi="Helvetica Neue" w:cs="Helvetica Neue"/>
-                <w:color w:val="000000" w:themeColor="text1"/>
-                <w:sz w:val="21"/>
-                <w:szCs w:val="21"/>
-              </w:rPr>
-            </w:pPr>
-            <w:r>
-              <w:rPr>
-                <w:rFonts w:ascii="Helvetica Neue" w:eastAsia="Helvetica Neue" w:hAnsi="Helvetica Neue" w:cs="Helvetica Neue"/>
+              <w:top w:val="single" w:color="auto" w:sz="6" w:space="0"/>
+              <w:left w:val="single" w:color="auto" w:sz="0" w:space="0"/>
+              <w:bottom w:val="single" w:color="auto" w:sz="0" w:space="0"/>
+              <w:right w:val="single" w:color="auto" w:sz="0" w:space="0"/>
+            </w:tcBorders>
+          </w:tcPr>
+          <w:p>
+            <w:pPr>
+              <w:rPr>
+                <w:rFonts w:ascii="Helvetica Neue" w:hAnsi="Helvetica Neue" w:eastAsia="Helvetica Neue" w:cs="Helvetica Neue"/>
+                <w:color w:val="000000" w:themeColor="text1"/>
+                <w:sz w:val="21"/>
+                <w:szCs w:val="21"/>
+              </w:rPr>
+            </w:pPr>
+            <w:r>
+              <w:rPr>
+                <w:rFonts w:ascii="Helvetica Neue" w:hAnsi="Helvetica Neue" w:eastAsia="Helvetica Neue" w:cs="Helvetica Neue"/>
                 <w:color w:val="000000" w:themeColor="text1"/>
                 <w:sz w:val="21"/>
                 <w:szCs w:val="21"/>
@@ -4242,24 +4249,24 @@
           <w:tcPr>
             <w:tcW w:w="2614" w:type="dxa"/>
             <w:tcBorders>
-              <w:top w:val="single" w:sz="6" w:space="0" w:color="auto"/>
-              <w:left w:val="single" w:sz="0" w:space="0" w:color="auto"/>
-              <w:bottom w:val="single" w:sz="0" w:space="0" w:color="auto"/>
-              <w:right w:val="single" w:sz="0" w:space="0" w:color="auto"/>
-            </w:tcBorders>
-          </w:tcPr>
-          <w:p>
-            <w:pPr>
-              <w:rPr>
-                <w:rFonts w:ascii="Helvetica Neue" w:eastAsia="Helvetica Neue" w:hAnsi="Helvetica Neue" w:cs="Helvetica Neue"/>
-                <w:color w:val="000000" w:themeColor="text1"/>
-                <w:sz w:val="21"/>
-                <w:szCs w:val="21"/>
-              </w:rPr>
-            </w:pPr>
-            <w:r>
-              <w:rPr>
-                <w:rFonts w:ascii="Helvetica Neue" w:eastAsia="Helvetica Neue" w:hAnsi="Helvetica Neue" w:cs="Helvetica Neue"/>
+              <w:top w:val="single" w:color="auto" w:sz="6" w:space="0"/>
+              <w:left w:val="single" w:color="auto" w:sz="0" w:space="0"/>
+              <w:bottom w:val="single" w:color="auto" w:sz="0" w:space="0"/>
+              <w:right w:val="single" w:color="auto" w:sz="0" w:space="0"/>
+            </w:tcBorders>
+          </w:tcPr>
+          <w:p>
+            <w:pPr>
+              <w:rPr>
+                <w:rFonts w:ascii="Helvetica Neue" w:hAnsi="Helvetica Neue" w:eastAsia="Helvetica Neue" w:cs="Helvetica Neue"/>
+                <w:color w:val="000000" w:themeColor="text1"/>
+                <w:sz w:val="21"/>
+                <w:szCs w:val="21"/>
+              </w:rPr>
+            </w:pPr>
+            <w:r>
+              <w:rPr>
+                <w:rFonts w:ascii="Helvetica Neue" w:hAnsi="Helvetica Neue" w:eastAsia="Helvetica Neue" w:cs="Helvetica Neue"/>
                 <w:color w:val="000000" w:themeColor="text1"/>
                 <w:sz w:val="21"/>
                 <w:szCs w:val="21"/>
@@ -4277,16 +4284,16 @@
           <w:tcPr>
             <w:tcW w:w="2614" w:type="dxa"/>
             <w:tcBorders>
-              <w:top w:val="single" w:sz="6" w:space="0" w:color="auto"/>
-              <w:left w:val="single" w:sz="0" w:space="0" w:color="auto"/>
-              <w:bottom w:val="single" w:sz="0" w:space="0" w:color="auto"/>
-              <w:right w:val="single" w:sz="0" w:space="0" w:color="auto"/>
-            </w:tcBorders>
-          </w:tcPr>
-          <w:p>
-            <w:pPr>
-              <w:rPr>
-                <w:rFonts w:ascii="Helvetica Neue" w:eastAsia="Helvetica Neue" w:hAnsi="Helvetica Neue" w:cs="Helvetica Neue"/>
+              <w:top w:val="single" w:color="auto" w:sz="6" w:space="0"/>
+              <w:left w:val="single" w:color="auto" w:sz="0" w:space="0"/>
+              <w:bottom w:val="single" w:color="auto" w:sz="0" w:space="0"/>
+              <w:right w:val="single" w:color="auto" w:sz="0" w:space="0"/>
+            </w:tcBorders>
+          </w:tcPr>
+          <w:p>
+            <w:pPr>
+              <w:rPr>
+                <w:rFonts w:ascii="Helvetica Neue" w:hAnsi="Helvetica Neue" w:eastAsia="Helvetica Neue" w:cs="Helvetica Neue"/>
                 <w:b/>
                 <w:bCs/>
                 <w:color w:val="000000" w:themeColor="text1"/>
@@ -4296,7 +4303,7 @@
             </w:pPr>
             <w:r>
               <w:rPr>
-                <w:rFonts w:ascii="Helvetica Neue" w:eastAsia="Helvetica Neue" w:hAnsi="Helvetica Neue" w:cs="Helvetica Neue"/>
+                <w:rFonts w:ascii="Helvetica Neue" w:hAnsi="Helvetica Neue" w:eastAsia="Helvetica Neue" w:cs="Helvetica Neue"/>
                 <w:b/>
                 <w:bCs/>
                 <w:color w:val="000000" w:themeColor="text1"/>
@@ -4311,24 +4318,24 @@
           <w:tcPr>
             <w:tcW w:w="2614" w:type="dxa"/>
             <w:tcBorders>
-              <w:top w:val="single" w:sz="6" w:space="0" w:color="auto"/>
-              <w:left w:val="single" w:sz="0" w:space="0" w:color="auto"/>
-              <w:bottom w:val="single" w:sz="0" w:space="0" w:color="auto"/>
-              <w:right w:val="single" w:sz="0" w:space="0" w:color="auto"/>
-            </w:tcBorders>
-          </w:tcPr>
-          <w:p>
-            <w:pPr>
-              <w:rPr>
-                <w:rFonts w:ascii="Helvetica Neue" w:eastAsia="Helvetica Neue" w:hAnsi="Helvetica Neue" w:cs="Helvetica Neue"/>
-                <w:color w:val="000000" w:themeColor="text1"/>
-                <w:sz w:val="21"/>
-                <w:szCs w:val="21"/>
-              </w:rPr>
-            </w:pPr>
-            <w:r>
-              <w:rPr>
-                <w:rFonts w:ascii="Helvetica Neue" w:eastAsia="Helvetica Neue" w:hAnsi="Helvetica Neue" w:cs="Helvetica Neue"/>
+              <w:top w:val="single" w:color="auto" w:sz="6" w:space="0"/>
+              <w:left w:val="single" w:color="auto" w:sz="0" w:space="0"/>
+              <w:bottom w:val="single" w:color="auto" w:sz="0" w:space="0"/>
+              <w:right w:val="single" w:color="auto" w:sz="0" w:space="0"/>
+            </w:tcBorders>
+          </w:tcPr>
+          <w:p>
+            <w:pPr>
+              <w:rPr>
+                <w:rFonts w:ascii="Helvetica Neue" w:hAnsi="Helvetica Neue" w:eastAsia="Helvetica Neue" w:cs="Helvetica Neue"/>
+                <w:color w:val="000000" w:themeColor="text1"/>
+                <w:sz w:val="21"/>
+                <w:szCs w:val="21"/>
+              </w:rPr>
+            </w:pPr>
+            <w:r>
+              <w:rPr>
+                <w:rFonts w:ascii="Helvetica Neue" w:hAnsi="Helvetica Neue" w:eastAsia="Helvetica Neue" w:cs="Helvetica Neue"/>
                 <w:color w:val="000000" w:themeColor="text1"/>
                 <w:sz w:val="21"/>
                 <w:szCs w:val="21"/>
@@ -4341,24 +4348,24 @@
           <w:tcPr>
             <w:tcW w:w="2614" w:type="dxa"/>
             <w:tcBorders>
-              <w:top w:val="single" w:sz="6" w:space="0" w:color="auto"/>
-              <w:left w:val="single" w:sz="0" w:space="0" w:color="auto"/>
-              <w:bottom w:val="single" w:sz="0" w:space="0" w:color="auto"/>
-              <w:right w:val="single" w:sz="0" w:space="0" w:color="auto"/>
-            </w:tcBorders>
-          </w:tcPr>
-          <w:p>
-            <w:pPr>
-              <w:rPr>
-                <w:rFonts w:ascii="Helvetica Neue" w:eastAsia="Helvetica Neue" w:hAnsi="Helvetica Neue" w:cs="Helvetica Neue"/>
-                <w:color w:val="000000" w:themeColor="text1"/>
-                <w:sz w:val="21"/>
-                <w:szCs w:val="21"/>
-              </w:rPr>
-            </w:pPr>
-            <w:r>
-              <w:rPr>
-                <w:rFonts w:ascii="Helvetica Neue" w:eastAsia="Helvetica Neue" w:hAnsi="Helvetica Neue" w:cs="Helvetica Neue"/>
+              <w:top w:val="single" w:color="auto" w:sz="6" w:space="0"/>
+              <w:left w:val="single" w:color="auto" w:sz="0" w:space="0"/>
+              <w:bottom w:val="single" w:color="auto" w:sz="0" w:space="0"/>
+              <w:right w:val="single" w:color="auto" w:sz="0" w:space="0"/>
+            </w:tcBorders>
+          </w:tcPr>
+          <w:p>
+            <w:pPr>
+              <w:rPr>
+                <w:rFonts w:ascii="Helvetica Neue" w:hAnsi="Helvetica Neue" w:eastAsia="Helvetica Neue" w:cs="Helvetica Neue"/>
+                <w:color w:val="000000" w:themeColor="text1"/>
+                <w:sz w:val="21"/>
+                <w:szCs w:val="21"/>
+              </w:rPr>
+            </w:pPr>
+            <w:r>
+              <w:rPr>
+                <w:rFonts w:ascii="Helvetica Neue" w:hAnsi="Helvetica Neue" w:eastAsia="Helvetica Neue" w:cs="Helvetica Neue"/>
                 <w:color w:val="000000" w:themeColor="text1"/>
                 <w:sz w:val="21"/>
                 <w:szCs w:val="21"/>
@@ -4371,24 +4378,24 @@
           <w:tcPr>
             <w:tcW w:w="2614" w:type="dxa"/>
             <w:tcBorders>
-              <w:top w:val="single" w:sz="6" w:space="0" w:color="auto"/>
-              <w:left w:val="single" w:sz="0" w:space="0" w:color="auto"/>
-              <w:bottom w:val="single" w:sz="0" w:space="0" w:color="auto"/>
-              <w:right w:val="single" w:sz="0" w:space="0" w:color="auto"/>
-            </w:tcBorders>
-          </w:tcPr>
-          <w:p>
-            <w:pPr>
-              <w:rPr>
-                <w:rFonts w:ascii="Helvetica Neue" w:eastAsia="Helvetica Neue" w:hAnsi="Helvetica Neue" w:cs="Helvetica Neue"/>
-                <w:color w:val="000000" w:themeColor="text1"/>
-                <w:sz w:val="21"/>
-                <w:szCs w:val="21"/>
-              </w:rPr>
-            </w:pPr>
-            <w:r>
-              <w:rPr>
-                <w:rFonts w:ascii="Helvetica Neue" w:eastAsia="Helvetica Neue" w:hAnsi="Helvetica Neue" w:cs="Helvetica Neue"/>
+              <w:top w:val="single" w:color="auto" w:sz="6" w:space="0"/>
+              <w:left w:val="single" w:color="auto" w:sz="0" w:space="0"/>
+              <w:bottom w:val="single" w:color="auto" w:sz="0" w:space="0"/>
+              <w:right w:val="single" w:color="auto" w:sz="0" w:space="0"/>
+            </w:tcBorders>
+          </w:tcPr>
+          <w:p>
+            <w:pPr>
+              <w:rPr>
+                <w:rFonts w:ascii="Helvetica Neue" w:hAnsi="Helvetica Neue" w:eastAsia="Helvetica Neue" w:cs="Helvetica Neue"/>
+                <w:color w:val="000000" w:themeColor="text1"/>
+                <w:sz w:val="21"/>
+                <w:szCs w:val="21"/>
+              </w:rPr>
+            </w:pPr>
+            <w:r>
+              <w:rPr>
+                <w:rFonts w:ascii="Helvetica Neue" w:hAnsi="Helvetica Neue" w:eastAsia="Helvetica Neue" w:cs="Helvetica Neue"/>
                 <w:color w:val="000000" w:themeColor="text1"/>
                 <w:sz w:val="21"/>
                 <w:szCs w:val="21"/>
@@ -4403,16 +4410,16 @@
           <w:tcPr>
             <w:tcW w:w="2614" w:type="dxa"/>
             <w:tcBorders>
-              <w:top w:val="single" w:sz="6" w:space="0" w:color="auto"/>
-              <w:left w:val="single" w:sz="0" w:space="0" w:color="auto"/>
-              <w:bottom w:val="single" w:sz="0" w:space="0" w:color="auto"/>
-              <w:right w:val="single" w:sz="0" w:space="0" w:color="auto"/>
-            </w:tcBorders>
-          </w:tcPr>
-          <w:p>
-            <w:pPr>
-              <w:rPr>
-                <w:rFonts w:ascii="Helvetica Neue" w:eastAsia="Helvetica Neue" w:hAnsi="Helvetica Neue" w:cs="Helvetica Neue"/>
+              <w:top w:val="single" w:color="auto" w:sz="6" w:space="0"/>
+              <w:left w:val="single" w:color="auto" w:sz="0" w:space="0"/>
+              <w:bottom w:val="single" w:color="auto" w:sz="0" w:space="0"/>
+              <w:right w:val="single" w:color="auto" w:sz="0" w:space="0"/>
+            </w:tcBorders>
+          </w:tcPr>
+          <w:p>
+            <w:pPr>
+              <w:rPr>
+                <w:rFonts w:ascii="Helvetica Neue" w:hAnsi="Helvetica Neue" w:eastAsia="Helvetica Neue" w:cs="Helvetica Neue"/>
                 <w:b/>
                 <w:bCs/>
                 <w:color w:val="000000" w:themeColor="text1"/>
@@ -4422,7 +4429,7 @@
             </w:pPr>
             <w:r>
               <w:rPr>
-                <w:rFonts w:ascii="Helvetica Neue" w:eastAsia="Helvetica Neue" w:hAnsi="Helvetica Neue" w:cs="Helvetica Neue"/>
+                <w:rFonts w:ascii="Helvetica Neue" w:hAnsi="Helvetica Neue" w:eastAsia="Helvetica Neue" w:cs="Helvetica Neue"/>
                 <w:b/>
                 <w:bCs/>
                 <w:color w:val="000000" w:themeColor="text1"/>
@@ -4437,24 +4444,24 @@
           <w:tcPr>
             <w:tcW w:w="2614" w:type="dxa"/>
             <w:tcBorders>
-              <w:top w:val="single" w:sz="6" w:space="0" w:color="auto"/>
-              <w:left w:val="single" w:sz="0" w:space="0" w:color="auto"/>
-              <w:bottom w:val="single" w:sz="0" w:space="0" w:color="auto"/>
-              <w:right w:val="single" w:sz="0" w:space="0" w:color="auto"/>
-            </w:tcBorders>
-          </w:tcPr>
-          <w:p>
-            <w:pPr>
-              <w:rPr>
-                <w:rFonts w:ascii="Helvetica Neue" w:eastAsia="Helvetica Neue" w:hAnsi="Helvetica Neue" w:cs="Helvetica Neue"/>
-                <w:color w:val="000000" w:themeColor="text1"/>
-                <w:sz w:val="21"/>
-                <w:szCs w:val="21"/>
-              </w:rPr>
-            </w:pPr>
-            <w:r>
-              <w:rPr>
-                <w:rFonts w:ascii="Helvetica Neue" w:eastAsia="Helvetica Neue" w:hAnsi="Helvetica Neue" w:cs="Helvetica Neue"/>
+              <w:top w:val="single" w:color="auto" w:sz="6" w:space="0"/>
+              <w:left w:val="single" w:color="auto" w:sz="0" w:space="0"/>
+              <w:bottom w:val="single" w:color="auto" w:sz="0" w:space="0"/>
+              <w:right w:val="single" w:color="auto" w:sz="0" w:space="0"/>
+            </w:tcBorders>
+          </w:tcPr>
+          <w:p>
+            <w:pPr>
+              <w:rPr>
+                <w:rFonts w:ascii="Helvetica Neue" w:hAnsi="Helvetica Neue" w:eastAsia="Helvetica Neue" w:cs="Helvetica Neue"/>
+                <w:color w:val="000000" w:themeColor="text1"/>
+                <w:sz w:val="21"/>
+                <w:szCs w:val="21"/>
+              </w:rPr>
+            </w:pPr>
+            <w:r>
+              <w:rPr>
+                <w:rFonts w:ascii="Helvetica Neue" w:hAnsi="Helvetica Neue" w:eastAsia="Helvetica Neue" w:cs="Helvetica Neue"/>
                 <w:color w:val="000000" w:themeColor="text1"/>
                 <w:sz w:val="21"/>
                 <w:szCs w:val="21"/>
@@ -4467,24 +4474,24 @@
           <w:tcPr>
             <w:tcW w:w="2614" w:type="dxa"/>
             <w:tcBorders>
-              <w:top w:val="single" w:sz="6" w:space="0" w:color="auto"/>
-              <w:left w:val="single" w:sz="0" w:space="0" w:color="auto"/>
-              <w:bottom w:val="single" w:sz="0" w:space="0" w:color="auto"/>
-              <w:right w:val="single" w:sz="0" w:space="0" w:color="auto"/>
-            </w:tcBorders>
-          </w:tcPr>
-          <w:p>
-            <w:pPr>
-              <w:rPr>
-                <w:rFonts w:ascii="Helvetica Neue" w:eastAsia="Helvetica Neue" w:hAnsi="Helvetica Neue" w:cs="Helvetica Neue"/>
-                <w:color w:val="000000" w:themeColor="text1"/>
-                <w:sz w:val="21"/>
-                <w:szCs w:val="21"/>
-              </w:rPr>
-            </w:pPr>
-            <w:r>
-              <w:rPr>
-                <w:rFonts w:ascii="Helvetica Neue" w:eastAsia="Helvetica Neue" w:hAnsi="Helvetica Neue" w:cs="Helvetica Neue"/>
+              <w:top w:val="single" w:color="auto" w:sz="6" w:space="0"/>
+              <w:left w:val="single" w:color="auto" w:sz="0" w:space="0"/>
+              <w:bottom w:val="single" w:color="auto" w:sz="0" w:space="0"/>
+              <w:right w:val="single" w:color="auto" w:sz="0" w:space="0"/>
+            </w:tcBorders>
+          </w:tcPr>
+          <w:p>
+            <w:pPr>
+              <w:rPr>
+                <w:rFonts w:ascii="Helvetica Neue" w:hAnsi="Helvetica Neue" w:eastAsia="Helvetica Neue" w:cs="Helvetica Neue"/>
+                <w:color w:val="000000" w:themeColor="text1"/>
+                <w:sz w:val="21"/>
+                <w:szCs w:val="21"/>
+              </w:rPr>
+            </w:pPr>
+            <w:r>
+              <w:rPr>
+                <w:rFonts w:ascii="Helvetica Neue" w:hAnsi="Helvetica Neue" w:eastAsia="Helvetica Neue" w:cs="Helvetica Neue"/>
                 <w:color w:val="000000" w:themeColor="text1"/>
                 <w:sz w:val="21"/>
                 <w:szCs w:val="21"/>
@@ -4497,24 +4504,24 @@
           <w:tcPr>
             <w:tcW w:w="2614" w:type="dxa"/>
             <w:tcBorders>
-              <w:top w:val="single" w:sz="6" w:space="0" w:color="auto"/>
-              <w:left w:val="single" w:sz="0" w:space="0" w:color="auto"/>
-              <w:bottom w:val="single" w:sz="0" w:space="0" w:color="auto"/>
-              <w:right w:val="single" w:sz="0" w:space="0" w:color="auto"/>
-            </w:tcBorders>
-          </w:tcPr>
-          <w:p>
-            <w:pPr>
-              <w:rPr>
-                <w:rFonts w:ascii="Helvetica Neue" w:eastAsia="Helvetica Neue" w:hAnsi="Helvetica Neue" w:cs="Helvetica Neue"/>
-                <w:color w:val="000000" w:themeColor="text1"/>
-                <w:sz w:val="21"/>
-                <w:szCs w:val="21"/>
-              </w:rPr>
-            </w:pPr>
-            <w:r>
-              <w:rPr>
-                <w:rFonts w:ascii="Helvetica Neue" w:eastAsia="Helvetica Neue" w:hAnsi="Helvetica Neue" w:cs="Helvetica Neue"/>
+              <w:top w:val="single" w:color="auto" w:sz="6" w:space="0"/>
+              <w:left w:val="single" w:color="auto" w:sz="0" w:space="0"/>
+              <w:bottom w:val="single" w:color="auto" w:sz="0" w:space="0"/>
+              <w:right w:val="single" w:color="auto" w:sz="0" w:space="0"/>
+            </w:tcBorders>
+          </w:tcPr>
+          <w:p>
+            <w:pPr>
+              <w:rPr>
+                <w:rFonts w:ascii="Helvetica Neue" w:hAnsi="Helvetica Neue" w:eastAsia="Helvetica Neue" w:cs="Helvetica Neue"/>
+                <w:color w:val="000000" w:themeColor="text1"/>
+                <w:sz w:val="21"/>
+                <w:szCs w:val="21"/>
+              </w:rPr>
+            </w:pPr>
+            <w:r>
+              <w:rPr>
+                <w:rFonts w:ascii="Helvetica Neue" w:hAnsi="Helvetica Neue" w:eastAsia="Helvetica Neue" w:cs="Helvetica Neue"/>
                 <w:color w:val="000000" w:themeColor="text1"/>
                 <w:sz w:val="21"/>
                 <w:szCs w:val="21"/>
@@ -4535,7 +4542,7 @@
     <w:sectPr>
       <w:headerReference w:type="default" r:id="rId8"/>
       <w:footerReference w:type="default" r:id="rId9"/>
-      <w:pgSz w:w="11906" w:h="16838"/>
+      <w:pgSz w:w="11906" w:h="16838" w:orient="portrait"/>
       <w:pgMar w:top="720" w:right="720" w:bottom="720" w:left="720" w:header="708" w:footer="708" w:gutter="0"/>
       <w:cols w:space="708"/>
       <w:docGrid w:linePitch="360"/>
@@ -4738,7 +4745,7 @@
         <w:ind w:left="720" w:hanging="360"/>
       </w:pPr>
       <w:rPr>
-        <w:rFonts w:ascii="Calibri" w:eastAsiaTheme="minorHAnsi" w:hAnsi="Calibri" w:cs="Calibri" w:hint="default"/>
+        <w:rFonts w:hint="default" w:ascii="Calibri" w:hAnsi="Calibri" w:cs="Calibri" w:eastAsiaTheme="minorHAnsi"/>
       </w:rPr>
     </w:lvl>
     <w:lvl w:ilvl="1" w:tplc="04100003" w:tentative="1">
@@ -4750,7 +4757,7 @@
         <w:ind w:left="1440" w:hanging="360"/>
       </w:pPr>
       <w:rPr>
-        <w:rFonts w:ascii="Courier New" w:hAnsi="Courier New" w:cs="Courier New" w:hint="default"/>
+        <w:rFonts w:hint="default" w:ascii="Courier New" w:hAnsi="Courier New" w:cs="Courier New"/>
       </w:rPr>
     </w:lvl>
     <w:lvl w:ilvl="2" w:tplc="04100005" w:tentative="1">
@@ -4762,7 +4769,7 @@
         <w:ind w:left="2160" w:hanging="360"/>
       </w:pPr>
       <w:rPr>
-        <w:rFonts w:ascii="Wingdings" w:hAnsi="Wingdings" w:hint="default"/>
+        <w:rFonts w:hint="default" w:ascii="Wingdings" w:hAnsi="Wingdings"/>
       </w:rPr>
     </w:lvl>
     <w:lvl w:ilvl="3" w:tplc="04100001" w:tentative="1">
@@ -4774,7 +4781,7 @@
         <w:ind w:left="2880" w:hanging="360"/>
       </w:pPr>
       <w:rPr>
-        <w:rFonts w:ascii="Symbol" w:hAnsi="Symbol" w:hint="default"/>
+        <w:rFonts w:hint="default" w:ascii="Symbol" w:hAnsi="Symbol"/>
       </w:rPr>
     </w:lvl>
     <w:lvl w:ilvl="4" w:tplc="04100003" w:tentative="1">
@@ -4786,7 +4793,7 @@
         <w:ind w:left="3600" w:hanging="360"/>
       </w:pPr>
       <w:rPr>
-        <w:rFonts w:ascii="Courier New" w:hAnsi="Courier New" w:cs="Courier New" w:hint="default"/>
+        <w:rFonts w:hint="default" w:ascii="Courier New" w:hAnsi="Courier New" w:cs="Courier New"/>
       </w:rPr>
     </w:lvl>
     <w:lvl w:ilvl="5" w:tplc="04100005" w:tentative="1">
@@ -4798,7 +4805,7 @@
         <w:ind w:left="4320" w:hanging="360"/>
       </w:pPr>
       <w:rPr>
-        <w:rFonts w:ascii="Wingdings" w:hAnsi="Wingdings" w:hint="default"/>
+        <w:rFonts w:hint="default" w:ascii="Wingdings" w:hAnsi="Wingdings"/>
       </w:rPr>
     </w:lvl>
     <w:lvl w:ilvl="6" w:tplc="04100001" w:tentative="1">
@@ -4810,7 +4817,7 @@
         <w:ind w:left="5040" w:hanging="360"/>
       </w:pPr>
       <w:rPr>
-        <w:rFonts w:ascii="Symbol" w:hAnsi="Symbol" w:hint="default"/>
+        <w:rFonts w:hint="default" w:ascii="Symbol" w:hAnsi="Symbol"/>
       </w:rPr>
     </w:lvl>
     <w:lvl w:ilvl="7" w:tplc="04100003" w:tentative="1">
@@ -4822,7 +4829,7 @@
         <w:ind w:left="5760" w:hanging="360"/>
       </w:pPr>
       <w:rPr>
-        <w:rFonts w:ascii="Courier New" w:hAnsi="Courier New" w:cs="Courier New" w:hint="default"/>
+        <w:rFonts w:hint="default" w:ascii="Courier New" w:hAnsi="Courier New" w:cs="Courier New"/>
       </w:rPr>
     </w:lvl>
     <w:lvl w:ilvl="8" w:tplc="04100005" w:tentative="1">
@@ -4834,7 +4841,7 @@
         <w:ind w:left="6480" w:hanging="360"/>
       </w:pPr>
       <w:rPr>
-        <w:rFonts w:ascii="Wingdings" w:hAnsi="Wingdings" w:hint="default"/>
+        <w:rFonts w:hint="default" w:ascii="Wingdings" w:hAnsi="Wingdings"/>
       </w:rPr>
     </w:lvl>
   </w:abstractNum>
@@ -4937,7 +4944,7 @@
         <w:ind w:left="720" w:hanging="360"/>
       </w:pPr>
       <w:rPr>
-        <w:rFonts w:ascii="Symbol" w:hAnsi="Symbol" w:hint="default"/>
+        <w:rFonts w:hint="default" w:ascii="Symbol" w:hAnsi="Symbol"/>
       </w:rPr>
     </w:lvl>
     <w:lvl w:ilvl="1" w:tplc="08090003" w:tentative="1">
@@ -4949,7 +4956,7 @@
         <w:ind w:left="1440" w:hanging="360"/>
       </w:pPr>
       <w:rPr>
-        <w:rFonts w:ascii="Courier New" w:hAnsi="Courier New" w:cs="Courier New" w:hint="default"/>
+        <w:rFonts w:hint="default" w:ascii="Courier New" w:hAnsi="Courier New" w:cs="Courier New"/>
       </w:rPr>
     </w:lvl>
     <w:lvl w:ilvl="2" w:tplc="08090005" w:tentative="1">
@@ -4961,7 +4968,7 @@
         <w:ind w:left="2160" w:hanging="360"/>
       </w:pPr>
       <w:rPr>
-        <w:rFonts w:ascii="Wingdings" w:hAnsi="Wingdings" w:hint="default"/>
+        <w:rFonts w:hint="default" w:ascii="Wingdings" w:hAnsi="Wingdings"/>
       </w:rPr>
     </w:lvl>
     <w:lvl w:ilvl="3" w:tplc="08090001" w:tentative="1">
@@ -4973,7 +4980,7 @@
         <w:ind w:left="2880" w:hanging="360"/>
       </w:pPr>
       <w:rPr>
-        <w:rFonts w:ascii="Symbol" w:hAnsi="Symbol" w:hint="default"/>
+        <w:rFonts w:hint="default" w:ascii="Symbol" w:hAnsi="Symbol"/>
       </w:rPr>
     </w:lvl>
     <w:lvl w:ilvl="4" w:tplc="08090003" w:tentative="1">
@@ -4985,7 +4992,7 @@
         <w:ind w:left="3600" w:hanging="360"/>
       </w:pPr>
       <w:rPr>
-        <w:rFonts w:ascii="Courier New" w:hAnsi="Courier New" w:cs="Courier New" w:hint="default"/>
+        <w:rFonts w:hint="default" w:ascii="Courier New" w:hAnsi="Courier New" w:cs="Courier New"/>
       </w:rPr>
     </w:lvl>
     <w:lvl w:ilvl="5" w:tplc="08090005" w:tentative="1">
@@ -4997,7 +5004,7 @@
         <w:ind w:left="4320" w:hanging="360"/>
       </w:pPr>
       <w:rPr>
-        <w:rFonts w:ascii="Wingdings" w:hAnsi="Wingdings" w:hint="default"/>
+        <w:rFonts w:hint="default" w:ascii="Wingdings" w:hAnsi="Wingdings"/>
       </w:rPr>
     </w:lvl>
     <w:lvl w:ilvl="6" w:tplc="08090001" w:tentative="1">
@@ -5009,7 +5016,7 @@
         <w:ind w:left="5040" w:hanging="360"/>
       </w:pPr>
       <w:rPr>
-        <w:rFonts w:ascii="Symbol" w:hAnsi="Symbol" w:hint="default"/>
+        <w:rFonts w:hint="default" w:ascii="Symbol" w:hAnsi="Symbol"/>
       </w:rPr>
     </w:lvl>
     <w:lvl w:ilvl="7" w:tplc="08090003" w:tentative="1">
@@ -5021,7 +5028,7 @@
         <w:ind w:left="5760" w:hanging="360"/>
       </w:pPr>
       <w:rPr>
-        <w:rFonts w:ascii="Courier New" w:hAnsi="Courier New" w:cs="Courier New" w:hint="default"/>
+        <w:rFonts w:hint="default" w:ascii="Courier New" w:hAnsi="Courier New" w:cs="Courier New"/>
       </w:rPr>
     </w:lvl>
     <w:lvl w:ilvl="8" w:tplc="08090005" w:tentative="1">
@@ -5033,7 +5040,7 @@
         <w:ind w:left="6480" w:hanging="360"/>
       </w:pPr>
       <w:rPr>
-        <w:rFonts w:ascii="Wingdings" w:hAnsi="Wingdings" w:hint="default"/>
+        <w:rFonts w:hint="default" w:ascii="Wingdings" w:hAnsi="Wingdings"/>
       </w:rPr>
     </w:lvl>
   </w:abstractNum>
@@ -5050,7 +5057,7 @@
         <w:ind w:left="720" w:hanging="360"/>
       </w:pPr>
       <w:rPr>
-        <w:rFonts w:ascii="Symbol" w:hAnsi="Symbol" w:hint="default"/>
+        <w:rFonts w:hint="default" w:ascii="Symbol" w:hAnsi="Symbol"/>
       </w:rPr>
     </w:lvl>
     <w:lvl w:ilvl="1" w:tplc="08090003" w:tentative="1">
@@ -5062,7 +5069,7 @@
         <w:ind w:left="1440" w:hanging="360"/>
       </w:pPr>
       <w:rPr>
-        <w:rFonts w:ascii="Courier New" w:hAnsi="Courier New" w:cs="Courier New" w:hint="default"/>
+        <w:rFonts w:hint="default" w:ascii="Courier New" w:hAnsi="Courier New" w:cs="Courier New"/>
       </w:rPr>
     </w:lvl>
     <w:lvl w:ilvl="2" w:tplc="08090005" w:tentative="1">
@@ -5074,7 +5081,7 @@
         <w:ind w:left="2160" w:hanging="360"/>
       </w:pPr>
       <w:rPr>
-        <w:rFonts w:ascii="Wingdings" w:hAnsi="Wingdings" w:hint="default"/>
+        <w:rFonts w:hint="default" w:ascii="Wingdings" w:hAnsi="Wingdings"/>
       </w:rPr>
     </w:lvl>
     <w:lvl w:ilvl="3" w:tplc="08090001" w:tentative="1">
@@ -5086,7 +5093,7 @@
         <w:ind w:left="2880" w:hanging="360"/>
       </w:pPr>
       <w:rPr>
-        <w:rFonts w:ascii="Symbol" w:hAnsi="Symbol" w:hint="default"/>
+        <w:rFonts w:hint="default" w:ascii="Symbol" w:hAnsi="Symbol"/>
       </w:rPr>
     </w:lvl>
     <w:lvl w:ilvl="4" w:tplc="08090003" w:tentative="1">
@@ -5098,7 +5105,7 @@
         <w:ind w:left="3600" w:hanging="360"/>
       </w:pPr>
       <w:rPr>
-        <w:rFonts w:ascii="Courier New" w:hAnsi="Courier New" w:cs="Courier New" w:hint="default"/>
+        <w:rFonts w:hint="default" w:ascii="Courier New" w:hAnsi="Courier New" w:cs="Courier New"/>
       </w:rPr>
     </w:lvl>
     <w:lvl w:ilvl="5" w:tplc="08090005" w:tentative="1">
@@ -5110,7 +5117,7 @@
         <w:ind w:left="4320" w:hanging="360"/>
       </w:pPr>
       <w:rPr>
-        <w:rFonts w:ascii="Wingdings" w:hAnsi="Wingdings" w:hint="default"/>
+        <w:rFonts w:hint="default" w:ascii="Wingdings" w:hAnsi="Wingdings"/>
       </w:rPr>
     </w:lvl>
     <w:lvl w:ilvl="6" w:tplc="08090001" w:tentative="1">
@@ -5122,7 +5129,7 @@
         <w:ind w:left="5040" w:hanging="360"/>
       </w:pPr>
       <w:rPr>
-        <w:rFonts w:ascii="Symbol" w:hAnsi="Symbol" w:hint="default"/>
+        <w:rFonts w:hint="default" w:ascii="Symbol" w:hAnsi="Symbol"/>
       </w:rPr>
     </w:lvl>
     <w:lvl w:ilvl="7" w:tplc="08090003" w:tentative="1">
@@ -5134,7 +5141,7 @@
         <w:ind w:left="5760" w:hanging="360"/>
       </w:pPr>
       <w:rPr>
-        <w:rFonts w:ascii="Courier New" w:hAnsi="Courier New" w:cs="Courier New" w:hint="default"/>
+        <w:rFonts w:hint="default" w:ascii="Courier New" w:hAnsi="Courier New" w:cs="Courier New"/>
       </w:rPr>
     </w:lvl>
     <w:lvl w:ilvl="8" w:tplc="08090005" w:tentative="1">
@@ -5146,7 +5153,7 @@
         <w:ind w:left="6480" w:hanging="360"/>
       </w:pPr>
       <w:rPr>
-        <w:rFonts w:ascii="Wingdings" w:hAnsi="Wingdings" w:hint="default"/>
+        <w:rFonts w:hint="default" w:ascii="Wingdings" w:hAnsi="Wingdings"/>
       </w:rPr>
     </w:lvl>
   </w:abstractNum>
@@ -5162,7 +5169,7 @@
         <w:ind w:left="720" w:hanging="360"/>
       </w:pPr>
       <w:rPr>
-        <w:rFonts w:ascii="Calibri" w:eastAsiaTheme="minorHAnsi" w:hAnsi="Calibri" w:cs="Calibri" w:hint="default"/>
+        <w:rFonts w:hint="default" w:ascii="Calibri" w:hAnsi="Calibri" w:cs="Calibri" w:eastAsiaTheme="minorHAnsi"/>
       </w:rPr>
     </w:lvl>
     <w:lvl w:ilvl="1" w:tplc="04100003">
@@ -5174,7 +5181,7 @@
         <w:ind w:left="1440" w:hanging="360"/>
       </w:pPr>
       <w:rPr>
-        <w:rFonts w:ascii="Courier New" w:hAnsi="Courier New" w:cs="Courier New" w:hint="default"/>
+        <w:rFonts w:hint="default" w:ascii="Courier New" w:hAnsi="Courier New" w:cs="Courier New"/>
       </w:rPr>
     </w:lvl>
     <w:lvl w:ilvl="2" w:tplc="04100005" w:tentative="1">
@@ -5186,7 +5193,7 @@
         <w:ind w:left="2160" w:hanging="360"/>
       </w:pPr>
       <w:rPr>
-        <w:rFonts w:ascii="Wingdings" w:hAnsi="Wingdings" w:hint="default"/>
+        <w:rFonts w:hint="default" w:ascii="Wingdings" w:hAnsi="Wingdings"/>
       </w:rPr>
     </w:lvl>
     <w:lvl w:ilvl="3" w:tplc="04100001" w:tentative="1">
@@ -5198,7 +5205,7 @@
         <w:ind w:left="2880" w:hanging="360"/>
       </w:pPr>
       <w:rPr>
-        <w:rFonts w:ascii="Symbol" w:hAnsi="Symbol" w:hint="default"/>
+        <w:rFonts w:hint="default" w:ascii="Symbol" w:hAnsi="Symbol"/>
       </w:rPr>
     </w:lvl>
     <w:lvl w:ilvl="4" w:tplc="04100003" w:tentative="1">
@@ -5210,7 +5217,7 @@
         <w:ind w:left="3600" w:hanging="360"/>
       </w:pPr>
       <w:rPr>
-        <w:rFonts w:ascii="Courier New" w:hAnsi="Courier New" w:cs="Courier New" w:hint="default"/>
+        <w:rFonts w:hint="default" w:ascii="Courier New" w:hAnsi="Courier New" w:cs="Courier New"/>
       </w:rPr>
     </w:lvl>
     <w:lvl w:ilvl="5" w:tplc="04100005" w:tentative="1">
@@ -5222,7 +5229,7 @@
         <w:ind w:left="4320" w:hanging="360"/>
       </w:pPr>
       <w:rPr>
-        <w:rFonts w:ascii="Wingdings" w:hAnsi="Wingdings" w:hint="default"/>
+        <w:rFonts w:hint="default" w:ascii="Wingdings" w:hAnsi="Wingdings"/>
       </w:rPr>
     </w:lvl>
     <w:lvl w:ilvl="6" w:tplc="04100001" w:tentative="1">
@@ -5234,7 +5241,7 @@
         <w:ind w:left="5040" w:hanging="360"/>
       </w:pPr>
       <w:rPr>
-        <w:rFonts w:ascii="Symbol" w:hAnsi="Symbol" w:hint="default"/>
+        <w:rFonts w:hint="default" w:ascii="Symbol" w:hAnsi="Symbol"/>
       </w:rPr>
     </w:lvl>
     <w:lvl w:ilvl="7" w:tplc="04100003" w:tentative="1">
@@ -5246,7 +5253,7 @@
         <w:ind w:left="5760" w:hanging="360"/>
       </w:pPr>
       <w:rPr>
-        <w:rFonts w:ascii="Courier New" w:hAnsi="Courier New" w:cs="Courier New" w:hint="default"/>
+        <w:rFonts w:hint="default" w:ascii="Courier New" w:hAnsi="Courier New" w:cs="Courier New"/>
       </w:rPr>
     </w:lvl>
     <w:lvl w:ilvl="8" w:tplc="04100005" w:tentative="1">
@@ -5258,7 +5265,7 @@
         <w:ind w:left="6480" w:hanging="360"/>
       </w:pPr>
       <w:rPr>
-        <w:rFonts w:ascii="Wingdings" w:hAnsi="Wingdings" w:hint="default"/>
+        <w:rFonts w:hint="default" w:ascii="Wingdings" w:hAnsi="Wingdings"/>
       </w:rPr>
     </w:lvl>
   </w:abstractNum>
@@ -5274,7 +5281,7 @@
         <w:ind w:left="1776" w:hanging="360"/>
       </w:pPr>
       <w:rPr>
-        <w:rFonts w:ascii="Calibri" w:eastAsiaTheme="minorHAnsi" w:hAnsi="Calibri" w:cs="Calibri" w:hint="default"/>
+        <w:rFonts w:hint="default" w:ascii="Calibri" w:hAnsi="Calibri" w:cs="Calibri" w:eastAsiaTheme="minorHAnsi"/>
       </w:rPr>
     </w:lvl>
     <w:lvl w:ilvl="1" w:tplc="04100003" w:tentative="1">
@@ -5286,7 +5293,7 @@
         <w:ind w:left="2496" w:hanging="360"/>
       </w:pPr>
       <w:rPr>
-        <w:rFonts w:ascii="Courier New" w:hAnsi="Courier New" w:cs="Courier New" w:hint="default"/>
+        <w:rFonts w:hint="default" w:ascii="Courier New" w:hAnsi="Courier New" w:cs="Courier New"/>
       </w:rPr>
     </w:lvl>
     <w:lvl w:ilvl="2" w:tplc="04100005" w:tentative="1">
@@ -5298,7 +5305,7 @@
         <w:ind w:left="3216" w:hanging="360"/>
       </w:pPr>
       <w:rPr>
-        <w:rFonts w:ascii="Wingdings" w:hAnsi="Wingdings" w:hint="default"/>
+        <w:rFonts w:hint="default" w:ascii="Wingdings" w:hAnsi="Wingdings"/>
       </w:rPr>
     </w:lvl>
     <w:lvl w:ilvl="3" w:tplc="04100001" w:tentative="1">
@@ -5310,7 +5317,7 @@
         <w:ind w:left="3936" w:hanging="360"/>
       </w:pPr>
       <w:rPr>
-        <w:rFonts w:ascii="Symbol" w:hAnsi="Symbol" w:hint="default"/>
+        <w:rFonts w:hint="default" w:ascii="Symbol" w:hAnsi="Symbol"/>
       </w:rPr>
     </w:lvl>
     <w:lvl w:ilvl="4" w:tplc="04100003" w:tentative="1">
@@ -5322,7 +5329,7 @@
         <w:ind w:left="4656" w:hanging="360"/>
       </w:pPr>
       <w:rPr>
-        <w:rFonts w:ascii="Courier New" w:hAnsi="Courier New" w:cs="Courier New" w:hint="default"/>
+        <w:rFonts w:hint="default" w:ascii="Courier New" w:hAnsi="Courier New" w:cs="Courier New"/>
       </w:rPr>
     </w:lvl>
     <w:lvl w:ilvl="5" w:tplc="04100005" w:tentative="1">
@@ -5334,7 +5341,7 @@
         <w:ind w:left="5376" w:hanging="360"/>
       </w:pPr>
       <w:rPr>
-        <w:rFonts w:ascii="Wingdings" w:hAnsi="Wingdings" w:hint="default"/>
+        <w:rFonts w:hint="default" w:ascii="Wingdings" w:hAnsi="Wingdings"/>
       </w:rPr>
     </w:lvl>
     <w:lvl w:ilvl="6" w:tplc="04100001" w:tentative="1">
@@ -5346,7 +5353,7 @@
         <w:ind w:left="6096" w:hanging="360"/>
       </w:pPr>
       <w:rPr>
-        <w:rFonts w:ascii="Symbol" w:hAnsi="Symbol" w:hint="default"/>
+        <w:rFonts w:hint="default" w:ascii="Symbol" w:hAnsi="Symbol"/>
       </w:rPr>
     </w:lvl>
     <w:lvl w:ilvl="7" w:tplc="04100003" w:tentative="1">
@@ -5358,7 +5365,7 @@
         <w:ind w:left="6816" w:hanging="360"/>
       </w:pPr>
       <w:rPr>
-        <w:rFonts w:ascii="Courier New" w:hAnsi="Courier New" w:cs="Courier New" w:hint="default"/>
+        <w:rFonts w:hint="default" w:ascii="Courier New" w:hAnsi="Courier New" w:cs="Courier New"/>
       </w:rPr>
     </w:lvl>
     <w:lvl w:ilvl="8" w:tplc="04100005" w:tentative="1">
@@ -5370,7 +5377,7 @@
         <w:ind w:left="7536" w:hanging="360"/>
       </w:pPr>
       <w:rPr>
-        <w:rFonts w:ascii="Wingdings" w:hAnsi="Wingdings" w:hint="default"/>
+        <w:rFonts w:hint="default" w:ascii="Wingdings" w:hAnsi="Wingdings"/>
       </w:rPr>
     </w:lvl>
   </w:abstractNum>
@@ -5472,7 +5479,7 @@
         <w:ind w:left="720" w:hanging="360"/>
       </w:pPr>
       <w:rPr>
-        <w:rFonts w:ascii="Calibri" w:eastAsiaTheme="minorHAnsi" w:hAnsi="Calibri" w:cs="Calibri" w:hint="default"/>
+        <w:rFonts w:hint="default" w:ascii="Calibri" w:hAnsi="Calibri" w:cs="Calibri" w:eastAsiaTheme="minorHAnsi"/>
       </w:rPr>
     </w:lvl>
     <w:lvl w:ilvl="1" w:tplc="04100003" w:tentative="1">
@@ -5484,7 +5491,7 @@
         <w:ind w:left="1440" w:hanging="360"/>
       </w:pPr>
       <w:rPr>
-        <w:rFonts w:ascii="Courier New" w:hAnsi="Courier New" w:cs="Courier New" w:hint="default"/>
+        <w:rFonts w:hint="default" w:ascii="Courier New" w:hAnsi="Courier New" w:cs="Courier New"/>
       </w:rPr>
     </w:lvl>
     <w:lvl w:ilvl="2" w:tplc="04100005" w:tentative="1">
@@ -5496,7 +5503,7 @@
         <w:ind w:left="2160" w:hanging="360"/>
       </w:pPr>
       <w:rPr>
-        <w:rFonts w:ascii="Wingdings" w:hAnsi="Wingdings" w:hint="default"/>
+        <w:rFonts w:hint="default" w:ascii="Wingdings" w:hAnsi="Wingdings"/>
       </w:rPr>
     </w:lvl>
     <w:lvl w:ilvl="3" w:tplc="04100001" w:tentative="1">
@@ -5508,7 +5515,7 @@
         <w:ind w:left="2880" w:hanging="360"/>
       </w:pPr>
       <w:rPr>
-        <w:rFonts w:ascii="Symbol" w:hAnsi="Symbol" w:hint="default"/>
+        <w:rFonts w:hint="default" w:ascii="Symbol" w:hAnsi="Symbol"/>
       </w:rPr>
     </w:lvl>
     <w:lvl w:ilvl="4" w:tplc="04100003" w:tentative="1">
@@ -5520,7 +5527,7 @@
         <w:ind w:left="3600" w:hanging="360"/>
       </w:pPr>
       <w:rPr>
-        <w:rFonts w:ascii="Courier New" w:hAnsi="Courier New" w:cs="Courier New" w:hint="default"/>
+        <w:rFonts w:hint="default" w:ascii="Courier New" w:hAnsi="Courier New" w:cs="Courier New"/>
       </w:rPr>
     </w:lvl>
     <w:lvl w:ilvl="5" w:tplc="04100005" w:tentative="1">
@@ -5532,7 +5539,7 @@
         <w:ind w:left="4320" w:hanging="360"/>
       </w:pPr>
       <w:rPr>
-        <w:rFonts w:ascii="Wingdings" w:hAnsi="Wingdings" w:hint="default"/>
+        <w:rFonts w:hint="default" w:ascii="Wingdings" w:hAnsi="Wingdings"/>
       </w:rPr>
     </w:lvl>
     <w:lvl w:ilvl="6" w:tplc="04100001" w:tentative="1">
@@ -5544,7 +5551,7 @@
         <w:ind w:left="5040" w:hanging="360"/>
       </w:pPr>
       <w:rPr>
-        <w:rFonts w:ascii="Symbol" w:hAnsi="Symbol" w:hint="default"/>
+        <w:rFonts w:hint="default" w:ascii="Symbol" w:hAnsi="Symbol"/>
       </w:rPr>
     </w:lvl>
     <w:lvl w:ilvl="7" w:tplc="04100003" w:tentative="1">
@@ -5556,7 +5563,7 @@
         <w:ind w:left="5760" w:hanging="360"/>
       </w:pPr>
       <w:rPr>
-        <w:rFonts w:ascii="Courier New" w:hAnsi="Courier New" w:cs="Courier New" w:hint="default"/>
+        <w:rFonts w:hint="default" w:ascii="Courier New" w:hAnsi="Courier New" w:cs="Courier New"/>
       </w:rPr>
     </w:lvl>
     <w:lvl w:ilvl="8" w:tplc="04100005" w:tentative="1">
@@ -5568,7 +5575,7 @@
         <w:ind w:left="6480" w:hanging="360"/>
       </w:pPr>
       <w:rPr>
-        <w:rFonts w:ascii="Wingdings" w:hAnsi="Wingdings" w:hint="default"/>
+        <w:rFonts w:hint="default" w:ascii="Wingdings" w:hAnsi="Wingdings"/>
       </w:rPr>
     </w:lvl>
   </w:abstractNum>
@@ -5585,7 +5592,7 @@
         <w:ind w:left="720" w:hanging="360"/>
       </w:pPr>
       <w:rPr>
-        <w:rFonts w:ascii="Symbol" w:hAnsi="Symbol" w:hint="default"/>
+        <w:rFonts w:hint="default" w:ascii="Symbol" w:hAnsi="Symbol"/>
       </w:rPr>
     </w:lvl>
     <w:lvl w:ilvl="1" w:tplc="4EAEC474">
@@ -5597,7 +5604,7 @@
         <w:ind w:left="1440" w:hanging="360"/>
       </w:pPr>
       <w:rPr>
-        <w:rFonts w:ascii="Courier New" w:hAnsi="Courier New" w:hint="default"/>
+        <w:rFonts w:hint="default" w:ascii="Courier New" w:hAnsi="Courier New"/>
       </w:rPr>
     </w:lvl>
     <w:lvl w:ilvl="2" w:tplc="396AFF7C">
@@ -5609,7 +5616,7 @@
         <w:ind w:left="2160" w:hanging="360"/>
       </w:pPr>
       <w:rPr>
-        <w:rFonts w:ascii="Wingdings" w:hAnsi="Wingdings" w:hint="default"/>
+        <w:rFonts w:hint="default" w:ascii="Wingdings" w:hAnsi="Wingdings"/>
       </w:rPr>
     </w:lvl>
     <w:lvl w:ilvl="3" w:tplc="DC0655EA">
@@ -5621,7 +5628,7 @@
         <w:ind w:left="2880" w:hanging="360"/>
       </w:pPr>
       <w:rPr>
-        <w:rFonts w:ascii="Symbol" w:hAnsi="Symbol" w:hint="default"/>
+        <w:rFonts w:hint="default" w:ascii="Symbol" w:hAnsi="Symbol"/>
       </w:rPr>
     </w:lvl>
     <w:lvl w:ilvl="4" w:tplc="8598781A">
@@ -5633,7 +5640,7 @@
         <w:ind w:left="3600" w:hanging="360"/>
       </w:pPr>
       <w:rPr>
-        <w:rFonts w:ascii="Courier New" w:hAnsi="Courier New" w:hint="default"/>
+        <w:rFonts w:hint="default" w:ascii="Courier New" w:hAnsi="Courier New"/>
       </w:rPr>
     </w:lvl>
     <w:lvl w:ilvl="5" w:tplc="0CC40CC2">
@@ -5645,7 +5652,7 @@
         <w:ind w:left="4320" w:hanging="360"/>
       </w:pPr>
       <w:rPr>
-        <w:rFonts w:ascii="Wingdings" w:hAnsi="Wingdings" w:hint="default"/>
+        <w:rFonts w:hint="default" w:ascii="Wingdings" w:hAnsi="Wingdings"/>
       </w:rPr>
     </w:lvl>
     <w:lvl w:ilvl="6" w:tplc="D4CE8C6C">
@@ -5657,7 +5664,7 @@
         <w:ind w:left="5040" w:hanging="360"/>
       </w:pPr>
       <w:rPr>
-        <w:rFonts w:ascii="Symbol" w:hAnsi="Symbol" w:hint="default"/>
+        <w:rFonts w:hint="default" w:ascii="Symbol" w:hAnsi="Symbol"/>
       </w:rPr>
     </w:lvl>
     <w:lvl w:ilvl="7" w:tplc="76B8D6D2">
@@ -5669,7 +5676,7 @@
         <w:ind w:left="5760" w:hanging="360"/>
       </w:pPr>
       <w:rPr>
-        <w:rFonts w:ascii="Courier New" w:hAnsi="Courier New" w:hint="default"/>
+        <w:rFonts w:hint="default" w:ascii="Courier New" w:hAnsi="Courier New"/>
       </w:rPr>
     </w:lvl>
     <w:lvl w:ilvl="8" w:tplc="F73AFF66">
@@ -5681,7 +5688,7 @@
         <w:ind w:left="6480" w:hanging="360"/>
       </w:pPr>
       <w:rPr>
-        <w:rFonts w:ascii="Wingdings" w:hAnsi="Wingdings" w:hint="default"/>
+        <w:rFonts w:hint="default" w:ascii="Wingdings" w:hAnsi="Wingdings"/>
       </w:rPr>
     </w:lvl>
   </w:abstractNum>
@@ -5698,7 +5705,7 @@
         <w:ind w:left="720" w:hanging="360"/>
       </w:pPr>
       <w:rPr>
-        <w:rFonts w:ascii="Symbol" w:hAnsi="Symbol" w:hint="default"/>
+        <w:rFonts w:hint="default" w:ascii="Symbol" w:hAnsi="Symbol"/>
       </w:rPr>
     </w:lvl>
     <w:lvl w:ilvl="1" w:tplc="08090003" w:tentative="1">
@@ -5710,7 +5717,7 @@
         <w:ind w:left="1440" w:hanging="360"/>
       </w:pPr>
       <w:rPr>
-        <w:rFonts w:ascii="Courier New" w:hAnsi="Courier New" w:cs="Courier New" w:hint="default"/>
+        <w:rFonts w:hint="default" w:ascii="Courier New" w:hAnsi="Courier New" w:cs="Courier New"/>
       </w:rPr>
     </w:lvl>
     <w:lvl w:ilvl="2" w:tplc="08090005" w:tentative="1">
@@ -5722,7 +5729,7 @@
         <w:ind w:left="2160" w:hanging="360"/>
       </w:pPr>
       <w:rPr>
-        <w:rFonts w:ascii="Wingdings" w:hAnsi="Wingdings" w:hint="default"/>
+        <w:rFonts w:hint="default" w:ascii="Wingdings" w:hAnsi="Wingdings"/>
       </w:rPr>
     </w:lvl>
     <w:lvl w:ilvl="3" w:tplc="08090001" w:tentative="1">
@@ -5734,7 +5741,7 @@
         <w:ind w:left="2880" w:hanging="360"/>
       </w:pPr>
       <w:rPr>
-        <w:rFonts w:ascii="Symbol" w:hAnsi="Symbol" w:hint="default"/>
+        <w:rFonts w:hint="default" w:ascii="Symbol" w:hAnsi="Symbol"/>
       </w:rPr>
     </w:lvl>
     <w:lvl w:ilvl="4" w:tplc="08090003" w:tentative="1">
@@ -5746,7 +5753,7 @@
         <w:ind w:left="3600" w:hanging="360"/>
       </w:pPr>
       <w:rPr>
-        <w:rFonts w:ascii="Courier New" w:hAnsi="Courier New" w:cs="Courier New" w:hint="default"/>
+        <w:rFonts w:hint="default" w:ascii="Courier New" w:hAnsi="Courier New" w:cs="Courier New"/>
       </w:rPr>
     </w:lvl>
     <w:lvl w:ilvl="5" w:tplc="08090005" w:tentative="1">
@@ -5758,7 +5765,7 @@
         <w:ind w:left="4320" w:hanging="360"/>
       </w:pPr>
       <w:rPr>
-        <w:rFonts w:ascii="Wingdings" w:hAnsi="Wingdings" w:hint="default"/>
+        <w:rFonts w:hint="default" w:ascii="Wingdings" w:hAnsi="Wingdings"/>
       </w:rPr>
     </w:lvl>
     <w:lvl w:ilvl="6" w:tplc="08090001" w:tentative="1">
@@ -5770,7 +5777,7 @@
         <w:ind w:left="5040" w:hanging="360"/>
       </w:pPr>
       <w:rPr>
-        <w:rFonts w:ascii="Symbol" w:hAnsi="Symbol" w:hint="default"/>
+        <w:rFonts w:hint="default" w:ascii="Symbol" w:hAnsi="Symbol"/>
       </w:rPr>
     </w:lvl>
     <w:lvl w:ilvl="7" w:tplc="08090003" w:tentative="1">
@@ -5782,7 +5789,7 @@
         <w:ind w:left="5760" w:hanging="360"/>
       </w:pPr>
       <w:rPr>
-        <w:rFonts w:ascii="Courier New" w:hAnsi="Courier New" w:cs="Courier New" w:hint="default"/>
+        <w:rFonts w:hint="default" w:ascii="Courier New" w:hAnsi="Courier New" w:cs="Courier New"/>
       </w:rPr>
     </w:lvl>
     <w:lvl w:ilvl="8" w:tplc="08090005" w:tentative="1">
@@ -5794,7 +5801,7 @@
         <w:ind w:left="6480" w:hanging="360"/>
       </w:pPr>
       <w:rPr>
-        <w:rFonts w:ascii="Wingdings" w:hAnsi="Wingdings" w:hint="default"/>
+        <w:rFonts w:hint="default" w:ascii="Wingdings" w:hAnsi="Wingdings"/>
       </w:rPr>
     </w:lvl>
   </w:abstractNum>
@@ -5985,7 +5992,7 @@
         <w:ind w:left="720" w:hanging="360"/>
       </w:pPr>
       <w:rPr>
-        <w:rFonts w:ascii="Calibri" w:eastAsiaTheme="minorHAnsi" w:hAnsi="Calibri" w:cs="Calibri" w:hint="default"/>
+        <w:rFonts w:hint="default" w:ascii="Calibri" w:hAnsi="Calibri" w:cs="Calibri" w:eastAsiaTheme="minorHAnsi"/>
       </w:rPr>
     </w:lvl>
     <w:lvl w:ilvl="1" w:tplc="04100003" w:tentative="1">
@@ -5997,7 +6004,7 @@
         <w:ind w:left="1440" w:hanging="360"/>
       </w:pPr>
       <w:rPr>
-        <w:rFonts w:ascii="Courier New" w:hAnsi="Courier New" w:cs="Courier New" w:hint="default"/>
+        <w:rFonts w:hint="default" w:ascii="Courier New" w:hAnsi="Courier New" w:cs="Courier New"/>
       </w:rPr>
     </w:lvl>
     <w:lvl w:ilvl="2" w:tplc="04100005" w:tentative="1">
@@ -6009,7 +6016,7 @@
         <w:ind w:left="2160" w:hanging="360"/>
       </w:pPr>
       <w:rPr>
-        <w:rFonts w:ascii="Wingdings" w:hAnsi="Wingdings" w:hint="default"/>
+        <w:rFonts w:hint="default" w:ascii="Wingdings" w:hAnsi="Wingdings"/>
       </w:rPr>
     </w:lvl>
     <w:lvl w:ilvl="3" w:tplc="04100001" w:tentative="1">
@@ -6021,7 +6028,7 @@
         <w:ind w:left="2880" w:hanging="360"/>
       </w:pPr>
       <w:rPr>
-        <w:rFonts w:ascii="Symbol" w:hAnsi="Symbol" w:hint="default"/>
+        <w:rFonts w:hint="default" w:ascii="Symbol" w:hAnsi="Symbol"/>
       </w:rPr>
     </w:lvl>
     <w:lvl w:ilvl="4" w:tplc="04100003" w:tentative="1">
@@ -6033,7 +6040,7 @@
         <w:ind w:left="3600" w:hanging="360"/>
       </w:pPr>
       <w:rPr>
-        <w:rFonts w:ascii="Courier New" w:hAnsi="Courier New" w:cs="Courier New" w:hint="default"/>
+        <w:rFonts w:hint="default" w:ascii="Courier New" w:hAnsi="Courier New" w:cs="Courier New"/>
       </w:rPr>
     </w:lvl>
     <w:lvl w:ilvl="5" w:tplc="04100005" w:tentative="1">
@@ -6045,7 +6052,7 @@
         <w:ind w:left="4320" w:hanging="360"/>
       </w:pPr>
       <w:rPr>
-        <w:rFonts w:ascii="Wingdings" w:hAnsi="Wingdings" w:hint="default"/>
+        <w:rFonts w:hint="default" w:ascii="Wingdings" w:hAnsi="Wingdings"/>
       </w:rPr>
     </w:lvl>
     <w:lvl w:ilvl="6" w:tplc="04100001" w:tentative="1">
@@ -6057,7 +6064,7 @@
         <w:ind w:left="5040" w:hanging="360"/>
       </w:pPr>
       <w:rPr>
-        <w:rFonts w:ascii="Symbol" w:hAnsi="Symbol" w:hint="default"/>
+        <w:rFonts w:hint="default" w:ascii="Symbol" w:hAnsi="Symbol"/>
       </w:rPr>
     </w:lvl>
     <w:lvl w:ilvl="7" w:tplc="04100003" w:tentative="1">
@@ -6069,7 +6076,7 @@
         <w:ind w:left="5760" w:hanging="360"/>
       </w:pPr>
       <w:rPr>
-        <w:rFonts w:ascii="Courier New" w:hAnsi="Courier New" w:cs="Courier New" w:hint="default"/>
+        <w:rFonts w:hint="default" w:ascii="Courier New" w:hAnsi="Courier New" w:cs="Courier New"/>
       </w:rPr>
     </w:lvl>
     <w:lvl w:ilvl="8" w:tplc="04100005" w:tentative="1">
@@ -6081,7 +6088,7 @@
         <w:ind w:left="6480" w:hanging="360"/>
       </w:pPr>
       <w:rPr>
-        <w:rFonts w:ascii="Wingdings" w:hAnsi="Wingdings" w:hint="default"/>
+        <w:rFonts w:hint="default" w:ascii="Wingdings" w:hAnsi="Wingdings"/>
       </w:rPr>
     </w:lvl>
   </w:abstractNum>
@@ -6269,7 +6276,7 @@
         <w:ind w:left="720" w:hanging="360"/>
       </w:pPr>
       <w:rPr>
-        <w:rFonts w:ascii="Menlo" w:eastAsia="Menlo" w:hAnsi="Menlo" w:cs="Menlo" w:hint="default"/>
+        <w:rFonts w:hint="default" w:ascii="Menlo" w:hAnsi="Menlo" w:eastAsia="Menlo" w:cs="Menlo"/>
       </w:rPr>
     </w:lvl>
     <w:lvl w:ilvl="1" w:tplc="04100003" w:tentative="1">
@@ -6281,7 +6288,7 @@
         <w:ind w:left="1440" w:hanging="360"/>
       </w:pPr>
       <w:rPr>
-        <w:rFonts w:ascii="Courier New" w:hAnsi="Courier New" w:cs="Courier New" w:hint="default"/>
+        <w:rFonts w:hint="default" w:ascii="Courier New" w:hAnsi="Courier New" w:cs="Courier New"/>
       </w:rPr>
     </w:lvl>
     <w:lvl w:ilvl="2" w:tplc="04100005" w:tentative="1">
@@ -6293,7 +6300,7 @@
         <w:ind w:left="2160" w:hanging="360"/>
       </w:pPr>
       <w:rPr>
-        <w:rFonts w:ascii="Wingdings" w:hAnsi="Wingdings" w:hint="default"/>
+        <w:rFonts w:hint="default" w:ascii="Wingdings" w:hAnsi="Wingdings"/>
       </w:rPr>
     </w:lvl>
     <w:lvl w:ilvl="3" w:tplc="04100001" w:tentative="1">
@@ -6305,7 +6312,7 @@
         <w:ind w:left="2880" w:hanging="360"/>
       </w:pPr>
       <w:rPr>
-        <w:rFonts w:ascii="Symbol" w:hAnsi="Symbol" w:hint="default"/>
+        <w:rFonts w:hint="default" w:ascii="Symbol" w:hAnsi="Symbol"/>
       </w:rPr>
     </w:lvl>
     <w:lvl w:ilvl="4" w:tplc="04100003" w:tentative="1">
@@ -6317,7 +6324,7 @@
         <w:ind w:left="3600" w:hanging="360"/>
       </w:pPr>
       <w:rPr>
-        <w:rFonts w:ascii="Courier New" w:hAnsi="Courier New" w:cs="Courier New" w:hint="default"/>
+        <w:rFonts w:hint="default" w:ascii="Courier New" w:hAnsi="Courier New" w:cs="Courier New"/>
       </w:rPr>
     </w:lvl>
     <w:lvl w:ilvl="5" w:tplc="04100005" w:tentative="1">
@@ -6329,7 +6336,7 @@
         <w:ind w:left="4320" w:hanging="360"/>
       </w:pPr>
       <w:rPr>
-        <w:rFonts w:ascii="Wingdings" w:hAnsi="Wingdings" w:hint="default"/>
+        <w:rFonts w:hint="default" w:ascii="Wingdings" w:hAnsi="Wingdings"/>
       </w:rPr>
     </w:lvl>
     <w:lvl w:ilvl="6" w:tplc="04100001" w:tentative="1">
@@ -6341,7 +6348,7 @@
         <w:ind w:left="5040" w:hanging="360"/>
       </w:pPr>
       <w:rPr>
-        <w:rFonts w:ascii="Symbol" w:hAnsi="Symbol" w:hint="default"/>
+        <w:rFonts w:hint="default" w:ascii="Symbol" w:hAnsi="Symbol"/>
       </w:rPr>
     </w:lvl>
     <w:lvl w:ilvl="7" w:tplc="04100003" w:tentative="1">
@@ -6353,7 +6360,7 @@
         <w:ind w:left="5760" w:hanging="360"/>
       </w:pPr>
       <w:rPr>
-        <w:rFonts w:ascii="Courier New" w:hAnsi="Courier New" w:cs="Courier New" w:hint="default"/>
+        <w:rFonts w:hint="default" w:ascii="Courier New" w:hAnsi="Courier New" w:cs="Courier New"/>
       </w:rPr>
     </w:lvl>
     <w:lvl w:ilvl="8" w:tplc="04100005" w:tentative="1">
@@ -6365,7 +6372,7 @@
         <w:ind w:left="6480" w:hanging="360"/>
       </w:pPr>
       <w:rPr>
-        <w:rFonts w:ascii="Wingdings" w:hAnsi="Wingdings" w:hint="default"/>
+        <w:rFonts w:hint="default" w:ascii="Wingdings" w:hAnsi="Wingdings"/>
       </w:rPr>
     </w:lvl>
   </w:abstractNum>
@@ -6514,7 +6521,7 @@
   <w:docDefaults>
     <w:rPrDefault>
       <w:rPr>
-        <w:rFonts w:asciiTheme="minorHAnsi" w:eastAsiaTheme="minorHAnsi" w:hAnsiTheme="minorHAnsi" w:cstheme="minorBidi"/>
+        <w:rFonts w:asciiTheme="minorHAnsi" w:hAnsiTheme="minorHAnsi" w:eastAsiaTheme="minorHAnsi" w:cstheme="minorBidi"/>
         <w:sz w:val="22"/>
         <w:szCs w:val="22"/>
         <w:lang w:val="it-IT" w:eastAsia="en-US" w:bidi="ar-SA"/>
@@ -6529,14 +6536,14 @@
   <w:latentStyles w:defLockedState="0" w:defUIPriority="99" w:defSemiHidden="0" w:defUnhideWhenUsed="0" w:defQFormat="0" w:count="376">
     <w:lsdException w:name="Normal" w:uiPriority="0" w:qFormat="1"/>
     <w:lsdException w:name="heading 1" w:uiPriority="9" w:qFormat="1"/>
-    <w:lsdException w:name="heading 2" w:semiHidden="1" w:uiPriority="9" w:unhideWhenUsed="1" w:qFormat="1"/>
-    <w:lsdException w:name="heading 3" w:semiHidden="1" w:uiPriority="9" w:unhideWhenUsed="1" w:qFormat="1"/>
-    <w:lsdException w:name="heading 4" w:semiHidden="1" w:uiPriority="9" w:unhideWhenUsed="1" w:qFormat="1"/>
-    <w:lsdException w:name="heading 5" w:semiHidden="1" w:uiPriority="9" w:unhideWhenUsed="1" w:qFormat="1"/>
-    <w:lsdException w:name="heading 6" w:semiHidden="1" w:uiPriority="9" w:unhideWhenUsed="1" w:qFormat="1"/>
-    <w:lsdException w:name="heading 7" w:semiHidden="1" w:uiPriority="9" w:unhideWhenUsed="1" w:qFormat="1"/>
-    <w:lsdException w:name="heading 8" w:semiHidden="1" w:uiPriority="9" w:unhideWhenUsed="1" w:qFormat="1"/>
-    <w:lsdException w:name="heading 9" w:semiHidden="1" w:uiPriority="9" w:unhideWhenUsed="1" w:qFormat="1"/>
+    <w:lsdException w:name="heading 2" w:uiPriority="9" w:semiHidden="1" w:unhideWhenUsed="1" w:qFormat="1"/>
+    <w:lsdException w:name="heading 3" w:uiPriority="9" w:semiHidden="1" w:unhideWhenUsed="1" w:qFormat="1"/>
+    <w:lsdException w:name="heading 4" w:uiPriority="9" w:semiHidden="1" w:unhideWhenUsed="1" w:qFormat="1"/>
+    <w:lsdException w:name="heading 5" w:uiPriority="9" w:semiHidden="1" w:unhideWhenUsed="1" w:qFormat="1"/>
+    <w:lsdException w:name="heading 6" w:uiPriority="9" w:semiHidden="1" w:unhideWhenUsed="1" w:qFormat="1"/>
+    <w:lsdException w:name="heading 7" w:uiPriority="9" w:semiHidden="1" w:unhideWhenUsed="1" w:qFormat="1"/>
+    <w:lsdException w:name="heading 8" w:uiPriority="9" w:semiHidden="1" w:unhideWhenUsed="1" w:qFormat="1"/>
+    <w:lsdException w:name="heading 9" w:uiPriority="9" w:semiHidden="1" w:unhideWhenUsed="1" w:qFormat="1"/>
     <w:lsdException w:name="index 1" w:semiHidden="1" w:unhideWhenUsed="1"/>
     <w:lsdException w:name="index 2" w:semiHidden="1" w:unhideWhenUsed="1"/>
     <w:lsdException w:name="index 3" w:semiHidden="1" w:unhideWhenUsed="1"/>
@@ -6546,22 +6553,22 @@
     <w:lsdException w:name="index 7" w:semiHidden="1" w:unhideWhenUsed="1"/>
     <w:lsdException w:name="index 8" w:semiHidden="1" w:unhideWhenUsed="1"/>
     <w:lsdException w:name="index 9" w:semiHidden="1" w:unhideWhenUsed="1"/>
-    <w:lsdException w:name="toc 1" w:semiHidden="1" w:uiPriority="39" w:unhideWhenUsed="1"/>
-    <w:lsdException w:name="toc 2" w:semiHidden="1" w:uiPriority="39" w:unhideWhenUsed="1"/>
-    <w:lsdException w:name="toc 3" w:semiHidden="1" w:uiPriority="39" w:unhideWhenUsed="1"/>
-    <w:lsdException w:name="toc 4" w:semiHidden="1" w:uiPriority="39" w:unhideWhenUsed="1"/>
-    <w:lsdException w:name="toc 5" w:semiHidden="1" w:uiPriority="39" w:unhideWhenUsed="1"/>
-    <w:lsdException w:name="toc 6" w:semiHidden="1" w:uiPriority="39" w:unhideWhenUsed="1"/>
-    <w:lsdException w:name="toc 7" w:semiHidden="1" w:uiPriority="39" w:unhideWhenUsed="1"/>
-    <w:lsdException w:name="toc 8" w:semiHidden="1" w:uiPriority="39" w:unhideWhenUsed="1"/>
-    <w:lsdException w:name="toc 9" w:semiHidden="1" w:uiPriority="39" w:unhideWhenUsed="1"/>
+    <w:lsdException w:name="toc 1" w:uiPriority="39" w:semiHidden="1" w:unhideWhenUsed="1"/>
+    <w:lsdException w:name="toc 2" w:uiPriority="39" w:semiHidden="1" w:unhideWhenUsed="1"/>
+    <w:lsdException w:name="toc 3" w:uiPriority="39" w:semiHidden="1" w:unhideWhenUsed="1"/>
+    <w:lsdException w:name="toc 4" w:uiPriority="39" w:semiHidden="1" w:unhideWhenUsed="1"/>
+    <w:lsdException w:name="toc 5" w:uiPriority="39" w:semiHidden="1" w:unhideWhenUsed="1"/>
+    <w:lsdException w:name="toc 6" w:uiPriority="39" w:semiHidden="1" w:unhideWhenUsed="1"/>
+    <w:lsdException w:name="toc 7" w:uiPriority="39" w:semiHidden="1" w:unhideWhenUsed="1"/>
+    <w:lsdException w:name="toc 8" w:uiPriority="39" w:semiHidden="1" w:unhideWhenUsed="1"/>
+    <w:lsdException w:name="toc 9" w:uiPriority="39" w:semiHidden="1" w:unhideWhenUsed="1"/>
     <w:lsdException w:name="Normal Indent" w:semiHidden="1" w:unhideWhenUsed="1"/>
     <w:lsdException w:name="footnote text" w:semiHidden="1" w:unhideWhenUsed="1"/>
     <w:lsdException w:name="annotation text" w:semiHidden="1" w:unhideWhenUsed="1"/>
     <w:lsdException w:name="header" w:semiHidden="1" w:unhideWhenUsed="1"/>
     <w:lsdException w:name="footer" w:semiHidden="1" w:unhideWhenUsed="1"/>
     <w:lsdException w:name="index heading" w:semiHidden="1" w:unhideWhenUsed="1"/>
-    <w:lsdException w:name="caption" w:semiHidden="1" w:uiPriority="35" w:unhideWhenUsed="1" w:qFormat="1"/>
+    <w:lsdException w:name="caption" w:uiPriority="35" w:semiHidden="1" w:unhideWhenUsed="1" w:qFormat="1"/>
     <w:lsdException w:name="table of figures" w:semiHidden="1" w:unhideWhenUsed="1"/>
     <w:lsdException w:name="envelope address" w:semiHidden="1" w:unhideWhenUsed="1"/>
     <w:lsdException w:name="envelope return" w:semiHidden="1" w:unhideWhenUsed="1"/>
@@ -6592,7 +6599,7 @@
     <w:lsdException w:name="Title" w:uiPriority="10" w:qFormat="1"/>
     <w:lsdException w:name="Closing" w:semiHidden="1" w:unhideWhenUsed="1"/>
     <w:lsdException w:name="Signature" w:semiHidden="1" w:unhideWhenUsed="1"/>
-    <w:lsdException w:name="Default Paragraph Font" w:semiHidden="1" w:uiPriority="1" w:unhideWhenUsed="1"/>
+    <w:lsdException w:name="Default Paragraph Font" w:uiPriority="1" w:semiHidden="1" w:unhideWhenUsed="1"/>
     <w:lsdException w:name="Body Text" w:semiHidden="1" w:unhideWhenUsed="1"/>
     <w:lsdException w:name="Body Text Indent" w:semiHidden="1" w:unhideWhenUsed="1"/>
     <w:lsdException w:name="List Continue" w:semiHidden="1" w:unhideWhenUsed="1"/>
@@ -6792,8 +6799,8 @@
     <w:lsdException w:name="Subtle Reference" w:uiPriority="31" w:qFormat="1"/>
     <w:lsdException w:name="Intense Reference" w:uiPriority="32" w:qFormat="1"/>
     <w:lsdException w:name="Book Title" w:uiPriority="33" w:qFormat="1"/>
-    <w:lsdException w:name="Bibliography" w:semiHidden="1" w:uiPriority="37" w:unhideWhenUsed="1"/>
-    <w:lsdException w:name="TOC Heading" w:semiHidden="1" w:uiPriority="39" w:unhideWhenUsed="1" w:qFormat="1"/>
+    <w:lsdException w:name="Bibliography" w:uiPriority="37" w:semiHidden="1" w:unhideWhenUsed="1"/>
+    <w:lsdException w:name="TOC Heading" w:uiPriority="39" w:semiHidden="1" w:unhideWhenUsed="1" w:qFormat="1"/>
     <w:lsdException w:name="Plain Table 1" w:uiPriority="41"/>
     <w:lsdException w:name="Plain Table 2" w:uiPriority="42"/>
     <w:lsdException w:name="Plain Table 3" w:uiPriority="43"/>
@@ -6904,17 +6911,17 @@
     <w:lsdException w:name="Unresolved Mention" w:semiHidden="1" w:unhideWhenUsed="1"/>
     <w:lsdException w:name="Smart Link" w:semiHidden="1" w:unhideWhenUsed="1"/>
   </w:latentStyles>
-  <w:style w:type="paragraph" w:default="1" w:styleId="Normal">
+  <w:style w:type="paragraph" w:styleId="Normal" w:default="1">
     <w:name w:val="Normal"/>
     <w:qFormat/>
   </w:style>
-  <w:style w:type="character" w:default="1" w:styleId="DefaultParagraphFont">
+  <w:style w:type="character" w:styleId="DefaultParagraphFont" w:default="1">
     <w:name w:val="Default Paragraph Font"/>
     <w:uiPriority w:val="1"/>
     <w:semiHidden/>
     <w:unhideWhenUsed/>
   </w:style>
-  <w:style w:type="table" w:default="1" w:styleId="TableNormal">
+  <w:style w:type="table" w:styleId="TableNormal" w:default="1">
     <w:name w:val="Normal Table"/>
     <w:uiPriority w:val="99"/>
     <w:semiHidden/>
@@ -6929,7 +6936,7 @@
       </w:tblCellMar>
     </w:tblPr>
   </w:style>
-  <w:style w:type="numbering" w:default="1" w:styleId="NoList">
+  <w:style w:type="numbering" w:styleId="NoList" w:default="1">
     <w:name w:val="No List"/>
     <w:uiPriority w:val="99"/>
     <w:semiHidden/>
@@ -6956,12 +6963,12 @@
     </w:pPr>
     <w:tblPr>
       <w:tblBorders>
-        <w:top w:val="single" w:sz="4" w:space="0" w:color="000000" w:themeColor="text1"/>
-        <w:left w:val="single" w:sz="4" w:space="0" w:color="000000" w:themeColor="text1"/>
-        <w:bottom w:val="single" w:sz="4" w:space="0" w:color="000000" w:themeColor="text1"/>
-        <w:right w:val="single" w:sz="4" w:space="0" w:color="000000" w:themeColor="text1"/>
-        <w:insideH w:val="single" w:sz="4" w:space="0" w:color="000000" w:themeColor="text1"/>
-        <w:insideV w:val="single" w:sz="4" w:space="0" w:color="000000" w:themeColor="text1"/>
+        <w:top w:val="single" w:color="000000" w:themeColor="text1" w:sz="4" w:space="0"/>
+        <w:left w:val="single" w:color="000000" w:themeColor="text1" w:sz="4" w:space="0"/>
+        <w:bottom w:val="single" w:color="000000" w:themeColor="text1" w:sz="4" w:space="0"/>
+        <w:right w:val="single" w:color="000000" w:themeColor="text1" w:sz="4" w:space="0"/>
+        <w:insideH w:val="single" w:color="000000" w:themeColor="text1" w:sz="4" w:space="0"/>
+        <w:insideV w:val="single" w:color="000000" w:themeColor="text1" w:sz="4" w:space="0"/>
       </w:tblBorders>
     </w:tblPr>
   </w:style>
@@ -6994,20 +7001,20 @@
       <w:spacing w:after="0" w:line="240" w:lineRule="auto"/>
     </w:pPr>
     <w:rPr>
-      <w:rFonts w:ascii="Courier New" w:eastAsia="Times New Roman" w:hAnsi="Courier New" w:cs="Courier New"/>
+      <w:rFonts w:ascii="Courier New" w:hAnsi="Courier New" w:eastAsia="Times New Roman" w:cs="Courier New"/>
       <w:sz w:val="20"/>
       <w:szCs w:val="20"/>
       <w:lang w:val="en-AU" w:eastAsia="en-GB"/>
     </w:rPr>
   </w:style>
-  <w:style w:type="character" w:customStyle="1" w:styleId="HTMLPreformattedChar">
+  <w:style w:type="character" w:styleId="HTMLPreformattedChar" w:customStyle="1">
     <w:name w:val="HTML Preformatted Char"/>
     <w:basedOn w:val="DefaultParagraphFont"/>
     <w:link w:val="HTMLPreformatted"/>
     <w:uiPriority w:val="99"/>
     <w:rsid w:val="00371D23"/>
     <w:rPr>
-      <w:rFonts w:ascii="Courier New" w:eastAsia="Times New Roman" w:hAnsi="Courier New" w:cs="Courier New"/>
+      <w:rFonts w:ascii="Courier New" w:hAnsi="Courier New" w:eastAsia="Times New Roman" w:cs="Courier New"/>
       <w:sz w:val="20"/>
       <w:szCs w:val="20"/>
       <w:lang w:val="en-AU" w:eastAsia="en-GB"/>
@@ -7040,7 +7047,7 @@
       <w:szCs w:val="20"/>
     </w:rPr>
   </w:style>
-  <w:style w:type="character" w:customStyle="1" w:styleId="CommentTextChar">
+  <w:style w:type="character" w:styleId="CommentTextChar" w:customStyle="1">
     <w:name w:val="Comment Text Char"/>
     <w:basedOn w:val="DefaultParagraphFont"/>
     <w:link w:val="CommentText"/>
@@ -7065,7 +7072,7 @@
       <w:bCs/>
     </w:rPr>
   </w:style>
-  <w:style w:type="character" w:customStyle="1" w:styleId="CommentSubjectChar">
+  <w:style w:type="character" w:styleId="CommentSubjectChar" w:customStyle="1">
     <w:name w:val="Comment Subject Char"/>
     <w:basedOn w:val="CommentTextChar"/>
     <w:link w:val="CommentSubject"/>
@@ -7087,32 +7094,32 @@
     <w:unhideWhenUsed/>
     <w:rsid w:val="004C0C05"/>
     <w:rPr>
-      <w:rFonts w:ascii="Courier New" w:eastAsia="Times New Roman" w:hAnsi="Courier New" w:cs="Courier New"/>
+      <w:rFonts w:ascii="Courier New" w:hAnsi="Courier New" w:eastAsia="Times New Roman" w:cs="Courier New"/>
       <w:sz w:val="20"/>
       <w:szCs w:val="20"/>
     </w:rPr>
   </w:style>
-  <w:style w:type="character" w:customStyle="1" w:styleId="lg-highlight-attr">
+  <w:style w:type="character" w:styleId="lg-highlight-attr" w:customStyle="1">
     <w:name w:val="lg-highlight-attr"/>
     <w:basedOn w:val="DefaultParagraphFont"/>
     <w:rsid w:val="004C0C05"/>
   </w:style>
-  <w:style w:type="character" w:customStyle="1" w:styleId="lg-highlight-title">
+  <w:style w:type="character" w:styleId="lg-highlight-title" w:customStyle="1">
     <w:name w:val="lg-highlight-title"/>
     <w:basedOn w:val="DefaultParagraphFont"/>
     <w:rsid w:val="004C0C05"/>
   </w:style>
-  <w:style w:type="character" w:customStyle="1" w:styleId="lg-highlight-string">
+  <w:style w:type="character" w:styleId="lg-highlight-string" w:customStyle="1">
     <w:name w:val="lg-highlight-string"/>
     <w:basedOn w:val="DefaultParagraphFont"/>
     <w:rsid w:val="004C0C05"/>
   </w:style>
-  <w:style w:type="character" w:customStyle="1" w:styleId="lg-highlight-number">
+  <w:style w:type="character" w:styleId="lg-highlight-number" w:customStyle="1">
     <w:name w:val="lg-highlight-number"/>
     <w:basedOn w:val="DefaultParagraphFont"/>
     <w:rsid w:val="004C0C05"/>
   </w:style>
-  <w:style w:type="character" w:customStyle="1" w:styleId="HeaderChar">
+  <w:style w:type="character" w:styleId="HeaderChar" w:customStyle="1">
     <w:name w:val="Header Char"/>
     <w:basedOn w:val="DefaultParagraphFont"/>
     <w:link w:val="Header"/>
@@ -7132,7 +7139,7 @@
       <w:spacing w:after="0" w:line="240" w:lineRule="auto"/>
     </w:pPr>
   </w:style>
-  <w:style w:type="character" w:customStyle="1" w:styleId="FooterChar">
+  <w:style w:type="character" w:styleId="FooterChar" w:customStyle="1">
     <w:name w:val="Footer Char"/>
     <w:basedOn w:val="DefaultParagraphFont"/>
     <w:link w:val="Footer"/>
